--- a/reports/XRP SEOUL 2026 부스 현장 Q&A 시나리오.docx
+++ b/reports/XRP SEOUL 2026 부스 현장 Q&A 시나리오.docx
@@ -85,7 +85,7 @@
           <w:sz w:val="21"/>
           <w:szCs w:val="21"/>
         </w:rPr>
-        <w:t xml:space="preserve">현장에서는 세 가지만 지킨다. 첫째, 30초 소개로 시작하고 측정기 실물을 먼저 만져 보게 한다. 둘째, 가격과 수량은 사이트에 적힌 그대로 말하고, 토큰의 가치 · 수익 · 상장 시점은 말하지 않는다. 셋째, 투자 · 상장 · 데이터 구매 · 언론 질문은 현장에서 답하지 않고 명함을 받아 담당자에게 넘긴다. 당일 아침(09:00~10:00) 2절 확인 항목을 채운 뒤 「당일 확인」 표시가 붙은 답을 확정한다. 근거는 부스 운영안(9/29) · wellbian.io 판매 페이지와 AI 이용권 페이지(10/1 기준) · 이용약관 v1.0 · 백서 · 사이트 FAQ 정본이다.</w:t>
+        <w:t xml:space="preserve">현장에서는 세 가지만 지킨다. 첫째, 30초 소개로 시작하고 측정기 실물을 먼저 만져 보게 한다. 둘째, 가격과 수량은 사이트에 적힌 그대로 말하고, 토큰의 가치 · 수익 · 상장 시점은 말하지 않는다. 셋째, 투자 · 상장 · 데이터 구매 · 언론 질문은 현장에서 답하지 않고 명함을 받아 담당자에게 넘긴다. 당일 아침(09:00~10:00) 2절 확인 항목을 채운 뒤 「당일 확인」 표시가 붙은 답을 확정한다. 근거는 부스 운영안(9/29) · wellbian.io 판매 페이지와 AI 이용권 페이지(10/1 기준) · 이용약관 v1.0 · 백서 · 사이트 FAQ 정본, 그리고 9/29 · 9/30 내부 회의 결정(설명은 웨더 이코노미 하나로 · 용어 통일 · AI 팩토리는 결과물로 보여 주기 · DEX 일정)이다. 회의에서 아직 정하지 않은 것(AI 팩토리 소유 · 운영 주체 등)은 답으로 단정하지 않고 「주의」에 적었다.</w:t>
       </w:r>
     </w:p>
     <w:p>
@@ -867,7 +867,7 @@
           <w:sz w:val="20"/>
           <w:szCs w:val="20"/>
         </w:rPr>
-        <w:t xml:space="preserve">3) 관심을 보이면 손님 휴대폰으로 wellbian.io/launch 를 연다(카드 또는 RLUSD). 현장 구매자에게는 우산(한정).</w:t>
+        <w:t xml:space="preserve">3) AI 이용권을 물으면 영상(지구 지도 · 강수 · 바람 · AI 예보)으로 AI 팩토리가 만드는 결과물을 먼저 보여 준다 — 지도를 손으로 조작하지 않고 녹화 영상으로(9/30 회의).</w:t>
       </w:r>
     </w:p>
     <w:p>
@@ -882,7 +882,22 @@
           <w:sz w:val="20"/>
           <w:szCs w:val="20"/>
         </w:rPr>
-        <w:t xml:space="preserve">4) 사지 않아도 X 팔로우 · 디스코드 입장 이벤트로 경품을 건넨다.</w:t>
+        <w:t xml:space="preserve">4) 관심을 보이면 손님 휴대폰으로 wellbian.io/launch 를 연다(카드 또는 RLUSD). 현장 구매자에게는 우산(한정).</w:t>
+      </w:r>
+    </w:p>
+    <w:p>
+      <w:pPr>
+        <w:pStyle w:val="ListBullet"/>
+        <w:spacing w:after="60"/>
+      </w:pPr>
+      <w:r>
+        <w:rPr>
+          <w:rFonts w:ascii="Malgun Gothic" w:hAnsi="Malgun Gothic" w:eastAsia="Malgun Gothic" w:cs="Malgun Gothic"/>
+          <w:color w:val="1B1B48"/>
+          <w:sz w:val="20"/>
+          <w:szCs w:val="20"/>
+        </w:rPr>
+        <w:t xml:space="preserve">5) 사지 않아도 X 팔로우 · 디스코드 입장 이벤트로 경품을 건넨다.</w:t>
       </w:r>
     </w:p>
     <w:p>
@@ -1050,6 +1065,32 @@
     </w:p>
     <w:p>
       <w:pPr>
+        <w:pStyle w:val="ListBullet"/>
+        <w:spacing w:after="60"/>
+      </w:pPr>
+      <w:r>
+        <w:rPr>
+          <w:rFonts w:ascii="Malgun Gothic" w:hAnsi="Malgun Gothic" w:eastAsia="Malgun Gothic" w:cs="Malgun Gothic"/>
+          <w:b/>
+          <w:bCs/>
+          <w:color w:val="1B1B48"/>
+          <w:sz w:val="20"/>
+          <w:szCs w:val="20"/>
+        </w:rPr>
+        <w:t xml:space="preserve">설명은 웨더 이코노미 하나로, 용어는 네 단어로.</w:t>
+      </w:r>
+      <w:r>
+        <w:rPr>
+          <w:rFonts w:ascii="Malgun Gothic" w:hAnsi="Malgun Gothic" w:eastAsia="Malgun Gothic" w:cs="Malgun Gothic"/>
+          <w:color w:val="1B1B48"/>
+          <w:sz w:val="20"/>
+          <w:szCs w:val="20"/>
+        </w:rPr>
+        <w:t xml:space="preserve"> 데이터 측정 → 데이터 검증 → 토큰 보상 → 데이터 유통(9/30 회의). 페이지마다 다른 표현(라이선스 · 측정 · 인증 등)을 섞지 않는다.</w:t>
+      </w:r>
+    </w:p>
+    <w:p>
+      <w:pPr>
         <w:pStyle w:val="Heading3"/>
         <w:tabs>
           <w:tab w:pos="680" w:val="left"/>
@@ -1931,7 +1972,34 @@
           <w:sz w:val="20"/>
           <w:szCs w:val="20"/>
         </w:rPr>
-        <w:t xml:space="preserve">DeFi(DEX) 메뉴 상태와 출금 개시 공지 여부 → 6절 「출금 · 지금 어디서 사요?」 답을 A · B 중 하나로</w:t>
+        <w:t xml:space="preserve">DeFi(DEX) · 리더보드 · 데이터 바운티 · 데이터 마켓 메뉴가 열렸는지(9/30 회의 — DEX 10/2 오픈 → 10/3 09:00 사이트 연결)와 출금 개시 공지 여부 → 6절 「출금 · 지금 어디서 사요?」 답을 A · B 중 하나로</w:t>
+      </w:r>
+    </w:p>
+    <w:p>
+      <w:pPr>
+        <w:tabs>
+          <w:tab w:pos="340" w:val="left"/>
+        </w:tabs>
+        <w:spacing w:after="60" w:line="310" w:lineRule="exact"/>
+        <w:ind w:left="340" w:hanging="340"/>
+      </w:pPr>
+      <w:r>
+        <w:rPr>
+          <w:rFonts w:ascii="Malgun Gothic" w:hAnsi="Malgun Gothic" w:eastAsia="Malgun Gothic" w:cs="Malgun Gothic"/>
+          <w:color w:val="4D4DCE"/>
+          <w:sz w:val="20"/>
+          <w:szCs w:val="20"/>
+        </w:rPr>
+        <w:t xml:space="preserve">□	</w:t>
+      </w:r>
+      <w:r>
+        <w:rPr>
+          <w:rFonts w:ascii="Malgun Gothic" w:hAnsi="Malgun Gothic" w:eastAsia="Malgun Gothic" w:cs="Malgun Gothic"/>
+          <w:color w:val="1B1B48"/>
+          <w:sz w:val="20"/>
+          <w:szCs w:val="20"/>
+        </w:rPr>
+        <w:t xml:space="preserve">웨더 이코노미 설명 단계 — 4단계(측정 · 검증 · 보상 · 유통, 대표님)로 확정인지(9/30 회의 끝에 「측정 · 정제 · 유통 + 보상」 안이 나옴)</w:t>
       </w:r>
     </w:p>
     <w:p>
@@ -2205,10 +2273,10 @@
         <w:tblLook w:firstColumn="1" w:firstRow="1" w:lastColumn="0" w:lastRow="0" w:noHBand="0" w:noVBand="1" w:val="04A0"/>
       </w:tblPr>
       <w:tblGrid>
-        <w:gridCol w:w="2051"/>
-        <w:gridCol w:w="2457"/>
-        <w:gridCol w:w="3936"/>
-        <w:gridCol w:w="1422"/>
+        <w:gridCol w:w="2116"/>
+        <w:gridCol w:w="2520"/>
+        <w:gridCol w:w="3890"/>
+        <w:gridCol w:w="1340"/>
       </w:tblGrid>
       <w:tr>
         <w:trPr>
@@ -2217,7 +2285,7 @@
         </w:trPr>
         <w:tc>
           <w:tcPr>
-            <w:tcW w:type="dxa" w:w="2051"/>
+            <w:tcW w:type="dxa" w:w="2116"/>
             <w:shd w:val="clear" w:color="auto" w:fill="E8E8F4"/>
           </w:tcPr>
           <w:p>
@@ -2239,7 +2307,7 @@
         </w:tc>
         <w:tc>
           <w:tcPr>
-            <w:tcW w:type="dxa" w:w="2457"/>
+            <w:tcW w:type="dxa" w:w="2520"/>
             <w:shd w:val="clear" w:color="auto" w:fill="E8E8F4"/>
           </w:tcPr>
           <w:p>
@@ -2261,7 +2329,7 @@
         </w:tc>
         <w:tc>
           <w:tcPr>
-            <w:tcW w:type="dxa" w:w="3936"/>
+            <w:tcW w:type="dxa" w:w="3890"/>
             <w:shd w:val="clear" w:color="auto" w:fill="E8E8F4"/>
           </w:tcPr>
           <w:p>
@@ -2283,7 +2351,7 @@
         </w:tc>
         <w:tc>
           <w:tcPr>
-            <w:tcW w:type="dxa" w:w="1422"/>
+            <w:tcW w:type="dxa" w:w="1340"/>
             <w:shd w:val="clear" w:color="auto" w:fill="E8E8F4"/>
           </w:tcPr>
           <w:p>
@@ -2310,7 +2378,7 @@
         </w:trPr>
         <w:tc>
           <w:tcPr>
-            <w:tcW w:type="dxa" w:w="2051"/>
+            <w:tcW w:type="dxa" w:w="2116"/>
           </w:tcPr>
           <w:p>
             <w:pPr>
@@ -2331,7 +2399,7 @@
         </w:tc>
         <w:tc>
           <w:tcPr>
-            <w:tcW w:type="dxa" w:w="2457"/>
+            <w:tcW w:type="dxa" w:w="2520"/>
           </w:tcPr>
           <w:p>
             <w:pPr>
@@ -2350,7 +2418,7 @@
         </w:tc>
         <w:tc>
           <w:tcPr>
-            <w:tcW w:type="dxa" w:w="3936"/>
+            <w:tcW w:type="dxa" w:w="3890"/>
           </w:tcPr>
           <w:p>
             <w:pPr>
@@ -2369,7 +2437,7 @@
         </w:tc>
         <w:tc>
           <w:tcPr>
-            <w:tcW w:type="dxa" w:w="1422"/>
+            <w:tcW w:type="dxa" w:w="1340"/>
           </w:tcPr>
           <w:p>
             <w:pPr>
@@ -2393,7 +2461,7 @@
         </w:trPr>
         <w:tc>
           <w:tcPr>
-            <w:tcW w:type="dxa" w:w="2051"/>
+            <w:tcW w:type="dxa" w:w="2116"/>
             <w:shd w:val="clear" w:color="auto" w:fill="F8F8FC"/>
           </w:tcPr>
           <w:p>
@@ -2415,7 +2483,7 @@
         </w:tc>
         <w:tc>
           <w:tcPr>
-            <w:tcW w:type="dxa" w:w="2457"/>
+            <w:tcW w:type="dxa" w:w="2520"/>
             <w:shd w:val="clear" w:color="auto" w:fill="F8F8FC"/>
           </w:tcPr>
           <w:p>
@@ -2435,7 +2503,7 @@
         </w:tc>
         <w:tc>
           <w:tcPr>
-            <w:tcW w:type="dxa" w:w="3936"/>
+            <w:tcW w:type="dxa" w:w="3890"/>
             <w:shd w:val="clear" w:color="auto" w:fill="F8F8FC"/>
           </w:tcPr>
           <w:p>
@@ -2455,7 +2523,7 @@
         </w:tc>
         <w:tc>
           <w:tcPr>
-            <w:tcW w:type="dxa" w:w="1422"/>
+            <w:tcW w:type="dxa" w:w="1340"/>
             <w:shd w:val="clear" w:color="auto" w:fill="F8F8FC"/>
           </w:tcPr>
           <w:p>
@@ -2480,7 +2548,7 @@
         </w:trPr>
         <w:tc>
           <w:tcPr>
-            <w:tcW w:type="dxa" w:w="2051"/>
+            <w:tcW w:type="dxa" w:w="2116"/>
           </w:tcPr>
           <w:p>
             <w:pPr>
@@ -2501,7 +2569,7 @@
         </w:tc>
         <w:tc>
           <w:tcPr>
-            <w:tcW w:type="dxa" w:w="2457"/>
+            <w:tcW w:type="dxa" w:w="2520"/>
           </w:tcPr>
           <w:p>
             <w:pPr>
@@ -2520,7 +2588,7 @@
         </w:tc>
         <w:tc>
           <w:tcPr>
-            <w:tcW w:type="dxa" w:w="3936"/>
+            <w:tcW w:type="dxa" w:w="3890"/>
           </w:tcPr>
           <w:p>
             <w:pPr>
@@ -2539,7 +2607,7 @@
         </w:tc>
         <w:tc>
           <w:tcPr>
-            <w:tcW w:type="dxa" w:w="1422"/>
+            <w:tcW w:type="dxa" w:w="1340"/>
           </w:tcPr>
           <w:p>
             <w:pPr>
@@ -2563,7 +2631,7 @@
         </w:trPr>
         <w:tc>
           <w:tcPr>
-            <w:tcW w:type="dxa" w:w="2051"/>
+            <w:tcW w:type="dxa" w:w="2116"/>
             <w:shd w:val="clear" w:color="auto" w:fill="F8F8FC"/>
           </w:tcPr>
           <w:p>
@@ -2585,7 +2653,7 @@
         </w:tc>
         <w:tc>
           <w:tcPr>
-            <w:tcW w:type="dxa" w:w="2457"/>
+            <w:tcW w:type="dxa" w:w="2520"/>
             <w:shd w:val="clear" w:color="auto" w:fill="F8F8FC"/>
           </w:tcPr>
           <w:p>
@@ -2605,7 +2673,7 @@
         </w:tc>
         <w:tc>
           <w:tcPr>
-            <w:tcW w:type="dxa" w:w="3936"/>
+            <w:tcW w:type="dxa" w:w="3890"/>
             <w:shd w:val="clear" w:color="auto" w:fill="F8F8FC"/>
           </w:tcPr>
           <w:p>
@@ -2625,7 +2693,7 @@
         </w:tc>
         <w:tc>
           <w:tcPr>
-            <w:tcW w:type="dxa" w:w="1422"/>
+            <w:tcW w:type="dxa" w:w="1340"/>
             <w:shd w:val="clear" w:color="auto" w:fill="F8F8FC"/>
           </w:tcPr>
           <w:p>
@@ -2650,7 +2718,7 @@
         </w:trPr>
         <w:tc>
           <w:tcPr>
-            <w:tcW w:type="dxa" w:w="2051"/>
+            <w:tcW w:type="dxa" w:w="2116"/>
           </w:tcPr>
           <w:p>
             <w:pPr>
@@ -2671,7 +2739,7 @@
         </w:tc>
         <w:tc>
           <w:tcPr>
-            <w:tcW w:type="dxa" w:w="2457"/>
+            <w:tcW w:type="dxa" w:w="2520"/>
           </w:tcPr>
           <w:p>
             <w:pPr>
@@ -2690,7 +2758,7 @@
         </w:tc>
         <w:tc>
           <w:tcPr>
-            <w:tcW w:type="dxa" w:w="3936"/>
+            <w:tcW w:type="dxa" w:w="3890"/>
           </w:tcPr>
           <w:p>
             <w:pPr>
@@ -2709,7 +2777,7 @@
         </w:tc>
         <w:tc>
           <w:tcPr>
-            <w:tcW w:type="dxa" w:w="1422"/>
+            <w:tcW w:type="dxa" w:w="1340"/>
           </w:tcPr>
           <w:p>
             <w:pPr>
@@ -2733,7 +2801,7 @@
         </w:trPr>
         <w:tc>
           <w:tcPr>
-            <w:tcW w:type="dxa" w:w="2051"/>
+            <w:tcW w:type="dxa" w:w="2116"/>
             <w:shd w:val="clear" w:color="auto" w:fill="F8F8FC"/>
           </w:tcPr>
           <w:p>
@@ -2749,13 +2817,13 @@
                 <w:sz w:val="17"/>
                 <w:szCs w:val="17"/>
               </w:rPr>
-              <w:t xml:space="preserve">언론 · 인플루언서</w:t>
-            </w:r>
-          </w:p>
-        </w:tc>
-        <w:tc>
-          <w:tcPr>
-            <w:tcW w:type="dxa" w:w="2457"/>
+              <w:t xml:space="preserve">유통사 · 리셀러 · 해외 대량 구매</w:t>
+            </w:r>
+          </w:p>
+        </w:tc>
+        <w:tc>
+          <w:tcPr>
+            <w:tcW w:type="dxa" w:w="2520"/>
             <w:shd w:val="clear" w:color="auto" w:fill="F8F8FC"/>
           </w:tcPr>
           <w:p>
@@ -2769,13 +2837,13 @@
                 <w:sz w:val="17"/>
                 <w:szCs w:val="17"/>
               </w:rPr>
-              <w:t xml:space="preserve">카메라 · "인터뷰 돼요?"</w:t>
-            </w:r>
-          </w:p>
-        </w:tc>
-        <w:tc>
-          <w:tcPr>
-            <w:tcW w:type="dxa" w:w="3936"/>
+              <w:t xml:space="preserve">"우리 나라에서 팔고 싶다" · "수백 대"</w:t>
+            </w:r>
+          </w:p>
+        </w:tc>
+        <w:tc>
+          <w:tcPr>
+            <w:tcW w:type="dxa" w:w="3890"/>
             <w:shd w:val="clear" w:color="auto" w:fill="F8F8FC"/>
           </w:tcPr>
           <w:p>
@@ -2789,13 +2857,13 @@
                 <w:sz w:val="17"/>
                 <w:szCs w:val="17"/>
               </w:rPr>
-              <w:t xml:space="preserve">리플렛 · 사이트 같은 공개 자료</w:t>
-            </w:r>
-          </w:p>
-        </w:tc>
-        <w:tc>
-          <w:tcPr>
-            <w:tcW w:type="dxa" w:w="1422"/>
+              <w:t xml:space="preserve">명함 · 국가 · 수량만 메모, 조건 · 독점 약속 0</w:t>
+            </w:r>
+          </w:p>
+        </w:tc>
+        <w:tc>
+          <w:tcPr>
+            <w:tcW w:type="dxa" w:w="1340"/>
             <w:shd w:val="clear" w:color="auto" w:fill="F8F8FC"/>
           </w:tcPr>
           <w:p>
@@ -2809,7 +2877,7 @@
                 <w:sz w:val="17"/>
                 <w:szCs w:val="17"/>
               </w:rPr>
-              <w:t xml:space="preserve">홍예찬 CMO</w:t>
+              <w:t xml:space="preserve">박서우 COO</w:t>
             </w:r>
           </w:p>
         </w:tc>
@@ -2820,7 +2888,7 @@
         </w:trPr>
         <w:tc>
           <w:tcPr>
-            <w:tcW w:type="dxa" w:w="2051"/>
+            <w:tcW w:type="dxa" w:w="2116"/>
           </w:tcPr>
           <w:p>
             <w:pPr>
@@ -2835,64 +2903,64 @@
                 <w:sz w:val="17"/>
                 <w:szCs w:val="17"/>
               </w:rPr>
-              <w:t xml:space="preserve">개발자</w:t>
-            </w:r>
-          </w:p>
-        </w:tc>
-        <w:tc>
-          <w:tcPr>
-            <w:tcW w:type="dxa" w:w="2457"/>
-          </w:tcPr>
-          <w:p>
-            <w:pPr>
-              <w:spacing w:after="0" w:line="240" w:lineRule="exact"/>
-            </w:pPr>
-            <w:r>
-              <w:rPr>
-                <w:rFonts w:ascii="Malgun Gothic" w:hAnsi="Malgun Gothic" w:eastAsia="Malgun Gothic" w:cs="Malgun Gothic"/>
-                <w:color w:val="1B1B48"/>
-                <w:sz w:val="17"/>
-                <w:szCs w:val="17"/>
-              </w:rPr>
-              <w:t xml:space="preserve">"API는요?" · "NFT 구조는?"</w:t>
-            </w:r>
-          </w:p>
-        </w:tc>
-        <w:tc>
-          <w:tcPr>
-            <w:tcW w:type="dxa" w:w="3936"/>
-          </w:tcPr>
-          <w:p>
-            <w:pPr>
-              <w:spacing w:after="0" w:line="240" w:lineRule="exact"/>
-            </w:pPr>
-            <w:r>
-              <w:rPr>
-                <w:rFonts w:ascii="Malgun Gothic" w:hAnsi="Malgun Gothic" w:eastAsia="Malgun Gothic" w:cs="Malgun Gothic"/>
-                <w:color w:val="1B1B48"/>
-                <w:sz w:val="17"/>
-                <w:szCs w:val="17"/>
-              </w:rPr>
-              <w:t xml:space="preserve">백서(paper.wellbianlabs.io) · 데이터 마켓 · 익스플로러</w:t>
-            </w:r>
-          </w:p>
-        </w:tc>
-        <w:tc>
-          <w:tcPr>
-            <w:tcW w:type="dxa" w:w="1422"/>
-          </w:tcPr>
-          <w:p>
-            <w:pPr>
-              <w:spacing w:after="0" w:line="240" w:lineRule="exact"/>
-            </w:pPr>
-            <w:r>
-              <w:rPr>
-                <w:rFonts w:ascii="Malgun Gothic" w:hAnsi="Malgun Gothic" w:eastAsia="Malgun Gothic" w:cs="Malgun Gothic"/>
-                <w:color w:val="1B1B48"/>
-                <w:sz w:val="17"/>
-                <w:szCs w:val="17"/>
-              </w:rPr>
-              <w:t xml:space="preserve">이건준 CPO</w:t>
+              <w:t xml:space="preserve">언론 · 인플루언서</w:t>
+            </w:r>
+          </w:p>
+        </w:tc>
+        <w:tc>
+          <w:tcPr>
+            <w:tcW w:type="dxa" w:w="2520"/>
+          </w:tcPr>
+          <w:p>
+            <w:pPr>
+              <w:spacing w:after="0" w:line="240" w:lineRule="exact"/>
+            </w:pPr>
+            <w:r>
+              <w:rPr>
+                <w:rFonts w:ascii="Malgun Gothic" w:hAnsi="Malgun Gothic" w:eastAsia="Malgun Gothic" w:cs="Malgun Gothic"/>
+                <w:color w:val="1B1B48"/>
+                <w:sz w:val="17"/>
+                <w:szCs w:val="17"/>
+              </w:rPr>
+              <w:t xml:space="preserve">카메라 · "인터뷰 돼요?"</w:t>
+            </w:r>
+          </w:p>
+        </w:tc>
+        <w:tc>
+          <w:tcPr>
+            <w:tcW w:type="dxa" w:w="3890"/>
+          </w:tcPr>
+          <w:p>
+            <w:pPr>
+              <w:spacing w:after="0" w:line="240" w:lineRule="exact"/>
+            </w:pPr>
+            <w:r>
+              <w:rPr>
+                <w:rFonts w:ascii="Malgun Gothic" w:hAnsi="Malgun Gothic" w:eastAsia="Malgun Gothic" w:cs="Malgun Gothic"/>
+                <w:color w:val="1B1B48"/>
+                <w:sz w:val="17"/>
+                <w:szCs w:val="17"/>
+              </w:rPr>
+              <w:t xml:space="preserve">리플렛 · 사이트 같은 공개 자료</w:t>
+            </w:r>
+          </w:p>
+        </w:tc>
+        <w:tc>
+          <w:tcPr>
+            <w:tcW w:type="dxa" w:w="1340"/>
+          </w:tcPr>
+          <w:p>
+            <w:pPr>
+              <w:spacing w:after="0" w:line="240" w:lineRule="exact"/>
+            </w:pPr>
+            <w:r>
+              <w:rPr>
+                <w:rFonts w:ascii="Malgun Gothic" w:hAnsi="Malgun Gothic" w:eastAsia="Malgun Gothic" w:cs="Malgun Gothic"/>
+                <w:color w:val="1B1B48"/>
+                <w:sz w:val="17"/>
+                <w:szCs w:val="17"/>
+              </w:rPr>
+              <w:t xml:space="preserve">홍예찬 CMO</w:t>
             </w:r>
           </w:p>
         </w:tc>
@@ -2903,7 +2971,7 @@
         </w:trPr>
         <w:tc>
           <w:tcPr>
-            <w:tcW w:type="dxa" w:w="2051"/>
+            <w:tcW w:type="dxa" w:w="2116"/>
             <w:shd w:val="clear" w:color="auto" w:fill="F8F8FC"/>
           </w:tcPr>
           <w:p>
@@ -2919,13 +2987,13 @@
                 <w:sz w:val="17"/>
                 <w:szCs w:val="17"/>
               </w:rPr>
-              <w:t xml:space="preserve">리플 · 주최 · 연사</w:t>
-            </w:r>
-          </w:p>
-        </w:tc>
-        <w:tc>
-          <w:tcPr>
-            <w:tcW w:type="dxa" w:w="2457"/>
+              <w:t xml:space="preserve">개발자</w:t>
+            </w:r>
+          </w:p>
+        </w:tc>
+        <w:tc>
+          <w:tcPr>
+            <w:tcW w:type="dxa" w:w="2520"/>
             <w:shd w:val="clear" w:color="auto" w:fill="F8F8FC"/>
           </w:tcPr>
           <w:p>
@@ -2939,13 +3007,13 @@
                 <w:sz w:val="17"/>
                 <w:szCs w:val="17"/>
               </w:rPr>
-              <w:t xml:space="preserve">명찰</w:t>
-            </w:r>
-          </w:p>
-        </w:tc>
-        <w:tc>
-          <w:tcPr>
-            <w:tcW w:type="dxa" w:w="3936"/>
+              <w:t xml:space="preserve">"API는요?" · "NFT 구조는?"</w:t>
+            </w:r>
+          </w:p>
+        </w:tc>
+        <w:tc>
+          <w:tcPr>
+            <w:tcW w:type="dxa" w:w="3890"/>
             <w:shd w:val="clear" w:color="auto" w:fill="F8F8FC"/>
           </w:tcPr>
           <w:p>
@@ -2959,13 +3027,13 @@
                 <w:sz w:val="17"/>
                 <w:szCs w:val="17"/>
               </w:rPr>
-              <w:t xml:space="preserve">인사, 대표진 연결(2층 VIP Room) — 협력 표현 0</w:t>
-            </w:r>
-          </w:p>
-        </w:tc>
-        <w:tc>
-          <w:tcPr>
-            <w:tcW w:type="dxa" w:w="1422"/>
+              <w:t xml:space="preserve">백서(paper.wellbianlabs.io) · 데이터 마켓 · 익스플로러</w:t>
+            </w:r>
+          </w:p>
+        </w:tc>
+        <w:tc>
+          <w:tcPr>
+            <w:tcW w:type="dxa" w:w="1340"/>
             <w:shd w:val="clear" w:color="auto" w:fill="F8F8FC"/>
           </w:tcPr>
           <w:p>
@@ -2979,7 +3047,7 @@
                 <w:sz w:val="17"/>
                 <w:szCs w:val="17"/>
               </w:rPr>
-              <w:t xml:space="preserve">김동식 CEO · 김성환 대표</w:t>
+              <w:t xml:space="preserve">이건준 CPO</w:t>
             </w:r>
           </w:p>
         </w:tc>
@@ -2990,7 +3058,7 @@
         </w:trPr>
         <w:tc>
           <w:tcPr>
-            <w:tcW w:type="dxa" w:w="2051"/>
+            <w:tcW w:type="dxa" w:w="2116"/>
           </w:tcPr>
           <w:p>
             <w:pPr>
@@ -3005,13 +3073,98 @@
                 <w:sz w:val="17"/>
                 <w:szCs w:val="17"/>
               </w:rPr>
+              <w:t xml:space="preserve">리플 · 주최 · 연사</w:t>
+            </w:r>
+          </w:p>
+        </w:tc>
+        <w:tc>
+          <w:tcPr>
+            <w:tcW w:type="dxa" w:w="2520"/>
+          </w:tcPr>
+          <w:p>
+            <w:pPr>
+              <w:spacing w:after="0" w:line="240" w:lineRule="exact"/>
+            </w:pPr>
+            <w:r>
+              <w:rPr>
+                <w:rFonts w:ascii="Malgun Gothic" w:hAnsi="Malgun Gothic" w:eastAsia="Malgun Gothic" w:cs="Malgun Gothic"/>
+                <w:color w:val="1B1B48"/>
+                <w:sz w:val="17"/>
+                <w:szCs w:val="17"/>
+              </w:rPr>
+              <w:t xml:space="preserve">명찰</w:t>
+            </w:r>
+          </w:p>
+        </w:tc>
+        <w:tc>
+          <w:tcPr>
+            <w:tcW w:type="dxa" w:w="3890"/>
+          </w:tcPr>
+          <w:p>
+            <w:pPr>
+              <w:spacing w:after="0" w:line="240" w:lineRule="exact"/>
+            </w:pPr>
+            <w:r>
+              <w:rPr>
+                <w:rFonts w:ascii="Malgun Gothic" w:hAnsi="Malgun Gothic" w:eastAsia="Malgun Gothic" w:cs="Malgun Gothic"/>
+                <w:color w:val="1B1B48"/>
+                <w:sz w:val="17"/>
+                <w:szCs w:val="17"/>
+              </w:rPr>
+              <w:t xml:space="preserve">인사, 대표진 연결(2층 VIP Room) — 협력 표현 0</w:t>
+            </w:r>
+          </w:p>
+        </w:tc>
+        <w:tc>
+          <w:tcPr>
+            <w:tcW w:type="dxa" w:w="1340"/>
+          </w:tcPr>
+          <w:p>
+            <w:pPr>
+              <w:spacing w:after="0" w:line="240" w:lineRule="exact"/>
+            </w:pPr>
+            <w:r>
+              <w:rPr>
+                <w:rFonts w:ascii="Malgun Gothic" w:hAnsi="Malgun Gothic" w:eastAsia="Malgun Gothic" w:cs="Malgun Gothic"/>
+                <w:color w:val="1B1B48"/>
+                <w:sz w:val="17"/>
+                <w:szCs w:val="17"/>
+              </w:rPr>
+              <w:t xml:space="preserve">김동식 CEO · 김성환 대표</w:t>
+            </w:r>
+          </w:p>
+        </w:tc>
+      </w:tr>
+      <w:tr>
+        <w:trPr>
+          <w:cantSplit/>
+        </w:trPr>
+        <w:tc>
+          <w:tcPr>
+            <w:tcW w:type="dxa" w:w="2116"/>
+            <w:shd w:val="clear" w:color="auto" w:fill="F8F8FC"/>
+          </w:tcPr>
+          <w:p>
+            <w:pPr>
+              <w:spacing w:after="0" w:line="240" w:lineRule="exact"/>
+            </w:pPr>
+            <w:r>
+              <w:rPr>
+                <w:rFonts w:ascii="Malgun Gothic" w:hAnsi="Malgun Gothic" w:eastAsia="Malgun Gothic" w:cs="Malgun Gothic"/>
+                <w:b/>
+                <w:bCs/>
+                <w:color w:val="1B1B48"/>
+                <w:sz w:val="17"/>
+                <w:szCs w:val="17"/>
+              </w:rPr>
               <w:t xml:space="preserve">래플 당첨자</w:t>
             </w:r>
           </w:p>
         </w:tc>
         <w:tc>
           <w:tcPr>
-            <w:tcW w:type="dxa" w:w="2457"/>
+            <w:tcW w:type="dxa" w:w="2520"/>
+            <w:shd w:val="clear" w:color="auto" w:fill="F8F8FC"/>
           </w:tcPr>
           <w:p>
             <w:pPr>
@@ -3030,7 +3183,8 @@
         </w:tc>
         <w:tc>
           <w:tcPr>
-            <w:tcW w:type="dxa" w:w="3936"/>
+            <w:tcW w:type="dxa" w:w="3890"/>
+            <w:shd w:val="clear" w:color="auto" w:fill="F8F8FC"/>
           </w:tcPr>
           <w:p>
             <w:pPr>
@@ -3049,7 +3203,8 @@
         </w:tc>
         <w:tc>
           <w:tcPr>
-            <w:tcW w:type="dxa" w:w="1422"/>
+            <w:tcW w:type="dxa" w:w="1340"/>
+            <w:shd w:val="clear" w:color="auto" w:fill="F8F8FC"/>
           </w:tcPr>
           <w:p>
             <w:pPr>
@@ -3128,8 +3283,8 @@
         <w:tblLook w:firstColumn="1" w:firstRow="1" w:lastColumn="0" w:lastRow="0" w:noHBand="0" w:noVBand="1" w:val="04A0"/>
       </w:tblPr>
       <w:tblGrid>
-        <w:gridCol w:w="1417"/>
-        <w:gridCol w:w="8449"/>
+        <w:gridCol w:w="1422"/>
+        <w:gridCol w:w="8444"/>
       </w:tblGrid>
       <w:tr>
         <w:trPr>
@@ -3138,7 +3293,7 @@
         </w:trPr>
         <w:tc>
           <w:tcPr>
-            <w:tcW w:type="dxa" w:w="1417"/>
+            <w:tcW w:type="dxa" w:w="1422"/>
             <w:shd w:val="clear" w:color="auto" w:fill="E8E8F4"/>
           </w:tcPr>
           <w:p>
@@ -3160,7 +3315,7 @@
         </w:tc>
         <w:tc>
           <w:tcPr>
-            <w:tcW w:type="dxa" w:w="8449"/>
+            <w:tcW w:type="dxa" w:w="8444"/>
             <w:shd w:val="clear" w:color="auto" w:fill="E8E8F4"/>
           </w:tcPr>
           <w:p>
@@ -3187,7 +3342,7 @@
         </w:trPr>
         <w:tc>
           <w:tcPr>
-            <w:tcW w:type="dxa" w:w="1417"/>
+            <w:tcW w:type="dxa" w:w="1422"/>
           </w:tcPr>
           <w:p>
             <w:pPr>
@@ -3206,7 +3361,7 @@
         </w:tc>
         <w:tc>
           <w:tcPr>
-            <w:tcW w:type="dxa" w:w="8449"/>
+            <w:tcW w:type="dxa" w:w="8444"/>
           </w:tcPr>
           <w:p>
             <w:pPr>
@@ -3242,7 +3397,7 @@
         </w:trPr>
         <w:tc>
           <w:tcPr>
-            <w:tcW w:type="dxa" w:w="1417"/>
+            <w:tcW w:type="dxa" w:w="1422"/>
             <w:shd w:val="clear" w:color="auto" w:fill="F8F8FC"/>
           </w:tcPr>
           <w:p>
@@ -3262,7 +3417,7 @@
         </w:tc>
         <w:tc>
           <w:tcPr>
-            <w:tcW w:type="dxa" w:w="8449"/>
+            <w:tcW w:type="dxa" w:w="8444"/>
             <w:shd w:val="clear" w:color="auto" w:fill="F8F8FC"/>
           </w:tcPr>
           <w:p>
@@ -3299,7 +3454,7 @@
         </w:trPr>
         <w:tc>
           <w:tcPr>
-            <w:tcW w:type="dxa" w:w="1417"/>
+            <w:tcW w:type="dxa" w:w="1422"/>
           </w:tcPr>
           <w:p>
             <w:pPr>
@@ -3318,7 +3473,7 @@
         </w:tc>
         <w:tc>
           <w:tcPr>
-            <w:tcW w:type="dxa" w:w="8449"/>
+            <w:tcW w:type="dxa" w:w="8444"/>
           </w:tcPr>
           <w:p>
             <w:pPr>
@@ -3354,7 +3509,7 @@
         </w:trPr>
         <w:tc>
           <w:tcPr>
-            <w:tcW w:type="dxa" w:w="1417"/>
+            <w:tcW w:type="dxa" w:w="1422"/>
             <w:shd w:val="clear" w:color="auto" w:fill="F8F8FC"/>
           </w:tcPr>
           <w:p>
@@ -3374,7 +3529,7 @@
         </w:tc>
         <w:tc>
           <w:tcPr>
-            <w:tcW w:type="dxa" w:w="8449"/>
+            <w:tcW w:type="dxa" w:w="8444"/>
             <w:shd w:val="clear" w:color="auto" w:fill="F8F8FC"/>
           </w:tcPr>
           <w:p>
@@ -3411,7 +3566,7 @@
         </w:trPr>
         <w:tc>
           <w:tcPr>
-            <w:tcW w:type="dxa" w:w="1417"/>
+            <w:tcW w:type="dxa" w:w="1422"/>
           </w:tcPr>
           <w:p>
             <w:pPr>
@@ -3430,7 +3585,7 @@
         </w:tc>
         <w:tc>
           <w:tcPr>
-            <w:tcW w:type="dxa" w:w="8449"/>
+            <w:tcW w:type="dxa" w:w="8444"/>
           </w:tcPr>
           <w:p>
             <w:pPr>
@@ -3466,7 +3621,7 @@
         </w:trPr>
         <w:tc>
           <w:tcPr>
-            <w:tcW w:type="dxa" w:w="1417"/>
+            <w:tcW w:type="dxa" w:w="1422"/>
             <w:shd w:val="clear" w:color="auto" w:fill="F8F8FC"/>
           </w:tcPr>
           <w:p>
@@ -3486,7 +3641,7 @@
         </w:tc>
         <w:tc>
           <w:tcPr>
-            <w:tcW w:type="dxa" w:w="8449"/>
+            <w:tcW w:type="dxa" w:w="8444"/>
             <w:shd w:val="clear" w:color="auto" w:fill="F8F8FC"/>
           </w:tcPr>
           <w:p>
@@ -3511,7 +3666,7 @@
         </w:trPr>
         <w:tc>
           <w:tcPr>
-            <w:tcW w:type="dxa" w:w="1417"/>
+            <w:tcW w:type="dxa" w:w="1422"/>
           </w:tcPr>
           <w:p>
             <w:pPr>
@@ -3530,7 +3685,7 @@
         </w:tc>
         <w:tc>
           <w:tcPr>
-            <w:tcW w:type="dxa" w:w="8449"/>
+            <w:tcW w:type="dxa" w:w="8444"/>
           </w:tcPr>
           <w:p>
             <w:pPr>
@@ -3554,7 +3709,7 @@
         </w:trPr>
         <w:tc>
           <w:tcPr>
-            <w:tcW w:type="dxa" w:w="1417"/>
+            <w:tcW w:type="dxa" w:w="1422"/>
             <w:shd w:val="clear" w:color="auto" w:fill="F8F8FC"/>
           </w:tcPr>
           <w:p>
@@ -3574,7 +3729,7 @@
         </w:tc>
         <w:tc>
           <w:tcPr>
-            <w:tcW w:type="dxa" w:w="8449"/>
+            <w:tcW w:type="dxa" w:w="8444"/>
             <w:shd w:val="clear" w:color="auto" w:fill="F8F8FC"/>
           </w:tcPr>
           <w:p>
@@ -3666,8 +3821,8 @@
         <w:tblLook w:firstColumn="1" w:firstRow="1" w:lastColumn="0" w:lastRow="0" w:noHBand="0" w:noVBand="1" w:val="04A0"/>
       </w:tblPr>
       <w:tblGrid>
-        <w:gridCol w:w="1417"/>
-        <w:gridCol w:w="8449"/>
+        <w:gridCol w:w="1422"/>
+        <w:gridCol w:w="8444"/>
       </w:tblGrid>
       <w:tr>
         <w:trPr>
@@ -3676,7 +3831,7 @@
         </w:trPr>
         <w:tc>
           <w:tcPr>
-            <w:tcW w:type="dxa" w:w="1417"/>
+            <w:tcW w:type="dxa" w:w="1422"/>
             <w:shd w:val="clear" w:color="auto" w:fill="E8E8F4"/>
           </w:tcPr>
           <w:p>
@@ -3698,7 +3853,7 @@
         </w:tc>
         <w:tc>
           <w:tcPr>
-            <w:tcW w:type="dxa" w:w="8449"/>
+            <w:tcW w:type="dxa" w:w="8444"/>
             <w:shd w:val="clear" w:color="auto" w:fill="E8E8F4"/>
           </w:tcPr>
           <w:p>
@@ -3725,7 +3880,7 @@
         </w:trPr>
         <w:tc>
           <w:tcPr>
-            <w:tcW w:type="dxa" w:w="1417"/>
+            <w:tcW w:type="dxa" w:w="1422"/>
           </w:tcPr>
           <w:p>
             <w:pPr>
@@ -3744,7 +3899,7 @@
         </w:tc>
         <w:tc>
           <w:tcPr>
-            <w:tcW w:type="dxa" w:w="8449"/>
+            <w:tcW w:type="dxa" w:w="8444"/>
           </w:tcPr>
           <w:p>
             <w:pPr>
@@ -3780,7 +3935,7 @@
         </w:trPr>
         <w:tc>
           <w:tcPr>
-            <w:tcW w:type="dxa" w:w="1417"/>
+            <w:tcW w:type="dxa" w:w="1422"/>
             <w:shd w:val="clear" w:color="auto" w:fill="F8F8FC"/>
           </w:tcPr>
           <w:p>
@@ -3800,7 +3955,7 @@
         </w:tc>
         <w:tc>
           <w:tcPr>
-            <w:tcW w:type="dxa" w:w="8449"/>
+            <w:tcW w:type="dxa" w:w="8444"/>
             <w:shd w:val="clear" w:color="auto" w:fill="F8F8FC"/>
           </w:tcPr>
           <w:p>
@@ -3825,7 +3980,7 @@
         </w:trPr>
         <w:tc>
           <w:tcPr>
-            <w:tcW w:type="dxa" w:w="1417"/>
+            <w:tcW w:type="dxa" w:w="1422"/>
           </w:tcPr>
           <w:p>
             <w:pPr>
@@ -3844,7 +3999,7 @@
         </w:tc>
         <w:tc>
           <w:tcPr>
-            <w:tcW w:type="dxa" w:w="8449"/>
+            <w:tcW w:type="dxa" w:w="8444"/>
           </w:tcPr>
           <w:p>
             <w:pPr>
@@ -3868,7 +4023,7 @@
         </w:trPr>
         <w:tc>
           <w:tcPr>
-            <w:tcW w:type="dxa" w:w="1417"/>
+            <w:tcW w:type="dxa" w:w="1422"/>
             <w:shd w:val="clear" w:color="auto" w:fill="F8F8FC"/>
           </w:tcPr>
           <w:p>
@@ -3888,7 +4043,7 @@
         </w:tc>
         <w:tc>
           <w:tcPr>
-            <w:tcW w:type="dxa" w:w="8449"/>
+            <w:tcW w:type="dxa" w:w="8444"/>
             <w:shd w:val="clear" w:color="auto" w:fill="F8F8FC"/>
           </w:tcPr>
           <w:p>
@@ -3925,7 +4080,7 @@
         </w:trPr>
         <w:tc>
           <w:tcPr>
-            <w:tcW w:type="dxa" w:w="1417"/>
+            <w:tcW w:type="dxa" w:w="1422"/>
           </w:tcPr>
           <w:p>
             <w:pPr>
@@ -3944,7 +4099,7 @@
         </w:tc>
         <w:tc>
           <w:tcPr>
-            <w:tcW w:type="dxa" w:w="8449"/>
+            <w:tcW w:type="dxa" w:w="8444"/>
           </w:tcPr>
           <w:p>
             <w:pPr>
@@ -3980,7 +4135,7 @@
         </w:trPr>
         <w:tc>
           <w:tcPr>
-            <w:tcW w:type="dxa" w:w="1417"/>
+            <w:tcW w:type="dxa" w:w="1422"/>
             <w:shd w:val="clear" w:color="auto" w:fill="F8F8FC"/>
           </w:tcPr>
           <w:p>
@@ -4000,7 +4155,7 @@
         </w:tc>
         <w:tc>
           <w:tcPr>
-            <w:tcW w:type="dxa" w:w="8449"/>
+            <w:tcW w:type="dxa" w:w="8444"/>
             <w:shd w:val="clear" w:color="auto" w:fill="F8F8FC"/>
           </w:tcPr>
           <w:p>
@@ -4037,7 +4192,7 @@
         </w:trPr>
         <w:tc>
           <w:tcPr>
-            <w:tcW w:type="dxa" w:w="1417"/>
+            <w:tcW w:type="dxa" w:w="1422"/>
           </w:tcPr>
           <w:p>
             <w:pPr>
@@ -4056,7 +4211,7 @@
         </w:tc>
         <w:tc>
           <w:tcPr>
-            <w:tcW w:type="dxa" w:w="8449"/>
+            <w:tcW w:type="dxa" w:w="8444"/>
           </w:tcPr>
           <w:p>
             <w:pPr>
@@ -4092,7 +4247,7 @@
         </w:trPr>
         <w:tc>
           <w:tcPr>
-            <w:tcW w:type="dxa" w:w="1417"/>
+            <w:tcW w:type="dxa" w:w="1422"/>
             <w:shd w:val="clear" w:color="auto" w:fill="F8F8FC"/>
           </w:tcPr>
           <w:p>
@@ -4112,7 +4267,7 @@
         </w:tc>
         <w:tc>
           <w:tcPr>
-            <w:tcW w:type="dxa" w:w="8449"/>
+            <w:tcW w:type="dxa" w:w="8444"/>
             <w:shd w:val="clear" w:color="auto" w:fill="F8F8FC"/>
           </w:tcPr>
           <w:p>
@@ -4137,7 +4292,7 @@
         </w:trPr>
         <w:tc>
           <w:tcPr>
-            <w:tcW w:type="dxa" w:w="1417"/>
+            <w:tcW w:type="dxa" w:w="1422"/>
           </w:tcPr>
           <w:p>
             <w:pPr>
@@ -4156,7 +4311,7 @@
         </w:tc>
         <w:tc>
           <w:tcPr>
-            <w:tcW w:type="dxa" w:w="8449"/>
+            <w:tcW w:type="dxa" w:w="8444"/>
           </w:tcPr>
           <w:p>
             <w:pPr>
@@ -4180,7 +4335,7 @@
         </w:trPr>
         <w:tc>
           <w:tcPr>
-            <w:tcW w:type="dxa" w:w="1417"/>
+            <w:tcW w:type="dxa" w:w="1422"/>
             <w:shd w:val="clear" w:color="auto" w:fill="F8F8FC"/>
           </w:tcPr>
           <w:p>
@@ -4200,7 +4355,7 @@
         </w:tc>
         <w:tc>
           <w:tcPr>
-            <w:tcW w:type="dxa" w:w="8449"/>
+            <w:tcW w:type="dxa" w:w="8444"/>
             <w:shd w:val="clear" w:color="auto" w:fill="F8F8FC"/>
           </w:tcPr>
           <w:p>
@@ -4225,7 +4380,7 @@
         </w:trPr>
         <w:tc>
           <w:tcPr>
-            <w:tcW w:type="dxa" w:w="1417"/>
+            <w:tcW w:type="dxa" w:w="1422"/>
           </w:tcPr>
           <w:p>
             <w:pPr>
@@ -4244,7 +4399,7 @@
         </w:tc>
         <w:tc>
           <w:tcPr>
-            <w:tcW w:type="dxa" w:w="8449"/>
+            <w:tcW w:type="dxa" w:w="8444"/>
           </w:tcPr>
           <w:p>
             <w:pPr>
@@ -4280,7 +4435,7 @@
         </w:trPr>
         <w:tc>
           <w:tcPr>
-            <w:tcW w:type="dxa" w:w="1417"/>
+            <w:tcW w:type="dxa" w:w="1422"/>
             <w:shd w:val="clear" w:color="auto" w:fill="F8F8FC"/>
           </w:tcPr>
           <w:p>
@@ -4300,7 +4455,7 @@
         </w:tc>
         <w:tc>
           <w:tcPr>
-            <w:tcW w:type="dxa" w:w="8449"/>
+            <w:tcW w:type="dxa" w:w="8444"/>
             <w:shd w:val="clear" w:color="auto" w:fill="F8F8FC"/>
           </w:tcPr>
           <w:p>
@@ -4325,7 +4480,7 @@
         </w:trPr>
         <w:tc>
           <w:tcPr>
-            <w:tcW w:type="dxa" w:w="1417"/>
+            <w:tcW w:type="dxa" w:w="1422"/>
           </w:tcPr>
           <w:p>
             <w:pPr>
@@ -4344,7 +4499,7 @@
         </w:tc>
         <w:tc>
           <w:tcPr>
-            <w:tcW w:type="dxa" w:w="8449"/>
+            <w:tcW w:type="dxa" w:w="8444"/>
           </w:tcPr>
           <w:p>
             <w:pPr>
@@ -4368,7 +4523,7 @@
         </w:trPr>
         <w:tc>
           <w:tcPr>
-            <w:tcW w:type="dxa" w:w="1417"/>
+            <w:tcW w:type="dxa" w:w="1422"/>
             <w:shd w:val="clear" w:color="auto" w:fill="F8F8FC"/>
           </w:tcPr>
           <w:p>
@@ -4388,7 +4543,7 @@
         </w:tc>
         <w:tc>
           <w:tcPr>
-            <w:tcW w:type="dxa" w:w="8449"/>
+            <w:tcW w:type="dxa" w:w="8444"/>
             <w:shd w:val="clear" w:color="auto" w:fill="F8F8FC"/>
           </w:tcPr>
           <w:p>
@@ -4425,7 +4580,7 @@
         </w:trPr>
         <w:tc>
           <w:tcPr>
-            <w:tcW w:type="dxa" w:w="1417"/>
+            <w:tcW w:type="dxa" w:w="1422"/>
           </w:tcPr>
           <w:p>
             <w:pPr>
@@ -4444,7 +4599,7 @@
         </w:tc>
         <w:tc>
           <w:tcPr>
-            <w:tcW w:type="dxa" w:w="8449"/>
+            <w:tcW w:type="dxa" w:w="8444"/>
           </w:tcPr>
           <w:p>
             <w:pPr>
@@ -4480,7 +4635,7 @@
         </w:trPr>
         <w:tc>
           <w:tcPr>
-            <w:tcW w:type="dxa" w:w="1417"/>
+            <w:tcW w:type="dxa" w:w="1422"/>
             <w:shd w:val="clear" w:color="auto" w:fill="F8F8FC"/>
           </w:tcPr>
           <w:p>
@@ -4500,7 +4655,7 @@
         </w:tc>
         <w:tc>
           <w:tcPr>
-            <w:tcW w:type="dxa" w:w="8449"/>
+            <w:tcW w:type="dxa" w:w="8444"/>
             <w:shd w:val="clear" w:color="auto" w:fill="F8F8FC"/>
           </w:tcPr>
           <w:p>
@@ -4580,8 +4735,8 @@
         <w:tblLook w:firstColumn="1" w:firstRow="1" w:lastColumn="0" w:lastRow="0" w:noHBand="0" w:noVBand="1" w:val="04A0"/>
       </w:tblPr>
       <w:tblGrid>
-        <w:gridCol w:w="1417"/>
-        <w:gridCol w:w="8449"/>
+        <w:gridCol w:w="1422"/>
+        <w:gridCol w:w="8444"/>
       </w:tblGrid>
       <w:tr>
         <w:trPr>
@@ -4590,7 +4745,7 @@
         </w:trPr>
         <w:tc>
           <w:tcPr>
-            <w:tcW w:type="dxa" w:w="1417"/>
+            <w:tcW w:type="dxa" w:w="1422"/>
             <w:shd w:val="clear" w:color="auto" w:fill="E8E8F4"/>
           </w:tcPr>
           <w:p>
@@ -4612,7 +4767,7 @@
         </w:tc>
         <w:tc>
           <w:tcPr>
-            <w:tcW w:type="dxa" w:w="8449"/>
+            <w:tcW w:type="dxa" w:w="8444"/>
             <w:shd w:val="clear" w:color="auto" w:fill="E8E8F4"/>
           </w:tcPr>
           <w:p>
@@ -4639,7 +4794,7 @@
         </w:trPr>
         <w:tc>
           <w:tcPr>
-            <w:tcW w:type="dxa" w:w="1417"/>
+            <w:tcW w:type="dxa" w:w="1422"/>
           </w:tcPr>
           <w:p>
             <w:pPr>
@@ -4658,7 +4813,7 @@
         </w:tc>
         <w:tc>
           <w:tcPr>
-            <w:tcW w:type="dxa" w:w="8449"/>
+            <w:tcW w:type="dxa" w:w="8444"/>
           </w:tcPr>
           <w:p>
             <w:pPr>
@@ -4694,7 +4849,7 @@
         </w:trPr>
         <w:tc>
           <w:tcPr>
-            <w:tcW w:type="dxa" w:w="1417"/>
+            <w:tcW w:type="dxa" w:w="1422"/>
             <w:shd w:val="clear" w:color="auto" w:fill="F8F8FC"/>
           </w:tcPr>
           <w:p>
@@ -4714,7 +4869,7 @@
         </w:tc>
         <w:tc>
           <w:tcPr>
-            <w:tcW w:type="dxa" w:w="8449"/>
+            <w:tcW w:type="dxa" w:w="8444"/>
             <w:shd w:val="clear" w:color="auto" w:fill="F8F8FC"/>
           </w:tcPr>
           <w:p>
@@ -4751,7 +4906,7 @@
         </w:trPr>
         <w:tc>
           <w:tcPr>
-            <w:tcW w:type="dxa" w:w="1417"/>
+            <w:tcW w:type="dxa" w:w="1422"/>
           </w:tcPr>
           <w:p>
             <w:pPr>
@@ -4770,7 +4925,7 @@
         </w:tc>
         <w:tc>
           <w:tcPr>
-            <w:tcW w:type="dxa" w:w="8449"/>
+            <w:tcW w:type="dxa" w:w="8444"/>
           </w:tcPr>
           <w:p>
             <w:pPr>
@@ -4794,7 +4949,7 @@
         </w:trPr>
         <w:tc>
           <w:tcPr>
-            <w:tcW w:type="dxa" w:w="1417"/>
+            <w:tcW w:type="dxa" w:w="1422"/>
             <w:shd w:val="clear" w:color="auto" w:fill="F8F8FC"/>
           </w:tcPr>
           <w:p>
@@ -4814,7 +4969,7 @@
         </w:tc>
         <w:tc>
           <w:tcPr>
-            <w:tcW w:type="dxa" w:w="8449"/>
+            <w:tcW w:type="dxa" w:w="8444"/>
             <w:shd w:val="clear" w:color="auto" w:fill="F8F8FC"/>
           </w:tcPr>
           <w:p>
@@ -4851,7 +5006,7 @@
         </w:trPr>
         <w:tc>
           <w:tcPr>
-            <w:tcW w:type="dxa" w:w="1417"/>
+            <w:tcW w:type="dxa" w:w="1422"/>
           </w:tcPr>
           <w:p>
             <w:pPr>
@@ -4870,7 +5025,7 @@
         </w:tc>
         <w:tc>
           <w:tcPr>
-            <w:tcW w:type="dxa" w:w="8449"/>
+            <w:tcW w:type="dxa" w:w="8444"/>
           </w:tcPr>
           <w:p>
             <w:pPr>
@@ -4906,7 +5061,7 @@
         </w:trPr>
         <w:tc>
           <w:tcPr>
-            <w:tcW w:type="dxa" w:w="1417"/>
+            <w:tcW w:type="dxa" w:w="1422"/>
             <w:shd w:val="clear" w:color="auto" w:fill="F8F8FC"/>
           </w:tcPr>
           <w:p>
@@ -4926,7 +5081,7 @@
         </w:tc>
         <w:tc>
           <w:tcPr>
-            <w:tcW w:type="dxa" w:w="8449"/>
+            <w:tcW w:type="dxa" w:w="8444"/>
             <w:shd w:val="clear" w:color="auto" w:fill="F8F8FC"/>
           </w:tcPr>
           <w:p>
@@ -4963,7 +5118,7 @@
         </w:trPr>
         <w:tc>
           <w:tcPr>
-            <w:tcW w:type="dxa" w:w="1417"/>
+            <w:tcW w:type="dxa" w:w="1422"/>
           </w:tcPr>
           <w:p>
             <w:pPr>
@@ -4982,7 +5137,7 @@
         </w:tc>
         <w:tc>
           <w:tcPr>
-            <w:tcW w:type="dxa" w:w="8449"/>
+            <w:tcW w:type="dxa" w:w="8444"/>
           </w:tcPr>
           <w:p>
             <w:pPr>
@@ -5018,7 +5173,7 @@
         </w:trPr>
         <w:tc>
           <w:tcPr>
-            <w:tcW w:type="dxa" w:w="1417"/>
+            <w:tcW w:type="dxa" w:w="1422"/>
             <w:shd w:val="clear" w:color="auto" w:fill="F8F8FC"/>
           </w:tcPr>
           <w:p>
@@ -5038,7 +5193,7 @@
         </w:tc>
         <w:tc>
           <w:tcPr>
-            <w:tcW w:type="dxa" w:w="8449"/>
+            <w:tcW w:type="dxa" w:w="8444"/>
             <w:shd w:val="clear" w:color="auto" w:fill="F8F8FC"/>
           </w:tcPr>
           <w:p>
@@ -5063,7 +5218,7 @@
         </w:trPr>
         <w:tc>
           <w:tcPr>
-            <w:tcW w:type="dxa" w:w="1417"/>
+            <w:tcW w:type="dxa" w:w="1422"/>
           </w:tcPr>
           <w:p>
             <w:pPr>
@@ -5082,7 +5237,7 @@
         </w:tc>
         <w:tc>
           <w:tcPr>
-            <w:tcW w:type="dxa" w:w="8449"/>
+            <w:tcW w:type="dxa" w:w="8444"/>
           </w:tcPr>
           <w:p>
             <w:pPr>
@@ -5118,7 +5273,7 @@
         </w:trPr>
         <w:tc>
           <w:tcPr>
-            <w:tcW w:type="dxa" w:w="1417"/>
+            <w:tcW w:type="dxa" w:w="1422"/>
             <w:shd w:val="clear" w:color="auto" w:fill="F8F8FC"/>
           </w:tcPr>
           <w:p>
@@ -5138,7 +5293,7 @@
         </w:tc>
         <w:tc>
           <w:tcPr>
-            <w:tcW w:type="dxa" w:w="8449"/>
+            <w:tcW w:type="dxa" w:w="8444"/>
             <w:shd w:val="clear" w:color="auto" w:fill="F8F8FC"/>
           </w:tcPr>
           <w:p>
@@ -5163,7 +5318,7 @@
         </w:trPr>
         <w:tc>
           <w:tcPr>
-            <w:tcW w:type="dxa" w:w="1417"/>
+            <w:tcW w:type="dxa" w:w="1422"/>
           </w:tcPr>
           <w:p>
             <w:pPr>
@@ -5182,7 +5337,7 @@
         </w:tc>
         <w:tc>
           <w:tcPr>
-            <w:tcW w:type="dxa" w:w="8449"/>
+            <w:tcW w:type="dxa" w:w="8444"/>
           </w:tcPr>
           <w:p>
             <w:pPr>
@@ -5218,7 +5373,7 @@
         </w:trPr>
         <w:tc>
           <w:tcPr>
-            <w:tcW w:type="dxa" w:w="1417"/>
+            <w:tcW w:type="dxa" w:w="1422"/>
             <w:shd w:val="clear" w:color="auto" w:fill="F8F8FC"/>
           </w:tcPr>
           <w:p>
@@ -5238,7 +5393,7 @@
         </w:tc>
         <w:tc>
           <w:tcPr>
-            <w:tcW w:type="dxa" w:w="8449"/>
+            <w:tcW w:type="dxa" w:w="8444"/>
             <w:shd w:val="clear" w:color="auto" w:fill="F8F8FC"/>
           </w:tcPr>
           <w:p>
@@ -5330,8 +5485,8 @@
         <w:tblLook w:firstColumn="1" w:firstRow="1" w:lastColumn="0" w:lastRow="0" w:noHBand="0" w:noVBand="1" w:val="04A0"/>
       </w:tblPr>
       <w:tblGrid>
-        <w:gridCol w:w="1417"/>
-        <w:gridCol w:w="8449"/>
+        <w:gridCol w:w="1422"/>
+        <w:gridCol w:w="8444"/>
       </w:tblGrid>
       <w:tr>
         <w:trPr>
@@ -5340,7 +5495,7 @@
         </w:trPr>
         <w:tc>
           <w:tcPr>
-            <w:tcW w:type="dxa" w:w="1417"/>
+            <w:tcW w:type="dxa" w:w="1422"/>
             <w:shd w:val="clear" w:color="auto" w:fill="E8E8F4"/>
           </w:tcPr>
           <w:p>
@@ -5362,7 +5517,7 @@
         </w:tc>
         <w:tc>
           <w:tcPr>
-            <w:tcW w:type="dxa" w:w="8449"/>
+            <w:tcW w:type="dxa" w:w="8444"/>
             <w:shd w:val="clear" w:color="auto" w:fill="E8E8F4"/>
           </w:tcPr>
           <w:p>
@@ -5389,7 +5544,7 @@
         </w:trPr>
         <w:tc>
           <w:tcPr>
-            <w:tcW w:type="dxa" w:w="1417"/>
+            <w:tcW w:type="dxa" w:w="1422"/>
           </w:tcPr>
           <w:p>
             <w:pPr>
@@ -5408,7 +5563,7 @@
         </w:tc>
         <w:tc>
           <w:tcPr>
-            <w:tcW w:type="dxa" w:w="8449"/>
+            <w:tcW w:type="dxa" w:w="8444"/>
           </w:tcPr>
           <w:p>
             <w:pPr>
@@ -5444,7 +5599,7 @@
         </w:trPr>
         <w:tc>
           <w:tcPr>
-            <w:tcW w:type="dxa" w:w="1417"/>
+            <w:tcW w:type="dxa" w:w="1422"/>
             <w:shd w:val="clear" w:color="auto" w:fill="F8F8FC"/>
           </w:tcPr>
           <w:p>
@@ -5464,7 +5619,7 @@
         </w:tc>
         <w:tc>
           <w:tcPr>
-            <w:tcW w:type="dxa" w:w="8449"/>
+            <w:tcW w:type="dxa" w:w="8444"/>
             <w:shd w:val="clear" w:color="auto" w:fill="F8F8FC"/>
           </w:tcPr>
           <w:p>
@@ -5501,7 +5656,7 @@
         </w:trPr>
         <w:tc>
           <w:tcPr>
-            <w:tcW w:type="dxa" w:w="1417"/>
+            <w:tcW w:type="dxa" w:w="1422"/>
           </w:tcPr>
           <w:p>
             <w:pPr>
@@ -5520,7 +5675,7 @@
         </w:tc>
         <w:tc>
           <w:tcPr>
-            <w:tcW w:type="dxa" w:w="8449"/>
+            <w:tcW w:type="dxa" w:w="8444"/>
           </w:tcPr>
           <w:p>
             <w:pPr>
@@ -5544,7 +5699,7 @@
         </w:trPr>
         <w:tc>
           <w:tcPr>
-            <w:tcW w:type="dxa" w:w="1417"/>
+            <w:tcW w:type="dxa" w:w="1422"/>
             <w:shd w:val="clear" w:color="auto" w:fill="F8F8FC"/>
           </w:tcPr>
           <w:p>
@@ -5564,7 +5719,7 @@
         </w:tc>
         <w:tc>
           <w:tcPr>
-            <w:tcW w:type="dxa" w:w="8449"/>
+            <w:tcW w:type="dxa" w:w="8444"/>
             <w:shd w:val="clear" w:color="auto" w:fill="F8F8FC"/>
           </w:tcPr>
           <w:p>
@@ -5601,7 +5756,7 @@
         </w:trPr>
         <w:tc>
           <w:tcPr>
-            <w:tcW w:type="dxa" w:w="1417"/>
+            <w:tcW w:type="dxa" w:w="1422"/>
           </w:tcPr>
           <w:p>
             <w:pPr>
@@ -5620,7 +5775,7 @@
         </w:tc>
         <w:tc>
           <w:tcPr>
-            <w:tcW w:type="dxa" w:w="8449"/>
+            <w:tcW w:type="dxa" w:w="8444"/>
           </w:tcPr>
           <w:p>
             <w:pPr>
@@ -5644,7 +5799,7 @@
         </w:trPr>
         <w:tc>
           <w:tcPr>
-            <w:tcW w:type="dxa" w:w="1417"/>
+            <w:tcW w:type="dxa" w:w="1422"/>
             <w:shd w:val="clear" w:color="auto" w:fill="F8F8FC"/>
           </w:tcPr>
           <w:p>
@@ -5664,7 +5819,7 @@
         </w:tc>
         <w:tc>
           <w:tcPr>
-            <w:tcW w:type="dxa" w:w="8449"/>
+            <w:tcW w:type="dxa" w:w="8444"/>
             <w:shd w:val="clear" w:color="auto" w:fill="F8F8FC"/>
           </w:tcPr>
           <w:p>
@@ -5689,7 +5844,7 @@
         </w:trPr>
         <w:tc>
           <w:tcPr>
-            <w:tcW w:type="dxa" w:w="1417"/>
+            <w:tcW w:type="dxa" w:w="1422"/>
           </w:tcPr>
           <w:p>
             <w:pPr>
@@ -5708,7 +5863,7 @@
         </w:tc>
         <w:tc>
           <w:tcPr>
-            <w:tcW w:type="dxa" w:w="8449"/>
+            <w:tcW w:type="dxa" w:w="8444"/>
           </w:tcPr>
           <w:p>
             <w:pPr>
@@ -5744,7 +5899,7 @@
         </w:trPr>
         <w:tc>
           <w:tcPr>
-            <w:tcW w:type="dxa" w:w="1417"/>
+            <w:tcW w:type="dxa" w:w="1422"/>
             <w:shd w:val="clear" w:color="auto" w:fill="F8F8FC"/>
           </w:tcPr>
           <w:p>
@@ -5764,7 +5919,7 @@
         </w:tc>
         <w:tc>
           <w:tcPr>
-            <w:tcW w:type="dxa" w:w="8449"/>
+            <w:tcW w:type="dxa" w:w="8444"/>
             <w:shd w:val="clear" w:color="auto" w:fill="F8F8FC"/>
           </w:tcPr>
           <w:p>
@@ -5789,7 +5944,7 @@
         </w:trPr>
         <w:tc>
           <w:tcPr>
-            <w:tcW w:type="dxa" w:w="1417"/>
+            <w:tcW w:type="dxa" w:w="1422"/>
           </w:tcPr>
           <w:p>
             <w:pPr>
@@ -5808,7 +5963,7 @@
         </w:tc>
         <w:tc>
           <w:tcPr>
-            <w:tcW w:type="dxa" w:w="8449"/>
+            <w:tcW w:type="dxa" w:w="8444"/>
           </w:tcPr>
           <w:p>
             <w:pPr>
@@ -5844,7 +5999,7 @@
         </w:trPr>
         <w:tc>
           <w:tcPr>
-            <w:tcW w:type="dxa" w:w="1417"/>
+            <w:tcW w:type="dxa" w:w="1422"/>
             <w:shd w:val="clear" w:color="auto" w:fill="F8F8FC"/>
           </w:tcPr>
           <w:p>
@@ -5864,7 +6019,7 @@
         </w:tc>
         <w:tc>
           <w:tcPr>
-            <w:tcW w:type="dxa" w:w="8449"/>
+            <w:tcW w:type="dxa" w:w="8444"/>
             <w:shd w:val="clear" w:color="auto" w:fill="F8F8FC"/>
           </w:tcPr>
           <w:p>
@@ -5901,7 +6056,7 @@
         </w:trPr>
         <w:tc>
           <w:tcPr>
-            <w:tcW w:type="dxa" w:w="1417"/>
+            <w:tcW w:type="dxa" w:w="1422"/>
           </w:tcPr>
           <w:p>
             <w:pPr>
@@ -5920,7 +6075,7 @@
         </w:tc>
         <w:tc>
           <w:tcPr>
-            <w:tcW w:type="dxa" w:w="8449"/>
+            <w:tcW w:type="dxa" w:w="8444"/>
           </w:tcPr>
           <w:p>
             <w:pPr>
@@ -5944,7 +6099,7 @@
         </w:trPr>
         <w:tc>
           <w:tcPr>
-            <w:tcW w:type="dxa" w:w="1417"/>
+            <w:tcW w:type="dxa" w:w="1422"/>
             <w:shd w:val="clear" w:color="auto" w:fill="F8F8FC"/>
           </w:tcPr>
           <w:p>
@@ -5964,7 +6119,7 @@
         </w:tc>
         <w:tc>
           <w:tcPr>
-            <w:tcW w:type="dxa" w:w="8449"/>
+            <w:tcW w:type="dxa" w:w="8444"/>
             <w:shd w:val="clear" w:color="auto" w:fill="F8F8FC"/>
           </w:tcPr>
           <w:p>
@@ -6001,39 +6156,39 @@
         </w:trPr>
         <w:tc>
           <w:tcPr>
-            <w:tcW w:type="dxa" w:w="1417"/>
-          </w:tcPr>
-          <w:p>
-            <w:pPr>
-              <w:spacing w:after="0" w:line="240" w:lineRule="exact"/>
-            </w:pPr>
-            <w:r>
-              <w:rPr>
-                <w:rFonts w:ascii="Malgun Gothic" w:hAnsi="Malgun Gothic" w:eastAsia="Malgun Gothic" w:cs="Malgun Gothic"/>
-                <w:color w:val="1B1B48"/>
-                <w:sz w:val="17"/>
-                <w:szCs w:val="17"/>
-              </w:rPr>
-              <w:t xml:space="preserve">엔비디아랑 협력해요?</w:t>
-            </w:r>
-          </w:p>
-        </w:tc>
-        <w:tc>
-          <w:tcPr>
-            <w:tcW w:type="dxa" w:w="8449"/>
-          </w:tcPr>
-          <w:p>
-            <w:pPr>
-              <w:spacing w:after="0" w:line="240" w:lineRule="exact"/>
-            </w:pPr>
-            <w:r>
-              <w:rPr>
-                <w:rFonts w:ascii="Malgun Gothic" w:hAnsi="Malgun Gothic" w:eastAsia="Malgun Gothic" w:cs="Malgun Gothic"/>
-                <w:color w:val="1B1B48"/>
-                <w:sz w:val="17"/>
-                <w:szCs w:val="17"/>
-              </w:rPr>
-              <w:t xml:space="preserve">B300 GPU 기반 인프라입니다. 회사 간 관계는 말씀드리지 않습니다.</w:t>
+            <w:tcW w:type="dxa" w:w="1422"/>
+          </w:tcPr>
+          <w:p>
+            <w:pPr>
+              <w:spacing w:after="0" w:line="240" w:lineRule="exact"/>
+            </w:pPr>
+            <w:r>
+              <w:rPr>
+                <w:rFonts w:ascii="Malgun Gothic" w:hAnsi="Malgun Gothic" w:eastAsia="Malgun Gothic" w:cs="Malgun Gothic"/>
+                <w:color w:val="1B1B48"/>
+                <w:sz w:val="17"/>
+                <w:szCs w:val="17"/>
+              </w:rPr>
+              <w:t xml:space="preserve">그냥 WLBN 을 사면 되지, 이용권은 왜 사요?</w:t>
+            </w:r>
+          </w:p>
+        </w:tc>
+        <w:tc>
+          <w:tcPr>
+            <w:tcW w:type="dxa" w:w="8444"/>
+          </w:tcPr>
+          <w:p>
+            <w:pPr>
+              <w:spacing w:after="0" w:line="240" w:lineRule="exact"/>
+            </w:pPr>
+            <w:r>
+              <w:rPr>
+                <w:rFonts w:ascii="Malgun Gothic" w:hAnsi="Malgun Gothic" w:eastAsia="Malgun Gothic" w:cs="Malgun Gothic"/>
+                <w:color w:val="1B1B48"/>
+                <w:sz w:val="17"/>
+                <w:szCs w:val="17"/>
+              </w:rPr>
+              <w:t xml:space="preserve">이용권은 AI 콘텐츠를 쓰는 권리입니다. 3년 동안 장당 하루 5토큰이 정해진 수량으로 쌓이고, 이용권을 가진 분께는 카탈로그 토큰가가 3년 동안 바뀌지 않습니다. 토큰을 따로 사는 것과 어느 쪽이 유리한지는 계산해 드리지 않습니다.</w:t>
             </w:r>
             <w:r>
               <w:br/>
@@ -6045,7 +6200,7 @@
                 <w:sz w:val="17"/>
                 <w:szCs w:val="17"/>
               </w:rPr>
-              <w:t xml:space="preserve">주의: 협력 표현 0</w:t>
+              <w:t xml:space="preserve">주의: 「싸게 사는 방법」 · 할인 비교 0</w:t>
             </w:r>
           </w:p>
         </w:tc>
@@ -6056,7 +6211,7 @@
         </w:trPr>
         <w:tc>
           <w:tcPr>
-            <w:tcW w:type="dxa" w:w="1417"/>
+            <w:tcW w:type="dxa" w:w="1422"/>
             <w:shd w:val="clear" w:color="auto" w:fill="F8F8FC"/>
           </w:tcPr>
           <w:p>
@@ -6070,14 +6225,181 @@
                 <w:sz w:val="17"/>
                 <w:szCs w:val="17"/>
               </w:rPr>
+              <w:t xml:space="preserve">AI 팩토리는 실제로 있어요? 누가 운영해요?</w:t>
+            </w:r>
+          </w:p>
+        </w:tc>
+        <w:tc>
+          <w:tcPr>
+            <w:tcW w:type="dxa" w:w="8444"/>
+            <w:shd w:val="clear" w:color="auto" w:fill="F8F8FC"/>
+          </w:tcPr>
+          <w:p>
+            <w:pPr>
+              <w:spacing w:after="0" w:line="240" w:lineRule="exact"/>
+            </w:pPr>
+            <w:r>
+              <w:rPr>
+                <w:rFonts w:ascii="Malgun Gothic" w:hAnsi="Malgun Gothic" w:eastAsia="Malgun Gothic" w:cs="Malgun Gothic"/>
+                <w:color w:val="1B1B48"/>
+                <w:sz w:val="17"/>
+                <w:szCs w:val="17"/>
+              </w:rPr>
+              <w:t xml:space="preserve">이용권 사양에 적힌 대로 B300 8-GPU 기반 AI 팩토리 위에서 콘텐츠를 제공하고, 월 가용률 95% 를 목표로 운영합니다. 자세한 운영 내용은 담당자가 안내드립니다.</w:t>
+            </w:r>
+            <w:r>
+              <w:br/>
+            </w:r>
+            <w:r>
+              <w:rPr>
+                <w:rFonts w:ascii="Malgun Gothic" w:hAnsi="Malgun Gothic" w:eastAsia="Malgun Gothic" w:cs="Malgun Gothic"/>
+                <w:color w:val="6B6B8C"/>
+                <w:sz w:val="17"/>
+                <w:szCs w:val="17"/>
+              </w:rPr>
+              <w:t xml:space="preserve">주의: 소유 · 운영 주체 · 위치 · 구축 일정을 단정하지 않는다(내부 미정)</w:t>
+            </w:r>
+          </w:p>
+        </w:tc>
+      </w:tr>
+      <w:tr>
+        <w:trPr>
+          <w:cantSplit/>
+        </w:trPr>
+        <w:tc>
+          <w:tcPr>
+            <w:tcW w:type="dxa" w:w="1422"/>
+          </w:tcPr>
+          <w:p>
+            <w:pPr>
+              <w:spacing w:after="0" w:line="240" w:lineRule="exact"/>
+            </w:pPr>
+            <w:r>
+              <w:rPr>
+                <w:rFonts w:ascii="Malgun Gothic" w:hAnsi="Malgun Gothic" w:eastAsia="Malgun Gothic" w:cs="Malgun Gothic"/>
+                <w:color w:val="1B1B48"/>
+                <w:sz w:val="17"/>
+                <w:szCs w:val="17"/>
+              </w:rPr>
+              <w:t xml:space="preserve">다른 GPU 노드 · AI 인프라 상품이랑 뭐가 달라요?</w:t>
+            </w:r>
+          </w:p>
+        </w:tc>
+        <w:tc>
+          <w:tcPr>
+            <w:tcW w:type="dxa" w:w="8444"/>
+          </w:tcPr>
+          <w:p>
+            <w:pPr>
+              <w:spacing w:after="0" w:line="240" w:lineRule="exact"/>
+            </w:pPr>
+            <w:r>
+              <w:rPr>
+                <w:rFonts w:ascii="Malgun Gothic" w:hAnsi="Malgun Gothic" w:eastAsia="Malgun Gothic" w:cs="Malgun Gothic"/>
+                <w:color w:val="1B1B48"/>
+                <w:sz w:val="17"/>
+                <w:szCs w:val="17"/>
+              </w:rPr>
+              <w:t xml:space="preserve">GPU 를 나눠 파는 상품이 아니라, 날씨 데이터와 AI 모델로 만든 콘텐츠(에이전트 · 데이터셋 · API)를 정해진 토큰가로 쓰는 이용권입니다. 카탈로그와 단가가 공개돼 있고, 결과물은 영상으로 보여 드릴 수 있습니다.</w:t>
+            </w:r>
+            <w:r>
+              <w:br/>
+            </w:r>
+            <w:r>
+              <w:rPr>
+                <w:rFonts w:ascii="Malgun Gothic" w:hAnsi="Malgun Gothic" w:eastAsia="Malgun Gothic" w:cs="Malgun Gothic"/>
+                <w:color w:val="6B6B8C"/>
+                <w:sz w:val="17"/>
+                <w:szCs w:val="17"/>
+              </w:rPr>
+              <w:t xml:space="preserve">주의: 다른 회사 이름 · 평가 0</w:t>
+            </w:r>
+          </w:p>
+        </w:tc>
+      </w:tr>
+      <w:tr>
+        <w:trPr>
+          <w:cantSplit/>
+        </w:trPr>
+        <w:tc>
+          <w:tcPr>
+            <w:tcW w:type="dxa" w:w="1422"/>
+            <w:shd w:val="clear" w:color="auto" w:fill="F8F8FC"/>
+          </w:tcPr>
+          <w:p>
+            <w:pPr>
+              <w:spacing w:after="0" w:line="240" w:lineRule="exact"/>
+            </w:pPr>
+            <w:r>
+              <w:rPr>
+                <w:rFonts w:ascii="Malgun Gothic" w:hAnsi="Malgun Gothic" w:eastAsia="Malgun Gothic" w:cs="Malgun Gothic"/>
+                <w:color w:val="1B1B48"/>
+                <w:sz w:val="17"/>
+                <w:szCs w:val="17"/>
+              </w:rPr>
+              <w:t xml:space="preserve">엔비디아랑 협력해요?</w:t>
+            </w:r>
+          </w:p>
+        </w:tc>
+        <w:tc>
+          <w:tcPr>
+            <w:tcW w:type="dxa" w:w="8444"/>
+            <w:shd w:val="clear" w:color="auto" w:fill="F8F8FC"/>
+          </w:tcPr>
+          <w:p>
+            <w:pPr>
+              <w:spacing w:after="0" w:line="240" w:lineRule="exact"/>
+            </w:pPr>
+            <w:r>
+              <w:rPr>
+                <w:rFonts w:ascii="Malgun Gothic" w:hAnsi="Malgun Gothic" w:eastAsia="Malgun Gothic" w:cs="Malgun Gothic"/>
+                <w:color w:val="1B1B48"/>
+                <w:sz w:val="17"/>
+                <w:szCs w:val="17"/>
+              </w:rPr>
+              <w:t xml:space="preserve">B300 GPU 기반 인프라입니다. 회사 간 관계는 말씀드리지 않습니다.</w:t>
+            </w:r>
+            <w:r>
+              <w:br/>
+            </w:r>
+            <w:r>
+              <w:rPr>
+                <w:rFonts w:ascii="Malgun Gothic" w:hAnsi="Malgun Gothic" w:eastAsia="Malgun Gothic" w:cs="Malgun Gothic"/>
+                <w:color w:val="6B6B8C"/>
+                <w:sz w:val="17"/>
+                <w:szCs w:val="17"/>
+              </w:rPr>
+              <w:t xml:space="preserve">주의: 협력 표현 0</w:t>
+            </w:r>
+          </w:p>
+        </w:tc>
+      </w:tr>
+      <w:tr>
+        <w:trPr>
+          <w:cantSplit/>
+        </w:trPr>
+        <w:tc>
+          <w:tcPr>
+            <w:tcW w:type="dxa" w:w="1422"/>
+          </w:tcPr>
+          <w:p>
+            <w:pPr>
+              <w:spacing w:after="0" w:line="240" w:lineRule="exact"/>
+            </w:pPr>
+            <w:r>
+              <w:rPr>
+                <w:rFonts w:ascii="Malgun Gothic" w:hAnsi="Malgun Gothic" w:eastAsia="Malgun Gothic" w:cs="Malgun Gothic"/>
+                <w:color w:val="1B1B48"/>
+                <w:sz w:val="17"/>
+                <w:szCs w:val="17"/>
+              </w:rPr>
               <w:t xml:space="preserve">4,000장 다 팔리면 뭐가 달라져요?</w:t>
             </w:r>
           </w:p>
         </w:tc>
         <w:tc>
           <w:tcPr>
-            <w:tcW w:type="dxa" w:w="8449"/>
-            <w:shd w:val="clear" w:color="auto" w:fill="F8F8FC"/>
+            <w:tcW w:type="dxa" w:w="8444"/>
           </w:tcPr>
           <w:p>
             <w:pPr>
@@ -6168,8 +6490,8 @@
         <w:tblLook w:firstColumn="1" w:firstRow="1" w:lastColumn="0" w:lastRow="0" w:noHBand="0" w:noVBand="1" w:val="04A0"/>
       </w:tblPr>
       <w:tblGrid>
-        <w:gridCol w:w="1417"/>
-        <w:gridCol w:w="8449"/>
+        <w:gridCol w:w="1422"/>
+        <w:gridCol w:w="8444"/>
       </w:tblGrid>
       <w:tr>
         <w:trPr>
@@ -6178,7 +6500,7 @@
         </w:trPr>
         <w:tc>
           <w:tcPr>
-            <w:tcW w:type="dxa" w:w="1417"/>
+            <w:tcW w:type="dxa" w:w="1422"/>
             <w:shd w:val="clear" w:color="auto" w:fill="E8E8F4"/>
           </w:tcPr>
           <w:p>
@@ -6200,7 +6522,7 @@
         </w:tc>
         <w:tc>
           <w:tcPr>
-            <w:tcW w:type="dxa" w:w="8449"/>
+            <w:tcW w:type="dxa" w:w="8444"/>
             <w:shd w:val="clear" w:color="auto" w:fill="E8E8F4"/>
           </w:tcPr>
           <w:p>
@@ -6227,7 +6549,7 @@
         </w:trPr>
         <w:tc>
           <w:tcPr>
-            <w:tcW w:type="dxa" w:w="1417"/>
+            <w:tcW w:type="dxa" w:w="1422"/>
           </w:tcPr>
           <w:p>
             <w:pPr>
@@ -6246,7 +6568,7 @@
         </w:tc>
         <w:tc>
           <w:tcPr>
-            <w:tcW w:type="dxa" w:w="8449"/>
+            <w:tcW w:type="dxa" w:w="8444"/>
           </w:tcPr>
           <w:p>
             <w:pPr>
@@ -6282,7 +6604,7 @@
         </w:trPr>
         <w:tc>
           <w:tcPr>
-            <w:tcW w:type="dxa" w:w="1417"/>
+            <w:tcW w:type="dxa" w:w="1422"/>
             <w:shd w:val="clear" w:color="auto" w:fill="F8F8FC"/>
           </w:tcPr>
           <w:p>
@@ -6302,7 +6624,7 @@
         </w:tc>
         <w:tc>
           <w:tcPr>
-            <w:tcW w:type="dxa" w:w="8449"/>
+            <w:tcW w:type="dxa" w:w="8444"/>
             <w:shd w:val="clear" w:color="auto" w:fill="F8F8FC"/>
           </w:tcPr>
           <w:p>
@@ -6339,7 +6661,7 @@
         </w:trPr>
         <w:tc>
           <w:tcPr>
-            <w:tcW w:type="dxa" w:w="1417"/>
+            <w:tcW w:type="dxa" w:w="1422"/>
           </w:tcPr>
           <w:p>
             <w:pPr>
@@ -6358,7 +6680,7 @@
         </w:tc>
         <w:tc>
           <w:tcPr>
-            <w:tcW w:type="dxa" w:w="8449"/>
+            <w:tcW w:type="dxa" w:w="8444"/>
           </w:tcPr>
           <w:p>
             <w:pPr>
@@ -6394,7 +6716,7 @@
         </w:trPr>
         <w:tc>
           <w:tcPr>
-            <w:tcW w:type="dxa" w:w="1417"/>
+            <w:tcW w:type="dxa" w:w="1422"/>
             <w:shd w:val="clear" w:color="auto" w:fill="F8F8FC"/>
           </w:tcPr>
           <w:p>
@@ -6414,7 +6736,7 @@
         </w:tc>
         <w:tc>
           <w:tcPr>
-            <w:tcW w:type="dxa" w:w="8449"/>
+            <w:tcW w:type="dxa" w:w="8444"/>
             <w:shd w:val="clear" w:color="auto" w:fill="F8F8FC"/>
           </w:tcPr>
           <w:p>
@@ -6451,7 +6773,7 @@
         </w:trPr>
         <w:tc>
           <w:tcPr>
-            <w:tcW w:type="dxa" w:w="1417"/>
+            <w:tcW w:type="dxa" w:w="1422"/>
           </w:tcPr>
           <w:p>
             <w:pPr>
@@ -6470,7 +6792,7 @@
         </w:tc>
         <w:tc>
           <w:tcPr>
-            <w:tcW w:type="dxa" w:w="8449"/>
+            <w:tcW w:type="dxa" w:w="8444"/>
           </w:tcPr>
           <w:p>
             <w:pPr>
@@ -6494,7 +6816,7 @@
         </w:trPr>
         <w:tc>
           <w:tcPr>
-            <w:tcW w:type="dxa" w:w="1417"/>
+            <w:tcW w:type="dxa" w:w="1422"/>
             <w:shd w:val="clear" w:color="auto" w:fill="F8F8FC"/>
           </w:tcPr>
           <w:p>
@@ -6514,7 +6836,7 @@
         </w:tc>
         <w:tc>
           <w:tcPr>
-            <w:tcW w:type="dxa" w:w="8449"/>
+            <w:tcW w:type="dxa" w:w="8444"/>
             <w:shd w:val="clear" w:color="auto" w:fill="F8F8FC"/>
           </w:tcPr>
           <w:p>
@@ -6594,8 +6916,8 @@
         <w:tblLook w:firstColumn="1" w:firstRow="1" w:lastColumn="0" w:lastRow="0" w:noHBand="0" w:noVBand="1" w:val="04A0"/>
       </w:tblPr>
       <w:tblGrid>
-        <w:gridCol w:w="1417"/>
-        <w:gridCol w:w="8449"/>
+        <w:gridCol w:w="1422"/>
+        <w:gridCol w:w="8444"/>
       </w:tblGrid>
       <w:tr>
         <w:trPr>
@@ -6604,7 +6926,7 @@
         </w:trPr>
         <w:tc>
           <w:tcPr>
-            <w:tcW w:type="dxa" w:w="1417"/>
+            <w:tcW w:type="dxa" w:w="1422"/>
             <w:shd w:val="clear" w:color="auto" w:fill="E8E8F4"/>
           </w:tcPr>
           <w:p>
@@ -6626,7 +6948,7 @@
         </w:tc>
         <w:tc>
           <w:tcPr>
-            <w:tcW w:type="dxa" w:w="8449"/>
+            <w:tcW w:type="dxa" w:w="8444"/>
             <w:shd w:val="clear" w:color="auto" w:fill="E8E8F4"/>
           </w:tcPr>
           <w:p>
@@ -6653,7 +6975,7 @@
         </w:trPr>
         <w:tc>
           <w:tcPr>
-            <w:tcW w:type="dxa" w:w="1417"/>
+            <w:tcW w:type="dxa" w:w="1422"/>
           </w:tcPr>
           <w:p>
             <w:pPr>
@@ -6672,7 +6994,7 @@
         </w:tc>
         <w:tc>
           <w:tcPr>
-            <w:tcW w:type="dxa" w:w="8449"/>
+            <w:tcW w:type="dxa" w:w="8444"/>
           </w:tcPr>
           <w:p>
             <w:pPr>
@@ -6708,7 +7030,7 @@
         </w:trPr>
         <w:tc>
           <w:tcPr>
-            <w:tcW w:type="dxa" w:w="1417"/>
+            <w:tcW w:type="dxa" w:w="1422"/>
             <w:shd w:val="clear" w:color="auto" w:fill="F8F8FC"/>
           </w:tcPr>
           <w:p>
@@ -6728,7 +7050,7 @@
         </w:tc>
         <w:tc>
           <w:tcPr>
-            <w:tcW w:type="dxa" w:w="8449"/>
+            <w:tcW w:type="dxa" w:w="8444"/>
             <w:shd w:val="clear" w:color="auto" w:fill="F8F8FC"/>
           </w:tcPr>
           <w:p>
@@ -6765,7 +7087,7 @@
         </w:trPr>
         <w:tc>
           <w:tcPr>
-            <w:tcW w:type="dxa" w:w="1417"/>
+            <w:tcW w:type="dxa" w:w="1422"/>
           </w:tcPr>
           <w:p>
             <w:pPr>
@@ -6784,7 +7106,7 @@
         </w:tc>
         <w:tc>
           <w:tcPr>
-            <w:tcW w:type="dxa" w:w="8449"/>
+            <w:tcW w:type="dxa" w:w="8444"/>
           </w:tcPr>
           <w:p>
             <w:pPr>
@@ -6808,7 +7130,7 @@
         </w:trPr>
         <w:tc>
           <w:tcPr>
-            <w:tcW w:type="dxa" w:w="1417"/>
+            <w:tcW w:type="dxa" w:w="1422"/>
             <w:shd w:val="clear" w:color="auto" w:fill="F8F8FC"/>
           </w:tcPr>
           <w:p>
@@ -6828,7 +7150,7 @@
         </w:tc>
         <w:tc>
           <w:tcPr>
-            <w:tcW w:type="dxa" w:w="8449"/>
+            <w:tcW w:type="dxa" w:w="8444"/>
             <w:shd w:val="clear" w:color="auto" w:fill="F8F8FC"/>
           </w:tcPr>
           <w:p>
@@ -6865,7 +7187,7 @@
         </w:trPr>
         <w:tc>
           <w:tcPr>
-            <w:tcW w:type="dxa" w:w="1417"/>
+            <w:tcW w:type="dxa" w:w="1422"/>
           </w:tcPr>
           <w:p>
             <w:pPr>
@@ -6884,7 +7206,7 @@
         </w:tc>
         <w:tc>
           <w:tcPr>
-            <w:tcW w:type="dxa" w:w="8449"/>
+            <w:tcW w:type="dxa" w:w="8444"/>
           </w:tcPr>
           <w:p>
             <w:pPr>
@@ -6920,7 +7242,7 @@
         </w:trPr>
         <w:tc>
           <w:tcPr>
-            <w:tcW w:type="dxa" w:w="1417"/>
+            <w:tcW w:type="dxa" w:w="1422"/>
             <w:shd w:val="clear" w:color="auto" w:fill="F8F8FC"/>
           </w:tcPr>
           <w:p>
@@ -6940,7 +7262,7 @@
         </w:tc>
         <w:tc>
           <w:tcPr>
-            <w:tcW w:type="dxa" w:w="8449"/>
+            <w:tcW w:type="dxa" w:w="8444"/>
             <w:shd w:val="clear" w:color="auto" w:fill="F8F8FC"/>
           </w:tcPr>
           <w:p>
@@ -6977,7 +7299,7 @@
         </w:trPr>
         <w:tc>
           <w:tcPr>
-            <w:tcW w:type="dxa" w:w="1417"/>
+            <w:tcW w:type="dxa" w:w="1422"/>
           </w:tcPr>
           <w:p>
             <w:pPr>
@@ -6996,7 +7318,7 @@
         </w:tc>
         <w:tc>
           <w:tcPr>
-            <w:tcW w:type="dxa" w:w="8449"/>
+            <w:tcW w:type="dxa" w:w="8444"/>
           </w:tcPr>
           <w:p>
             <w:pPr>
@@ -7087,8 +7409,8 @@
         <w:tblLook w:firstColumn="1" w:firstRow="1" w:lastColumn="0" w:lastRow="0" w:noHBand="0" w:noVBand="1" w:val="04A0"/>
       </w:tblPr>
       <w:tblGrid>
-        <w:gridCol w:w="1417"/>
-        <w:gridCol w:w="8449"/>
+        <w:gridCol w:w="1422"/>
+        <w:gridCol w:w="8444"/>
       </w:tblGrid>
       <w:tr>
         <w:trPr>
@@ -7097,7 +7419,7 @@
         </w:trPr>
         <w:tc>
           <w:tcPr>
-            <w:tcW w:type="dxa" w:w="1417"/>
+            <w:tcW w:type="dxa" w:w="1422"/>
             <w:shd w:val="clear" w:color="auto" w:fill="E8E8F4"/>
           </w:tcPr>
           <w:p>
@@ -7119,7 +7441,7 @@
         </w:tc>
         <w:tc>
           <w:tcPr>
-            <w:tcW w:type="dxa" w:w="8449"/>
+            <w:tcW w:type="dxa" w:w="8444"/>
             <w:shd w:val="clear" w:color="auto" w:fill="E8E8F4"/>
           </w:tcPr>
           <w:p>
@@ -7146,7 +7468,7 @@
         </w:trPr>
         <w:tc>
           <w:tcPr>
-            <w:tcW w:type="dxa" w:w="1417"/>
+            <w:tcW w:type="dxa" w:w="1422"/>
           </w:tcPr>
           <w:p>
             <w:pPr>
@@ -7165,7 +7487,7 @@
         </w:tc>
         <w:tc>
           <w:tcPr>
-            <w:tcW w:type="dxa" w:w="8449"/>
+            <w:tcW w:type="dxa" w:w="8444"/>
           </w:tcPr>
           <w:p>
             <w:pPr>
@@ -7201,7 +7523,7 @@
         </w:trPr>
         <w:tc>
           <w:tcPr>
-            <w:tcW w:type="dxa" w:w="1417"/>
+            <w:tcW w:type="dxa" w:w="1422"/>
             <w:shd w:val="clear" w:color="auto" w:fill="F8F8FC"/>
           </w:tcPr>
           <w:p>
@@ -7221,7 +7543,7 @@
         </w:tc>
         <w:tc>
           <w:tcPr>
-            <w:tcW w:type="dxa" w:w="8449"/>
+            <w:tcW w:type="dxa" w:w="8444"/>
             <w:shd w:val="clear" w:color="auto" w:fill="F8F8FC"/>
           </w:tcPr>
           <w:p>
@@ -7258,7 +7580,7 @@
         </w:trPr>
         <w:tc>
           <w:tcPr>
-            <w:tcW w:type="dxa" w:w="1417"/>
+            <w:tcW w:type="dxa" w:w="1422"/>
           </w:tcPr>
           <w:p>
             <w:pPr>
@@ -7277,7 +7599,7 @@
         </w:tc>
         <w:tc>
           <w:tcPr>
-            <w:tcW w:type="dxa" w:w="8449"/>
+            <w:tcW w:type="dxa" w:w="8444"/>
           </w:tcPr>
           <w:p>
             <w:pPr>
@@ -7313,7 +7635,7 @@
         </w:trPr>
         <w:tc>
           <w:tcPr>
-            <w:tcW w:type="dxa" w:w="1417"/>
+            <w:tcW w:type="dxa" w:w="1422"/>
             <w:shd w:val="clear" w:color="auto" w:fill="F8F8FC"/>
           </w:tcPr>
           <w:p>
@@ -7333,7 +7655,7 @@
         </w:tc>
         <w:tc>
           <w:tcPr>
-            <w:tcW w:type="dxa" w:w="8449"/>
+            <w:tcW w:type="dxa" w:w="8444"/>
             <w:shd w:val="clear" w:color="auto" w:fill="F8F8FC"/>
           </w:tcPr>
           <w:p>
@@ -7370,7 +7692,7 @@
         </w:trPr>
         <w:tc>
           <w:tcPr>
-            <w:tcW w:type="dxa" w:w="1417"/>
+            <w:tcW w:type="dxa" w:w="1422"/>
           </w:tcPr>
           <w:p>
             <w:pPr>
@@ -7389,7 +7711,7 @@
         </w:tc>
         <w:tc>
           <w:tcPr>
-            <w:tcW w:type="dxa" w:w="8449"/>
+            <w:tcW w:type="dxa" w:w="8444"/>
           </w:tcPr>
           <w:p>
             <w:pPr>
@@ -7480,8 +7802,8 @@
         <w:tblLook w:firstColumn="1" w:firstRow="1" w:lastColumn="0" w:lastRow="0" w:noHBand="0" w:noVBand="1" w:val="04A0"/>
       </w:tblPr>
       <w:tblGrid>
-        <w:gridCol w:w="1417"/>
-        <w:gridCol w:w="8449"/>
+        <w:gridCol w:w="1422"/>
+        <w:gridCol w:w="8444"/>
       </w:tblGrid>
       <w:tr>
         <w:trPr>
@@ -7490,7 +7812,7 @@
         </w:trPr>
         <w:tc>
           <w:tcPr>
-            <w:tcW w:type="dxa" w:w="1417"/>
+            <w:tcW w:type="dxa" w:w="1422"/>
             <w:shd w:val="clear" w:color="auto" w:fill="E8E8F4"/>
           </w:tcPr>
           <w:p>
@@ -7512,7 +7834,7 @@
         </w:tc>
         <w:tc>
           <w:tcPr>
-            <w:tcW w:type="dxa" w:w="8449"/>
+            <w:tcW w:type="dxa" w:w="8444"/>
             <w:shd w:val="clear" w:color="auto" w:fill="E8E8F4"/>
           </w:tcPr>
           <w:p>
@@ -7539,7 +7861,7 @@
         </w:trPr>
         <w:tc>
           <w:tcPr>
-            <w:tcW w:type="dxa" w:w="1417"/>
+            <w:tcW w:type="dxa" w:w="1422"/>
           </w:tcPr>
           <w:p>
             <w:pPr>
@@ -7558,7 +7880,7 @@
         </w:tc>
         <w:tc>
           <w:tcPr>
-            <w:tcW w:type="dxa" w:w="8449"/>
+            <w:tcW w:type="dxa" w:w="8444"/>
           </w:tcPr>
           <w:p>
             <w:pPr>
@@ -7594,7 +7916,7 @@
         </w:trPr>
         <w:tc>
           <w:tcPr>
-            <w:tcW w:type="dxa" w:w="1417"/>
+            <w:tcW w:type="dxa" w:w="1422"/>
             <w:shd w:val="clear" w:color="auto" w:fill="F8F8FC"/>
           </w:tcPr>
           <w:p>
@@ -7614,7 +7936,7 @@
         </w:tc>
         <w:tc>
           <w:tcPr>
-            <w:tcW w:type="dxa" w:w="8449"/>
+            <w:tcW w:type="dxa" w:w="8444"/>
             <w:shd w:val="clear" w:color="auto" w:fill="F8F8FC"/>
           </w:tcPr>
           <w:p>
@@ -7651,7 +7973,7 @@
         </w:trPr>
         <w:tc>
           <w:tcPr>
-            <w:tcW w:type="dxa" w:w="1417"/>
+            <w:tcW w:type="dxa" w:w="1422"/>
           </w:tcPr>
           <w:p>
             <w:pPr>
@@ -7670,7 +7992,7 @@
         </w:tc>
         <w:tc>
           <w:tcPr>
-            <w:tcW w:type="dxa" w:w="8449"/>
+            <w:tcW w:type="dxa" w:w="8444"/>
           </w:tcPr>
           <w:p>
             <w:pPr>
@@ -7706,7 +8028,7 @@
         </w:trPr>
         <w:tc>
           <w:tcPr>
-            <w:tcW w:type="dxa" w:w="1417"/>
+            <w:tcW w:type="dxa" w:w="1422"/>
             <w:shd w:val="clear" w:color="auto" w:fill="F8F8FC"/>
           </w:tcPr>
           <w:p>
@@ -7726,7 +8048,7 @@
         </w:tc>
         <w:tc>
           <w:tcPr>
-            <w:tcW w:type="dxa" w:w="8449"/>
+            <w:tcW w:type="dxa" w:w="8444"/>
             <w:shd w:val="clear" w:color="auto" w:fill="F8F8FC"/>
           </w:tcPr>
           <w:p>
@@ -7763,7 +8085,7 @@
         </w:trPr>
         <w:tc>
           <w:tcPr>
-            <w:tcW w:type="dxa" w:w="1417"/>
+            <w:tcW w:type="dxa" w:w="1422"/>
           </w:tcPr>
           <w:p>
             <w:pPr>
@@ -7782,7 +8104,7 @@
         </w:tc>
         <w:tc>
           <w:tcPr>
-            <w:tcW w:type="dxa" w:w="8449"/>
+            <w:tcW w:type="dxa" w:w="8444"/>
           </w:tcPr>
           <w:p>
             <w:pPr>
@@ -7806,7 +8128,7 @@
         </w:trPr>
         <w:tc>
           <w:tcPr>
-            <w:tcW w:type="dxa" w:w="1417"/>
+            <w:tcW w:type="dxa" w:w="1422"/>
             <w:shd w:val="clear" w:color="auto" w:fill="F8F8FC"/>
           </w:tcPr>
           <w:p>
@@ -7826,7 +8148,7 @@
         </w:tc>
         <w:tc>
           <w:tcPr>
-            <w:tcW w:type="dxa" w:w="8449"/>
+            <w:tcW w:type="dxa" w:w="8444"/>
             <w:shd w:val="clear" w:color="auto" w:fill="F8F8FC"/>
           </w:tcPr>
           <w:p>
@@ -7851,7 +8173,7 @@
         </w:trPr>
         <w:tc>
           <w:tcPr>
-            <w:tcW w:type="dxa" w:w="1417"/>
+            <w:tcW w:type="dxa" w:w="1422"/>
           </w:tcPr>
           <w:p>
             <w:pPr>
@@ -7870,7 +8192,7 @@
         </w:tc>
         <w:tc>
           <w:tcPr>
-            <w:tcW w:type="dxa" w:w="8449"/>
+            <w:tcW w:type="dxa" w:w="8444"/>
           </w:tcPr>
           <w:p>
             <w:pPr>
@@ -7906,7 +8228,7 @@
         </w:trPr>
         <w:tc>
           <w:tcPr>
-            <w:tcW w:type="dxa" w:w="1417"/>
+            <w:tcW w:type="dxa" w:w="1422"/>
             <w:shd w:val="clear" w:color="auto" w:fill="F8F8FC"/>
           </w:tcPr>
           <w:p>
@@ -7926,7 +8248,7 @@
         </w:tc>
         <w:tc>
           <w:tcPr>
-            <w:tcW w:type="dxa" w:w="8449"/>
+            <w:tcW w:type="dxa" w:w="8444"/>
             <w:shd w:val="clear" w:color="auto" w:fill="F8F8FC"/>
           </w:tcPr>
           <w:p>
@@ -7963,7 +8285,7 @@
         </w:trPr>
         <w:tc>
           <w:tcPr>
-            <w:tcW w:type="dxa" w:w="1417"/>
+            <w:tcW w:type="dxa" w:w="1422"/>
           </w:tcPr>
           <w:p>
             <w:pPr>
@@ -7982,7 +8304,7 @@
         </w:tc>
         <w:tc>
           <w:tcPr>
-            <w:tcW w:type="dxa" w:w="8449"/>
+            <w:tcW w:type="dxa" w:w="8444"/>
           </w:tcPr>
           <w:p>
             <w:pPr>
@@ -8018,7 +8340,7 @@
         </w:trPr>
         <w:tc>
           <w:tcPr>
-            <w:tcW w:type="dxa" w:w="1417"/>
+            <w:tcW w:type="dxa" w:w="1422"/>
             <w:shd w:val="clear" w:color="auto" w:fill="F8F8FC"/>
           </w:tcPr>
           <w:p>
@@ -8038,7 +8360,7 @@
         </w:tc>
         <w:tc>
           <w:tcPr>
-            <w:tcW w:type="dxa" w:w="8449"/>
+            <w:tcW w:type="dxa" w:w="8444"/>
             <w:shd w:val="clear" w:color="auto" w:fill="F8F8FC"/>
           </w:tcPr>
           <w:p>
@@ -8075,7 +8397,7 @@
         </w:trPr>
         <w:tc>
           <w:tcPr>
-            <w:tcW w:type="dxa" w:w="1417"/>
+            <w:tcW w:type="dxa" w:w="1422"/>
           </w:tcPr>
           <w:p>
             <w:pPr>
@@ -8094,7 +8416,7 @@
         </w:tc>
         <w:tc>
           <w:tcPr>
-            <w:tcW w:type="dxa" w:w="8449"/>
+            <w:tcW w:type="dxa" w:w="8444"/>
           </w:tcPr>
           <w:p>
             <w:pPr>
@@ -8130,7 +8452,7 @@
         </w:trPr>
         <w:tc>
           <w:tcPr>
-            <w:tcW w:type="dxa" w:w="1417"/>
+            <w:tcW w:type="dxa" w:w="1422"/>
             <w:shd w:val="clear" w:color="auto" w:fill="F8F8FC"/>
           </w:tcPr>
           <w:p>
@@ -8150,7 +8472,7 @@
         </w:tc>
         <w:tc>
           <w:tcPr>
-            <w:tcW w:type="dxa" w:w="8449"/>
+            <w:tcW w:type="dxa" w:w="8444"/>
             <w:shd w:val="clear" w:color="auto" w:fill="F8F8FC"/>
           </w:tcPr>
           <w:p>
@@ -8244,9 +8566,9 @@
         <w:tblLook w:firstColumn="1" w:firstRow="1" w:lastColumn="0" w:lastRow="0" w:noHBand="0" w:noVBand="1" w:val="04A0"/>
       </w:tblPr>
       <w:tblGrid>
-        <w:gridCol w:w="3022"/>
-        <w:gridCol w:w="4893"/>
-        <w:gridCol w:w="1951"/>
+        <w:gridCol w:w="3143"/>
+        <w:gridCol w:w="4856"/>
+        <w:gridCol w:w="1867"/>
       </w:tblGrid>
       <w:tr>
         <w:trPr>
@@ -8255,7 +8577,7 @@
         </w:trPr>
         <w:tc>
           <w:tcPr>
-            <w:tcW w:type="dxa" w:w="3022"/>
+            <w:tcW w:type="dxa" w:w="3143"/>
             <w:shd w:val="clear" w:color="auto" w:fill="E8E8F4"/>
           </w:tcPr>
           <w:p>
@@ -8277,7 +8599,7 @@
         </w:tc>
         <w:tc>
           <w:tcPr>
-            <w:tcW w:type="dxa" w:w="4893"/>
+            <w:tcW w:type="dxa" w:w="4856"/>
             <w:shd w:val="clear" w:color="auto" w:fill="E8E8F4"/>
           </w:tcPr>
           <w:p>
@@ -8299,7 +8621,7 @@
         </w:tc>
         <w:tc>
           <w:tcPr>
-            <w:tcW w:type="dxa" w:w="1951"/>
+            <w:tcW w:type="dxa" w:w="1867"/>
             <w:shd w:val="clear" w:color="auto" w:fill="E8E8F4"/>
           </w:tcPr>
           <w:p>
@@ -8326,7 +8648,7 @@
         </w:trPr>
         <w:tc>
           <w:tcPr>
-            <w:tcW w:type="dxa" w:w="3022"/>
+            <w:tcW w:type="dxa" w:w="3143"/>
           </w:tcPr>
           <w:p>
             <w:pPr>
@@ -8345,7 +8667,7 @@
         </w:tc>
         <w:tc>
           <w:tcPr>
-            <w:tcW w:type="dxa" w:w="4893"/>
+            <w:tcW w:type="dxa" w:w="4856"/>
           </w:tcPr>
           <w:p>
             <w:pPr>
@@ -8364,7 +8686,7 @@
         </w:tc>
         <w:tc>
           <w:tcPr>
-            <w:tcW w:type="dxa" w:w="1951"/>
+            <w:tcW w:type="dxa" w:w="1867"/>
           </w:tcPr>
           <w:p>
             <w:pPr>
@@ -8388,7 +8710,7 @@
         </w:trPr>
         <w:tc>
           <w:tcPr>
-            <w:tcW w:type="dxa" w:w="3022"/>
+            <w:tcW w:type="dxa" w:w="3143"/>
             <w:shd w:val="clear" w:color="auto" w:fill="F8F8FC"/>
           </w:tcPr>
           <w:p>
@@ -8408,7 +8730,7 @@
         </w:tc>
         <w:tc>
           <w:tcPr>
-            <w:tcW w:type="dxa" w:w="4893"/>
+            <w:tcW w:type="dxa" w:w="4856"/>
             <w:shd w:val="clear" w:color="auto" w:fill="F8F8FC"/>
           </w:tcPr>
           <w:p>
@@ -8428,7 +8750,7 @@
         </w:tc>
         <w:tc>
           <w:tcPr>
-            <w:tcW w:type="dxa" w:w="1951"/>
+            <w:tcW w:type="dxa" w:w="1867"/>
             <w:shd w:val="clear" w:color="auto" w:fill="F8F8FC"/>
           </w:tcPr>
           <w:p>
@@ -8453,7 +8775,7 @@
         </w:trPr>
         <w:tc>
           <w:tcPr>
-            <w:tcW w:type="dxa" w:w="3022"/>
+            <w:tcW w:type="dxa" w:w="3143"/>
           </w:tcPr>
           <w:p>
             <w:pPr>
@@ -8472,7 +8794,7 @@
         </w:tc>
         <w:tc>
           <w:tcPr>
-            <w:tcW w:type="dxa" w:w="4893"/>
+            <w:tcW w:type="dxa" w:w="4856"/>
           </w:tcPr>
           <w:p>
             <w:pPr>
@@ -8491,7 +8813,7 @@
         </w:tc>
         <w:tc>
           <w:tcPr>
-            <w:tcW w:type="dxa" w:w="1951"/>
+            <w:tcW w:type="dxa" w:w="1867"/>
           </w:tcPr>
           <w:p>
             <w:pPr>
@@ -8515,7 +8837,7 @@
         </w:trPr>
         <w:tc>
           <w:tcPr>
-            <w:tcW w:type="dxa" w:w="3022"/>
+            <w:tcW w:type="dxa" w:w="3143"/>
             <w:shd w:val="clear" w:color="auto" w:fill="F8F8FC"/>
           </w:tcPr>
           <w:p>
@@ -8529,13 +8851,13 @@
                 <w:sz w:val="17"/>
                 <w:szCs w:val="17"/>
               </w:rPr>
-              <w:t xml:space="preserve">언론 · 인터뷰 · 촬영</w:t>
-            </w:r>
-          </w:p>
-        </w:tc>
-        <w:tc>
-          <w:tcPr>
-            <w:tcW w:type="dxa" w:w="4893"/>
+              <w:t xml:space="preserve">유통 · 리셀 · 대량 구매(수십 대 이상)</w:t>
+            </w:r>
+          </w:p>
+        </w:tc>
+        <w:tc>
+          <w:tcPr>
+            <w:tcW w:type="dxa" w:w="4856"/>
             <w:shd w:val="clear" w:color="auto" w:fill="F8F8FC"/>
           </w:tcPr>
           <w:p>
@@ -8549,13 +8871,13 @@
                 <w:sz w:val="17"/>
                 <w:szCs w:val="17"/>
               </w:rPr>
-              <w:t xml:space="preserve">"홍보 담당이 바로 안내드리겠습니다."</w:t>
-            </w:r>
-          </w:p>
-        </w:tc>
-        <w:tc>
-          <w:tcPr>
-            <w:tcW w:type="dxa" w:w="1951"/>
+              <w:t xml:space="preserve">"조건은 담당자가 따로 안내드리겠습니다."</w:t>
+            </w:r>
+          </w:p>
+        </w:tc>
+        <w:tc>
+          <w:tcPr>
+            <w:tcW w:type="dxa" w:w="1867"/>
             <w:shd w:val="clear" w:color="auto" w:fill="F8F8FC"/>
           </w:tcPr>
           <w:p>
@@ -8569,7 +8891,7 @@
                 <w:sz w:val="17"/>
                 <w:szCs w:val="17"/>
               </w:rPr>
-              <w:t xml:space="preserve">홍예찬 CMO</w:t>
+              <w:t xml:space="preserve">박서우 COO</w:t>
             </w:r>
           </w:p>
         </w:tc>
@@ -8580,58 +8902,58 @@
         </w:trPr>
         <w:tc>
           <w:tcPr>
-            <w:tcW w:type="dxa" w:w="3022"/>
-          </w:tcPr>
-          <w:p>
-            <w:pPr>
-              <w:spacing w:after="0" w:line="240" w:lineRule="exact"/>
-            </w:pPr>
-            <w:r>
-              <w:rPr>
-                <w:rFonts w:ascii="Malgun Gothic" w:hAnsi="Malgun Gothic" w:eastAsia="Malgun Gothic" w:cs="Malgun Gothic"/>
-                <w:color w:val="1B1B48"/>
-                <w:sz w:val="17"/>
-                <w:szCs w:val="17"/>
-              </w:rPr>
-              <w:t xml:space="preserve">기기 기술 · 설치 · A/S</w:t>
-            </w:r>
-          </w:p>
-        </w:tc>
-        <w:tc>
-          <w:tcPr>
-            <w:tcW w:type="dxa" w:w="4893"/>
-          </w:tcPr>
-          <w:p>
-            <w:pPr>
-              <w:spacing w:after="0" w:line="240" w:lineRule="exact"/>
-            </w:pPr>
-            <w:r>
-              <w:rPr>
-                <w:rFonts w:ascii="Malgun Gothic" w:hAnsi="Malgun Gothic" w:eastAsia="Malgun Gothic" w:cs="Malgun Gothic"/>
-                <w:color w:val="1B1B48"/>
-                <w:sz w:val="17"/>
-                <w:szCs w:val="17"/>
-              </w:rPr>
-              <w:t xml:space="preserve">"기술 담당이 답드리겠습니다."</w:t>
-            </w:r>
-          </w:p>
-        </w:tc>
-        <w:tc>
-          <w:tcPr>
-            <w:tcW w:type="dxa" w:w="1951"/>
-          </w:tcPr>
-          <w:p>
-            <w:pPr>
-              <w:spacing w:after="0" w:line="240" w:lineRule="exact"/>
-            </w:pPr>
-            <w:r>
-              <w:rPr>
-                <w:rFonts w:ascii="Malgun Gothic" w:hAnsi="Malgun Gothic" w:eastAsia="Malgun Gothic" w:cs="Malgun Gothic"/>
-                <w:color w:val="1B1B48"/>
-                <w:sz w:val="17"/>
-                <w:szCs w:val="17"/>
-              </w:rPr>
-              <w:t xml:space="preserve">이건준 CPO</w:t>
+            <w:tcW w:type="dxa" w:w="3143"/>
+          </w:tcPr>
+          <w:p>
+            <w:pPr>
+              <w:spacing w:after="0" w:line="240" w:lineRule="exact"/>
+            </w:pPr>
+            <w:r>
+              <w:rPr>
+                <w:rFonts w:ascii="Malgun Gothic" w:hAnsi="Malgun Gothic" w:eastAsia="Malgun Gothic" w:cs="Malgun Gothic"/>
+                <w:color w:val="1B1B48"/>
+                <w:sz w:val="17"/>
+                <w:szCs w:val="17"/>
+              </w:rPr>
+              <w:t xml:space="preserve">언론 · 인터뷰 · 촬영</w:t>
+            </w:r>
+          </w:p>
+        </w:tc>
+        <w:tc>
+          <w:tcPr>
+            <w:tcW w:type="dxa" w:w="4856"/>
+          </w:tcPr>
+          <w:p>
+            <w:pPr>
+              <w:spacing w:after="0" w:line="240" w:lineRule="exact"/>
+            </w:pPr>
+            <w:r>
+              <w:rPr>
+                <w:rFonts w:ascii="Malgun Gothic" w:hAnsi="Malgun Gothic" w:eastAsia="Malgun Gothic" w:cs="Malgun Gothic"/>
+                <w:color w:val="1B1B48"/>
+                <w:sz w:val="17"/>
+                <w:szCs w:val="17"/>
+              </w:rPr>
+              <w:t xml:space="preserve">"홍보 담당이 바로 안내드리겠습니다."</w:t>
+            </w:r>
+          </w:p>
+        </w:tc>
+        <w:tc>
+          <w:tcPr>
+            <w:tcW w:type="dxa" w:w="1867"/>
+          </w:tcPr>
+          <w:p>
+            <w:pPr>
+              <w:spacing w:after="0" w:line="240" w:lineRule="exact"/>
+            </w:pPr>
+            <w:r>
+              <w:rPr>
+                <w:rFonts w:ascii="Malgun Gothic" w:hAnsi="Malgun Gothic" w:eastAsia="Malgun Gothic" w:cs="Malgun Gothic"/>
+                <w:color w:val="1B1B48"/>
+                <w:sz w:val="17"/>
+                <w:szCs w:val="17"/>
+              </w:rPr>
+              <w:t xml:space="preserve">홍예찬 CMO</w:t>
             </w:r>
           </w:p>
         </w:tc>
@@ -8642,7 +8964,7 @@
         </w:trPr>
         <w:tc>
           <w:tcPr>
-            <w:tcW w:type="dxa" w:w="3022"/>
+            <w:tcW w:type="dxa" w:w="3143"/>
             <w:shd w:val="clear" w:color="auto" w:fill="F8F8FC"/>
           </w:tcPr>
           <w:p>
@@ -8656,13 +8978,13 @@
                 <w:sz w:val="17"/>
                 <w:szCs w:val="17"/>
               </w:rPr>
-              <w:t xml:space="preserve">케이웨더 회사 · 주식 · IR</w:t>
-            </w:r>
-          </w:p>
-        </w:tc>
-        <w:tc>
-          <w:tcPr>
-            <w:tcW w:type="dxa" w:w="4893"/>
+              <w:t xml:space="preserve">기기 기술 · 설치 · A/S</w:t>
+            </w:r>
+          </w:p>
+        </w:tc>
+        <w:tc>
+          <w:tcPr>
+            <w:tcW w:type="dxa" w:w="4856"/>
             <w:shd w:val="clear" w:color="auto" w:fill="F8F8FC"/>
           </w:tcPr>
           <w:p>
@@ -8676,13 +8998,13 @@
                 <w:sz w:val="17"/>
                 <w:szCs w:val="17"/>
               </w:rPr>
-              <w:t xml:space="preserve">"현장에서는 답드리지 않습니다."</w:t>
-            </w:r>
-          </w:p>
-        </w:tc>
-        <w:tc>
-          <w:tcPr>
-            <w:tcW w:type="dxa" w:w="1951"/>
+              <w:t xml:space="preserve">"기술 담당이 답드리겠습니다."</w:t>
+            </w:r>
+          </w:p>
+        </w:tc>
+        <w:tc>
+          <w:tcPr>
+            <w:tcW w:type="dxa" w:w="1867"/>
             <w:shd w:val="clear" w:color="auto" w:fill="F8F8FC"/>
           </w:tcPr>
           <w:p>
@@ -8696,7 +9018,7 @@
                 <w:sz w:val="17"/>
                 <w:szCs w:val="17"/>
               </w:rPr>
-              <w:t xml:space="preserve">연결하지 않음</w:t>
+              <w:t xml:space="preserve">이건준 CPO</w:t>
             </w:r>
           </w:p>
         </w:tc>
@@ -8707,58 +9029,58 @@
         </w:trPr>
         <w:tc>
           <w:tcPr>
-            <w:tcW w:type="dxa" w:w="3022"/>
-          </w:tcPr>
-          <w:p>
-            <w:pPr>
-              <w:spacing w:after="0" w:line="240" w:lineRule="exact"/>
-            </w:pPr>
-            <w:r>
-              <w:rPr>
-                <w:rFonts w:ascii="Malgun Gothic" w:hAnsi="Malgun Gothic" w:eastAsia="Malgun Gothic" w:cs="Malgun Gothic"/>
-                <w:color w:val="1B1B48"/>
-                <w:sz w:val="17"/>
-                <w:szCs w:val="17"/>
-              </w:rPr>
-              <w:t xml:space="preserve">리플 · 주최 · 연사 · VIP</w:t>
-            </w:r>
-          </w:p>
-        </w:tc>
-        <w:tc>
-          <w:tcPr>
-            <w:tcW w:type="dxa" w:w="4893"/>
-          </w:tcPr>
-          <w:p>
-            <w:pPr>
-              <w:spacing w:after="0" w:line="240" w:lineRule="exact"/>
-            </w:pPr>
-            <w:r>
-              <w:rPr>
-                <w:rFonts w:ascii="Malgun Gothic" w:hAnsi="Malgun Gothic" w:eastAsia="Malgun Gothic" w:cs="Malgun Gothic"/>
-                <w:color w:val="1B1B48"/>
-                <w:sz w:val="17"/>
-                <w:szCs w:val="17"/>
-              </w:rPr>
-              <w:t xml:space="preserve">인사 → 2층 VIP Room 안내</w:t>
-            </w:r>
-          </w:p>
-        </w:tc>
-        <w:tc>
-          <w:tcPr>
-            <w:tcW w:type="dxa" w:w="1951"/>
-          </w:tcPr>
-          <w:p>
-            <w:pPr>
-              <w:spacing w:after="0" w:line="240" w:lineRule="exact"/>
-            </w:pPr>
-            <w:r>
-              <w:rPr>
-                <w:rFonts w:ascii="Malgun Gothic" w:hAnsi="Malgun Gothic" w:eastAsia="Malgun Gothic" w:cs="Malgun Gothic"/>
-                <w:color w:val="1B1B48"/>
-                <w:sz w:val="17"/>
-                <w:szCs w:val="17"/>
-              </w:rPr>
-              <w:t xml:space="preserve">김동식 CEO · 김성환 대표</w:t>
+            <w:tcW w:type="dxa" w:w="3143"/>
+          </w:tcPr>
+          <w:p>
+            <w:pPr>
+              <w:spacing w:after="0" w:line="240" w:lineRule="exact"/>
+            </w:pPr>
+            <w:r>
+              <w:rPr>
+                <w:rFonts w:ascii="Malgun Gothic" w:hAnsi="Malgun Gothic" w:eastAsia="Malgun Gothic" w:cs="Malgun Gothic"/>
+                <w:color w:val="1B1B48"/>
+                <w:sz w:val="17"/>
+                <w:szCs w:val="17"/>
+              </w:rPr>
+              <w:t xml:space="preserve">케이웨더 회사 · 주식 · IR</w:t>
+            </w:r>
+          </w:p>
+        </w:tc>
+        <w:tc>
+          <w:tcPr>
+            <w:tcW w:type="dxa" w:w="4856"/>
+          </w:tcPr>
+          <w:p>
+            <w:pPr>
+              <w:spacing w:after="0" w:line="240" w:lineRule="exact"/>
+            </w:pPr>
+            <w:r>
+              <w:rPr>
+                <w:rFonts w:ascii="Malgun Gothic" w:hAnsi="Malgun Gothic" w:eastAsia="Malgun Gothic" w:cs="Malgun Gothic"/>
+                <w:color w:val="1B1B48"/>
+                <w:sz w:val="17"/>
+                <w:szCs w:val="17"/>
+              </w:rPr>
+              <w:t xml:space="preserve">"현장에서는 답드리지 않습니다."</w:t>
+            </w:r>
+          </w:p>
+        </w:tc>
+        <w:tc>
+          <w:tcPr>
+            <w:tcW w:type="dxa" w:w="1867"/>
+          </w:tcPr>
+          <w:p>
+            <w:pPr>
+              <w:spacing w:after="0" w:line="240" w:lineRule="exact"/>
+            </w:pPr>
+            <w:r>
+              <w:rPr>
+                <w:rFonts w:ascii="Malgun Gothic" w:hAnsi="Malgun Gothic" w:eastAsia="Malgun Gothic" w:cs="Malgun Gothic"/>
+                <w:color w:val="1B1B48"/>
+                <w:sz w:val="17"/>
+                <w:szCs w:val="17"/>
+              </w:rPr>
+              <w:t xml:space="preserve">연결하지 않음</w:t>
             </w:r>
           </w:p>
         </w:tc>
@@ -8769,7 +9091,7 @@
         </w:trPr>
         <w:tc>
           <w:tcPr>
-            <w:tcW w:type="dxa" w:w="3022"/>
+            <w:tcW w:type="dxa" w:w="3143"/>
             <w:shd w:val="clear" w:color="auto" w:fill="F8F8FC"/>
           </w:tcPr>
           <w:p>
@@ -8783,13 +9105,13 @@
                 <w:sz w:val="17"/>
                 <w:szCs w:val="17"/>
               </w:rPr>
-              <w:t xml:space="preserve">불만 · 환불 · 결제 오류</w:t>
-            </w:r>
-          </w:p>
-        </w:tc>
-        <w:tc>
-          <w:tcPr>
-            <w:tcW w:type="dxa" w:w="4893"/>
+              <w:t xml:space="preserve">리플 · 주최 · 연사 · VIP</w:t>
+            </w:r>
+          </w:p>
+        </w:tc>
+        <w:tc>
+          <w:tcPr>
+            <w:tcW w:type="dxa" w:w="4856"/>
             <w:shd w:val="clear" w:color="auto" w:fill="F8F8FC"/>
           </w:tcPr>
           <w:p>
@@ -8803,13 +9125,13 @@
                 <w:sz w:val="17"/>
                 <w:szCs w:val="17"/>
               </w:rPr>
-              <w:t xml:space="preserve">"주문 정보를 확인해 Support 로 이어 드리겠습니다."</w:t>
-            </w:r>
-          </w:p>
-        </w:tc>
-        <w:tc>
-          <w:tcPr>
-            <w:tcW w:type="dxa" w:w="1951"/>
+              <w:t xml:space="preserve">인사 → 2층 VIP Room 안내</w:t>
+            </w:r>
+          </w:p>
+        </w:tc>
+        <w:tc>
+          <w:tcPr>
+            <w:tcW w:type="dxa" w:w="1867"/>
             <w:shd w:val="clear" w:color="auto" w:fill="F8F8FC"/>
           </w:tcPr>
           <w:p>
@@ -8823,7 +9145,7 @@
                 <w:sz w:val="17"/>
                 <w:szCs w:val="17"/>
               </w:rPr>
-              <w:t xml:space="preserve">당일 운영 담당</w:t>
+              <w:t xml:space="preserve">김동식 CEO · 김성환 대표</w:t>
             </w:r>
           </w:p>
         </w:tc>
@@ -8834,58 +9156,58 @@
         </w:trPr>
         <w:tc>
           <w:tcPr>
-            <w:tcW w:type="dxa" w:w="3022"/>
-          </w:tcPr>
-          <w:p>
-            <w:pPr>
-              <w:spacing w:after="0" w:line="240" w:lineRule="exact"/>
-            </w:pPr>
-            <w:r>
-              <w:rPr>
-                <w:rFonts w:ascii="Malgun Gothic" w:hAnsi="Malgun Gothic" w:eastAsia="Malgun Gothic" w:cs="Malgun Gothic"/>
-                <w:color w:val="1B1B48"/>
-                <w:sz w:val="17"/>
-                <w:szCs w:val="17"/>
-              </w:rPr>
-              <w:t xml:space="preserve">응급 상황</w:t>
-            </w:r>
-          </w:p>
-        </w:tc>
-        <w:tc>
-          <w:tcPr>
-            <w:tcW w:type="dxa" w:w="4893"/>
-          </w:tcPr>
-          <w:p>
-            <w:pPr>
-              <w:spacing w:after="0" w:line="240" w:lineRule="exact"/>
-            </w:pPr>
-            <w:r>
-              <w:rPr>
-                <w:rFonts w:ascii="Malgun Gothic" w:hAnsi="Malgun Gothic" w:eastAsia="Malgun Gothic" w:cs="Malgun Gothic"/>
-                <w:color w:val="1B1B48"/>
-                <w:sz w:val="17"/>
-                <w:szCs w:val="17"/>
-              </w:rPr>
-              <w:t xml:space="preserve">119 먼저, 호텔 안전관리실에 동시에 알린다</w:t>
-            </w:r>
-          </w:p>
-        </w:tc>
-        <w:tc>
-          <w:tcPr>
-            <w:tcW w:type="dxa" w:w="1951"/>
-          </w:tcPr>
-          <w:p>
-            <w:pPr>
-              <w:spacing w:after="0" w:line="240" w:lineRule="exact"/>
-            </w:pPr>
-            <w:r>
-              <w:rPr>
-                <w:rFonts w:ascii="Malgun Gothic" w:hAnsi="Malgun Gothic" w:eastAsia="Malgun Gothic" w:cs="Malgun Gothic"/>
-                <w:color w:val="1B1B48"/>
-                <w:sz w:val="17"/>
-                <w:szCs w:val="17"/>
-              </w:rPr>
-              <w:t xml:space="preserve">운영안 10쪽</w:t>
+            <w:tcW w:type="dxa" w:w="3143"/>
+          </w:tcPr>
+          <w:p>
+            <w:pPr>
+              <w:spacing w:after="0" w:line="240" w:lineRule="exact"/>
+            </w:pPr>
+            <w:r>
+              <w:rPr>
+                <w:rFonts w:ascii="Malgun Gothic" w:hAnsi="Malgun Gothic" w:eastAsia="Malgun Gothic" w:cs="Malgun Gothic"/>
+                <w:color w:val="1B1B48"/>
+                <w:sz w:val="17"/>
+                <w:szCs w:val="17"/>
+              </w:rPr>
+              <w:t xml:space="preserve">불만 · 환불 · 결제 오류</w:t>
+            </w:r>
+          </w:p>
+        </w:tc>
+        <w:tc>
+          <w:tcPr>
+            <w:tcW w:type="dxa" w:w="4856"/>
+          </w:tcPr>
+          <w:p>
+            <w:pPr>
+              <w:spacing w:after="0" w:line="240" w:lineRule="exact"/>
+            </w:pPr>
+            <w:r>
+              <w:rPr>
+                <w:rFonts w:ascii="Malgun Gothic" w:hAnsi="Malgun Gothic" w:eastAsia="Malgun Gothic" w:cs="Malgun Gothic"/>
+                <w:color w:val="1B1B48"/>
+                <w:sz w:val="17"/>
+                <w:szCs w:val="17"/>
+              </w:rPr>
+              <w:t xml:space="preserve">"주문 정보를 확인해 Support 로 이어 드리겠습니다."</w:t>
+            </w:r>
+          </w:p>
+        </w:tc>
+        <w:tc>
+          <w:tcPr>
+            <w:tcW w:type="dxa" w:w="1867"/>
+          </w:tcPr>
+          <w:p>
+            <w:pPr>
+              <w:spacing w:after="0" w:line="240" w:lineRule="exact"/>
+            </w:pPr>
+            <w:r>
+              <w:rPr>
+                <w:rFonts w:ascii="Malgun Gothic" w:hAnsi="Malgun Gothic" w:eastAsia="Malgun Gothic" w:cs="Malgun Gothic"/>
+                <w:color w:val="1B1B48"/>
+                <w:sz w:val="17"/>
+                <w:szCs w:val="17"/>
+              </w:rPr>
+              <w:t xml:space="preserve">당일 운영 담당</w:t>
             </w:r>
           </w:p>
         </w:tc>
@@ -8896,7 +9218,7 @@
         </w:trPr>
         <w:tc>
           <w:tcPr>
-            <w:tcW w:type="dxa" w:w="3022"/>
+            <w:tcW w:type="dxa" w:w="3143"/>
             <w:shd w:val="clear" w:color="auto" w:fill="F8F8FC"/>
           </w:tcPr>
           <w:p>
@@ -8910,14 +9232,77 @@
                 <w:sz w:val="17"/>
                 <w:szCs w:val="17"/>
               </w:rPr>
+              <w:t xml:space="preserve">응급 상황</w:t>
+            </w:r>
+          </w:p>
+        </w:tc>
+        <w:tc>
+          <w:tcPr>
+            <w:tcW w:type="dxa" w:w="4856"/>
+            <w:shd w:val="clear" w:color="auto" w:fill="F8F8FC"/>
+          </w:tcPr>
+          <w:p>
+            <w:pPr>
+              <w:spacing w:after="0" w:line="240" w:lineRule="exact"/>
+            </w:pPr>
+            <w:r>
+              <w:rPr>
+                <w:rFonts w:ascii="Malgun Gothic" w:hAnsi="Malgun Gothic" w:eastAsia="Malgun Gothic" w:cs="Malgun Gothic"/>
+                <w:color w:val="1B1B48"/>
+                <w:sz w:val="17"/>
+                <w:szCs w:val="17"/>
+              </w:rPr>
+              <w:t xml:space="preserve">119 먼저, 호텔 안전관리실에 동시에 알린다</w:t>
+            </w:r>
+          </w:p>
+        </w:tc>
+        <w:tc>
+          <w:tcPr>
+            <w:tcW w:type="dxa" w:w="1867"/>
+            <w:shd w:val="clear" w:color="auto" w:fill="F8F8FC"/>
+          </w:tcPr>
+          <w:p>
+            <w:pPr>
+              <w:spacing w:after="0" w:line="240" w:lineRule="exact"/>
+            </w:pPr>
+            <w:r>
+              <w:rPr>
+                <w:rFonts w:ascii="Malgun Gothic" w:hAnsi="Malgun Gothic" w:eastAsia="Malgun Gothic" w:cs="Malgun Gothic"/>
+                <w:color w:val="1B1B48"/>
+                <w:sz w:val="17"/>
+                <w:szCs w:val="17"/>
+              </w:rPr>
+              <w:t xml:space="preserve">운영안 10쪽</w:t>
+            </w:r>
+          </w:p>
+        </w:tc>
+      </w:tr>
+      <w:tr>
+        <w:trPr>
+          <w:cantSplit/>
+        </w:trPr>
+        <w:tc>
+          <w:tcPr>
+            <w:tcW w:type="dxa" w:w="3143"/>
+          </w:tcPr>
+          <w:p>
+            <w:pPr>
+              <w:spacing w:after="0" w:line="240" w:lineRule="exact"/>
+            </w:pPr>
+            <w:r>
+              <w:rPr>
+                <w:rFonts w:ascii="Malgun Gothic" w:hAnsi="Malgun Gothic" w:eastAsia="Malgun Gothic" w:cs="Malgun Gothic"/>
+                <w:color w:val="1B1B48"/>
+                <w:sz w:val="17"/>
+                <w:szCs w:val="17"/>
+              </w:rPr>
               <w:t xml:space="preserve">받은 명함</w:t>
             </w:r>
           </w:p>
         </w:tc>
         <w:tc>
           <w:tcPr>
-            <w:tcW w:type="dxa" w:w="4893"/>
-            <w:shd w:val="clear" w:color="auto" w:fill="F8F8FC"/>
+            <w:tcW w:type="dxa" w:w="4856"/>
           </w:tcPr>
           <w:p>
             <w:pPr>
@@ -8936,8 +9321,7 @@
         </w:tc>
         <w:tc>
           <w:tcPr>
-            <w:tcW w:type="dxa" w:w="1951"/>
-            <w:shd w:val="clear" w:color="auto" w:fill="F8F8FC"/>
+            <w:tcW w:type="dxa" w:w="1867"/>
           </w:tcPr>
           <w:p>
             <w:pPr>

--- a/reports/XRP SEOUL 2026 부스 현장 Q&A 시나리오.docx
+++ b/reports/XRP SEOUL 2026 부스 현장 Q&A 시나리오.docx
@@ -85,7 +85,7 @@
           <w:sz w:val="21"/>
           <w:szCs w:val="21"/>
         </w:rPr>
-        <w:t xml:space="preserve">현장에서는 세 가지만 지킨다. 첫째, 30초 소개로 시작하고 측정기 실물을 먼저 만져 보게 한다. 둘째, 가격과 수량은 사이트에 적힌 그대로 말하고, 토큰의 가치 · 수익 · 상장 시점은 말하지 않는다. 셋째, 투자 · 상장 · 데이터 구매 · 언론 질문은 현장에서 답하지 않고 명함을 받아 담당자에게 넘긴다. 당일 아침(09:00~10:00) 2절 확인 항목을 채운 뒤 「당일 확인」 표시가 붙은 답을 확정한다. 근거는 부스 운영안(9/29) · wellbian.io 판매 페이지와 AI 이용권 페이지(10/1 기준) · 이용약관 v1.0 · 백서 · 사이트 FAQ 정본, 그리고 9/29 · 9/30 내부 회의 결정(설명은 웨더 이코노미 하나로 · 용어 통일 · AI 팩토리는 결과물로 보여 주기 · DEX 일정)이다. 회의에서 아직 정하지 않은 것(AI 팩토리 소유 · 운영 주체 등)은 답으로 단정하지 않고 「주의」에 적었다.</w:t>
+        <w:t xml:space="preserve">현장에서는 세 가지만 지킨다. 첫째, 30초 소개는 측정기가 아니라 날씨에서 시작하고(케이웨더 날씨 → 실내 · 실외 · 레이더 · 위성 → 웨더 데이터 이코노미), 그다음 측정기 실물을 만져 보게 한다. 둘째, 가격과 수량은 사이트에 적힌 그대로 말하고, 토큰의 가치 · 수익 · 상장 시점은 말하지 않는다. 셋째, 투자 · 상장 · 데이터 구매 · 언론 질문은 현장에서 답하지 않고 명함을 받아 담당자에게 넘긴다. 당일 아침(09:00~10:00) 2절 확인 항목을 채운 뒤 「당일 확인」 표시가 붙은 답을 확정한다. 근거는 부스 운영안(9/29) · wellbian.io 판매 페이지와 AI 이용권 페이지(10/1 기준) · 이용약관 v1.0 · 백서 · 사이트 FAQ 정본, 그리고 9/29 · 9/30 내부 회의 결정(설명은 웨더 이코노미 하나로 · 용어 통일 · AI 팩토리는 결과물로 보여 주기 · DEX 일정)이다. 회의에서 아직 정하지 않은 것(AI 팩토리 소유 · 운영 주체 등)은 답으로 단정하지 않고 「주의」에 적었다.</w:t>
       </w:r>
     </w:p>
     <w:p>
@@ -163,7 +163,7 @@
             <w:sz w:val="17"/>
             <w:szCs w:val="17"/>
           </w:rPr>
-          <w:t xml:space="preserve">한 문장 소개</w:t>
+          <w:t xml:space="preserve">30초 소개</w:t>
         </w:r>
       </w:hyperlink>
     </w:p>
@@ -223,7 +223,7 @@
             <w:sz w:val="17"/>
             <w:szCs w:val="17"/>
           </w:rPr>
-          <w:t xml:space="preserve">원칙 다섯 가지</w:t>
+          <w:t xml:space="preserve">원칙 여섯 가지</w:t>
         </w:r>
       </w:hyperlink>
     </w:p>
@@ -736,26 +736,14 @@
           <w:sz w:val="23"/>
           <w:szCs w:val="23"/>
         </w:rPr>
-        <w:t xml:space="preserve">한 문장 소개</w:t>
+        <w:t xml:space="preserve">30초 소개</w:t>
       </w:r>
       <w:bookmarkEnd w:id="2"/>
     </w:p>
     <w:p>
       <w:pPr>
-        <w:pStyle w:val="ListBullet"/>
-        <w:spacing w:after="60"/>
+        <w:spacing w:after="140" w:line="320" w:lineRule="exact"/>
       </w:pPr>
-      <w:r>
-        <w:rPr>
-          <w:rFonts w:ascii="Malgun Gothic" w:hAnsi="Malgun Gothic" w:eastAsia="Malgun Gothic" w:cs="Malgun Gothic"/>
-          <w:b/>
-          <w:bCs/>
-          <w:color w:val="1B1B48"/>
-          <w:sz w:val="20"/>
-          <w:szCs w:val="20"/>
-        </w:rPr>
-        <w:t xml:space="preserve">국문</w:t>
-      </w:r>
       <w:r>
         <w:rPr>
           <w:rFonts w:ascii="Malgun Gothic" w:hAnsi="Malgun Gothic" w:eastAsia="Malgun Gothic" w:cs="Malgun Gothic"/>
@@ -763,7 +751,7 @@
           <w:sz w:val="20"/>
           <w:szCs w:val="20"/>
         </w:rPr>
-        <w:t xml:space="preserve"> — 케이웨더가 30년 동안 재 온 날씨를 이제 집과 사무실에 둔 측정기로 함께 모읍니다. 측정하고, 검증하고, 보상하고, 모인 데이터는 기업과 AI 서비스로 쓰입니다. 이걸 웨더 데이터 이코노미라고 부릅니다.</w:t>
+        <w:t xml:space="preserve">측정기가 아니라 날씨에서 시작한다. 케이웨더 날씨 → 웰비안이 넓혀 갈 방향(실내 → 실외 → 레이더 → 위성) → 웨더 데이터 이코노미 순서로 말하고, 집 안 측정기는 「첫 단계」로만 놓는다. 백월 그림을 손으로 짚으며 말한다.</w:t>
       </w:r>
     </w:p>
     <w:p>
@@ -780,7 +768,7 @@
           <w:sz w:val="20"/>
           <w:szCs w:val="20"/>
         </w:rPr>
-        <w:t xml:space="preserve">영문</w:t>
+        <w:t xml:space="preserve">국문(30초)</w:t>
       </w:r>
       <w:r>
         <w:rPr>
@@ -789,7 +777,104 @@
           <w:sz w:val="20"/>
           <w:szCs w:val="20"/>
         </w:rPr>
-        <w:t xml:space="preserve"> — KWeather has measured weather in Korea for thirty years. wellbian lets anyone add a certified sensor at home: readings are measured, verified and rewarded, and the data goes on to businesses and AI services. We call it the Weather Data Economy.</w:t>
+        <w:t xml:space="preserve"> — 케이웨더는 30년 동안 날씨를 재 왔고, 지금은 90개국 167개 도시의 날씨를 매시간 11개 날씨 피드의 합의값으로 냅니다. 웰비안은 그 위에서 누구나 참여하는 세계 민간 기상청을 만들어 갑니다. 첫 단계는 집 안의 측정기이고, 실외 · 레이더 · 위성으로 넓혀 갑니다. 측정하고, 검증하고, 보상하고, 그 데이터가 기업과 AI 로 갑니다. 이걸 웨더 데이터 이코노미라고 부릅니다.</w:t>
+      </w:r>
+    </w:p>
+    <w:p>
+      <w:pPr>
+        <w:pStyle w:val="ListBullet"/>
+        <w:spacing w:after="60"/>
+      </w:pPr>
+      <w:r>
+        <w:rPr>
+          <w:rFonts w:ascii="Malgun Gothic" w:hAnsi="Malgun Gothic" w:eastAsia="Malgun Gothic" w:cs="Malgun Gothic"/>
+          <w:b/>
+          <w:bCs/>
+          <w:color w:val="1B1B48"/>
+          <w:sz w:val="20"/>
+          <w:szCs w:val="20"/>
+        </w:rPr>
+        <w:t xml:space="preserve">영문(30초)</w:t>
+      </w:r>
+      <w:r>
+        <w:rPr>
+          <w:rFonts w:ascii="Malgun Gothic" w:hAnsi="Malgun Gothic" w:eastAsia="Malgun Gothic" w:cs="Malgun Gothic"/>
+          <w:color w:val="1B1B48"/>
+          <w:sz w:val="20"/>
+          <w:szCs w:val="20"/>
+        </w:rPr>
+        <w:t xml:space="preserve"> — KWeather has measured weather in Korea for thirty years and now publishes hourly weather for 167 cities in 90 countries, each value a consensus across eleven weather feeds. wellbian builds on that, toward a people-powered weather service for the world. It starts with a certified sensor in your home and grows outdoors, then to radar and satellites. Readings are measured, verified and rewarded, and the data goes on to businesses and AI. We call it the Weather Data Economy.</w:t>
+      </w:r>
+    </w:p>
+    <w:p>
+      <w:pPr>
+        <w:pStyle w:val="ListBullet"/>
+        <w:spacing w:after="60"/>
+      </w:pPr>
+      <w:r>
+        <w:rPr>
+          <w:rFonts w:ascii="Malgun Gothic" w:hAnsi="Malgun Gothic" w:eastAsia="Malgun Gothic" w:cs="Malgun Gothic"/>
+          <w:b/>
+          <w:bCs/>
+          <w:color w:val="1B1B48"/>
+          <w:sz w:val="20"/>
+          <w:szCs w:val="20"/>
+        </w:rPr>
+        <w:t xml:space="preserve">바쁠 때 한 줄</w:t>
+      </w:r>
+      <w:r>
+        <w:rPr>
+          <w:rFonts w:ascii="Malgun Gothic" w:hAnsi="Malgun Gothic" w:eastAsia="Malgun Gothic" w:cs="Malgun Gothic"/>
+          <w:color w:val="1B1B48"/>
+          <w:sz w:val="20"/>
+          <w:szCs w:val="20"/>
+        </w:rPr>
+        <w:t xml:space="preserve"> — 케이웨더 30년 날씨 위에서, 집 안 측정기부터 실외 · 레이더 · 위성까지 누구나 참여하는 날씨 데이터 네트워크입니다. / A weather data network anyone can join, built on KWeather's thirty years: from home sensors to outdoor sensors, radar and satellites.</w:t>
+      </w:r>
+    </w:p>
+    <w:p>
+      <w:pPr>
+        <w:pStyle w:val="ListBullet"/>
+        <w:spacing w:after="60"/>
+      </w:pPr>
+      <w:r>
+        <w:rPr>
+          <w:rFonts w:ascii="Malgun Gothic" w:hAnsi="Malgun Gothic" w:eastAsia="Malgun Gothic" w:cs="Malgun Gothic"/>
+          <w:color w:val="6B6B8C"/>
+          <w:sz w:val="20"/>
+          <w:szCs w:val="20"/>
+        </w:rPr>
+        <w:t xml:space="preserve">주의: 실외 · 레이더 · 위성은 넓혀 갈 방향(백월 그림)이지 일정이 아니다 — "언제요?"에는 "정해지면 공지합니다".</w:t>
+      </w:r>
+    </w:p>
+    <w:p>
+      <w:pPr>
+        <w:pStyle w:val="ListBullet"/>
+        <w:spacing w:after="60"/>
+      </w:pPr>
+      <w:r>
+        <w:rPr>
+          <w:rFonts w:ascii="Malgun Gothic" w:hAnsi="Malgun Gothic" w:eastAsia="Malgun Gothic" w:cs="Malgun Gothic"/>
+          <w:color w:val="6B6B8C"/>
+          <w:sz w:val="20"/>
+          <w:szCs w:val="20"/>
+        </w:rPr>
+        <w:t xml:space="preserve">주의: 167개 도시 날씨는 케이웨더 날씨 데이터 마켓(오늘 발표)의 데이터다 — "웰비안이 Flare 에 올라갔다"고 하지 않는다.</w:t>
+      </w:r>
+    </w:p>
+    <w:p>
+      <w:pPr>
+        <w:pStyle w:val="ListBullet"/>
+        <w:spacing w:after="60"/>
+      </w:pPr>
+      <w:r>
+        <w:rPr>
+          <w:rFonts w:ascii="Malgun Gothic" w:hAnsi="Malgun Gothic" w:eastAsia="Malgun Gothic" w:cs="Malgun Gothic"/>
+          <w:color w:val="6B6B8C"/>
+          <w:sz w:val="20"/>
+          <w:szCs w:val="20"/>
+        </w:rPr>
+        <w:t xml:space="preserve">주의: 「세계 민간 기상청」은 목표다 — 공공 기상청과 견주거나 "이미 그 수준"이라고 하지 않는다.</w:t>
       </w:r>
     </w:p>
     <w:p>
@@ -837,7 +922,7 @@
           <w:sz w:val="20"/>
           <w:szCs w:val="20"/>
         </w:rPr>
-        <w:t xml:space="preserve">1) 측정기 실물을 손에 쥐어 준다 → 화면에 뜨는 실내 날씨 7가지(초미세먼지 · 미세먼지 · CO₂ · TVOC · 온도 · 습도 · 체감온도).</w:t>
+        <w:t xml:space="preserve">1) 백월 앞에서 30초 소개 — 그림을 짚으며 케이웨더 날씨 → 실내 → 실외 → 레이더 → 위성 → 측정 · 검증 · 보상 · 데이터 유통.</w:t>
       </w:r>
     </w:p>
     <w:p>
@@ -852,7 +937,7 @@
           <w:sz w:val="20"/>
           <w:szCs w:val="20"/>
         </w:rPr>
-        <w:t xml:space="preserve">2) 백월을 가리킨다 → 측정 · 검증 · 보상 · 데이터 유통, 그리고 실내 → 실외 → 레이더 → 위성으로 넓혀 가는 그림.</w:t>
+        <w:t xml:space="preserve">2) 측정기 실물을 손에 쥐어 준다 → 화면에 뜨는 실내 날씨 7가지(초미세먼지 · 미세먼지 · CO₂ · TVOC · 온도 · 습도 · 체감온도). 옆의 실외 측정기(운영안 물자 목록 2대)는 "실외로 넓혀 갈 다음 단계"로 가리킨다 — 오늘 판매하지 않는다.</w:t>
       </w:r>
     </w:p>
     <w:p>
@@ -929,7 +1014,7 @@
           <w:sz w:val="23"/>
           <w:szCs w:val="23"/>
         </w:rPr>
-        <w:t xml:space="preserve">원칙 다섯 가지</w:t>
+        <w:t xml:space="preserve">원칙 여섯 가지</w:t>
       </w:r>
       <w:bookmarkEnd w:id="4"/>
     </w:p>
@@ -2161,6 +2246,33 @@
           <w:sz w:val="20"/>
           <w:szCs w:val="20"/>
         </w:rPr>
+        <w:t xml:space="preserve">실외 측정기 2대(운영안 물자 목록) — 모델명 · 한 줄 설명 · 「오늘 판매 아님」 안내 → 5절 「저 실외 측정기도 팔아요?」 답 확정</w:t>
+      </w:r>
+    </w:p>
+    <w:p>
+      <w:pPr>
+        <w:tabs>
+          <w:tab w:pos="340" w:val="left"/>
+        </w:tabs>
+        <w:spacing w:after="60" w:line="310" w:lineRule="exact"/>
+        <w:ind w:left="340" w:hanging="340"/>
+      </w:pPr>
+      <w:r>
+        <w:rPr>
+          <w:rFonts w:ascii="Malgun Gothic" w:hAnsi="Malgun Gothic" w:eastAsia="Malgun Gothic" w:cs="Malgun Gothic"/>
+          <w:color w:val="4D4DCE"/>
+          <w:sz w:val="20"/>
+          <w:szCs w:val="20"/>
+        </w:rPr>
+        <w:t xml:space="preserve">□	</w:t>
+      </w:r>
+      <w:r>
+        <w:rPr>
+          <w:rFonts w:ascii="Malgun Gothic" w:hAnsi="Malgun Gothic" w:eastAsia="Malgun Gothic" w:cs="Malgun Gothic"/>
+          <w:color w:val="1B1B48"/>
+          <w:sz w:val="20"/>
+          <w:szCs w:val="20"/>
+        </w:rPr>
         <w:t xml:space="preserve">경품 수량 — 우산 200 · 에코백 1,000 · 물티슈 2,000, 소진 때 안내 문구</w:t>
       </w:r>
     </w:p>
@@ -3283,8 +3395,8 @@
         <w:tblLook w:firstColumn="1" w:firstRow="1" w:lastColumn="0" w:lastRow="0" w:noHBand="0" w:noVBand="1" w:val="04A0"/>
       </w:tblPr>
       <w:tblGrid>
-        <w:gridCol w:w="1422"/>
-        <w:gridCol w:w="8444"/>
+        <w:gridCol w:w="1399"/>
+        <w:gridCol w:w="8467"/>
       </w:tblGrid>
       <w:tr>
         <w:trPr>
@@ -3293,7 +3405,7 @@
         </w:trPr>
         <w:tc>
           <w:tcPr>
-            <w:tcW w:type="dxa" w:w="1422"/>
+            <w:tcW w:type="dxa" w:w="1399"/>
             <w:shd w:val="clear" w:color="auto" w:fill="E8E8F4"/>
           </w:tcPr>
           <w:p>
@@ -3315,7 +3427,7 @@
         </w:tc>
         <w:tc>
           <w:tcPr>
-            <w:tcW w:type="dxa" w:w="8444"/>
+            <w:tcW w:type="dxa" w:w="8467"/>
             <w:shd w:val="clear" w:color="auto" w:fill="E8E8F4"/>
           </w:tcPr>
           <w:p>
@@ -3342,7 +3454,7 @@
         </w:trPr>
         <w:tc>
           <w:tcPr>
-            <w:tcW w:type="dxa" w:w="1422"/>
+            <w:tcW w:type="dxa" w:w="1399"/>
           </w:tcPr>
           <w:p>
             <w:pPr>
@@ -3361,20 +3473,20 @@
         </w:tc>
         <w:tc>
           <w:tcPr>
-            <w:tcW w:type="dxa" w:w="8444"/>
-          </w:tcPr>
-          <w:p>
-            <w:pPr>
-              <w:spacing w:after="0" w:line="240" w:lineRule="exact"/>
-            </w:pPr>
-            <w:r>
-              <w:rPr>
-                <w:rFonts w:ascii="Malgun Gothic" w:hAnsi="Malgun Gothic" w:eastAsia="Malgun Gothic" w:cs="Malgun Gothic"/>
-                <w:color w:val="1B1B48"/>
-                <w:sz w:val="17"/>
-                <w:szCs w:val="17"/>
-              </w:rPr>
-              <w:t xml:space="preserve">집이나 사무실에 둔 인증 측정기로 실내 날씨(공기질 · 온습도)를 재고, 검증된 데이터에 토큰(WLBN)으로 보상하고, 모인 데이터를 기업과 AI 서비스에 공급하는 날씨 데이터 네트워크입니다. 기기 파트너는 30년 된 기상 회사 케이웨더입니다.</w:t>
+            <w:tcW w:type="dxa" w:w="8467"/>
+          </w:tcPr>
+          <w:p>
+            <w:pPr>
+              <w:spacing w:after="0" w:line="240" w:lineRule="exact"/>
+            </w:pPr>
+            <w:r>
+              <w:rPr>
+                <w:rFonts w:ascii="Malgun Gothic" w:hAnsi="Malgun Gothic" w:eastAsia="Malgun Gothic" w:cs="Malgun Gothic"/>
+                <w:color w:val="1B1B48"/>
+                <w:sz w:val="17"/>
+                <w:szCs w:val="17"/>
+              </w:rPr>
+              <w:t xml:space="preserve">케이웨더가 30년 동안 재 온 날씨 위에서, 누구나 참여해 넓혀 가는 날씨 데이터 네트워크입니다. 첫 단계는 집이나 사무실에 두는 인증 측정기이고, 실외 · 레이더 · 위성으로 넓혀 갑니다. 측정하고 검증하고 토큰(WLBN)으로 보상하고, 모인 데이터는 기업과 AI 서비스로 갑니다. 기기 파트너는 케이웨더입니다.</w:t>
             </w:r>
             <w:r>
               <w:br/>
@@ -3386,7 +3498,7 @@
                 <w:sz w:val="17"/>
                 <w:szCs w:val="17"/>
               </w:rPr>
-              <w:t xml:space="preserve">주의: 기기 파는 회사로만 들리지 않게 데이터까지</w:t>
+              <w:t xml:space="preserve">주의: 측정기부터 꺼내지 않는다 — 날씨 · 넓혀 갈 방향 · 데이터 유통까지 말하고 측정기는 첫 단계로</w:t>
             </w:r>
           </w:p>
         </w:tc>
@@ -3397,7 +3509,7 @@
         </w:trPr>
         <w:tc>
           <w:tcPr>
-            <w:tcW w:type="dxa" w:w="1422"/>
+            <w:tcW w:type="dxa" w:w="1399"/>
             <w:shd w:val="clear" w:color="auto" w:fill="F8F8FC"/>
           </w:tcPr>
           <w:p>
@@ -3417,7 +3529,7 @@
         </w:tc>
         <w:tc>
           <w:tcPr>
-            <w:tcW w:type="dxa" w:w="8444"/>
+            <w:tcW w:type="dxa" w:w="8467"/>
             <w:shd w:val="clear" w:color="auto" w:fill="F8F8FC"/>
           </w:tcPr>
           <w:p>
@@ -3454,7 +3566,7 @@
         </w:trPr>
         <w:tc>
           <w:tcPr>
-            <w:tcW w:type="dxa" w:w="1422"/>
+            <w:tcW w:type="dxa" w:w="1399"/>
           </w:tcPr>
           <w:p>
             <w:pPr>
@@ -3473,7 +3585,7 @@
         </w:tc>
         <w:tc>
           <w:tcPr>
-            <w:tcW w:type="dxa" w:w="8444"/>
+            <w:tcW w:type="dxa" w:w="8467"/>
           </w:tcPr>
           <w:p>
             <w:pPr>
@@ -3509,7 +3621,7 @@
         </w:trPr>
         <w:tc>
           <w:tcPr>
-            <w:tcW w:type="dxa" w:w="1422"/>
+            <w:tcW w:type="dxa" w:w="1399"/>
             <w:shd w:val="clear" w:color="auto" w:fill="F8F8FC"/>
           </w:tcPr>
           <w:p>
@@ -3529,7 +3641,7 @@
         </w:tc>
         <w:tc>
           <w:tcPr>
-            <w:tcW w:type="dxa" w:w="8444"/>
+            <w:tcW w:type="dxa" w:w="8467"/>
             <w:shd w:val="clear" w:color="auto" w:fill="F8F8FC"/>
           </w:tcPr>
           <w:p>
@@ -3566,7 +3678,7 @@
         </w:trPr>
         <w:tc>
           <w:tcPr>
-            <w:tcW w:type="dxa" w:w="1422"/>
+            <w:tcW w:type="dxa" w:w="1399"/>
           </w:tcPr>
           <w:p>
             <w:pPr>
@@ -3585,7 +3697,7 @@
         </w:tc>
         <w:tc>
           <w:tcPr>
-            <w:tcW w:type="dxa" w:w="8444"/>
+            <w:tcW w:type="dxa" w:w="8467"/>
           </w:tcPr>
           <w:p>
             <w:pPr>
@@ -3621,7 +3733,7 @@
         </w:trPr>
         <w:tc>
           <w:tcPr>
-            <w:tcW w:type="dxa" w:w="1422"/>
+            <w:tcW w:type="dxa" w:w="1399"/>
             <w:shd w:val="clear" w:color="auto" w:fill="F8F8FC"/>
           </w:tcPr>
           <w:p>
@@ -3641,7 +3753,7 @@
         </w:tc>
         <w:tc>
           <w:tcPr>
-            <w:tcW w:type="dxa" w:w="8444"/>
+            <w:tcW w:type="dxa" w:w="8467"/>
             <w:shd w:val="clear" w:color="auto" w:fill="F8F8FC"/>
           </w:tcPr>
           <w:p>
@@ -3666,7 +3778,7 @@
         </w:trPr>
         <w:tc>
           <w:tcPr>
-            <w:tcW w:type="dxa" w:w="1422"/>
+            <w:tcW w:type="dxa" w:w="1399"/>
           </w:tcPr>
           <w:p>
             <w:pPr>
@@ -3685,7 +3797,7 @@
         </w:tc>
         <w:tc>
           <w:tcPr>
-            <w:tcW w:type="dxa" w:w="8444"/>
+            <w:tcW w:type="dxa" w:w="8467"/>
           </w:tcPr>
           <w:p>
             <w:pPr>
@@ -3709,7 +3821,7 @@
         </w:trPr>
         <w:tc>
           <w:tcPr>
-            <w:tcW w:type="dxa" w:w="1422"/>
+            <w:tcW w:type="dxa" w:w="1399"/>
             <w:shd w:val="clear" w:color="auto" w:fill="F8F8FC"/>
           </w:tcPr>
           <w:p>
@@ -3729,7 +3841,7 @@
         </w:tc>
         <w:tc>
           <w:tcPr>
-            <w:tcW w:type="dxa" w:w="8444"/>
+            <w:tcW w:type="dxa" w:w="8467"/>
             <w:shd w:val="clear" w:color="auto" w:fill="F8F8FC"/>
           </w:tcPr>
           <w:p>
@@ -3821,8 +3933,8 @@
         <w:tblLook w:firstColumn="1" w:firstRow="1" w:lastColumn="0" w:lastRow="0" w:noHBand="0" w:noVBand="1" w:val="04A0"/>
       </w:tblPr>
       <w:tblGrid>
-        <w:gridCol w:w="1422"/>
-        <w:gridCol w:w="8444"/>
+        <w:gridCol w:w="1399"/>
+        <w:gridCol w:w="8467"/>
       </w:tblGrid>
       <w:tr>
         <w:trPr>
@@ -3831,7 +3943,7 @@
         </w:trPr>
         <w:tc>
           <w:tcPr>
-            <w:tcW w:type="dxa" w:w="1422"/>
+            <w:tcW w:type="dxa" w:w="1399"/>
             <w:shd w:val="clear" w:color="auto" w:fill="E8E8F4"/>
           </w:tcPr>
           <w:p>
@@ -3853,7 +3965,7 @@
         </w:tc>
         <w:tc>
           <w:tcPr>
-            <w:tcW w:type="dxa" w:w="8444"/>
+            <w:tcW w:type="dxa" w:w="8467"/>
             <w:shd w:val="clear" w:color="auto" w:fill="E8E8F4"/>
           </w:tcPr>
           <w:p>
@@ -3880,7 +3992,7 @@
         </w:trPr>
         <w:tc>
           <w:tcPr>
-            <w:tcW w:type="dxa" w:w="1422"/>
+            <w:tcW w:type="dxa" w:w="1399"/>
           </w:tcPr>
           <w:p>
             <w:pPr>
@@ -3899,7 +4011,7 @@
         </w:tc>
         <w:tc>
           <w:tcPr>
-            <w:tcW w:type="dxa" w:w="8444"/>
+            <w:tcW w:type="dxa" w:w="8467"/>
           </w:tcPr>
           <w:p>
             <w:pPr>
@@ -3935,7 +4047,7 @@
         </w:trPr>
         <w:tc>
           <w:tcPr>
-            <w:tcW w:type="dxa" w:w="1422"/>
+            <w:tcW w:type="dxa" w:w="1399"/>
             <w:shd w:val="clear" w:color="auto" w:fill="F8F8FC"/>
           </w:tcPr>
           <w:p>
@@ -3955,7 +4067,7 @@
         </w:tc>
         <w:tc>
           <w:tcPr>
-            <w:tcW w:type="dxa" w:w="8444"/>
+            <w:tcW w:type="dxa" w:w="8467"/>
             <w:shd w:val="clear" w:color="auto" w:fill="F8F8FC"/>
           </w:tcPr>
           <w:p>
@@ -3980,7 +4092,7 @@
         </w:trPr>
         <w:tc>
           <w:tcPr>
-            <w:tcW w:type="dxa" w:w="1422"/>
+            <w:tcW w:type="dxa" w:w="1399"/>
           </w:tcPr>
           <w:p>
             <w:pPr>
@@ -3999,7 +4111,7 @@
         </w:tc>
         <w:tc>
           <w:tcPr>
-            <w:tcW w:type="dxa" w:w="8444"/>
+            <w:tcW w:type="dxa" w:w="8467"/>
           </w:tcPr>
           <w:p>
             <w:pPr>
@@ -4023,7 +4135,7 @@
         </w:trPr>
         <w:tc>
           <w:tcPr>
-            <w:tcW w:type="dxa" w:w="1422"/>
+            <w:tcW w:type="dxa" w:w="1399"/>
             <w:shd w:val="clear" w:color="auto" w:fill="F8F8FC"/>
           </w:tcPr>
           <w:p>
@@ -4043,7 +4155,7 @@
         </w:tc>
         <w:tc>
           <w:tcPr>
-            <w:tcW w:type="dxa" w:w="8444"/>
+            <w:tcW w:type="dxa" w:w="8467"/>
             <w:shd w:val="clear" w:color="auto" w:fill="F8F8FC"/>
           </w:tcPr>
           <w:p>
@@ -4080,7 +4192,7 @@
         </w:trPr>
         <w:tc>
           <w:tcPr>
-            <w:tcW w:type="dxa" w:w="1422"/>
+            <w:tcW w:type="dxa" w:w="1399"/>
           </w:tcPr>
           <w:p>
             <w:pPr>
@@ -4099,7 +4211,7 @@
         </w:tc>
         <w:tc>
           <w:tcPr>
-            <w:tcW w:type="dxa" w:w="8444"/>
+            <w:tcW w:type="dxa" w:w="8467"/>
           </w:tcPr>
           <w:p>
             <w:pPr>
@@ -4135,7 +4247,7 @@
         </w:trPr>
         <w:tc>
           <w:tcPr>
-            <w:tcW w:type="dxa" w:w="1422"/>
+            <w:tcW w:type="dxa" w:w="1399"/>
             <w:shd w:val="clear" w:color="auto" w:fill="F8F8FC"/>
           </w:tcPr>
           <w:p>
@@ -4155,7 +4267,7 @@
         </w:tc>
         <w:tc>
           <w:tcPr>
-            <w:tcW w:type="dxa" w:w="8444"/>
+            <w:tcW w:type="dxa" w:w="8467"/>
             <w:shd w:val="clear" w:color="auto" w:fill="F8F8FC"/>
           </w:tcPr>
           <w:p>
@@ -4192,7 +4304,7 @@
         </w:trPr>
         <w:tc>
           <w:tcPr>
-            <w:tcW w:type="dxa" w:w="1422"/>
+            <w:tcW w:type="dxa" w:w="1399"/>
           </w:tcPr>
           <w:p>
             <w:pPr>
@@ -4211,7 +4323,7 @@
         </w:tc>
         <w:tc>
           <w:tcPr>
-            <w:tcW w:type="dxa" w:w="8444"/>
+            <w:tcW w:type="dxa" w:w="8467"/>
           </w:tcPr>
           <w:p>
             <w:pPr>
@@ -4247,7 +4359,7 @@
         </w:trPr>
         <w:tc>
           <w:tcPr>
-            <w:tcW w:type="dxa" w:w="1422"/>
+            <w:tcW w:type="dxa" w:w="1399"/>
             <w:shd w:val="clear" w:color="auto" w:fill="F8F8FC"/>
           </w:tcPr>
           <w:p>
@@ -4267,7 +4379,7 @@
         </w:tc>
         <w:tc>
           <w:tcPr>
-            <w:tcW w:type="dxa" w:w="8444"/>
+            <w:tcW w:type="dxa" w:w="8467"/>
             <w:shd w:val="clear" w:color="auto" w:fill="F8F8FC"/>
           </w:tcPr>
           <w:p>
@@ -4292,7 +4404,7 @@
         </w:trPr>
         <w:tc>
           <w:tcPr>
-            <w:tcW w:type="dxa" w:w="1422"/>
+            <w:tcW w:type="dxa" w:w="1399"/>
           </w:tcPr>
           <w:p>
             <w:pPr>
@@ -4311,7 +4423,7 @@
         </w:tc>
         <w:tc>
           <w:tcPr>
-            <w:tcW w:type="dxa" w:w="8444"/>
+            <w:tcW w:type="dxa" w:w="8467"/>
           </w:tcPr>
           <w:p>
             <w:pPr>
@@ -4335,7 +4447,7 @@
         </w:trPr>
         <w:tc>
           <w:tcPr>
-            <w:tcW w:type="dxa" w:w="1422"/>
+            <w:tcW w:type="dxa" w:w="1399"/>
             <w:shd w:val="clear" w:color="auto" w:fill="F8F8FC"/>
           </w:tcPr>
           <w:p>
@@ -4355,7 +4467,7 @@
         </w:tc>
         <w:tc>
           <w:tcPr>
-            <w:tcW w:type="dxa" w:w="8444"/>
+            <w:tcW w:type="dxa" w:w="8467"/>
             <w:shd w:val="clear" w:color="auto" w:fill="F8F8FC"/>
           </w:tcPr>
           <w:p>
@@ -4380,7 +4492,7 @@
         </w:trPr>
         <w:tc>
           <w:tcPr>
-            <w:tcW w:type="dxa" w:w="1422"/>
+            <w:tcW w:type="dxa" w:w="1399"/>
           </w:tcPr>
           <w:p>
             <w:pPr>
@@ -4399,20 +4511,20 @@
         </w:tc>
         <w:tc>
           <w:tcPr>
-            <w:tcW w:type="dxa" w:w="8444"/>
-          </w:tcPr>
-          <w:p>
-            <w:pPr>
-              <w:spacing w:after="0" w:line="240" w:lineRule="exact"/>
-            </w:pPr>
-            <w:r>
-              <w:rPr>
-                <w:rFonts w:ascii="Malgun Gothic" w:hAnsi="Malgun Gothic" w:eastAsia="Malgun Gothic" w:cs="Malgun Gothic"/>
-                <w:color w:val="1B1B48"/>
-                <w:sz w:val="17"/>
-                <w:szCs w:val="17"/>
-              </w:rPr>
-              <w:t xml:space="preserve">실내용 측정기입니다. 실외 · 레이더 · 위성으로 넓혀 가는 계획이고, 실외 측정기는 정해지면 공지합니다.</w:t>
+            <w:tcW w:type="dxa" w:w="8467"/>
+          </w:tcPr>
+          <w:p>
+            <w:pPr>
+              <w:spacing w:after="0" w:line="240" w:lineRule="exact"/>
+            </w:pPr>
+            <w:r>
+              <w:rPr>
+                <w:rFonts w:ascii="Malgun Gothic" w:hAnsi="Malgun Gothic" w:eastAsia="Malgun Gothic" w:cs="Malgun Gothic"/>
+                <w:color w:val="1B1B48"/>
+                <w:sz w:val="17"/>
+                <w:szCs w:val="17"/>
+              </w:rPr>
+              <w:t xml:space="preserve">실내용 측정기입니다. 실외는 웰비안이 넓혀 갈 다음 단계이고, 실외 참여 방법은 정해지면 공지합니다.</w:t>
             </w:r>
             <w:r>
               <w:br/>
@@ -4435,7 +4547,7 @@
         </w:trPr>
         <w:tc>
           <w:tcPr>
-            <w:tcW w:type="dxa" w:w="1422"/>
+            <w:tcW w:type="dxa" w:w="1399"/>
             <w:shd w:val="clear" w:color="auto" w:fill="F8F8FC"/>
           </w:tcPr>
           <w:p>
@@ -4449,13 +4561,13 @@
                 <w:sz w:val="17"/>
                 <w:szCs w:val="17"/>
               </w:rPr>
-              <w:t xml:space="preserve">받으면 어떻게 시작해요?</w:t>
-            </w:r>
-          </w:p>
-        </w:tc>
-        <w:tc>
-          <w:tcPr>
-            <w:tcW w:type="dxa" w:w="8444"/>
+              <w:t xml:space="preserve">저 실외 측정기도 팔아요?</w:t>
+            </w:r>
+          </w:p>
+        </w:tc>
+        <w:tc>
+          <w:tcPr>
+            <w:tcW w:type="dxa" w:w="8467"/>
             <w:shd w:val="clear" w:color="auto" w:fill="F8F8FC"/>
           </w:tcPr>
           <w:p>
@@ -4469,7 +4581,19 @@
                 <w:sz w:val="17"/>
                 <w:szCs w:val="17"/>
               </w:rPr>
-              <w:t xml:space="preserve">전원을 켜고 블루투스로 연결한 뒤 Wi-Fi 를 잡고, 사이트 「기기 등록」(wellbian.io/redeem)에서 등록하면 측정 데이터가 네트워크로 올라갑니다.</w:t>
+              <w:t xml:space="preserve">오늘 판매는 실내 측정기와 AI 이용권입니다. 옆의 실외 측정기는 기기 파트너 케이웨더의 장비이고, 웰비안 네트워크는 실내에서 실외 · 레이더 · 위성으로 넓혀 갈 방향입니다. 실외 참여 방법은 정해지면 공지합니다.</w:t>
+            </w:r>
+            <w:r>
+              <w:br/>
+            </w:r>
+            <w:r>
+              <w:rPr>
+                <w:rFonts w:ascii="Malgun Gothic" w:hAnsi="Malgun Gothic" w:eastAsia="Malgun Gothic" w:cs="Malgun Gothic"/>
+                <w:color w:val="6B6B8C"/>
+                <w:sz w:val="17"/>
+                <w:szCs w:val="17"/>
+              </w:rPr>
+              <w:t xml:space="preserve">주의: 판매 · 보상 · 출시 시점 약속 0 · 모델명 · 사양은 당일 확인</w:t>
             </w:r>
           </w:p>
         </w:tc>
@@ -4480,39 +4604,39 @@
         </w:trPr>
         <w:tc>
           <w:tcPr>
-            <w:tcW w:type="dxa" w:w="1422"/>
-          </w:tcPr>
-          <w:p>
-            <w:pPr>
-              <w:spacing w:after="0" w:line="240" w:lineRule="exact"/>
-            </w:pPr>
-            <w:r>
-              <w:rPr>
-                <w:rFonts w:ascii="Malgun Gothic" w:hAnsi="Malgun Gothic" w:eastAsia="Malgun Gothic" w:cs="Malgun Gothic"/>
-                <w:color w:val="1B1B48"/>
-                <w:sz w:val="17"/>
-                <w:szCs w:val="17"/>
-              </w:rPr>
-              <w:t xml:space="preserve">한 집에 여러 대 둬도 돼요?</w:t>
-            </w:r>
-          </w:p>
-        </w:tc>
-        <w:tc>
-          <w:tcPr>
-            <w:tcW w:type="dxa" w:w="8444"/>
-          </w:tcPr>
-          <w:p>
-            <w:pPr>
-              <w:spacing w:after="0" w:line="240" w:lineRule="exact"/>
-            </w:pPr>
-            <w:r>
-              <w:rPr>
-                <w:rFonts w:ascii="Malgun Gothic" w:hAnsi="Malgun Gothic" w:eastAsia="Malgun Gothic" w:cs="Malgun Gothic"/>
-                <w:color w:val="1B1B48"/>
-                <w:sz w:val="17"/>
-                <w:szCs w:val="17"/>
-              </w:rPr>
-              <w:t xml:space="preserve">됩니다(계정당 10대). 다만 한 공간에 몰아 두면 측정값이 겹쳐 데이터로서 의미가 적고, 보상에도 기기 한 대당 하루 상한이 있습니다. 공간마다 한 대를 권합니다.</w:t>
+            <w:tcW w:type="dxa" w:w="1399"/>
+          </w:tcPr>
+          <w:p>
+            <w:pPr>
+              <w:spacing w:after="0" w:line="240" w:lineRule="exact"/>
+            </w:pPr>
+            <w:r>
+              <w:rPr>
+                <w:rFonts w:ascii="Malgun Gothic" w:hAnsi="Malgun Gothic" w:eastAsia="Malgun Gothic" w:cs="Malgun Gothic"/>
+                <w:color w:val="1B1B48"/>
+                <w:sz w:val="17"/>
+                <w:szCs w:val="17"/>
+              </w:rPr>
+              <w:t xml:space="preserve">받으면 어떻게 시작해요?</w:t>
+            </w:r>
+          </w:p>
+        </w:tc>
+        <w:tc>
+          <w:tcPr>
+            <w:tcW w:type="dxa" w:w="8467"/>
+          </w:tcPr>
+          <w:p>
+            <w:pPr>
+              <w:spacing w:after="0" w:line="240" w:lineRule="exact"/>
+            </w:pPr>
+            <w:r>
+              <w:rPr>
+                <w:rFonts w:ascii="Malgun Gothic" w:hAnsi="Malgun Gothic" w:eastAsia="Malgun Gothic" w:cs="Malgun Gothic"/>
+                <w:color w:val="1B1B48"/>
+                <w:sz w:val="17"/>
+                <w:szCs w:val="17"/>
+              </w:rPr>
+              <w:t xml:space="preserve">전원을 켜고 블루투스로 연결한 뒤 Wi-Fi 를 잡고, 사이트 「기기 등록」(wellbian.io/redeem)에서 등록하면 측정 데이터가 네트워크로 올라갑니다.</w:t>
             </w:r>
           </w:p>
         </w:tc>
@@ -4523,7 +4647,7 @@
         </w:trPr>
         <w:tc>
           <w:tcPr>
-            <w:tcW w:type="dxa" w:w="1422"/>
+            <w:tcW w:type="dxa" w:w="1399"/>
             <w:shd w:val="clear" w:color="auto" w:fill="F8F8FC"/>
           </w:tcPr>
           <w:p>
@@ -4537,13 +4661,13 @@
                 <w:sz w:val="17"/>
                 <w:szCs w:val="17"/>
               </w:rPr>
-              <w:t xml:space="preserve">보상 없이 측정기로만 써도 돼요?</w:t>
-            </w:r>
-          </w:p>
-        </w:tc>
-        <w:tc>
-          <w:tcPr>
-            <w:tcW w:type="dxa" w:w="8444"/>
+              <w:t xml:space="preserve">한 집에 여러 대 둬도 돼요?</w:t>
+            </w:r>
+          </w:p>
+        </w:tc>
+        <w:tc>
+          <w:tcPr>
+            <w:tcW w:type="dxa" w:w="8467"/>
             <w:shd w:val="clear" w:color="auto" w:fill="F8F8FC"/>
           </w:tcPr>
           <w:p>
@@ -4557,19 +4681,7 @@
                 <w:sz w:val="17"/>
                 <w:szCs w:val="17"/>
               </w:rPr>
-              <w:t xml:space="preserve">됩니다. 보상을 빼도 CO₂ · 미세먼지 · 온습도를 실시간으로 보는 실내 공기질 측정기입니다.</w:t>
-            </w:r>
-            <w:r>
-              <w:br/>
-            </w:r>
-            <w:r>
-              <w:rPr>
-                <w:rFonts w:ascii="Malgun Gothic" w:hAnsi="Malgun Gothic" w:eastAsia="Malgun Gothic" w:cs="Malgun Gothic"/>
-                <w:color w:val="6B6B8C"/>
-                <w:sz w:val="17"/>
-                <w:szCs w:val="17"/>
-              </w:rPr>
-              <w:t xml:space="preserve">주의: 측정기가 필요한지로 판단하시게</w:t>
+              <w:t xml:space="preserve">됩니다(계정당 10대). 다만 한 공간에 몰아 두면 측정값이 겹쳐 데이터로서 의미가 적고, 보상에도 기기 한 대당 하루 상한이 있습니다. 공간마다 한 대를 권합니다.</w:t>
             </w:r>
           </w:p>
         </w:tc>
@@ -4580,39 +4692,39 @@
         </w:trPr>
         <w:tc>
           <w:tcPr>
-            <w:tcW w:type="dxa" w:w="1422"/>
-          </w:tcPr>
-          <w:p>
-            <w:pPr>
-              <w:spacing w:after="0" w:line="240" w:lineRule="exact"/>
-            </w:pPr>
-            <w:r>
-              <w:rPr>
-                <w:rFonts w:ascii="Malgun Gothic" w:hAnsi="Malgun Gothic" w:eastAsia="Malgun Gothic" w:cs="Malgun Gothic"/>
-                <w:color w:val="1B1B48"/>
-                <w:sz w:val="17"/>
-                <w:szCs w:val="17"/>
-              </w:rPr>
-              <w:t xml:space="preserve">일반 측정기보다 왜 비싸요?</w:t>
-            </w:r>
-          </w:p>
-        </w:tc>
-        <w:tc>
-          <w:tcPr>
-            <w:tcW w:type="dxa" w:w="8444"/>
-          </w:tcPr>
-          <w:p>
-            <w:pPr>
-              <w:spacing w:after="0" w:line="240" w:lineRule="exact"/>
-            </w:pPr>
-            <w:r>
-              <w:rPr>
-                <w:rFonts w:ascii="Malgun Gothic" w:hAnsi="Malgun Gothic" w:eastAsia="Malgun Gothic" w:cs="Malgun Gothic"/>
-                <w:color w:val="1B1B48"/>
-                <w:sz w:val="17"/>
-                <w:szCs w:val="17"/>
-              </w:rPr>
-              <w:t xml:space="preserve">측정기에 네트워크 등록(기기 NFT)이 함께 들어간 가격입니다. 측정 기능만 필요하시면 일반 공기질 측정기가 더 맞을 수 있어요.</w:t>
+            <w:tcW w:type="dxa" w:w="1399"/>
+          </w:tcPr>
+          <w:p>
+            <w:pPr>
+              <w:spacing w:after="0" w:line="240" w:lineRule="exact"/>
+            </w:pPr>
+            <w:r>
+              <w:rPr>
+                <w:rFonts w:ascii="Malgun Gothic" w:hAnsi="Malgun Gothic" w:eastAsia="Malgun Gothic" w:cs="Malgun Gothic"/>
+                <w:color w:val="1B1B48"/>
+                <w:sz w:val="17"/>
+                <w:szCs w:val="17"/>
+              </w:rPr>
+              <w:t xml:space="preserve">보상 없이 측정기로만 써도 돼요?</w:t>
+            </w:r>
+          </w:p>
+        </w:tc>
+        <w:tc>
+          <w:tcPr>
+            <w:tcW w:type="dxa" w:w="8467"/>
+          </w:tcPr>
+          <w:p>
+            <w:pPr>
+              <w:spacing w:after="0" w:line="240" w:lineRule="exact"/>
+            </w:pPr>
+            <w:r>
+              <w:rPr>
+                <w:rFonts w:ascii="Malgun Gothic" w:hAnsi="Malgun Gothic" w:eastAsia="Malgun Gothic" w:cs="Malgun Gothic"/>
+                <w:color w:val="1B1B48"/>
+                <w:sz w:val="17"/>
+                <w:szCs w:val="17"/>
+              </w:rPr>
+              <w:t xml:space="preserve">됩니다. 보상을 빼도 CO₂ · 미세먼지 · 온습도를 실시간으로 보는 실내 공기질 측정기입니다.</w:t>
             </w:r>
             <w:r>
               <w:br/>
@@ -4624,7 +4736,7 @@
                 <w:sz w:val="17"/>
                 <w:szCs w:val="17"/>
               </w:rPr>
-              <w:t xml:space="preserve">주의: 보상으로 가격을 설명하지 않는다</w:t>
+              <w:t xml:space="preserve">주의: 측정기가 필요한지로 판단하시게</w:t>
             </w:r>
           </w:p>
         </w:tc>
@@ -4635,7 +4747,7 @@
         </w:trPr>
         <w:tc>
           <w:tcPr>
-            <w:tcW w:type="dxa" w:w="1422"/>
+            <w:tcW w:type="dxa" w:w="1399"/>
             <w:shd w:val="clear" w:color="auto" w:fill="F8F8FC"/>
           </w:tcPr>
           <w:p>
@@ -4649,14 +4761,69 @@
                 <w:sz w:val="17"/>
                 <w:szCs w:val="17"/>
               </w:rPr>
+              <w:t xml:space="preserve">일반 측정기보다 왜 비싸요?</w:t>
+            </w:r>
+          </w:p>
+        </w:tc>
+        <w:tc>
+          <w:tcPr>
+            <w:tcW w:type="dxa" w:w="8467"/>
+            <w:shd w:val="clear" w:color="auto" w:fill="F8F8FC"/>
+          </w:tcPr>
+          <w:p>
+            <w:pPr>
+              <w:spacing w:after="0" w:line="240" w:lineRule="exact"/>
+            </w:pPr>
+            <w:r>
+              <w:rPr>
+                <w:rFonts w:ascii="Malgun Gothic" w:hAnsi="Malgun Gothic" w:eastAsia="Malgun Gothic" w:cs="Malgun Gothic"/>
+                <w:color w:val="1B1B48"/>
+                <w:sz w:val="17"/>
+                <w:szCs w:val="17"/>
+              </w:rPr>
+              <w:t xml:space="preserve">측정기에 네트워크 등록(기기 NFT)이 함께 들어간 가격입니다. 측정 기능만 필요하시면 일반 공기질 측정기가 더 맞을 수 있어요.</w:t>
+            </w:r>
+            <w:r>
+              <w:br/>
+            </w:r>
+            <w:r>
+              <w:rPr>
+                <w:rFonts w:ascii="Malgun Gothic" w:hAnsi="Malgun Gothic" w:eastAsia="Malgun Gothic" w:cs="Malgun Gothic"/>
+                <w:color w:val="6B6B8C"/>
+                <w:sz w:val="17"/>
+                <w:szCs w:val="17"/>
+              </w:rPr>
+              <w:t xml:space="preserve">주의: 보상으로 가격을 설명하지 않는다</w:t>
+            </w:r>
+          </w:p>
+        </w:tc>
+      </w:tr>
+      <w:tr>
+        <w:trPr>
+          <w:cantSplit/>
+        </w:trPr>
+        <w:tc>
+          <w:tcPr>
+            <w:tcW w:type="dxa" w:w="1399"/>
+          </w:tcPr>
+          <w:p>
+            <w:pPr>
+              <w:spacing w:after="0" w:line="240" w:lineRule="exact"/>
+            </w:pPr>
+            <w:r>
+              <w:rPr>
+                <w:rFonts w:ascii="Malgun Gothic" w:hAnsi="Malgun Gothic" w:eastAsia="Malgun Gothic" w:cs="Malgun Gothic"/>
+                <w:color w:val="1B1B48"/>
+                <w:sz w:val="17"/>
+                <w:szCs w:val="17"/>
+              </w:rPr>
               <w:t xml:space="preserve">환불 · A/S 는요?</w:t>
             </w:r>
           </w:p>
         </w:tc>
         <w:tc>
           <w:tcPr>
-            <w:tcW w:type="dxa" w:w="8444"/>
-            <w:shd w:val="clear" w:color="auto" w:fill="F8F8FC"/>
+            <w:tcW w:type="dxa" w:w="8467"/>
           </w:tcPr>
           <w:p>
             <w:pPr>
@@ -4735,8 +4902,8 @@
         <w:tblLook w:firstColumn="1" w:firstRow="1" w:lastColumn="0" w:lastRow="0" w:noHBand="0" w:noVBand="1" w:val="04A0"/>
       </w:tblPr>
       <w:tblGrid>
-        <w:gridCol w:w="1422"/>
-        <w:gridCol w:w="8444"/>
+        <w:gridCol w:w="1399"/>
+        <w:gridCol w:w="8467"/>
       </w:tblGrid>
       <w:tr>
         <w:trPr>
@@ -4745,7 +4912,7 @@
         </w:trPr>
         <w:tc>
           <w:tcPr>
-            <w:tcW w:type="dxa" w:w="1422"/>
+            <w:tcW w:type="dxa" w:w="1399"/>
             <w:shd w:val="clear" w:color="auto" w:fill="E8E8F4"/>
           </w:tcPr>
           <w:p>
@@ -4767,7 +4934,7 @@
         </w:tc>
         <w:tc>
           <w:tcPr>
-            <w:tcW w:type="dxa" w:w="8444"/>
+            <w:tcW w:type="dxa" w:w="8467"/>
             <w:shd w:val="clear" w:color="auto" w:fill="E8E8F4"/>
           </w:tcPr>
           <w:p>
@@ -4794,7 +4961,7 @@
         </w:trPr>
         <w:tc>
           <w:tcPr>
-            <w:tcW w:type="dxa" w:w="1422"/>
+            <w:tcW w:type="dxa" w:w="1399"/>
           </w:tcPr>
           <w:p>
             <w:pPr>
@@ -4813,7 +4980,7 @@
         </w:tc>
         <w:tc>
           <w:tcPr>
-            <w:tcW w:type="dxa" w:w="8444"/>
+            <w:tcW w:type="dxa" w:w="8467"/>
           </w:tcPr>
           <w:p>
             <w:pPr>
@@ -4849,7 +5016,7 @@
         </w:trPr>
         <w:tc>
           <w:tcPr>
-            <w:tcW w:type="dxa" w:w="1422"/>
+            <w:tcW w:type="dxa" w:w="1399"/>
             <w:shd w:val="clear" w:color="auto" w:fill="F8F8FC"/>
           </w:tcPr>
           <w:p>
@@ -4869,7 +5036,7 @@
         </w:tc>
         <w:tc>
           <w:tcPr>
-            <w:tcW w:type="dxa" w:w="8444"/>
+            <w:tcW w:type="dxa" w:w="8467"/>
             <w:shd w:val="clear" w:color="auto" w:fill="F8F8FC"/>
           </w:tcPr>
           <w:p>
@@ -4906,7 +5073,7 @@
         </w:trPr>
         <w:tc>
           <w:tcPr>
-            <w:tcW w:type="dxa" w:w="1422"/>
+            <w:tcW w:type="dxa" w:w="1399"/>
           </w:tcPr>
           <w:p>
             <w:pPr>
@@ -4925,7 +5092,7 @@
         </w:tc>
         <w:tc>
           <w:tcPr>
-            <w:tcW w:type="dxa" w:w="8444"/>
+            <w:tcW w:type="dxa" w:w="8467"/>
           </w:tcPr>
           <w:p>
             <w:pPr>
@@ -4949,7 +5116,7 @@
         </w:trPr>
         <w:tc>
           <w:tcPr>
-            <w:tcW w:type="dxa" w:w="1422"/>
+            <w:tcW w:type="dxa" w:w="1399"/>
             <w:shd w:val="clear" w:color="auto" w:fill="F8F8FC"/>
           </w:tcPr>
           <w:p>
@@ -4969,7 +5136,7 @@
         </w:tc>
         <w:tc>
           <w:tcPr>
-            <w:tcW w:type="dxa" w:w="8444"/>
+            <w:tcW w:type="dxa" w:w="8467"/>
             <w:shd w:val="clear" w:color="auto" w:fill="F8F8FC"/>
           </w:tcPr>
           <w:p>
@@ -5006,7 +5173,7 @@
         </w:trPr>
         <w:tc>
           <w:tcPr>
-            <w:tcW w:type="dxa" w:w="1422"/>
+            <w:tcW w:type="dxa" w:w="1399"/>
           </w:tcPr>
           <w:p>
             <w:pPr>
@@ -5025,7 +5192,7 @@
         </w:tc>
         <w:tc>
           <w:tcPr>
-            <w:tcW w:type="dxa" w:w="8444"/>
+            <w:tcW w:type="dxa" w:w="8467"/>
           </w:tcPr>
           <w:p>
             <w:pPr>
@@ -5061,7 +5228,7 @@
         </w:trPr>
         <w:tc>
           <w:tcPr>
-            <w:tcW w:type="dxa" w:w="1422"/>
+            <w:tcW w:type="dxa" w:w="1399"/>
             <w:shd w:val="clear" w:color="auto" w:fill="F8F8FC"/>
           </w:tcPr>
           <w:p>
@@ -5081,7 +5248,7 @@
         </w:tc>
         <w:tc>
           <w:tcPr>
-            <w:tcW w:type="dxa" w:w="8444"/>
+            <w:tcW w:type="dxa" w:w="8467"/>
             <w:shd w:val="clear" w:color="auto" w:fill="F8F8FC"/>
           </w:tcPr>
           <w:p>
@@ -5118,7 +5285,7 @@
         </w:trPr>
         <w:tc>
           <w:tcPr>
-            <w:tcW w:type="dxa" w:w="1422"/>
+            <w:tcW w:type="dxa" w:w="1399"/>
           </w:tcPr>
           <w:p>
             <w:pPr>
@@ -5137,7 +5304,7 @@
         </w:tc>
         <w:tc>
           <w:tcPr>
-            <w:tcW w:type="dxa" w:w="8444"/>
+            <w:tcW w:type="dxa" w:w="8467"/>
           </w:tcPr>
           <w:p>
             <w:pPr>
@@ -5173,7 +5340,7 @@
         </w:trPr>
         <w:tc>
           <w:tcPr>
-            <w:tcW w:type="dxa" w:w="1422"/>
+            <w:tcW w:type="dxa" w:w="1399"/>
             <w:shd w:val="clear" w:color="auto" w:fill="F8F8FC"/>
           </w:tcPr>
           <w:p>
@@ -5193,7 +5360,7 @@
         </w:tc>
         <w:tc>
           <w:tcPr>
-            <w:tcW w:type="dxa" w:w="8444"/>
+            <w:tcW w:type="dxa" w:w="8467"/>
             <w:shd w:val="clear" w:color="auto" w:fill="F8F8FC"/>
           </w:tcPr>
           <w:p>
@@ -5218,7 +5385,7 @@
         </w:trPr>
         <w:tc>
           <w:tcPr>
-            <w:tcW w:type="dxa" w:w="1422"/>
+            <w:tcW w:type="dxa" w:w="1399"/>
           </w:tcPr>
           <w:p>
             <w:pPr>
@@ -5237,7 +5404,7 @@
         </w:tc>
         <w:tc>
           <w:tcPr>
-            <w:tcW w:type="dxa" w:w="8444"/>
+            <w:tcW w:type="dxa" w:w="8467"/>
           </w:tcPr>
           <w:p>
             <w:pPr>
@@ -5273,7 +5440,7 @@
         </w:trPr>
         <w:tc>
           <w:tcPr>
-            <w:tcW w:type="dxa" w:w="1422"/>
+            <w:tcW w:type="dxa" w:w="1399"/>
             <w:shd w:val="clear" w:color="auto" w:fill="F8F8FC"/>
           </w:tcPr>
           <w:p>
@@ -5293,7 +5460,7 @@
         </w:tc>
         <w:tc>
           <w:tcPr>
-            <w:tcW w:type="dxa" w:w="8444"/>
+            <w:tcW w:type="dxa" w:w="8467"/>
             <w:shd w:val="clear" w:color="auto" w:fill="F8F8FC"/>
           </w:tcPr>
           <w:p>
@@ -5318,7 +5485,7 @@
         </w:trPr>
         <w:tc>
           <w:tcPr>
-            <w:tcW w:type="dxa" w:w="1422"/>
+            <w:tcW w:type="dxa" w:w="1399"/>
           </w:tcPr>
           <w:p>
             <w:pPr>
@@ -5337,7 +5504,7 @@
         </w:tc>
         <w:tc>
           <w:tcPr>
-            <w:tcW w:type="dxa" w:w="8444"/>
+            <w:tcW w:type="dxa" w:w="8467"/>
           </w:tcPr>
           <w:p>
             <w:pPr>
@@ -5373,7 +5540,7 @@
         </w:trPr>
         <w:tc>
           <w:tcPr>
-            <w:tcW w:type="dxa" w:w="1422"/>
+            <w:tcW w:type="dxa" w:w="1399"/>
             <w:shd w:val="clear" w:color="auto" w:fill="F8F8FC"/>
           </w:tcPr>
           <w:p>
@@ -5393,7 +5560,7 @@
         </w:tc>
         <w:tc>
           <w:tcPr>
-            <w:tcW w:type="dxa" w:w="8444"/>
+            <w:tcW w:type="dxa" w:w="8467"/>
             <w:shd w:val="clear" w:color="auto" w:fill="F8F8FC"/>
           </w:tcPr>
           <w:p>
@@ -5485,8 +5652,8 @@
         <w:tblLook w:firstColumn="1" w:firstRow="1" w:lastColumn="0" w:lastRow="0" w:noHBand="0" w:noVBand="1" w:val="04A0"/>
       </w:tblPr>
       <w:tblGrid>
-        <w:gridCol w:w="1422"/>
-        <w:gridCol w:w="8444"/>
+        <w:gridCol w:w="1399"/>
+        <w:gridCol w:w="8467"/>
       </w:tblGrid>
       <w:tr>
         <w:trPr>
@@ -5495,7 +5662,7 @@
         </w:trPr>
         <w:tc>
           <w:tcPr>
-            <w:tcW w:type="dxa" w:w="1422"/>
+            <w:tcW w:type="dxa" w:w="1399"/>
             <w:shd w:val="clear" w:color="auto" w:fill="E8E8F4"/>
           </w:tcPr>
           <w:p>
@@ -5517,7 +5684,7 @@
         </w:tc>
         <w:tc>
           <w:tcPr>
-            <w:tcW w:type="dxa" w:w="8444"/>
+            <w:tcW w:type="dxa" w:w="8467"/>
             <w:shd w:val="clear" w:color="auto" w:fill="E8E8F4"/>
           </w:tcPr>
           <w:p>
@@ -5544,7 +5711,7 @@
         </w:trPr>
         <w:tc>
           <w:tcPr>
-            <w:tcW w:type="dxa" w:w="1422"/>
+            <w:tcW w:type="dxa" w:w="1399"/>
           </w:tcPr>
           <w:p>
             <w:pPr>
@@ -5563,7 +5730,7 @@
         </w:tc>
         <w:tc>
           <w:tcPr>
-            <w:tcW w:type="dxa" w:w="8444"/>
+            <w:tcW w:type="dxa" w:w="8467"/>
           </w:tcPr>
           <w:p>
             <w:pPr>
@@ -5599,7 +5766,7 @@
         </w:trPr>
         <w:tc>
           <w:tcPr>
-            <w:tcW w:type="dxa" w:w="1422"/>
+            <w:tcW w:type="dxa" w:w="1399"/>
             <w:shd w:val="clear" w:color="auto" w:fill="F8F8FC"/>
           </w:tcPr>
           <w:p>
@@ -5619,7 +5786,7 @@
         </w:tc>
         <w:tc>
           <w:tcPr>
-            <w:tcW w:type="dxa" w:w="8444"/>
+            <w:tcW w:type="dxa" w:w="8467"/>
             <w:shd w:val="clear" w:color="auto" w:fill="F8F8FC"/>
           </w:tcPr>
           <w:p>
@@ -5656,7 +5823,7 @@
         </w:trPr>
         <w:tc>
           <w:tcPr>
-            <w:tcW w:type="dxa" w:w="1422"/>
+            <w:tcW w:type="dxa" w:w="1399"/>
           </w:tcPr>
           <w:p>
             <w:pPr>
@@ -5675,7 +5842,7 @@
         </w:tc>
         <w:tc>
           <w:tcPr>
-            <w:tcW w:type="dxa" w:w="8444"/>
+            <w:tcW w:type="dxa" w:w="8467"/>
           </w:tcPr>
           <w:p>
             <w:pPr>
@@ -5699,7 +5866,7 @@
         </w:trPr>
         <w:tc>
           <w:tcPr>
-            <w:tcW w:type="dxa" w:w="1422"/>
+            <w:tcW w:type="dxa" w:w="1399"/>
             <w:shd w:val="clear" w:color="auto" w:fill="F8F8FC"/>
           </w:tcPr>
           <w:p>
@@ -5719,7 +5886,7 @@
         </w:tc>
         <w:tc>
           <w:tcPr>
-            <w:tcW w:type="dxa" w:w="8444"/>
+            <w:tcW w:type="dxa" w:w="8467"/>
             <w:shd w:val="clear" w:color="auto" w:fill="F8F8FC"/>
           </w:tcPr>
           <w:p>
@@ -5756,7 +5923,7 @@
         </w:trPr>
         <w:tc>
           <w:tcPr>
-            <w:tcW w:type="dxa" w:w="1422"/>
+            <w:tcW w:type="dxa" w:w="1399"/>
           </w:tcPr>
           <w:p>
             <w:pPr>
@@ -5775,7 +5942,7 @@
         </w:tc>
         <w:tc>
           <w:tcPr>
-            <w:tcW w:type="dxa" w:w="8444"/>
+            <w:tcW w:type="dxa" w:w="8467"/>
           </w:tcPr>
           <w:p>
             <w:pPr>
@@ -5799,7 +5966,7 @@
         </w:trPr>
         <w:tc>
           <w:tcPr>
-            <w:tcW w:type="dxa" w:w="1422"/>
+            <w:tcW w:type="dxa" w:w="1399"/>
             <w:shd w:val="clear" w:color="auto" w:fill="F8F8FC"/>
           </w:tcPr>
           <w:p>
@@ -5819,7 +5986,7 @@
         </w:tc>
         <w:tc>
           <w:tcPr>
-            <w:tcW w:type="dxa" w:w="8444"/>
+            <w:tcW w:type="dxa" w:w="8467"/>
             <w:shd w:val="clear" w:color="auto" w:fill="F8F8FC"/>
           </w:tcPr>
           <w:p>
@@ -5844,7 +6011,7 @@
         </w:trPr>
         <w:tc>
           <w:tcPr>
-            <w:tcW w:type="dxa" w:w="1422"/>
+            <w:tcW w:type="dxa" w:w="1399"/>
           </w:tcPr>
           <w:p>
             <w:pPr>
@@ -5863,7 +6030,7 @@
         </w:tc>
         <w:tc>
           <w:tcPr>
-            <w:tcW w:type="dxa" w:w="8444"/>
+            <w:tcW w:type="dxa" w:w="8467"/>
           </w:tcPr>
           <w:p>
             <w:pPr>
@@ -5899,7 +6066,7 @@
         </w:trPr>
         <w:tc>
           <w:tcPr>
-            <w:tcW w:type="dxa" w:w="1422"/>
+            <w:tcW w:type="dxa" w:w="1399"/>
             <w:shd w:val="clear" w:color="auto" w:fill="F8F8FC"/>
           </w:tcPr>
           <w:p>
@@ -5919,7 +6086,7 @@
         </w:tc>
         <w:tc>
           <w:tcPr>
-            <w:tcW w:type="dxa" w:w="8444"/>
+            <w:tcW w:type="dxa" w:w="8467"/>
             <w:shd w:val="clear" w:color="auto" w:fill="F8F8FC"/>
           </w:tcPr>
           <w:p>
@@ -5944,7 +6111,7 @@
         </w:trPr>
         <w:tc>
           <w:tcPr>
-            <w:tcW w:type="dxa" w:w="1422"/>
+            <w:tcW w:type="dxa" w:w="1399"/>
           </w:tcPr>
           <w:p>
             <w:pPr>
@@ -5963,7 +6130,7 @@
         </w:tc>
         <w:tc>
           <w:tcPr>
-            <w:tcW w:type="dxa" w:w="8444"/>
+            <w:tcW w:type="dxa" w:w="8467"/>
           </w:tcPr>
           <w:p>
             <w:pPr>
@@ -5999,7 +6166,7 @@
         </w:trPr>
         <w:tc>
           <w:tcPr>
-            <w:tcW w:type="dxa" w:w="1422"/>
+            <w:tcW w:type="dxa" w:w="1399"/>
             <w:shd w:val="clear" w:color="auto" w:fill="F8F8FC"/>
           </w:tcPr>
           <w:p>
@@ -6019,7 +6186,7 @@
         </w:tc>
         <w:tc>
           <w:tcPr>
-            <w:tcW w:type="dxa" w:w="8444"/>
+            <w:tcW w:type="dxa" w:w="8467"/>
             <w:shd w:val="clear" w:color="auto" w:fill="F8F8FC"/>
           </w:tcPr>
           <w:p>
@@ -6056,7 +6223,7 @@
         </w:trPr>
         <w:tc>
           <w:tcPr>
-            <w:tcW w:type="dxa" w:w="1422"/>
+            <w:tcW w:type="dxa" w:w="1399"/>
           </w:tcPr>
           <w:p>
             <w:pPr>
@@ -6075,7 +6242,7 @@
         </w:tc>
         <w:tc>
           <w:tcPr>
-            <w:tcW w:type="dxa" w:w="8444"/>
+            <w:tcW w:type="dxa" w:w="8467"/>
           </w:tcPr>
           <w:p>
             <w:pPr>
@@ -6099,7 +6266,7 @@
         </w:trPr>
         <w:tc>
           <w:tcPr>
-            <w:tcW w:type="dxa" w:w="1422"/>
+            <w:tcW w:type="dxa" w:w="1399"/>
             <w:shd w:val="clear" w:color="auto" w:fill="F8F8FC"/>
           </w:tcPr>
           <w:p>
@@ -6119,7 +6286,7 @@
         </w:tc>
         <w:tc>
           <w:tcPr>
-            <w:tcW w:type="dxa" w:w="8444"/>
+            <w:tcW w:type="dxa" w:w="8467"/>
             <w:shd w:val="clear" w:color="auto" w:fill="F8F8FC"/>
           </w:tcPr>
           <w:p>
@@ -6156,7 +6323,7 @@
         </w:trPr>
         <w:tc>
           <w:tcPr>
-            <w:tcW w:type="dxa" w:w="1422"/>
+            <w:tcW w:type="dxa" w:w="1399"/>
           </w:tcPr>
           <w:p>
             <w:pPr>
@@ -6175,7 +6342,7 @@
         </w:tc>
         <w:tc>
           <w:tcPr>
-            <w:tcW w:type="dxa" w:w="8444"/>
+            <w:tcW w:type="dxa" w:w="8467"/>
           </w:tcPr>
           <w:p>
             <w:pPr>
@@ -6211,7 +6378,7 @@
         </w:trPr>
         <w:tc>
           <w:tcPr>
-            <w:tcW w:type="dxa" w:w="1422"/>
+            <w:tcW w:type="dxa" w:w="1399"/>
             <w:shd w:val="clear" w:color="auto" w:fill="F8F8FC"/>
           </w:tcPr>
           <w:p>
@@ -6231,7 +6398,7 @@
         </w:tc>
         <w:tc>
           <w:tcPr>
-            <w:tcW w:type="dxa" w:w="8444"/>
+            <w:tcW w:type="dxa" w:w="8467"/>
             <w:shd w:val="clear" w:color="auto" w:fill="F8F8FC"/>
           </w:tcPr>
           <w:p>
@@ -6268,7 +6435,7 @@
         </w:trPr>
         <w:tc>
           <w:tcPr>
-            <w:tcW w:type="dxa" w:w="1422"/>
+            <w:tcW w:type="dxa" w:w="1399"/>
           </w:tcPr>
           <w:p>
             <w:pPr>
@@ -6287,7 +6454,7 @@
         </w:tc>
         <w:tc>
           <w:tcPr>
-            <w:tcW w:type="dxa" w:w="8444"/>
+            <w:tcW w:type="dxa" w:w="8467"/>
           </w:tcPr>
           <w:p>
             <w:pPr>
@@ -6323,7 +6490,7 @@
         </w:trPr>
         <w:tc>
           <w:tcPr>
-            <w:tcW w:type="dxa" w:w="1422"/>
+            <w:tcW w:type="dxa" w:w="1399"/>
             <w:shd w:val="clear" w:color="auto" w:fill="F8F8FC"/>
           </w:tcPr>
           <w:p>
@@ -6343,7 +6510,7 @@
         </w:tc>
         <w:tc>
           <w:tcPr>
-            <w:tcW w:type="dxa" w:w="8444"/>
+            <w:tcW w:type="dxa" w:w="8467"/>
             <w:shd w:val="clear" w:color="auto" w:fill="F8F8FC"/>
           </w:tcPr>
           <w:p>
@@ -6380,7 +6547,7 @@
         </w:trPr>
         <w:tc>
           <w:tcPr>
-            <w:tcW w:type="dxa" w:w="1422"/>
+            <w:tcW w:type="dxa" w:w="1399"/>
           </w:tcPr>
           <w:p>
             <w:pPr>
@@ -6399,7 +6566,7 @@
         </w:tc>
         <w:tc>
           <w:tcPr>
-            <w:tcW w:type="dxa" w:w="8444"/>
+            <w:tcW w:type="dxa" w:w="8467"/>
           </w:tcPr>
           <w:p>
             <w:pPr>
@@ -6490,8 +6657,8 @@
         <w:tblLook w:firstColumn="1" w:firstRow="1" w:lastColumn="0" w:lastRow="0" w:noHBand="0" w:noVBand="1" w:val="04A0"/>
       </w:tblPr>
       <w:tblGrid>
-        <w:gridCol w:w="1422"/>
-        <w:gridCol w:w="8444"/>
+        <w:gridCol w:w="1399"/>
+        <w:gridCol w:w="8467"/>
       </w:tblGrid>
       <w:tr>
         <w:trPr>
@@ -6500,7 +6667,7 @@
         </w:trPr>
         <w:tc>
           <w:tcPr>
-            <w:tcW w:type="dxa" w:w="1422"/>
+            <w:tcW w:type="dxa" w:w="1399"/>
             <w:shd w:val="clear" w:color="auto" w:fill="E8E8F4"/>
           </w:tcPr>
           <w:p>
@@ -6522,7 +6689,7 @@
         </w:tc>
         <w:tc>
           <w:tcPr>
-            <w:tcW w:type="dxa" w:w="8444"/>
+            <w:tcW w:type="dxa" w:w="8467"/>
             <w:shd w:val="clear" w:color="auto" w:fill="E8E8F4"/>
           </w:tcPr>
           <w:p>
@@ -6549,7 +6716,7 @@
         </w:trPr>
         <w:tc>
           <w:tcPr>
-            <w:tcW w:type="dxa" w:w="1422"/>
+            <w:tcW w:type="dxa" w:w="1399"/>
           </w:tcPr>
           <w:p>
             <w:pPr>
@@ -6568,7 +6735,7 @@
         </w:tc>
         <w:tc>
           <w:tcPr>
-            <w:tcW w:type="dxa" w:w="8444"/>
+            <w:tcW w:type="dxa" w:w="8467"/>
           </w:tcPr>
           <w:p>
             <w:pPr>
@@ -6604,7 +6771,7 @@
         </w:trPr>
         <w:tc>
           <w:tcPr>
-            <w:tcW w:type="dxa" w:w="1422"/>
+            <w:tcW w:type="dxa" w:w="1399"/>
             <w:shd w:val="clear" w:color="auto" w:fill="F8F8FC"/>
           </w:tcPr>
           <w:p>
@@ -6624,7 +6791,7 @@
         </w:tc>
         <w:tc>
           <w:tcPr>
-            <w:tcW w:type="dxa" w:w="8444"/>
+            <w:tcW w:type="dxa" w:w="8467"/>
             <w:shd w:val="clear" w:color="auto" w:fill="F8F8FC"/>
           </w:tcPr>
           <w:p>
@@ -6661,7 +6828,7 @@
         </w:trPr>
         <w:tc>
           <w:tcPr>
-            <w:tcW w:type="dxa" w:w="1422"/>
+            <w:tcW w:type="dxa" w:w="1399"/>
           </w:tcPr>
           <w:p>
             <w:pPr>
@@ -6680,7 +6847,7 @@
         </w:tc>
         <w:tc>
           <w:tcPr>
-            <w:tcW w:type="dxa" w:w="8444"/>
+            <w:tcW w:type="dxa" w:w="8467"/>
           </w:tcPr>
           <w:p>
             <w:pPr>
@@ -6716,7 +6883,7 @@
         </w:trPr>
         <w:tc>
           <w:tcPr>
-            <w:tcW w:type="dxa" w:w="1422"/>
+            <w:tcW w:type="dxa" w:w="1399"/>
             <w:shd w:val="clear" w:color="auto" w:fill="F8F8FC"/>
           </w:tcPr>
           <w:p>
@@ -6736,7 +6903,7 @@
         </w:tc>
         <w:tc>
           <w:tcPr>
-            <w:tcW w:type="dxa" w:w="8444"/>
+            <w:tcW w:type="dxa" w:w="8467"/>
             <w:shd w:val="clear" w:color="auto" w:fill="F8F8FC"/>
           </w:tcPr>
           <w:p>
@@ -6773,7 +6940,7 @@
         </w:trPr>
         <w:tc>
           <w:tcPr>
-            <w:tcW w:type="dxa" w:w="1422"/>
+            <w:tcW w:type="dxa" w:w="1399"/>
           </w:tcPr>
           <w:p>
             <w:pPr>
@@ -6792,7 +6959,7 @@
         </w:tc>
         <w:tc>
           <w:tcPr>
-            <w:tcW w:type="dxa" w:w="8444"/>
+            <w:tcW w:type="dxa" w:w="8467"/>
           </w:tcPr>
           <w:p>
             <w:pPr>
@@ -6816,7 +6983,7 @@
         </w:trPr>
         <w:tc>
           <w:tcPr>
-            <w:tcW w:type="dxa" w:w="1422"/>
+            <w:tcW w:type="dxa" w:w="1399"/>
             <w:shd w:val="clear" w:color="auto" w:fill="F8F8FC"/>
           </w:tcPr>
           <w:p>
@@ -6836,7 +7003,7 @@
         </w:tc>
         <w:tc>
           <w:tcPr>
-            <w:tcW w:type="dxa" w:w="8444"/>
+            <w:tcW w:type="dxa" w:w="8467"/>
             <w:shd w:val="clear" w:color="auto" w:fill="F8F8FC"/>
           </w:tcPr>
           <w:p>
@@ -6916,8 +7083,8 @@
         <w:tblLook w:firstColumn="1" w:firstRow="1" w:lastColumn="0" w:lastRow="0" w:noHBand="0" w:noVBand="1" w:val="04A0"/>
       </w:tblPr>
       <w:tblGrid>
-        <w:gridCol w:w="1422"/>
-        <w:gridCol w:w="8444"/>
+        <w:gridCol w:w="1399"/>
+        <w:gridCol w:w="8467"/>
       </w:tblGrid>
       <w:tr>
         <w:trPr>
@@ -6926,7 +7093,7 @@
         </w:trPr>
         <w:tc>
           <w:tcPr>
-            <w:tcW w:type="dxa" w:w="1422"/>
+            <w:tcW w:type="dxa" w:w="1399"/>
             <w:shd w:val="clear" w:color="auto" w:fill="E8E8F4"/>
           </w:tcPr>
           <w:p>
@@ -6948,7 +7115,7 @@
         </w:tc>
         <w:tc>
           <w:tcPr>
-            <w:tcW w:type="dxa" w:w="8444"/>
+            <w:tcW w:type="dxa" w:w="8467"/>
             <w:shd w:val="clear" w:color="auto" w:fill="E8E8F4"/>
           </w:tcPr>
           <w:p>
@@ -6975,7 +7142,7 @@
         </w:trPr>
         <w:tc>
           <w:tcPr>
-            <w:tcW w:type="dxa" w:w="1422"/>
+            <w:tcW w:type="dxa" w:w="1399"/>
           </w:tcPr>
           <w:p>
             <w:pPr>
@@ -6994,7 +7161,7 @@
         </w:tc>
         <w:tc>
           <w:tcPr>
-            <w:tcW w:type="dxa" w:w="8444"/>
+            <w:tcW w:type="dxa" w:w="8467"/>
           </w:tcPr>
           <w:p>
             <w:pPr>
@@ -7030,7 +7197,7 @@
         </w:trPr>
         <w:tc>
           <w:tcPr>
-            <w:tcW w:type="dxa" w:w="1422"/>
+            <w:tcW w:type="dxa" w:w="1399"/>
             <w:shd w:val="clear" w:color="auto" w:fill="F8F8FC"/>
           </w:tcPr>
           <w:p>
@@ -7050,7 +7217,7 @@
         </w:tc>
         <w:tc>
           <w:tcPr>
-            <w:tcW w:type="dxa" w:w="8444"/>
+            <w:tcW w:type="dxa" w:w="8467"/>
             <w:shd w:val="clear" w:color="auto" w:fill="F8F8FC"/>
           </w:tcPr>
           <w:p>
@@ -7087,7 +7254,7 @@
         </w:trPr>
         <w:tc>
           <w:tcPr>
-            <w:tcW w:type="dxa" w:w="1422"/>
+            <w:tcW w:type="dxa" w:w="1399"/>
           </w:tcPr>
           <w:p>
             <w:pPr>
@@ -7106,7 +7273,7 @@
         </w:tc>
         <w:tc>
           <w:tcPr>
-            <w:tcW w:type="dxa" w:w="8444"/>
+            <w:tcW w:type="dxa" w:w="8467"/>
           </w:tcPr>
           <w:p>
             <w:pPr>
@@ -7130,7 +7297,7 @@
         </w:trPr>
         <w:tc>
           <w:tcPr>
-            <w:tcW w:type="dxa" w:w="1422"/>
+            <w:tcW w:type="dxa" w:w="1399"/>
             <w:shd w:val="clear" w:color="auto" w:fill="F8F8FC"/>
           </w:tcPr>
           <w:p>
@@ -7150,7 +7317,7 @@
         </w:tc>
         <w:tc>
           <w:tcPr>
-            <w:tcW w:type="dxa" w:w="8444"/>
+            <w:tcW w:type="dxa" w:w="8467"/>
             <w:shd w:val="clear" w:color="auto" w:fill="F8F8FC"/>
           </w:tcPr>
           <w:p>
@@ -7187,7 +7354,7 @@
         </w:trPr>
         <w:tc>
           <w:tcPr>
-            <w:tcW w:type="dxa" w:w="1422"/>
+            <w:tcW w:type="dxa" w:w="1399"/>
           </w:tcPr>
           <w:p>
             <w:pPr>
@@ -7206,7 +7373,7 @@
         </w:tc>
         <w:tc>
           <w:tcPr>
-            <w:tcW w:type="dxa" w:w="8444"/>
+            <w:tcW w:type="dxa" w:w="8467"/>
           </w:tcPr>
           <w:p>
             <w:pPr>
@@ -7242,7 +7409,7 @@
         </w:trPr>
         <w:tc>
           <w:tcPr>
-            <w:tcW w:type="dxa" w:w="1422"/>
+            <w:tcW w:type="dxa" w:w="1399"/>
             <w:shd w:val="clear" w:color="auto" w:fill="F8F8FC"/>
           </w:tcPr>
           <w:p>
@@ -7262,7 +7429,7 @@
         </w:tc>
         <w:tc>
           <w:tcPr>
-            <w:tcW w:type="dxa" w:w="8444"/>
+            <w:tcW w:type="dxa" w:w="8467"/>
             <w:shd w:val="clear" w:color="auto" w:fill="F8F8FC"/>
           </w:tcPr>
           <w:p>
@@ -7299,7 +7466,7 @@
         </w:trPr>
         <w:tc>
           <w:tcPr>
-            <w:tcW w:type="dxa" w:w="1422"/>
+            <w:tcW w:type="dxa" w:w="1399"/>
           </w:tcPr>
           <w:p>
             <w:pPr>
@@ -7318,7 +7485,7 @@
         </w:tc>
         <w:tc>
           <w:tcPr>
-            <w:tcW w:type="dxa" w:w="8444"/>
+            <w:tcW w:type="dxa" w:w="8467"/>
           </w:tcPr>
           <w:p>
             <w:pPr>
@@ -7409,8 +7576,8 @@
         <w:tblLook w:firstColumn="1" w:firstRow="1" w:lastColumn="0" w:lastRow="0" w:noHBand="0" w:noVBand="1" w:val="04A0"/>
       </w:tblPr>
       <w:tblGrid>
-        <w:gridCol w:w="1422"/>
-        <w:gridCol w:w="8444"/>
+        <w:gridCol w:w="1399"/>
+        <w:gridCol w:w="8467"/>
       </w:tblGrid>
       <w:tr>
         <w:trPr>
@@ -7419,7 +7586,7 @@
         </w:trPr>
         <w:tc>
           <w:tcPr>
-            <w:tcW w:type="dxa" w:w="1422"/>
+            <w:tcW w:type="dxa" w:w="1399"/>
             <w:shd w:val="clear" w:color="auto" w:fill="E8E8F4"/>
           </w:tcPr>
           <w:p>
@@ -7441,7 +7608,7 @@
         </w:tc>
         <w:tc>
           <w:tcPr>
-            <w:tcW w:type="dxa" w:w="8444"/>
+            <w:tcW w:type="dxa" w:w="8467"/>
             <w:shd w:val="clear" w:color="auto" w:fill="E8E8F4"/>
           </w:tcPr>
           <w:p>
@@ -7468,7 +7635,7 @@
         </w:trPr>
         <w:tc>
           <w:tcPr>
-            <w:tcW w:type="dxa" w:w="1422"/>
+            <w:tcW w:type="dxa" w:w="1399"/>
           </w:tcPr>
           <w:p>
             <w:pPr>
@@ -7487,7 +7654,7 @@
         </w:tc>
         <w:tc>
           <w:tcPr>
-            <w:tcW w:type="dxa" w:w="8444"/>
+            <w:tcW w:type="dxa" w:w="8467"/>
           </w:tcPr>
           <w:p>
             <w:pPr>
@@ -7523,7 +7690,7 @@
         </w:trPr>
         <w:tc>
           <w:tcPr>
-            <w:tcW w:type="dxa" w:w="1422"/>
+            <w:tcW w:type="dxa" w:w="1399"/>
             <w:shd w:val="clear" w:color="auto" w:fill="F8F8FC"/>
           </w:tcPr>
           <w:p>
@@ -7543,7 +7710,7 @@
         </w:tc>
         <w:tc>
           <w:tcPr>
-            <w:tcW w:type="dxa" w:w="8444"/>
+            <w:tcW w:type="dxa" w:w="8467"/>
             <w:shd w:val="clear" w:color="auto" w:fill="F8F8FC"/>
           </w:tcPr>
           <w:p>
@@ -7580,7 +7747,7 @@
         </w:trPr>
         <w:tc>
           <w:tcPr>
-            <w:tcW w:type="dxa" w:w="1422"/>
+            <w:tcW w:type="dxa" w:w="1399"/>
           </w:tcPr>
           <w:p>
             <w:pPr>
@@ -7599,7 +7766,7 @@
         </w:tc>
         <w:tc>
           <w:tcPr>
-            <w:tcW w:type="dxa" w:w="8444"/>
+            <w:tcW w:type="dxa" w:w="8467"/>
           </w:tcPr>
           <w:p>
             <w:pPr>
@@ -7635,7 +7802,7 @@
         </w:trPr>
         <w:tc>
           <w:tcPr>
-            <w:tcW w:type="dxa" w:w="1422"/>
+            <w:tcW w:type="dxa" w:w="1399"/>
             <w:shd w:val="clear" w:color="auto" w:fill="F8F8FC"/>
           </w:tcPr>
           <w:p>
@@ -7655,7 +7822,7 @@
         </w:tc>
         <w:tc>
           <w:tcPr>
-            <w:tcW w:type="dxa" w:w="8444"/>
+            <w:tcW w:type="dxa" w:w="8467"/>
             <w:shd w:val="clear" w:color="auto" w:fill="F8F8FC"/>
           </w:tcPr>
           <w:p>
@@ -7692,7 +7859,7 @@
         </w:trPr>
         <w:tc>
           <w:tcPr>
-            <w:tcW w:type="dxa" w:w="1422"/>
+            <w:tcW w:type="dxa" w:w="1399"/>
           </w:tcPr>
           <w:p>
             <w:pPr>
@@ -7711,7 +7878,7 @@
         </w:tc>
         <w:tc>
           <w:tcPr>
-            <w:tcW w:type="dxa" w:w="8444"/>
+            <w:tcW w:type="dxa" w:w="8467"/>
           </w:tcPr>
           <w:p>
             <w:pPr>
@@ -7802,8 +7969,8 @@
         <w:tblLook w:firstColumn="1" w:firstRow="1" w:lastColumn="0" w:lastRow="0" w:noHBand="0" w:noVBand="1" w:val="04A0"/>
       </w:tblPr>
       <w:tblGrid>
-        <w:gridCol w:w="1422"/>
-        <w:gridCol w:w="8444"/>
+        <w:gridCol w:w="1399"/>
+        <w:gridCol w:w="8467"/>
       </w:tblGrid>
       <w:tr>
         <w:trPr>
@@ -7812,7 +7979,7 @@
         </w:trPr>
         <w:tc>
           <w:tcPr>
-            <w:tcW w:type="dxa" w:w="1422"/>
+            <w:tcW w:type="dxa" w:w="1399"/>
             <w:shd w:val="clear" w:color="auto" w:fill="E8E8F4"/>
           </w:tcPr>
           <w:p>
@@ -7834,7 +8001,7 @@
         </w:tc>
         <w:tc>
           <w:tcPr>
-            <w:tcW w:type="dxa" w:w="8444"/>
+            <w:tcW w:type="dxa" w:w="8467"/>
             <w:shd w:val="clear" w:color="auto" w:fill="E8E8F4"/>
           </w:tcPr>
           <w:p>
@@ -7861,7 +8028,7 @@
         </w:trPr>
         <w:tc>
           <w:tcPr>
-            <w:tcW w:type="dxa" w:w="1422"/>
+            <w:tcW w:type="dxa" w:w="1399"/>
           </w:tcPr>
           <w:p>
             <w:pPr>
@@ -7880,7 +8047,7 @@
         </w:tc>
         <w:tc>
           <w:tcPr>
-            <w:tcW w:type="dxa" w:w="8444"/>
+            <w:tcW w:type="dxa" w:w="8467"/>
           </w:tcPr>
           <w:p>
             <w:pPr>
@@ -7916,7 +8083,7 @@
         </w:trPr>
         <w:tc>
           <w:tcPr>
-            <w:tcW w:type="dxa" w:w="1422"/>
+            <w:tcW w:type="dxa" w:w="1399"/>
             <w:shd w:val="clear" w:color="auto" w:fill="F8F8FC"/>
           </w:tcPr>
           <w:p>
@@ -7936,7 +8103,7 @@
         </w:tc>
         <w:tc>
           <w:tcPr>
-            <w:tcW w:type="dxa" w:w="8444"/>
+            <w:tcW w:type="dxa" w:w="8467"/>
             <w:shd w:val="clear" w:color="auto" w:fill="F8F8FC"/>
           </w:tcPr>
           <w:p>
@@ -7973,7 +8140,7 @@
         </w:trPr>
         <w:tc>
           <w:tcPr>
-            <w:tcW w:type="dxa" w:w="1422"/>
+            <w:tcW w:type="dxa" w:w="1399"/>
           </w:tcPr>
           <w:p>
             <w:pPr>
@@ -7992,7 +8159,7 @@
         </w:tc>
         <w:tc>
           <w:tcPr>
-            <w:tcW w:type="dxa" w:w="8444"/>
+            <w:tcW w:type="dxa" w:w="8467"/>
           </w:tcPr>
           <w:p>
             <w:pPr>
@@ -8028,7 +8195,7 @@
         </w:trPr>
         <w:tc>
           <w:tcPr>
-            <w:tcW w:type="dxa" w:w="1422"/>
+            <w:tcW w:type="dxa" w:w="1399"/>
             <w:shd w:val="clear" w:color="auto" w:fill="F8F8FC"/>
           </w:tcPr>
           <w:p>
@@ -8048,7 +8215,7 @@
         </w:tc>
         <w:tc>
           <w:tcPr>
-            <w:tcW w:type="dxa" w:w="8444"/>
+            <w:tcW w:type="dxa" w:w="8467"/>
             <w:shd w:val="clear" w:color="auto" w:fill="F8F8FC"/>
           </w:tcPr>
           <w:p>
@@ -8085,7 +8252,7 @@
         </w:trPr>
         <w:tc>
           <w:tcPr>
-            <w:tcW w:type="dxa" w:w="1422"/>
+            <w:tcW w:type="dxa" w:w="1399"/>
           </w:tcPr>
           <w:p>
             <w:pPr>
@@ -8104,7 +8271,7 @@
         </w:tc>
         <w:tc>
           <w:tcPr>
-            <w:tcW w:type="dxa" w:w="8444"/>
+            <w:tcW w:type="dxa" w:w="8467"/>
           </w:tcPr>
           <w:p>
             <w:pPr>
@@ -8128,7 +8295,7 @@
         </w:trPr>
         <w:tc>
           <w:tcPr>
-            <w:tcW w:type="dxa" w:w="1422"/>
+            <w:tcW w:type="dxa" w:w="1399"/>
             <w:shd w:val="clear" w:color="auto" w:fill="F8F8FC"/>
           </w:tcPr>
           <w:p>
@@ -8148,7 +8315,7 @@
         </w:tc>
         <w:tc>
           <w:tcPr>
-            <w:tcW w:type="dxa" w:w="8444"/>
+            <w:tcW w:type="dxa" w:w="8467"/>
             <w:shd w:val="clear" w:color="auto" w:fill="F8F8FC"/>
           </w:tcPr>
           <w:p>
@@ -8173,7 +8340,7 @@
         </w:trPr>
         <w:tc>
           <w:tcPr>
-            <w:tcW w:type="dxa" w:w="1422"/>
+            <w:tcW w:type="dxa" w:w="1399"/>
           </w:tcPr>
           <w:p>
             <w:pPr>
@@ -8192,7 +8359,7 @@
         </w:tc>
         <w:tc>
           <w:tcPr>
-            <w:tcW w:type="dxa" w:w="8444"/>
+            <w:tcW w:type="dxa" w:w="8467"/>
           </w:tcPr>
           <w:p>
             <w:pPr>
@@ -8228,7 +8395,7 @@
         </w:trPr>
         <w:tc>
           <w:tcPr>
-            <w:tcW w:type="dxa" w:w="1422"/>
+            <w:tcW w:type="dxa" w:w="1399"/>
             <w:shd w:val="clear" w:color="auto" w:fill="F8F8FC"/>
           </w:tcPr>
           <w:p>
@@ -8248,7 +8415,7 @@
         </w:tc>
         <w:tc>
           <w:tcPr>
-            <w:tcW w:type="dxa" w:w="8444"/>
+            <w:tcW w:type="dxa" w:w="8467"/>
             <w:shd w:val="clear" w:color="auto" w:fill="F8F8FC"/>
           </w:tcPr>
           <w:p>
@@ -8285,7 +8452,7 @@
         </w:trPr>
         <w:tc>
           <w:tcPr>
-            <w:tcW w:type="dxa" w:w="1422"/>
+            <w:tcW w:type="dxa" w:w="1399"/>
           </w:tcPr>
           <w:p>
             <w:pPr>
@@ -8304,7 +8471,7 @@
         </w:tc>
         <w:tc>
           <w:tcPr>
-            <w:tcW w:type="dxa" w:w="8444"/>
+            <w:tcW w:type="dxa" w:w="8467"/>
           </w:tcPr>
           <w:p>
             <w:pPr>
@@ -8340,7 +8507,7 @@
         </w:trPr>
         <w:tc>
           <w:tcPr>
-            <w:tcW w:type="dxa" w:w="1422"/>
+            <w:tcW w:type="dxa" w:w="1399"/>
             <w:shd w:val="clear" w:color="auto" w:fill="F8F8FC"/>
           </w:tcPr>
           <w:p>
@@ -8360,7 +8527,7 @@
         </w:tc>
         <w:tc>
           <w:tcPr>
-            <w:tcW w:type="dxa" w:w="8444"/>
+            <w:tcW w:type="dxa" w:w="8467"/>
             <w:shd w:val="clear" w:color="auto" w:fill="F8F8FC"/>
           </w:tcPr>
           <w:p>
@@ -8397,7 +8564,7 @@
         </w:trPr>
         <w:tc>
           <w:tcPr>
-            <w:tcW w:type="dxa" w:w="1422"/>
+            <w:tcW w:type="dxa" w:w="1399"/>
           </w:tcPr>
           <w:p>
             <w:pPr>
@@ -8416,7 +8583,7 @@
         </w:tc>
         <w:tc>
           <w:tcPr>
-            <w:tcW w:type="dxa" w:w="8444"/>
+            <w:tcW w:type="dxa" w:w="8467"/>
           </w:tcPr>
           <w:p>
             <w:pPr>
@@ -8452,7 +8619,7 @@
         </w:trPr>
         <w:tc>
           <w:tcPr>
-            <w:tcW w:type="dxa" w:w="1422"/>
+            <w:tcW w:type="dxa" w:w="1399"/>
             <w:shd w:val="clear" w:color="auto" w:fill="F8F8FC"/>
           </w:tcPr>
           <w:p>
@@ -8472,7 +8639,7 @@
         </w:tc>
         <w:tc>
           <w:tcPr>
-            <w:tcW w:type="dxa" w:w="8444"/>
+            <w:tcW w:type="dxa" w:w="8467"/>
             <w:shd w:val="clear" w:color="auto" w:fill="F8F8FC"/>
           </w:tcPr>
           <w:p>
@@ -9505,7 +9672,7 @@
                 <w:sz w:val="17"/>
                 <w:szCs w:val="17"/>
               </w:rPr>
-              <w:t xml:space="preserve">A weather data network. People place a certified indoor sensor at home or work; readings are measured, verified and rewarded, and the data goes on to businesses and AI services. Our device partner is KWeather, which has measured weather in Korea for thirty years and serves 4,000+ enterprise clients.</w:t>
+              <w:t xml:space="preserve">A weather data network anyone can join, built on KWeather, which has measured weather in Korea for thirty years and serves 4,000+ enterprise clients. It starts with a certified sensor at home or work and grows outdoors, then to radar and satellites. Readings are measured, verified and rewarded, and the data goes on to businesses and AI services.</w:t>
             </w:r>
           </w:p>
         </w:tc>
@@ -9530,7 +9697,7 @@
                 <w:sz w:val="17"/>
                 <w:szCs w:val="17"/>
               </w:rPr>
-              <w:t xml:space="preserve">Is this KWeather's token?</w:t>
+              <w:t xml:space="preserve">Do you sell the outdoor sensor?</w:t>
             </w:r>
           </w:p>
         </w:tc>
@@ -9550,7 +9717,7 @@
                 <w:sz w:val="17"/>
                 <w:szCs w:val="17"/>
               </w:rPr>
-              <w:t xml:space="preserve">No. Wellbian Labs Pte. Ltd. in Singapore runs the service and issues WLBN. KWeather is the device partner: it supplies and certifies the sensor and handles distribution and after-sales in Korea.</w:t>
+              <w:t xml:space="preserve">Not today. We're selling the indoor sensor and the AI Factory pass. The outdoor unit is KWeather's; we'll announce how outdoor sensors join the network once it's decided.</w:t>
             </w:r>
           </w:p>
         </w:tc>
@@ -9574,7 +9741,7 @@
                 <w:sz w:val="17"/>
                 <w:szCs w:val="17"/>
               </w:rPr>
-              <w:t xml:space="preserve">How much is the device? How do I buy?</w:t>
+              <w:t xml:space="preserve">Is this KWeather's token?</w:t>
             </w:r>
           </w:p>
         </w:tc>
@@ -9593,7 +9760,7 @@
                 <w:sz w:val="17"/>
                 <w:szCs w:val="17"/>
               </w:rPr>
-              <w:t xml:space="preserve">650 RLUSD, or KRW 1,083,000 with a Korean card. Sign up at wellbian.io/launch with an email, choose quantity and address, then pay by card or with RLUSD from an XRPL wallet such as Xaman, D'CENT or Girin. Up to 10 per account.</w:t>
+              <w:t xml:space="preserve">No. Wellbian Labs Pte. Ltd. in Singapore runs the service and issues WLBN. KWeather is the device partner: it supplies and certifies the sensor and handles distribution and after-sales in Korea.</w:t>
             </w:r>
           </w:p>
         </w:tc>
@@ -9618,7 +9785,7 @@
                 <w:sz w:val="17"/>
                 <w:szCs w:val="17"/>
               </w:rPr>
-              <w:t xml:space="preserve">Can I buy from overseas?</w:t>
+              <w:t xml:space="preserve">How much is the device? How do I buy?</w:t>
             </w:r>
           </w:p>
         </w:tc>
@@ -9638,7 +9805,7 @@
                 <w:sz w:val="17"/>
                 <w:szCs w:val="17"/>
               </w:rPr>
-              <w:t xml:space="preserve">Yes, with RLUSD. Shipping follows the FAQ on the site. (당일 확인)</w:t>
+              <w:t xml:space="preserve">650 RLUSD, or KRW 1,083,000 with a Korean card. Sign up at wellbian.io/launch with an email, choose quantity and address, then pay by card or with RLUSD from an XRPL wallet such as Xaman, D'CENT or Girin. Up to 10 per account.</w:t>
             </w:r>
           </w:p>
         </w:tc>
@@ -9662,7 +9829,7 @@
                 <w:sz w:val="17"/>
                 <w:szCs w:val="17"/>
               </w:rPr>
-              <w:t xml:space="preserve">How much will I get?</w:t>
+              <w:t xml:space="preserve">Can I buy from overseas?</w:t>
             </w:r>
           </w:p>
         </w:tc>
@@ -9681,7 +9848,7 @@
                 <w:sz w:val="17"/>
                 <w:szCs w:val="17"/>
               </w:rPr>
-              <w:t xml:space="preserve">We don't put a number on it. Under the published policy, each verified location receives a set amount of WLBN a day, which steps down as the network grows. The reward layer is in testing, and neither the amount nor the value is guaranteed.</w:t>
+              <w:t xml:space="preserve">Yes, with RLUSD. Shipping follows the FAQ on the site. (당일 확인)</w:t>
             </w:r>
           </w:p>
         </w:tc>
@@ -9706,7 +9873,7 @@
                 <w:sz w:val="17"/>
                 <w:szCs w:val="17"/>
               </w:rPr>
-              <w:t xml:space="preserve">Can I withdraw or sell WLBN?</w:t>
+              <w:t xml:space="preserve">How much will I get?</w:t>
             </w:r>
           </w:p>
         </w:tc>
@@ -9726,7 +9893,7 @@
                 <w:sz w:val="17"/>
                 <w:szCs w:val="17"/>
               </w:rPr>
-              <w:t xml:space="preserve">(A) Rewards build up as points until the withdrawal opening date, which we'll announce. (B) After the notice, you claim them to your wallet as described there. (당일 확인 — 하나만)</w:t>
+              <w:t xml:space="preserve">We don't put a number on it. Under the published policy, each verified location receives a set amount of WLBN a day, which steps down as the network grows. The reward layer is in testing, and neither the amount nor the value is guaranteed.</w:t>
             </w:r>
           </w:p>
         </w:tc>
@@ -9750,7 +9917,7 @@
                 <w:sz w:val="17"/>
                 <w:szCs w:val="17"/>
               </w:rPr>
-              <w:t xml:space="preserve">Will WLBN be listed?</w:t>
+              <w:t xml:space="preserve">Can I withdraw or sell WLBN?</w:t>
             </w:r>
           </w:p>
         </w:tc>
@@ -9769,7 +9936,7 @@
                 <w:sz w:val="17"/>
                 <w:szCs w:val="17"/>
               </w:rPr>
-              <w:t xml:space="preserve">There is no date. We follow the milestone gates in the whitepaper and make no promise on timing or price.</w:t>
+              <w:t xml:space="preserve">(A) Rewards build up as points until the withdrawal opening date, which we'll announce. (B) After the notice, you claim them to your wallet as described there. (당일 확인 — 하나만)</w:t>
             </w:r>
           </w:p>
         </w:tc>
@@ -9794,7 +9961,7 @@
                 <w:sz w:val="17"/>
                 <w:szCs w:val="17"/>
               </w:rPr>
-              <w:t xml:space="preserve">Are you working with Ripple?</w:t>
+              <w:t xml:space="preserve">Will WLBN be listed?</w:t>
             </w:r>
           </w:p>
         </w:tc>
@@ -9814,7 +9981,7 @@
                 <w:sz w:val="17"/>
                 <w:szCs w:val="17"/>
               </w:rPr>
-              <w:t xml:space="preserve">We're a Platinum sponsor of XRP SEOUL 2026. We build on the XRP Ledger and take payments in RLUSD.</w:t>
+              <w:t xml:space="preserve">There is no date. We follow the milestone gates in the whitepaper and make no promise on timing or price.</w:t>
             </w:r>
           </w:p>
         </w:tc>
@@ -9838,7 +10005,7 @@
                 <w:sz w:val="17"/>
                 <w:szCs w:val="17"/>
               </w:rPr>
-              <w:t xml:space="preserve">Why the XRP Ledger?</w:t>
+              <w:t xml:space="preserve">Are you working with Ripple?</w:t>
             </w:r>
           </w:p>
         </w:tc>
@@ -9857,7 +10024,7 @@
                 <w:sz w:val="17"/>
                 <w:szCs w:val="17"/>
               </w:rPr>
-              <w:t xml:space="preserve">Device NFTs that can't be forged (XLS-20), fast and low-cost payments in RLUSD, and a built-in AMM (XLS-30).</w:t>
+              <w:t xml:space="preserve">We're a Platinum sponsor of XRP SEOUL 2026. We build on the XRP Ledger and take payments in RLUSD.</w:t>
             </w:r>
           </w:p>
         </w:tc>
@@ -9882,7 +10049,7 @@
                 <w:sz w:val="17"/>
                 <w:szCs w:val="17"/>
               </w:rPr>
-              <w:t xml:space="preserve">What is the AI Factory Content Access Pass?</w:t>
+              <w:t xml:space="preserve">Why the XRP Ledger?</w:t>
             </w:r>
           </w:p>
         </w:tc>
@@ -9902,7 +10069,7 @@
                 <w:sz w:val="17"/>
                 <w:szCs w:val="17"/>
               </w:rPr>
-              <w:t xml:space="preserve">A three-year access pass NFT for weather AI content: a weather AI agent, refined datasets and an API. Each pass receives 5 WLBN a day (5,475 over three years) to pay for that content at fixed token prices. 380 RLUSD each, 4,000 passes, up to 10 per account.</w:t>
+              <w:t xml:space="preserve">Device NFTs that can't be forged (XLS-20), fast and low-cost payments in RLUSD, and a built-in AMM (XLS-30).</w:t>
             </w:r>
           </w:p>
         </w:tc>
@@ -9926,7 +10093,7 @@
                 <w:sz w:val="17"/>
                 <w:szCs w:val="17"/>
               </w:rPr>
-              <w:t xml:space="preserve">Is the pass an investment?</w:t>
+              <w:t xml:space="preserve">What is the AI Factory Content Access Pass?</w:t>
             </w:r>
           </w:p>
         </w:tc>
@@ -9945,7 +10112,7 @@
                 <w:sz w:val="17"/>
                 <w:szCs w:val="17"/>
               </w:rPr>
-              <w:t xml:space="preserve">No, it's an access pass. The daily amount is fixed, but the token's price and value are not guaranteed, and there is no promise of return.</w:t>
+              <w:t xml:space="preserve">A three-year access pass NFT for weather AI content: a weather AI agent, refined datasets and an API. Each pass receives 5 WLBN a day (5,475 over three years) to pay for that content at fixed token prices. 380 RLUSD each, 4,000 passes, up to 10 per account.</w:t>
             </w:r>
           </w:p>
         </w:tc>
@@ -9970,7 +10137,7 @@
                 <w:sz w:val="17"/>
                 <w:szCs w:val="17"/>
               </w:rPr>
-              <w:t xml:space="preserve">Who buys the data?</w:t>
+              <w:t xml:space="preserve">Is the pass an investment?</w:t>
             </w:r>
           </w:p>
         </w:tc>
@@ -9990,7 +10157,7 @@
                 <w:sz w:val="17"/>
                 <w:szCs w:val="17"/>
               </w:rPr>
-              <w:t xml:space="preserve">Businesses whose work depends on the weather, such as construction, energy and retail, plus apps, AI services and researchers. KWeather has supplied weather data to enterprise clients for thirty years.</w:t>
+              <w:t xml:space="preserve">No, it's an access pass. The daily amount is fixed, but the token's price and value are not guaranteed, and there is no promise of return.</w:t>
             </w:r>
           </w:p>
         </w:tc>
@@ -10014,7 +10181,7 @@
                 <w:sz w:val="17"/>
                 <w:szCs w:val="17"/>
               </w:rPr>
-              <w:t xml:space="preserve">Is my data private?</w:t>
+              <w:t xml:space="preserve">Who buys the data?</w:t>
             </w:r>
           </w:p>
         </w:tc>
@@ -10033,7 +10200,7 @@
                 <w:sz w:val="17"/>
                 <w:szCs w:val="17"/>
               </w:rPr>
-              <w:t xml:space="preserve">The sensor only measures air quality and weather. We collect nothing that identifies you, and any data sold is de-identified and aggregated.</w:t>
+              <w:t xml:space="preserve">Businesses whose work depends on the weather, such as construction, energy and retail, plus apps, AI services and researchers. KWeather has supplied weather data to enterprise clients for thirty years.</w:t>
             </w:r>
           </w:p>
         </w:tc>
@@ -10058,7 +10225,7 @@
                 <w:sz w:val="17"/>
                 <w:szCs w:val="17"/>
               </w:rPr>
-              <w:t xml:space="preserve">What did you announce today? (09:00 뒤)</w:t>
+              <w:t xml:space="preserve">Is my data private?</w:t>
             </w:r>
           </w:p>
         </w:tc>
@@ -10078,7 +10245,7 @@
                 <w:sz w:val="17"/>
                 <w:szCs w:val="17"/>
               </w:rPr>
-              <w:t xml:space="preserve">KWeather's Weather Data Market is live on Flare mainnet: hourly weather for 167 cities, each value a consensus across 11 weather feeds, recorded on-chain before it's used, and paid for in XRP.</w:t>
+              <w:t xml:space="preserve">The sensor only measures air quality and weather. We collect nothing that identifies you, and any data sold is de-identified and aggregated.</w:t>
             </w:r>
           </w:p>
         </w:tc>
@@ -10102,6 +10269,50 @@
                 <w:sz w:val="17"/>
                 <w:szCs w:val="17"/>
               </w:rPr>
+              <w:t xml:space="preserve">What did you announce today? (09:00 뒤)</w:t>
+            </w:r>
+          </w:p>
+        </w:tc>
+        <w:tc>
+          <w:tcPr>
+            <w:tcW w:type="dxa" w:w="8444"/>
+          </w:tcPr>
+          <w:p>
+            <w:pPr>
+              <w:spacing w:after="0" w:line="240" w:lineRule="exact"/>
+            </w:pPr>
+            <w:r>
+              <w:rPr>
+                <w:rFonts w:ascii="Malgun Gothic" w:hAnsi="Malgun Gothic" w:eastAsia="Malgun Gothic" w:cs="Malgun Gothic"/>
+                <w:color w:val="1B1B48"/>
+                <w:sz w:val="17"/>
+                <w:szCs w:val="17"/>
+              </w:rPr>
+              <w:t xml:space="preserve">KWeather's Weather Data Market is live on Flare mainnet: hourly weather for 167 cities, each value a consensus across 11 weather feeds, recorded on-chain before it's used, and paid for in XRP.</w:t>
+            </w:r>
+          </w:p>
+        </w:tc>
+      </w:tr>
+      <w:tr>
+        <w:trPr>
+          <w:cantSplit/>
+        </w:trPr>
+        <w:tc>
+          <w:tcPr>
+            <w:tcW w:type="dxa" w:w="1422"/>
+            <w:shd w:val="clear" w:color="auto" w:fill="F8F8FC"/>
+          </w:tcPr>
+          <w:p>
+            <w:pPr>
+              <w:spacing w:after="0" w:line="240" w:lineRule="exact"/>
+            </w:pPr>
+            <w:r>
+              <w:rPr>
+                <w:rFonts w:ascii="Malgun Gothic" w:hAnsi="Malgun Gothic" w:eastAsia="Malgun Gothic" w:cs="Malgun Gothic"/>
+                <w:color w:val="1B1B48"/>
+                <w:sz w:val="17"/>
+                <w:szCs w:val="17"/>
+              </w:rPr>
               <w:t xml:space="preserve">Can we talk business or investment?</w:t>
             </w:r>
           </w:p>
@@ -10109,6 +10320,7 @@
         <w:tc>
           <w:tcPr>
             <w:tcW w:type="dxa" w:w="8444"/>
+            <w:shd w:val="clear" w:color="auto" w:fill="F8F8FC"/>
           </w:tcPr>
           <w:p>
             <w:pPr>

--- a/reports/XRP SEOUL 2026 부스 현장 Q&A 시나리오.docx
+++ b/reports/XRP SEOUL 2026 부스 현장 Q&A 시나리오.docx
@@ -751,7 +751,7 @@
           <w:sz w:val="20"/>
           <w:szCs w:val="20"/>
         </w:rPr>
-        <w:t xml:space="preserve">측정기가 아니라 날씨에서 시작한다. 케이웨더 날씨 → 웰비안이 넓혀 갈 방향(실내 → 실외 → 레이더 → 위성) → 웨더 데이터 이코노미 순서로 말하고, 집 안 측정기는 「첫 단계」로만 놓는다. 백월 그림을 손으로 짚으며 말한다.</w:t>
+        <w:t xml:space="preserve">측정기가 아니라 날씨에서 시작한다. 케이웨더와 기술 협력하는 날씨 데이터 네트워크 → 167개 도시 합의값 → 탈중앙 세계 민간 기상청 → 첫 단계 측정기 → 실외 · 레이더 · 위성 → 웨더 데이터 이코노미 순서로, 백월 그림을 손으로 짚으며 말한다(10/1 서우 수정안).</w:t>
       </w:r>
     </w:p>
     <w:p>
@@ -777,7 +777,7 @@
           <w:sz w:val="20"/>
           <w:szCs w:val="20"/>
         </w:rPr>
-        <w:t xml:space="preserve"> — 케이웨더는 30년 동안 날씨를 재 왔고, 지금은 90개국 167개 도시의 날씨를 매시간 11개 날씨 피드의 합의값으로 냅니다. 웰비안은 그 위에서 누구나 참여하는 세계 민간 기상청을 만들어 갑니다. 첫 단계는 집 안의 측정기이고, 실외 · 레이더 · 위성으로 넓혀 갑니다. 측정하고, 검증하고, 보상하고, 그 데이터가 기업과 AI 로 갑니다. 이걸 웨더 데이터 이코노미라고 부릅니다.</w:t>
+        <w:t xml:space="preserve"> — 웰비안은 30년 된 민간 기상기업 케이웨더와 기술 협력하는 날씨 데이터 네트워크입니다. 90개국 167개 도시의 날씨를 관측소 한 곳에 기대지 않고, 매시간 11개 날씨 피드를 맞춰 보고 튀는 값은 빼서 합의값으로 냅니다. 그 위에서, 누구나 참여할수록 촘촘해지는 탈중앙 세계 민간 기상청을 만들어 갑니다. 첫 단계는 실내 공기질 측정기이고, 실외 · 레이더 · 위성으로 넓혀 갑니다. 데이터 측정 → 검증 → 보상 → 데이터 유통, 이게 웨더 데이터 이코노미입니다.</w:t>
       </w:r>
     </w:p>
     <w:p>
@@ -803,7 +803,33 @@
           <w:sz w:val="20"/>
           <w:szCs w:val="20"/>
         </w:rPr>
-        <w:t xml:space="preserve"> — KWeather has measured weather in Korea for thirty years and now publishes hourly weather for 167 cities in 90 countries, each value a consensus across eleven weather feeds. wellbian builds on that, toward a people-powered weather service for the world. It starts with a certified sensor in your home and grows outdoors, then to radar and satellites. Readings are measured, verified and rewarded, and the data goes on to businesses and AI. We call it the Weather Data Economy.</w:t>
+        <w:t xml:space="preserve"> — wellbian is a weather data network built with our technology partner KWeather, which has measured weather in Korea for thirty years. For 167 cities in 90 countries, we don't rely on a single station: every hour, eleven weather feeds are checked against each other, outliers are dropped, and the consensus is published. On top of that, we're building a decentralized weather service for the world, one that gets denser with everyone who joins. It starts with an indoor air-quality sensor and grows outdoors, then to radar and satellites. Measure, verify, reward, distribute: that's the Weather Data Economy.</w:t>
+      </w:r>
+    </w:p>
+    <w:p>
+      <w:pPr>
+        <w:pStyle w:val="ListBullet"/>
+        <w:spacing w:after="60"/>
+      </w:pPr>
+      <w:r>
+        <w:rPr>
+          <w:rFonts w:ascii="Malgun Gothic" w:hAnsi="Malgun Gothic" w:eastAsia="Malgun Gothic" w:cs="Malgun Gothic"/>
+          <w:b/>
+          <w:bCs/>
+          <w:color w:val="1B1B48"/>
+          <w:sz w:val="20"/>
+          <w:szCs w:val="20"/>
+        </w:rPr>
+        <w:t xml:space="preserve">날씨 데이터 마켓 한 줄</w:t>
+      </w:r>
+      <w:r>
+        <w:rPr>
+          <w:rFonts w:ascii="Malgun Gothic" w:hAnsi="Malgun Gothic" w:eastAsia="Malgun Gothic" w:cs="Malgun Gothic"/>
+          <w:color w:val="1B1B48"/>
+          <w:sz w:val="20"/>
+          <w:szCs w:val="20"/>
+        </w:rPr>
+        <w:t xml:space="preserve"> — 날씨 데이터 마켓은 이렇게 만든 도시 날씨에 블록체인 지문을 남겨 누구나 검증할 수 있게 하고, 사람이든 AI든 XRP 로 사서 쓰는 케이웨더의 공식 날씨 데이터 시장이에요(운영 웰비안랩스 · 공개 베타). / The Weather Data Market is KWeather's official weather data market, run by Wellbian Labs and in public beta: each city value carries an on-chain fingerprint anyone can verify, and people and AI agents alike buy it with XRP.</w:t>
       </w:r>
     </w:p>
     <w:p>
@@ -829,7 +855,22 @@
           <w:sz w:val="20"/>
           <w:szCs w:val="20"/>
         </w:rPr>
-        <w:t xml:space="preserve"> — 케이웨더 30년 날씨 위에서, 집 안 측정기부터 실외 · 레이더 · 위성까지 누구나 참여하는 날씨 데이터 네트워크입니다. / A weather data network anyone can join, built on KWeather's thirty years: from home sensors to outdoor sensors, radar and satellites.</w:t>
+        <w:t xml:space="preserve"> — 케이웨더 30년 날씨 위에, 집 안 측정기부터 실외 · 레이더 · 위성까지 누구나 참여할 수 있게 탈중앙으로 만든 날씨 데이터 네트워크예요. / A decentralized weather data network anyone can join, built on KWeather's thirty years of weather: from home sensors to outdoor sensors, radar and satellites.</w:t>
+      </w:r>
+    </w:p>
+    <w:p>
+      <w:pPr>
+        <w:pStyle w:val="ListBullet"/>
+        <w:spacing w:after="60"/>
+      </w:pPr>
+      <w:r>
+        <w:rPr>
+          <w:rFonts w:ascii="Malgun Gothic" w:hAnsi="Malgun Gothic" w:eastAsia="Malgun Gothic" w:cs="Malgun Gothic"/>
+          <w:color w:val="6B6B8C"/>
+          <w:sz w:val="20"/>
+          <w:szCs w:val="20"/>
+        </w:rPr>
+        <w:t xml:space="preserve">주의: 11개는 관측소가 아니라 날씨 피드다(공항 관측 · 케이웨더 · MET Norway 직접 + 예보 모델 묶음) — "관측소 11곳" · "매분"이라고 하지 않는다. 합의값은 매시간, 1분 단위는 공항 관측 감시뿐이다.</w:t>
       </w:r>
     </w:p>
     <w:p>
@@ -859,7 +900,7 @@
           <w:sz w:val="20"/>
           <w:szCs w:val="20"/>
         </w:rPr>
-        <w:t xml:space="preserve">주의: 167개 도시 날씨는 케이웨더 날씨 데이터 마켓(오늘 발표)의 데이터다 — "웰비안이 Flare 에 올라갔다"고 하지 않는다.</w:t>
+        <w:t xml:space="preserve">주의: 날씨 데이터 마켓은 케이웨더 공식 오라클이고 운영이 웰비안랩스다 — "WLBN · 측정기가 Flare 에 올라갔다"고 하지 않는다. 마켓 사이트 문구에 있어도 예측시장 · 정산 · 보험은 말하지 않는다.</w:t>
       </w:r>
     </w:p>
     <w:p>
@@ -874,7 +915,7 @@
           <w:sz w:val="20"/>
           <w:szCs w:val="20"/>
         </w:rPr>
-        <w:t xml:space="preserve">주의: 「세계 민간 기상청」은 목표다 — 공공 기상청과 견주거나 "이미 그 수준"이라고 하지 않는다.</w:t>
+        <w:t xml:space="preserve">주의: 「세계 민간 기상청」은 목표다 — 공공 기상청과 견주거나 "이미 그 수준"이라고 하지 않는다. "한국 최대 · 1위"는 쓰지 않는다(금지어 표).</w:t>
       </w:r>
     </w:p>
     <w:p>
@@ -922,7 +963,7 @@
           <w:sz w:val="20"/>
           <w:szCs w:val="20"/>
         </w:rPr>
-        <w:t xml:space="preserve">1) 백월 앞에서 30초 소개 — 그림을 짚으며 케이웨더 날씨 → 실내 → 실외 → 레이더 → 위성 → 측정 · 검증 · 보상 · 데이터 유통.</w:t>
+        <w:t xml:space="preserve">1) 백월 앞에서 30초 소개 — 그림을 짚으며 케이웨더와 기술 협력 → 167개 도시 합의값 → 탈중앙 세계 민간 기상청 → 실내 → 실외 → 레이더 → 위성 → 측정 · 검증 · 보상 · 데이터 유통.</w:t>
       </w:r>
     </w:p>
     <w:p>
@@ -2138,6 +2179,33 @@
           <w:sz w:val="20"/>
           <w:szCs w:val="20"/>
         </w:rPr>
+        <w:t xml:space="preserve">날씨 데이터 마켓 주소 — 10/1 붙여 넣은 화면은 weathermarket.io 가 마켓 본체(9/24 기록은 .io 시뮬레이터 · .ai 오라클) → 9절 「11개 피드」 답과 안내 주소 하나로</w:t>
+      </w:r>
+    </w:p>
+    <w:p>
+      <w:pPr>
+        <w:tabs>
+          <w:tab w:pos="340" w:val="left"/>
+        </w:tabs>
+        <w:spacing w:after="60" w:line="310" w:lineRule="exact"/>
+        <w:ind w:left="340" w:hanging="340"/>
+      </w:pPr>
+      <w:r>
+        <w:rPr>
+          <w:rFonts w:ascii="Malgun Gothic" w:hAnsi="Malgun Gothic" w:eastAsia="Malgun Gothic" w:cs="Malgun Gothic"/>
+          <w:color w:val="4D4DCE"/>
+          <w:sz w:val="20"/>
+          <w:szCs w:val="20"/>
+        </w:rPr>
+        <w:t xml:space="preserve">□	</w:t>
+      </w:r>
+      <w:r>
+        <w:rPr>
+          <w:rFonts w:ascii="Malgun Gothic" w:hAnsi="Malgun Gothic" w:eastAsia="Malgun Gothic" w:cs="Malgun Gothic"/>
+          <w:color w:val="1B1B48"/>
+          <w:sz w:val="20"/>
+          <w:szCs w:val="20"/>
+        </w:rPr>
         <w:t xml:space="preserve">커뮤니티 안내 통일 — 이벤트 POP 는 디스코드, 사이트 「커뮤니티 입장」 버튼은 텔레그램</w:t>
       </w:r>
     </w:p>
@@ -3395,8 +3463,8 @@
         <w:tblLook w:firstColumn="1" w:firstRow="1" w:lastColumn="0" w:lastRow="0" w:noHBand="0" w:noVBand="1" w:val="04A0"/>
       </w:tblPr>
       <w:tblGrid>
-        <w:gridCol w:w="1399"/>
-        <w:gridCol w:w="8467"/>
+        <w:gridCol w:w="1404"/>
+        <w:gridCol w:w="8462"/>
       </w:tblGrid>
       <w:tr>
         <w:trPr>
@@ -3405,7 +3473,7 @@
         </w:trPr>
         <w:tc>
           <w:tcPr>
-            <w:tcW w:type="dxa" w:w="1399"/>
+            <w:tcW w:type="dxa" w:w="1404"/>
             <w:shd w:val="clear" w:color="auto" w:fill="E8E8F4"/>
           </w:tcPr>
           <w:p>
@@ -3427,7 +3495,7 @@
         </w:tc>
         <w:tc>
           <w:tcPr>
-            <w:tcW w:type="dxa" w:w="8467"/>
+            <w:tcW w:type="dxa" w:w="8462"/>
             <w:shd w:val="clear" w:color="auto" w:fill="E8E8F4"/>
           </w:tcPr>
           <w:p>
@@ -3454,7 +3522,7 @@
         </w:trPr>
         <w:tc>
           <w:tcPr>
-            <w:tcW w:type="dxa" w:w="1399"/>
+            <w:tcW w:type="dxa" w:w="1404"/>
           </w:tcPr>
           <w:p>
             <w:pPr>
@@ -3473,7 +3541,7 @@
         </w:tc>
         <w:tc>
           <w:tcPr>
-            <w:tcW w:type="dxa" w:w="8467"/>
+            <w:tcW w:type="dxa" w:w="8462"/>
           </w:tcPr>
           <w:p>
             <w:pPr>
@@ -3509,7 +3577,7 @@
         </w:trPr>
         <w:tc>
           <w:tcPr>
-            <w:tcW w:type="dxa" w:w="1399"/>
+            <w:tcW w:type="dxa" w:w="1404"/>
             <w:shd w:val="clear" w:color="auto" w:fill="F8F8FC"/>
           </w:tcPr>
           <w:p>
@@ -3529,7 +3597,7 @@
         </w:tc>
         <w:tc>
           <w:tcPr>
-            <w:tcW w:type="dxa" w:w="8467"/>
+            <w:tcW w:type="dxa" w:w="8462"/>
             <w:shd w:val="clear" w:color="auto" w:fill="F8F8FC"/>
           </w:tcPr>
           <w:p>
@@ -3566,7 +3634,7 @@
         </w:trPr>
         <w:tc>
           <w:tcPr>
-            <w:tcW w:type="dxa" w:w="1399"/>
+            <w:tcW w:type="dxa" w:w="1404"/>
           </w:tcPr>
           <w:p>
             <w:pPr>
@@ -3585,7 +3653,7 @@
         </w:tc>
         <w:tc>
           <w:tcPr>
-            <w:tcW w:type="dxa" w:w="8467"/>
+            <w:tcW w:type="dxa" w:w="8462"/>
           </w:tcPr>
           <w:p>
             <w:pPr>
@@ -3621,7 +3689,7 @@
         </w:trPr>
         <w:tc>
           <w:tcPr>
-            <w:tcW w:type="dxa" w:w="1399"/>
+            <w:tcW w:type="dxa" w:w="1404"/>
             <w:shd w:val="clear" w:color="auto" w:fill="F8F8FC"/>
           </w:tcPr>
           <w:p>
@@ -3641,7 +3709,7 @@
         </w:tc>
         <w:tc>
           <w:tcPr>
-            <w:tcW w:type="dxa" w:w="8467"/>
+            <w:tcW w:type="dxa" w:w="8462"/>
             <w:shd w:val="clear" w:color="auto" w:fill="F8F8FC"/>
           </w:tcPr>
           <w:p>
@@ -3678,7 +3746,7 @@
         </w:trPr>
         <w:tc>
           <w:tcPr>
-            <w:tcW w:type="dxa" w:w="1399"/>
+            <w:tcW w:type="dxa" w:w="1404"/>
           </w:tcPr>
           <w:p>
             <w:pPr>
@@ -3697,7 +3765,7 @@
         </w:tc>
         <w:tc>
           <w:tcPr>
-            <w:tcW w:type="dxa" w:w="8467"/>
+            <w:tcW w:type="dxa" w:w="8462"/>
           </w:tcPr>
           <w:p>
             <w:pPr>
@@ -3733,7 +3801,7 @@
         </w:trPr>
         <w:tc>
           <w:tcPr>
-            <w:tcW w:type="dxa" w:w="1399"/>
+            <w:tcW w:type="dxa" w:w="1404"/>
             <w:shd w:val="clear" w:color="auto" w:fill="F8F8FC"/>
           </w:tcPr>
           <w:p>
@@ -3753,7 +3821,7 @@
         </w:tc>
         <w:tc>
           <w:tcPr>
-            <w:tcW w:type="dxa" w:w="8467"/>
+            <w:tcW w:type="dxa" w:w="8462"/>
             <w:shd w:val="clear" w:color="auto" w:fill="F8F8FC"/>
           </w:tcPr>
           <w:p>
@@ -3778,7 +3846,7 @@
         </w:trPr>
         <w:tc>
           <w:tcPr>
-            <w:tcW w:type="dxa" w:w="1399"/>
+            <w:tcW w:type="dxa" w:w="1404"/>
           </w:tcPr>
           <w:p>
             <w:pPr>
@@ -3797,7 +3865,7 @@
         </w:tc>
         <w:tc>
           <w:tcPr>
-            <w:tcW w:type="dxa" w:w="8467"/>
+            <w:tcW w:type="dxa" w:w="8462"/>
           </w:tcPr>
           <w:p>
             <w:pPr>
@@ -3821,7 +3889,7 @@
         </w:trPr>
         <w:tc>
           <w:tcPr>
-            <w:tcW w:type="dxa" w:w="1399"/>
+            <w:tcW w:type="dxa" w:w="1404"/>
             <w:shd w:val="clear" w:color="auto" w:fill="F8F8FC"/>
           </w:tcPr>
           <w:p>
@@ -3841,7 +3909,7 @@
         </w:tc>
         <w:tc>
           <w:tcPr>
-            <w:tcW w:type="dxa" w:w="8467"/>
+            <w:tcW w:type="dxa" w:w="8462"/>
             <w:shd w:val="clear" w:color="auto" w:fill="F8F8FC"/>
           </w:tcPr>
           <w:p>
@@ -3933,8 +4001,8 @@
         <w:tblLook w:firstColumn="1" w:firstRow="1" w:lastColumn="0" w:lastRow="0" w:noHBand="0" w:noVBand="1" w:val="04A0"/>
       </w:tblPr>
       <w:tblGrid>
-        <w:gridCol w:w="1399"/>
-        <w:gridCol w:w="8467"/>
+        <w:gridCol w:w="1404"/>
+        <w:gridCol w:w="8462"/>
       </w:tblGrid>
       <w:tr>
         <w:trPr>
@@ -3943,7 +4011,7 @@
         </w:trPr>
         <w:tc>
           <w:tcPr>
-            <w:tcW w:type="dxa" w:w="1399"/>
+            <w:tcW w:type="dxa" w:w="1404"/>
             <w:shd w:val="clear" w:color="auto" w:fill="E8E8F4"/>
           </w:tcPr>
           <w:p>
@@ -3965,7 +4033,7 @@
         </w:tc>
         <w:tc>
           <w:tcPr>
-            <w:tcW w:type="dxa" w:w="8467"/>
+            <w:tcW w:type="dxa" w:w="8462"/>
             <w:shd w:val="clear" w:color="auto" w:fill="E8E8F4"/>
           </w:tcPr>
           <w:p>
@@ -3992,7 +4060,7 @@
         </w:trPr>
         <w:tc>
           <w:tcPr>
-            <w:tcW w:type="dxa" w:w="1399"/>
+            <w:tcW w:type="dxa" w:w="1404"/>
           </w:tcPr>
           <w:p>
             <w:pPr>
@@ -4011,7 +4079,7 @@
         </w:tc>
         <w:tc>
           <w:tcPr>
-            <w:tcW w:type="dxa" w:w="8467"/>
+            <w:tcW w:type="dxa" w:w="8462"/>
           </w:tcPr>
           <w:p>
             <w:pPr>
@@ -4047,7 +4115,7 @@
         </w:trPr>
         <w:tc>
           <w:tcPr>
-            <w:tcW w:type="dxa" w:w="1399"/>
+            <w:tcW w:type="dxa" w:w="1404"/>
             <w:shd w:val="clear" w:color="auto" w:fill="F8F8FC"/>
           </w:tcPr>
           <w:p>
@@ -4067,7 +4135,7 @@
         </w:tc>
         <w:tc>
           <w:tcPr>
-            <w:tcW w:type="dxa" w:w="8467"/>
+            <w:tcW w:type="dxa" w:w="8462"/>
             <w:shd w:val="clear" w:color="auto" w:fill="F8F8FC"/>
           </w:tcPr>
           <w:p>
@@ -4092,7 +4160,7 @@
         </w:trPr>
         <w:tc>
           <w:tcPr>
-            <w:tcW w:type="dxa" w:w="1399"/>
+            <w:tcW w:type="dxa" w:w="1404"/>
           </w:tcPr>
           <w:p>
             <w:pPr>
@@ -4111,7 +4179,7 @@
         </w:tc>
         <w:tc>
           <w:tcPr>
-            <w:tcW w:type="dxa" w:w="8467"/>
+            <w:tcW w:type="dxa" w:w="8462"/>
           </w:tcPr>
           <w:p>
             <w:pPr>
@@ -4135,7 +4203,7 @@
         </w:trPr>
         <w:tc>
           <w:tcPr>
-            <w:tcW w:type="dxa" w:w="1399"/>
+            <w:tcW w:type="dxa" w:w="1404"/>
             <w:shd w:val="clear" w:color="auto" w:fill="F8F8FC"/>
           </w:tcPr>
           <w:p>
@@ -4155,7 +4223,7 @@
         </w:tc>
         <w:tc>
           <w:tcPr>
-            <w:tcW w:type="dxa" w:w="8467"/>
+            <w:tcW w:type="dxa" w:w="8462"/>
             <w:shd w:val="clear" w:color="auto" w:fill="F8F8FC"/>
           </w:tcPr>
           <w:p>
@@ -4192,7 +4260,7 @@
         </w:trPr>
         <w:tc>
           <w:tcPr>
-            <w:tcW w:type="dxa" w:w="1399"/>
+            <w:tcW w:type="dxa" w:w="1404"/>
           </w:tcPr>
           <w:p>
             <w:pPr>
@@ -4211,7 +4279,7 @@
         </w:tc>
         <w:tc>
           <w:tcPr>
-            <w:tcW w:type="dxa" w:w="8467"/>
+            <w:tcW w:type="dxa" w:w="8462"/>
           </w:tcPr>
           <w:p>
             <w:pPr>
@@ -4247,7 +4315,7 @@
         </w:trPr>
         <w:tc>
           <w:tcPr>
-            <w:tcW w:type="dxa" w:w="1399"/>
+            <w:tcW w:type="dxa" w:w="1404"/>
             <w:shd w:val="clear" w:color="auto" w:fill="F8F8FC"/>
           </w:tcPr>
           <w:p>
@@ -4267,7 +4335,7 @@
         </w:tc>
         <w:tc>
           <w:tcPr>
-            <w:tcW w:type="dxa" w:w="8467"/>
+            <w:tcW w:type="dxa" w:w="8462"/>
             <w:shd w:val="clear" w:color="auto" w:fill="F8F8FC"/>
           </w:tcPr>
           <w:p>
@@ -4304,7 +4372,7 @@
         </w:trPr>
         <w:tc>
           <w:tcPr>
-            <w:tcW w:type="dxa" w:w="1399"/>
+            <w:tcW w:type="dxa" w:w="1404"/>
           </w:tcPr>
           <w:p>
             <w:pPr>
@@ -4323,7 +4391,7 @@
         </w:tc>
         <w:tc>
           <w:tcPr>
-            <w:tcW w:type="dxa" w:w="8467"/>
+            <w:tcW w:type="dxa" w:w="8462"/>
           </w:tcPr>
           <w:p>
             <w:pPr>
@@ -4359,7 +4427,7 @@
         </w:trPr>
         <w:tc>
           <w:tcPr>
-            <w:tcW w:type="dxa" w:w="1399"/>
+            <w:tcW w:type="dxa" w:w="1404"/>
             <w:shd w:val="clear" w:color="auto" w:fill="F8F8FC"/>
           </w:tcPr>
           <w:p>
@@ -4379,7 +4447,7 @@
         </w:tc>
         <w:tc>
           <w:tcPr>
-            <w:tcW w:type="dxa" w:w="8467"/>
+            <w:tcW w:type="dxa" w:w="8462"/>
             <w:shd w:val="clear" w:color="auto" w:fill="F8F8FC"/>
           </w:tcPr>
           <w:p>
@@ -4404,7 +4472,7 @@
         </w:trPr>
         <w:tc>
           <w:tcPr>
-            <w:tcW w:type="dxa" w:w="1399"/>
+            <w:tcW w:type="dxa" w:w="1404"/>
           </w:tcPr>
           <w:p>
             <w:pPr>
@@ -4423,7 +4491,7 @@
         </w:tc>
         <w:tc>
           <w:tcPr>
-            <w:tcW w:type="dxa" w:w="8467"/>
+            <w:tcW w:type="dxa" w:w="8462"/>
           </w:tcPr>
           <w:p>
             <w:pPr>
@@ -4447,7 +4515,7 @@
         </w:trPr>
         <w:tc>
           <w:tcPr>
-            <w:tcW w:type="dxa" w:w="1399"/>
+            <w:tcW w:type="dxa" w:w="1404"/>
             <w:shd w:val="clear" w:color="auto" w:fill="F8F8FC"/>
           </w:tcPr>
           <w:p>
@@ -4467,7 +4535,7 @@
         </w:tc>
         <w:tc>
           <w:tcPr>
-            <w:tcW w:type="dxa" w:w="8467"/>
+            <w:tcW w:type="dxa" w:w="8462"/>
             <w:shd w:val="clear" w:color="auto" w:fill="F8F8FC"/>
           </w:tcPr>
           <w:p>
@@ -4492,7 +4560,7 @@
         </w:trPr>
         <w:tc>
           <w:tcPr>
-            <w:tcW w:type="dxa" w:w="1399"/>
+            <w:tcW w:type="dxa" w:w="1404"/>
           </w:tcPr>
           <w:p>
             <w:pPr>
@@ -4511,7 +4579,7 @@
         </w:tc>
         <w:tc>
           <w:tcPr>
-            <w:tcW w:type="dxa" w:w="8467"/>
+            <w:tcW w:type="dxa" w:w="8462"/>
           </w:tcPr>
           <w:p>
             <w:pPr>
@@ -4547,7 +4615,7 @@
         </w:trPr>
         <w:tc>
           <w:tcPr>
-            <w:tcW w:type="dxa" w:w="1399"/>
+            <w:tcW w:type="dxa" w:w="1404"/>
             <w:shd w:val="clear" w:color="auto" w:fill="F8F8FC"/>
           </w:tcPr>
           <w:p>
@@ -4567,7 +4635,7 @@
         </w:tc>
         <w:tc>
           <w:tcPr>
-            <w:tcW w:type="dxa" w:w="8467"/>
+            <w:tcW w:type="dxa" w:w="8462"/>
             <w:shd w:val="clear" w:color="auto" w:fill="F8F8FC"/>
           </w:tcPr>
           <w:p>
@@ -4604,7 +4672,7 @@
         </w:trPr>
         <w:tc>
           <w:tcPr>
-            <w:tcW w:type="dxa" w:w="1399"/>
+            <w:tcW w:type="dxa" w:w="1404"/>
           </w:tcPr>
           <w:p>
             <w:pPr>
@@ -4623,7 +4691,7 @@
         </w:tc>
         <w:tc>
           <w:tcPr>
-            <w:tcW w:type="dxa" w:w="8467"/>
+            <w:tcW w:type="dxa" w:w="8462"/>
           </w:tcPr>
           <w:p>
             <w:pPr>
@@ -4647,7 +4715,7 @@
         </w:trPr>
         <w:tc>
           <w:tcPr>
-            <w:tcW w:type="dxa" w:w="1399"/>
+            <w:tcW w:type="dxa" w:w="1404"/>
             <w:shd w:val="clear" w:color="auto" w:fill="F8F8FC"/>
           </w:tcPr>
           <w:p>
@@ -4667,7 +4735,7 @@
         </w:tc>
         <w:tc>
           <w:tcPr>
-            <w:tcW w:type="dxa" w:w="8467"/>
+            <w:tcW w:type="dxa" w:w="8462"/>
             <w:shd w:val="clear" w:color="auto" w:fill="F8F8FC"/>
           </w:tcPr>
           <w:p>
@@ -4692,7 +4760,7 @@
         </w:trPr>
         <w:tc>
           <w:tcPr>
-            <w:tcW w:type="dxa" w:w="1399"/>
+            <w:tcW w:type="dxa" w:w="1404"/>
           </w:tcPr>
           <w:p>
             <w:pPr>
@@ -4711,7 +4779,7 @@
         </w:tc>
         <w:tc>
           <w:tcPr>
-            <w:tcW w:type="dxa" w:w="8467"/>
+            <w:tcW w:type="dxa" w:w="8462"/>
           </w:tcPr>
           <w:p>
             <w:pPr>
@@ -4747,7 +4815,7 @@
         </w:trPr>
         <w:tc>
           <w:tcPr>
-            <w:tcW w:type="dxa" w:w="1399"/>
+            <w:tcW w:type="dxa" w:w="1404"/>
             <w:shd w:val="clear" w:color="auto" w:fill="F8F8FC"/>
           </w:tcPr>
           <w:p>
@@ -4767,7 +4835,7 @@
         </w:tc>
         <w:tc>
           <w:tcPr>
-            <w:tcW w:type="dxa" w:w="8467"/>
+            <w:tcW w:type="dxa" w:w="8462"/>
             <w:shd w:val="clear" w:color="auto" w:fill="F8F8FC"/>
           </w:tcPr>
           <w:p>
@@ -4804,7 +4872,7 @@
         </w:trPr>
         <w:tc>
           <w:tcPr>
-            <w:tcW w:type="dxa" w:w="1399"/>
+            <w:tcW w:type="dxa" w:w="1404"/>
           </w:tcPr>
           <w:p>
             <w:pPr>
@@ -4823,7 +4891,7 @@
         </w:tc>
         <w:tc>
           <w:tcPr>
-            <w:tcW w:type="dxa" w:w="8467"/>
+            <w:tcW w:type="dxa" w:w="8462"/>
           </w:tcPr>
           <w:p>
             <w:pPr>
@@ -4902,8 +4970,8 @@
         <w:tblLook w:firstColumn="1" w:firstRow="1" w:lastColumn="0" w:lastRow="0" w:noHBand="0" w:noVBand="1" w:val="04A0"/>
       </w:tblPr>
       <w:tblGrid>
-        <w:gridCol w:w="1399"/>
-        <w:gridCol w:w="8467"/>
+        <w:gridCol w:w="1404"/>
+        <w:gridCol w:w="8462"/>
       </w:tblGrid>
       <w:tr>
         <w:trPr>
@@ -4912,7 +4980,7 @@
         </w:trPr>
         <w:tc>
           <w:tcPr>
-            <w:tcW w:type="dxa" w:w="1399"/>
+            <w:tcW w:type="dxa" w:w="1404"/>
             <w:shd w:val="clear" w:color="auto" w:fill="E8E8F4"/>
           </w:tcPr>
           <w:p>
@@ -4934,7 +5002,7 @@
         </w:tc>
         <w:tc>
           <w:tcPr>
-            <w:tcW w:type="dxa" w:w="8467"/>
+            <w:tcW w:type="dxa" w:w="8462"/>
             <w:shd w:val="clear" w:color="auto" w:fill="E8E8F4"/>
           </w:tcPr>
           <w:p>
@@ -4961,7 +5029,7 @@
         </w:trPr>
         <w:tc>
           <w:tcPr>
-            <w:tcW w:type="dxa" w:w="1399"/>
+            <w:tcW w:type="dxa" w:w="1404"/>
           </w:tcPr>
           <w:p>
             <w:pPr>
@@ -4980,7 +5048,7 @@
         </w:tc>
         <w:tc>
           <w:tcPr>
-            <w:tcW w:type="dxa" w:w="8467"/>
+            <w:tcW w:type="dxa" w:w="8462"/>
           </w:tcPr>
           <w:p>
             <w:pPr>
@@ -5016,7 +5084,7 @@
         </w:trPr>
         <w:tc>
           <w:tcPr>
-            <w:tcW w:type="dxa" w:w="1399"/>
+            <w:tcW w:type="dxa" w:w="1404"/>
             <w:shd w:val="clear" w:color="auto" w:fill="F8F8FC"/>
           </w:tcPr>
           <w:p>
@@ -5036,7 +5104,7 @@
         </w:tc>
         <w:tc>
           <w:tcPr>
-            <w:tcW w:type="dxa" w:w="8467"/>
+            <w:tcW w:type="dxa" w:w="8462"/>
             <w:shd w:val="clear" w:color="auto" w:fill="F8F8FC"/>
           </w:tcPr>
           <w:p>
@@ -5073,7 +5141,7 @@
         </w:trPr>
         <w:tc>
           <w:tcPr>
-            <w:tcW w:type="dxa" w:w="1399"/>
+            <w:tcW w:type="dxa" w:w="1404"/>
           </w:tcPr>
           <w:p>
             <w:pPr>
@@ -5092,7 +5160,7 @@
         </w:tc>
         <w:tc>
           <w:tcPr>
-            <w:tcW w:type="dxa" w:w="8467"/>
+            <w:tcW w:type="dxa" w:w="8462"/>
           </w:tcPr>
           <w:p>
             <w:pPr>
@@ -5116,7 +5184,7 @@
         </w:trPr>
         <w:tc>
           <w:tcPr>
-            <w:tcW w:type="dxa" w:w="1399"/>
+            <w:tcW w:type="dxa" w:w="1404"/>
             <w:shd w:val="clear" w:color="auto" w:fill="F8F8FC"/>
           </w:tcPr>
           <w:p>
@@ -5136,7 +5204,7 @@
         </w:tc>
         <w:tc>
           <w:tcPr>
-            <w:tcW w:type="dxa" w:w="8467"/>
+            <w:tcW w:type="dxa" w:w="8462"/>
             <w:shd w:val="clear" w:color="auto" w:fill="F8F8FC"/>
           </w:tcPr>
           <w:p>
@@ -5173,7 +5241,7 @@
         </w:trPr>
         <w:tc>
           <w:tcPr>
-            <w:tcW w:type="dxa" w:w="1399"/>
+            <w:tcW w:type="dxa" w:w="1404"/>
           </w:tcPr>
           <w:p>
             <w:pPr>
@@ -5192,7 +5260,7 @@
         </w:tc>
         <w:tc>
           <w:tcPr>
-            <w:tcW w:type="dxa" w:w="8467"/>
+            <w:tcW w:type="dxa" w:w="8462"/>
           </w:tcPr>
           <w:p>
             <w:pPr>
@@ -5228,7 +5296,7 @@
         </w:trPr>
         <w:tc>
           <w:tcPr>
-            <w:tcW w:type="dxa" w:w="1399"/>
+            <w:tcW w:type="dxa" w:w="1404"/>
             <w:shd w:val="clear" w:color="auto" w:fill="F8F8FC"/>
           </w:tcPr>
           <w:p>
@@ -5248,7 +5316,7 @@
         </w:tc>
         <w:tc>
           <w:tcPr>
-            <w:tcW w:type="dxa" w:w="8467"/>
+            <w:tcW w:type="dxa" w:w="8462"/>
             <w:shd w:val="clear" w:color="auto" w:fill="F8F8FC"/>
           </w:tcPr>
           <w:p>
@@ -5285,7 +5353,7 @@
         </w:trPr>
         <w:tc>
           <w:tcPr>
-            <w:tcW w:type="dxa" w:w="1399"/>
+            <w:tcW w:type="dxa" w:w="1404"/>
           </w:tcPr>
           <w:p>
             <w:pPr>
@@ -5304,7 +5372,7 @@
         </w:tc>
         <w:tc>
           <w:tcPr>
-            <w:tcW w:type="dxa" w:w="8467"/>
+            <w:tcW w:type="dxa" w:w="8462"/>
           </w:tcPr>
           <w:p>
             <w:pPr>
@@ -5340,7 +5408,7 @@
         </w:trPr>
         <w:tc>
           <w:tcPr>
-            <w:tcW w:type="dxa" w:w="1399"/>
+            <w:tcW w:type="dxa" w:w="1404"/>
             <w:shd w:val="clear" w:color="auto" w:fill="F8F8FC"/>
           </w:tcPr>
           <w:p>
@@ -5360,7 +5428,7 @@
         </w:tc>
         <w:tc>
           <w:tcPr>
-            <w:tcW w:type="dxa" w:w="8467"/>
+            <w:tcW w:type="dxa" w:w="8462"/>
             <w:shd w:val="clear" w:color="auto" w:fill="F8F8FC"/>
           </w:tcPr>
           <w:p>
@@ -5385,7 +5453,7 @@
         </w:trPr>
         <w:tc>
           <w:tcPr>
-            <w:tcW w:type="dxa" w:w="1399"/>
+            <w:tcW w:type="dxa" w:w="1404"/>
           </w:tcPr>
           <w:p>
             <w:pPr>
@@ -5404,7 +5472,7 @@
         </w:tc>
         <w:tc>
           <w:tcPr>
-            <w:tcW w:type="dxa" w:w="8467"/>
+            <w:tcW w:type="dxa" w:w="8462"/>
           </w:tcPr>
           <w:p>
             <w:pPr>
@@ -5440,7 +5508,7 @@
         </w:trPr>
         <w:tc>
           <w:tcPr>
-            <w:tcW w:type="dxa" w:w="1399"/>
+            <w:tcW w:type="dxa" w:w="1404"/>
             <w:shd w:val="clear" w:color="auto" w:fill="F8F8FC"/>
           </w:tcPr>
           <w:p>
@@ -5460,7 +5528,7 @@
         </w:tc>
         <w:tc>
           <w:tcPr>
-            <w:tcW w:type="dxa" w:w="8467"/>
+            <w:tcW w:type="dxa" w:w="8462"/>
             <w:shd w:val="clear" w:color="auto" w:fill="F8F8FC"/>
           </w:tcPr>
           <w:p>
@@ -5485,7 +5553,7 @@
         </w:trPr>
         <w:tc>
           <w:tcPr>
-            <w:tcW w:type="dxa" w:w="1399"/>
+            <w:tcW w:type="dxa" w:w="1404"/>
           </w:tcPr>
           <w:p>
             <w:pPr>
@@ -5504,7 +5572,7 @@
         </w:tc>
         <w:tc>
           <w:tcPr>
-            <w:tcW w:type="dxa" w:w="8467"/>
+            <w:tcW w:type="dxa" w:w="8462"/>
           </w:tcPr>
           <w:p>
             <w:pPr>
@@ -5540,7 +5608,7 @@
         </w:trPr>
         <w:tc>
           <w:tcPr>
-            <w:tcW w:type="dxa" w:w="1399"/>
+            <w:tcW w:type="dxa" w:w="1404"/>
             <w:shd w:val="clear" w:color="auto" w:fill="F8F8FC"/>
           </w:tcPr>
           <w:p>
@@ -5560,7 +5628,7 @@
         </w:tc>
         <w:tc>
           <w:tcPr>
-            <w:tcW w:type="dxa" w:w="8467"/>
+            <w:tcW w:type="dxa" w:w="8462"/>
             <w:shd w:val="clear" w:color="auto" w:fill="F8F8FC"/>
           </w:tcPr>
           <w:p>
@@ -5652,8 +5720,8 @@
         <w:tblLook w:firstColumn="1" w:firstRow="1" w:lastColumn="0" w:lastRow="0" w:noHBand="0" w:noVBand="1" w:val="04A0"/>
       </w:tblPr>
       <w:tblGrid>
-        <w:gridCol w:w="1399"/>
-        <w:gridCol w:w="8467"/>
+        <w:gridCol w:w="1404"/>
+        <w:gridCol w:w="8462"/>
       </w:tblGrid>
       <w:tr>
         <w:trPr>
@@ -5662,7 +5730,7 @@
         </w:trPr>
         <w:tc>
           <w:tcPr>
-            <w:tcW w:type="dxa" w:w="1399"/>
+            <w:tcW w:type="dxa" w:w="1404"/>
             <w:shd w:val="clear" w:color="auto" w:fill="E8E8F4"/>
           </w:tcPr>
           <w:p>
@@ -5684,7 +5752,7 @@
         </w:tc>
         <w:tc>
           <w:tcPr>
-            <w:tcW w:type="dxa" w:w="8467"/>
+            <w:tcW w:type="dxa" w:w="8462"/>
             <w:shd w:val="clear" w:color="auto" w:fill="E8E8F4"/>
           </w:tcPr>
           <w:p>
@@ -5711,7 +5779,7 @@
         </w:trPr>
         <w:tc>
           <w:tcPr>
-            <w:tcW w:type="dxa" w:w="1399"/>
+            <w:tcW w:type="dxa" w:w="1404"/>
           </w:tcPr>
           <w:p>
             <w:pPr>
@@ -5730,7 +5798,7 @@
         </w:tc>
         <w:tc>
           <w:tcPr>
-            <w:tcW w:type="dxa" w:w="8467"/>
+            <w:tcW w:type="dxa" w:w="8462"/>
           </w:tcPr>
           <w:p>
             <w:pPr>
@@ -5766,7 +5834,7 @@
         </w:trPr>
         <w:tc>
           <w:tcPr>
-            <w:tcW w:type="dxa" w:w="1399"/>
+            <w:tcW w:type="dxa" w:w="1404"/>
             <w:shd w:val="clear" w:color="auto" w:fill="F8F8FC"/>
           </w:tcPr>
           <w:p>
@@ -5786,7 +5854,7 @@
         </w:tc>
         <w:tc>
           <w:tcPr>
-            <w:tcW w:type="dxa" w:w="8467"/>
+            <w:tcW w:type="dxa" w:w="8462"/>
             <w:shd w:val="clear" w:color="auto" w:fill="F8F8FC"/>
           </w:tcPr>
           <w:p>
@@ -5823,7 +5891,7 @@
         </w:trPr>
         <w:tc>
           <w:tcPr>
-            <w:tcW w:type="dxa" w:w="1399"/>
+            <w:tcW w:type="dxa" w:w="1404"/>
           </w:tcPr>
           <w:p>
             <w:pPr>
@@ -5842,7 +5910,7 @@
         </w:tc>
         <w:tc>
           <w:tcPr>
-            <w:tcW w:type="dxa" w:w="8467"/>
+            <w:tcW w:type="dxa" w:w="8462"/>
           </w:tcPr>
           <w:p>
             <w:pPr>
@@ -5866,7 +5934,7 @@
         </w:trPr>
         <w:tc>
           <w:tcPr>
-            <w:tcW w:type="dxa" w:w="1399"/>
+            <w:tcW w:type="dxa" w:w="1404"/>
             <w:shd w:val="clear" w:color="auto" w:fill="F8F8FC"/>
           </w:tcPr>
           <w:p>
@@ -5886,7 +5954,7 @@
         </w:tc>
         <w:tc>
           <w:tcPr>
-            <w:tcW w:type="dxa" w:w="8467"/>
+            <w:tcW w:type="dxa" w:w="8462"/>
             <w:shd w:val="clear" w:color="auto" w:fill="F8F8FC"/>
           </w:tcPr>
           <w:p>
@@ -5923,7 +5991,7 @@
         </w:trPr>
         <w:tc>
           <w:tcPr>
-            <w:tcW w:type="dxa" w:w="1399"/>
+            <w:tcW w:type="dxa" w:w="1404"/>
           </w:tcPr>
           <w:p>
             <w:pPr>
@@ -5942,7 +6010,7 @@
         </w:tc>
         <w:tc>
           <w:tcPr>
-            <w:tcW w:type="dxa" w:w="8467"/>
+            <w:tcW w:type="dxa" w:w="8462"/>
           </w:tcPr>
           <w:p>
             <w:pPr>
@@ -5966,7 +6034,7 @@
         </w:trPr>
         <w:tc>
           <w:tcPr>
-            <w:tcW w:type="dxa" w:w="1399"/>
+            <w:tcW w:type="dxa" w:w="1404"/>
             <w:shd w:val="clear" w:color="auto" w:fill="F8F8FC"/>
           </w:tcPr>
           <w:p>
@@ -5986,7 +6054,7 @@
         </w:tc>
         <w:tc>
           <w:tcPr>
-            <w:tcW w:type="dxa" w:w="8467"/>
+            <w:tcW w:type="dxa" w:w="8462"/>
             <w:shd w:val="clear" w:color="auto" w:fill="F8F8FC"/>
           </w:tcPr>
           <w:p>
@@ -6011,7 +6079,7 @@
         </w:trPr>
         <w:tc>
           <w:tcPr>
-            <w:tcW w:type="dxa" w:w="1399"/>
+            <w:tcW w:type="dxa" w:w="1404"/>
           </w:tcPr>
           <w:p>
             <w:pPr>
@@ -6030,7 +6098,7 @@
         </w:tc>
         <w:tc>
           <w:tcPr>
-            <w:tcW w:type="dxa" w:w="8467"/>
+            <w:tcW w:type="dxa" w:w="8462"/>
           </w:tcPr>
           <w:p>
             <w:pPr>
@@ -6066,7 +6134,7 @@
         </w:trPr>
         <w:tc>
           <w:tcPr>
-            <w:tcW w:type="dxa" w:w="1399"/>
+            <w:tcW w:type="dxa" w:w="1404"/>
             <w:shd w:val="clear" w:color="auto" w:fill="F8F8FC"/>
           </w:tcPr>
           <w:p>
@@ -6086,7 +6154,7 @@
         </w:tc>
         <w:tc>
           <w:tcPr>
-            <w:tcW w:type="dxa" w:w="8467"/>
+            <w:tcW w:type="dxa" w:w="8462"/>
             <w:shd w:val="clear" w:color="auto" w:fill="F8F8FC"/>
           </w:tcPr>
           <w:p>
@@ -6111,7 +6179,7 @@
         </w:trPr>
         <w:tc>
           <w:tcPr>
-            <w:tcW w:type="dxa" w:w="1399"/>
+            <w:tcW w:type="dxa" w:w="1404"/>
           </w:tcPr>
           <w:p>
             <w:pPr>
@@ -6130,7 +6198,7 @@
         </w:tc>
         <w:tc>
           <w:tcPr>
-            <w:tcW w:type="dxa" w:w="8467"/>
+            <w:tcW w:type="dxa" w:w="8462"/>
           </w:tcPr>
           <w:p>
             <w:pPr>
@@ -6166,7 +6234,7 @@
         </w:trPr>
         <w:tc>
           <w:tcPr>
-            <w:tcW w:type="dxa" w:w="1399"/>
+            <w:tcW w:type="dxa" w:w="1404"/>
             <w:shd w:val="clear" w:color="auto" w:fill="F8F8FC"/>
           </w:tcPr>
           <w:p>
@@ -6186,7 +6254,7 @@
         </w:tc>
         <w:tc>
           <w:tcPr>
-            <w:tcW w:type="dxa" w:w="8467"/>
+            <w:tcW w:type="dxa" w:w="8462"/>
             <w:shd w:val="clear" w:color="auto" w:fill="F8F8FC"/>
           </w:tcPr>
           <w:p>
@@ -6223,7 +6291,7 @@
         </w:trPr>
         <w:tc>
           <w:tcPr>
-            <w:tcW w:type="dxa" w:w="1399"/>
+            <w:tcW w:type="dxa" w:w="1404"/>
           </w:tcPr>
           <w:p>
             <w:pPr>
@@ -6242,7 +6310,7 @@
         </w:tc>
         <w:tc>
           <w:tcPr>
-            <w:tcW w:type="dxa" w:w="8467"/>
+            <w:tcW w:type="dxa" w:w="8462"/>
           </w:tcPr>
           <w:p>
             <w:pPr>
@@ -6266,7 +6334,7 @@
         </w:trPr>
         <w:tc>
           <w:tcPr>
-            <w:tcW w:type="dxa" w:w="1399"/>
+            <w:tcW w:type="dxa" w:w="1404"/>
             <w:shd w:val="clear" w:color="auto" w:fill="F8F8FC"/>
           </w:tcPr>
           <w:p>
@@ -6286,7 +6354,7 @@
         </w:tc>
         <w:tc>
           <w:tcPr>
-            <w:tcW w:type="dxa" w:w="8467"/>
+            <w:tcW w:type="dxa" w:w="8462"/>
             <w:shd w:val="clear" w:color="auto" w:fill="F8F8FC"/>
           </w:tcPr>
           <w:p>
@@ -6323,7 +6391,7 @@
         </w:trPr>
         <w:tc>
           <w:tcPr>
-            <w:tcW w:type="dxa" w:w="1399"/>
+            <w:tcW w:type="dxa" w:w="1404"/>
           </w:tcPr>
           <w:p>
             <w:pPr>
@@ -6342,7 +6410,7 @@
         </w:tc>
         <w:tc>
           <w:tcPr>
-            <w:tcW w:type="dxa" w:w="8467"/>
+            <w:tcW w:type="dxa" w:w="8462"/>
           </w:tcPr>
           <w:p>
             <w:pPr>
@@ -6378,7 +6446,7 @@
         </w:trPr>
         <w:tc>
           <w:tcPr>
-            <w:tcW w:type="dxa" w:w="1399"/>
+            <w:tcW w:type="dxa" w:w="1404"/>
             <w:shd w:val="clear" w:color="auto" w:fill="F8F8FC"/>
           </w:tcPr>
           <w:p>
@@ -6398,7 +6466,7 @@
         </w:tc>
         <w:tc>
           <w:tcPr>
-            <w:tcW w:type="dxa" w:w="8467"/>
+            <w:tcW w:type="dxa" w:w="8462"/>
             <w:shd w:val="clear" w:color="auto" w:fill="F8F8FC"/>
           </w:tcPr>
           <w:p>
@@ -6435,7 +6503,7 @@
         </w:trPr>
         <w:tc>
           <w:tcPr>
-            <w:tcW w:type="dxa" w:w="1399"/>
+            <w:tcW w:type="dxa" w:w="1404"/>
           </w:tcPr>
           <w:p>
             <w:pPr>
@@ -6454,7 +6522,7 @@
         </w:tc>
         <w:tc>
           <w:tcPr>
-            <w:tcW w:type="dxa" w:w="8467"/>
+            <w:tcW w:type="dxa" w:w="8462"/>
           </w:tcPr>
           <w:p>
             <w:pPr>
@@ -6490,7 +6558,7 @@
         </w:trPr>
         <w:tc>
           <w:tcPr>
-            <w:tcW w:type="dxa" w:w="1399"/>
+            <w:tcW w:type="dxa" w:w="1404"/>
             <w:shd w:val="clear" w:color="auto" w:fill="F8F8FC"/>
           </w:tcPr>
           <w:p>
@@ -6510,7 +6578,7 @@
         </w:tc>
         <w:tc>
           <w:tcPr>
-            <w:tcW w:type="dxa" w:w="8467"/>
+            <w:tcW w:type="dxa" w:w="8462"/>
             <w:shd w:val="clear" w:color="auto" w:fill="F8F8FC"/>
           </w:tcPr>
           <w:p>
@@ -6547,7 +6615,7 @@
         </w:trPr>
         <w:tc>
           <w:tcPr>
-            <w:tcW w:type="dxa" w:w="1399"/>
+            <w:tcW w:type="dxa" w:w="1404"/>
           </w:tcPr>
           <w:p>
             <w:pPr>
@@ -6566,7 +6634,7 @@
         </w:tc>
         <w:tc>
           <w:tcPr>
-            <w:tcW w:type="dxa" w:w="8467"/>
+            <w:tcW w:type="dxa" w:w="8462"/>
           </w:tcPr>
           <w:p>
             <w:pPr>
@@ -6657,8 +6725,8 @@
         <w:tblLook w:firstColumn="1" w:firstRow="1" w:lastColumn="0" w:lastRow="0" w:noHBand="0" w:noVBand="1" w:val="04A0"/>
       </w:tblPr>
       <w:tblGrid>
-        <w:gridCol w:w="1399"/>
-        <w:gridCol w:w="8467"/>
+        <w:gridCol w:w="1404"/>
+        <w:gridCol w:w="8462"/>
       </w:tblGrid>
       <w:tr>
         <w:trPr>
@@ -6667,7 +6735,7 @@
         </w:trPr>
         <w:tc>
           <w:tcPr>
-            <w:tcW w:type="dxa" w:w="1399"/>
+            <w:tcW w:type="dxa" w:w="1404"/>
             <w:shd w:val="clear" w:color="auto" w:fill="E8E8F4"/>
           </w:tcPr>
           <w:p>
@@ -6689,7 +6757,7 @@
         </w:tc>
         <w:tc>
           <w:tcPr>
-            <w:tcW w:type="dxa" w:w="8467"/>
+            <w:tcW w:type="dxa" w:w="8462"/>
             <w:shd w:val="clear" w:color="auto" w:fill="E8E8F4"/>
           </w:tcPr>
           <w:p>
@@ -6716,7 +6784,7 @@
         </w:trPr>
         <w:tc>
           <w:tcPr>
-            <w:tcW w:type="dxa" w:w="1399"/>
+            <w:tcW w:type="dxa" w:w="1404"/>
           </w:tcPr>
           <w:p>
             <w:pPr>
@@ -6735,7 +6803,7 @@
         </w:tc>
         <w:tc>
           <w:tcPr>
-            <w:tcW w:type="dxa" w:w="8467"/>
+            <w:tcW w:type="dxa" w:w="8462"/>
           </w:tcPr>
           <w:p>
             <w:pPr>
@@ -6771,7 +6839,7 @@
         </w:trPr>
         <w:tc>
           <w:tcPr>
-            <w:tcW w:type="dxa" w:w="1399"/>
+            <w:tcW w:type="dxa" w:w="1404"/>
             <w:shd w:val="clear" w:color="auto" w:fill="F8F8FC"/>
           </w:tcPr>
           <w:p>
@@ -6791,7 +6859,7 @@
         </w:tc>
         <w:tc>
           <w:tcPr>
-            <w:tcW w:type="dxa" w:w="8467"/>
+            <w:tcW w:type="dxa" w:w="8462"/>
             <w:shd w:val="clear" w:color="auto" w:fill="F8F8FC"/>
           </w:tcPr>
           <w:p>
@@ -6828,7 +6896,7 @@
         </w:trPr>
         <w:tc>
           <w:tcPr>
-            <w:tcW w:type="dxa" w:w="1399"/>
+            <w:tcW w:type="dxa" w:w="1404"/>
           </w:tcPr>
           <w:p>
             <w:pPr>
@@ -6847,7 +6915,7 @@
         </w:tc>
         <w:tc>
           <w:tcPr>
-            <w:tcW w:type="dxa" w:w="8467"/>
+            <w:tcW w:type="dxa" w:w="8462"/>
           </w:tcPr>
           <w:p>
             <w:pPr>
@@ -6883,7 +6951,7 @@
         </w:trPr>
         <w:tc>
           <w:tcPr>
-            <w:tcW w:type="dxa" w:w="1399"/>
+            <w:tcW w:type="dxa" w:w="1404"/>
             <w:shd w:val="clear" w:color="auto" w:fill="F8F8FC"/>
           </w:tcPr>
           <w:p>
@@ -6903,7 +6971,7 @@
         </w:tc>
         <w:tc>
           <w:tcPr>
-            <w:tcW w:type="dxa" w:w="8467"/>
+            <w:tcW w:type="dxa" w:w="8462"/>
             <w:shd w:val="clear" w:color="auto" w:fill="F8F8FC"/>
           </w:tcPr>
           <w:p>
@@ -6940,7 +7008,7 @@
         </w:trPr>
         <w:tc>
           <w:tcPr>
-            <w:tcW w:type="dxa" w:w="1399"/>
+            <w:tcW w:type="dxa" w:w="1404"/>
           </w:tcPr>
           <w:p>
             <w:pPr>
@@ -6959,7 +7027,7 @@
         </w:tc>
         <w:tc>
           <w:tcPr>
-            <w:tcW w:type="dxa" w:w="8467"/>
+            <w:tcW w:type="dxa" w:w="8462"/>
           </w:tcPr>
           <w:p>
             <w:pPr>
@@ -6983,7 +7051,7 @@
         </w:trPr>
         <w:tc>
           <w:tcPr>
-            <w:tcW w:type="dxa" w:w="1399"/>
+            <w:tcW w:type="dxa" w:w="1404"/>
             <w:shd w:val="clear" w:color="auto" w:fill="F8F8FC"/>
           </w:tcPr>
           <w:p>
@@ -7003,7 +7071,7 @@
         </w:tc>
         <w:tc>
           <w:tcPr>
-            <w:tcW w:type="dxa" w:w="8467"/>
+            <w:tcW w:type="dxa" w:w="8462"/>
             <w:shd w:val="clear" w:color="auto" w:fill="F8F8FC"/>
           </w:tcPr>
           <w:p>
@@ -7083,8 +7151,8 @@
         <w:tblLook w:firstColumn="1" w:firstRow="1" w:lastColumn="0" w:lastRow="0" w:noHBand="0" w:noVBand="1" w:val="04A0"/>
       </w:tblPr>
       <w:tblGrid>
-        <w:gridCol w:w="1399"/>
-        <w:gridCol w:w="8467"/>
+        <w:gridCol w:w="1404"/>
+        <w:gridCol w:w="8462"/>
       </w:tblGrid>
       <w:tr>
         <w:trPr>
@@ -7093,7 +7161,7 @@
         </w:trPr>
         <w:tc>
           <w:tcPr>
-            <w:tcW w:type="dxa" w:w="1399"/>
+            <w:tcW w:type="dxa" w:w="1404"/>
             <w:shd w:val="clear" w:color="auto" w:fill="E8E8F4"/>
           </w:tcPr>
           <w:p>
@@ -7115,7 +7183,7 @@
         </w:tc>
         <w:tc>
           <w:tcPr>
-            <w:tcW w:type="dxa" w:w="8467"/>
+            <w:tcW w:type="dxa" w:w="8462"/>
             <w:shd w:val="clear" w:color="auto" w:fill="E8E8F4"/>
           </w:tcPr>
           <w:p>
@@ -7142,7 +7210,7 @@
         </w:trPr>
         <w:tc>
           <w:tcPr>
-            <w:tcW w:type="dxa" w:w="1399"/>
+            <w:tcW w:type="dxa" w:w="1404"/>
           </w:tcPr>
           <w:p>
             <w:pPr>
@@ -7161,7 +7229,7 @@
         </w:tc>
         <w:tc>
           <w:tcPr>
-            <w:tcW w:type="dxa" w:w="8467"/>
+            <w:tcW w:type="dxa" w:w="8462"/>
           </w:tcPr>
           <w:p>
             <w:pPr>
@@ -7197,7 +7265,7 @@
         </w:trPr>
         <w:tc>
           <w:tcPr>
-            <w:tcW w:type="dxa" w:w="1399"/>
+            <w:tcW w:type="dxa" w:w="1404"/>
             <w:shd w:val="clear" w:color="auto" w:fill="F8F8FC"/>
           </w:tcPr>
           <w:p>
@@ -7217,7 +7285,7 @@
         </w:tc>
         <w:tc>
           <w:tcPr>
-            <w:tcW w:type="dxa" w:w="8467"/>
+            <w:tcW w:type="dxa" w:w="8462"/>
             <w:shd w:val="clear" w:color="auto" w:fill="F8F8FC"/>
           </w:tcPr>
           <w:p>
@@ -7254,7 +7322,7 @@
         </w:trPr>
         <w:tc>
           <w:tcPr>
-            <w:tcW w:type="dxa" w:w="1399"/>
+            <w:tcW w:type="dxa" w:w="1404"/>
           </w:tcPr>
           <w:p>
             <w:pPr>
@@ -7273,7 +7341,7 @@
         </w:tc>
         <w:tc>
           <w:tcPr>
-            <w:tcW w:type="dxa" w:w="8467"/>
+            <w:tcW w:type="dxa" w:w="8462"/>
           </w:tcPr>
           <w:p>
             <w:pPr>
@@ -7297,7 +7365,7 @@
         </w:trPr>
         <w:tc>
           <w:tcPr>
-            <w:tcW w:type="dxa" w:w="1399"/>
+            <w:tcW w:type="dxa" w:w="1404"/>
             <w:shd w:val="clear" w:color="auto" w:fill="F8F8FC"/>
           </w:tcPr>
           <w:p>
@@ -7317,7 +7385,7 @@
         </w:tc>
         <w:tc>
           <w:tcPr>
-            <w:tcW w:type="dxa" w:w="8467"/>
+            <w:tcW w:type="dxa" w:w="8462"/>
             <w:shd w:val="clear" w:color="auto" w:fill="F8F8FC"/>
           </w:tcPr>
           <w:p>
@@ -7354,7 +7422,7 @@
         </w:trPr>
         <w:tc>
           <w:tcPr>
-            <w:tcW w:type="dxa" w:w="1399"/>
+            <w:tcW w:type="dxa" w:w="1404"/>
           </w:tcPr>
           <w:p>
             <w:pPr>
@@ -7373,7 +7441,7 @@
         </w:tc>
         <w:tc>
           <w:tcPr>
-            <w:tcW w:type="dxa" w:w="8467"/>
+            <w:tcW w:type="dxa" w:w="8462"/>
           </w:tcPr>
           <w:p>
             <w:pPr>
@@ -7409,7 +7477,7 @@
         </w:trPr>
         <w:tc>
           <w:tcPr>
-            <w:tcW w:type="dxa" w:w="1399"/>
+            <w:tcW w:type="dxa" w:w="1404"/>
             <w:shd w:val="clear" w:color="auto" w:fill="F8F8FC"/>
           </w:tcPr>
           <w:p>
@@ -7429,7 +7497,7 @@
         </w:tc>
         <w:tc>
           <w:tcPr>
-            <w:tcW w:type="dxa" w:w="8467"/>
+            <w:tcW w:type="dxa" w:w="8462"/>
             <w:shd w:val="clear" w:color="auto" w:fill="F8F8FC"/>
           </w:tcPr>
           <w:p>
@@ -7466,7 +7534,7 @@
         </w:trPr>
         <w:tc>
           <w:tcPr>
-            <w:tcW w:type="dxa" w:w="1399"/>
+            <w:tcW w:type="dxa" w:w="1404"/>
           </w:tcPr>
           <w:p>
             <w:pPr>
@@ -7485,20 +7553,20 @@
         </w:tc>
         <w:tc>
           <w:tcPr>
-            <w:tcW w:type="dxa" w:w="8467"/>
-          </w:tcPr>
-          <w:p>
-            <w:pPr>
-              <w:spacing w:after="0" w:line="240" w:lineRule="exact"/>
-            </w:pPr>
-            <w:r>
-              <w:rPr>
-                <w:rFonts w:ascii="Malgun Gothic" w:hAnsi="Malgun Gothic" w:eastAsia="Malgun Gothic" w:cs="Malgun Gothic"/>
-                <w:color w:val="1B1B48"/>
-                <w:sz w:val="17"/>
-                <w:szCs w:val="17"/>
-              </w:rPr>
-              <w:t xml:space="preserve">11개 날씨 피드의 값을 모아 관측소 하나의 숫자가 아니라 합의값으로 냅니다. 피드 구성은 weathermarket.ai 문서에 공개돼 있습니다.</w:t>
+            <w:tcW w:type="dxa" w:w="8462"/>
+          </w:tcPr>
+          <w:p>
+            <w:pPr>
+              <w:spacing w:after="0" w:line="240" w:lineRule="exact"/>
+            </w:pPr>
+            <w:r>
+              <w:rPr>
+                <w:rFonts w:ascii="Malgun Gothic" w:hAnsi="Malgun Gothic" w:eastAsia="Malgun Gothic" w:cs="Malgun Gothic"/>
+                <w:color w:val="1B1B48"/>
+                <w:sz w:val="17"/>
+                <w:szCs w:val="17"/>
+              </w:rPr>
+              <w:t xml:space="preserve">11개 날씨 피드의 값을 모아 관측소 하나의 숫자가 아니라 합의값으로 냅니다. 피드 구성은 날씨 데이터 마켓 사이트 문서(Docs)에 공개돼 있습니다.</w:t>
             </w:r>
             <w:r>
               <w:br/>
@@ -7510,7 +7578,64 @@
                 <w:sz w:val="17"/>
                 <w:szCs w:val="17"/>
               </w:rPr>
-              <w:t xml:space="preserve">주의: "독립 출처 11개" 0</w:t>
+              <w:t xml:space="preserve">주의: "독립 출처 11개" · "관측소 11곳" 0 · 주소는 당일 확인</w:t>
+            </w:r>
+          </w:p>
+        </w:tc>
+      </w:tr>
+      <w:tr>
+        <w:trPr>
+          <w:cantSplit/>
+        </w:trPr>
+        <w:tc>
+          <w:tcPr>
+            <w:tcW w:type="dxa" w:w="1404"/>
+            <w:shd w:val="clear" w:color="auto" w:fill="F8F8FC"/>
+          </w:tcPr>
+          <w:p>
+            <w:pPr>
+              <w:spacing w:after="0" w:line="240" w:lineRule="exact"/>
+            </w:pPr>
+            <w:r>
+              <w:rPr>
+                <w:rFonts w:ascii="Malgun Gothic" w:hAnsi="Malgun Gothic" w:eastAsia="Malgun Gothic" w:cs="Malgun Gothic"/>
+                <w:color w:val="1B1B48"/>
+                <w:sz w:val="17"/>
+                <w:szCs w:val="17"/>
+              </w:rPr>
+              <w:t xml:space="preserve">날씨 데이터 마켓이랑 웰비안 사이트 「데이터 마켓」은 같은 거예요?</w:t>
+            </w:r>
+          </w:p>
+        </w:tc>
+        <w:tc>
+          <w:tcPr>
+            <w:tcW w:type="dxa" w:w="8462"/>
+            <w:shd w:val="clear" w:color="auto" w:fill="F8F8FC"/>
+          </w:tcPr>
+          <w:p>
+            <w:pPr>
+              <w:spacing w:after="0" w:line="240" w:lineRule="exact"/>
+            </w:pPr>
+            <w:r>
+              <w:rPr>
+                <w:rFonts w:ascii="Malgun Gothic" w:hAnsi="Malgun Gothic" w:eastAsia="Malgun Gothic" w:cs="Malgun Gothic"/>
+                <w:color w:val="1B1B48"/>
+                <w:sz w:val="17"/>
+                <w:szCs w:val="17"/>
+              </w:rPr>
+              <w:t xml:space="preserve">다릅니다. 날씨 데이터 마켓은 케이웨더의 공식 날씨 데이터 시장으로 167개 도시 날씨를 XRP 로 사는 곳이고, 운영은 웰비안랩스가 합니다. 웰비안 사이트의 「데이터 마켓」(wellbian.io/data)은 측정기 네트워크 데이터를 RLUSD 로 사는 메뉴입니다.</w:t>
+            </w:r>
+            <w:r>
+              <w:br/>
+            </w:r>
+            <w:r>
+              <w:rPr>
+                <w:rFonts w:ascii="Malgun Gothic" w:hAnsi="Malgun Gothic" w:eastAsia="Malgun Gothic" w:cs="Malgun Gothic"/>
+                <w:color w:val="6B6B8C"/>
+                <w:sz w:val="17"/>
+                <w:szCs w:val="17"/>
+              </w:rPr>
+              <w:t xml:space="preserve">주의: 예측시장 · 정산 · 보험 0 · 가격은 각 사이트 화면으로</w:t>
             </w:r>
           </w:p>
         </w:tc>
@@ -7576,8 +7701,8 @@
         <w:tblLook w:firstColumn="1" w:firstRow="1" w:lastColumn="0" w:lastRow="0" w:noHBand="0" w:noVBand="1" w:val="04A0"/>
       </w:tblPr>
       <w:tblGrid>
-        <w:gridCol w:w="1399"/>
-        <w:gridCol w:w="8467"/>
+        <w:gridCol w:w="1404"/>
+        <w:gridCol w:w="8462"/>
       </w:tblGrid>
       <w:tr>
         <w:trPr>
@@ -7586,7 +7711,7 @@
         </w:trPr>
         <w:tc>
           <w:tcPr>
-            <w:tcW w:type="dxa" w:w="1399"/>
+            <w:tcW w:type="dxa" w:w="1404"/>
             <w:shd w:val="clear" w:color="auto" w:fill="E8E8F4"/>
           </w:tcPr>
           <w:p>
@@ -7608,7 +7733,7 @@
         </w:tc>
         <w:tc>
           <w:tcPr>
-            <w:tcW w:type="dxa" w:w="8467"/>
+            <w:tcW w:type="dxa" w:w="8462"/>
             <w:shd w:val="clear" w:color="auto" w:fill="E8E8F4"/>
           </w:tcPr>
           <w:p>
@@ -7635,7 +7760,7 @@
         </w:trPr>
         <w:tc>
           <w:tcPr>
-            <w:tcW w:type="dxa" w:w="1399"/>
+            <w:tcW w:type="dxa" w:w="1404"/>
           </w:tcPr>
           <w:p>
             <w:pPr>
@@ -7654,7 +7779,7 @@
         </w:tc>
         <w:tc>
           <w:tcPr>
-            <w:tcW w:type="dxa" w:w="8467"/>
+            <w:tcW w:type="dxa" w:w="8462"/>
           </w:tcPr>
           <w:p>
             <w:pPr>
@@ -7690,7 +7815,7 @@
         </w:trPr>
         <w:tc>
           <w:tcPr>
-            <w:tcW w:type="dxa" w:w="1399"/>
+            <w:tcW w:type="dxa" w:w="1404"/>
             <w:shd w:val="clear" w:color="auto" w:fill="F8F8FC"/>
           </w:tcPr>
           <w:p>
@@ -7710,7 +7835,7 @@
         </w:tc>
         <w:tc>
           <w:tcPr>
-            <w:tcW w:type="dxa" w:w="8467"/>
+            <w:tcW w:type="dxa" w:w="8462"/>
             <w:shd w:val="clear" w:color="auto" w:fill="F8F8FC"/>
           </w:tcPr>
           <w:p>
@@ -7747,7 +7872,7 @@
         </w:trPr>
         <w:tc>
           <w:tcPr>
-            <w:tcW w:type="dxa" w:w="1399"/>
+            <w:tcW w:type="dxa" w:w="1404"/>
           </w:tcPr>
           <w:p>
             <w:pPr>
@@ -7766,7 +7891,7 @@
         </w:tc>
         <w:tc>
           <w:tcPr>
-            <w:tcW w:type="dxa" w:w="8467"/>
+            <w:tcW w:type="dxa" w:w="8462"/>
           </w:tcPr>
           <w:p>
             <w:pPr>
@@ -7802,7 +7927,7 @@
         </w:trPr>
         <w:tc>
           <w:tcPr>
-            <w:tcW w:type="dxa" w:w="1399"/>
+            <w:tcW w:type="dxa" w:w="1404"/>
             <w:shd w:val="clear" w:color="auto" w:fill="F8F8FC"/>
           </w:tcPr>
           <w:p>
@@ -7822,7 +7947,7 @@
         </w:tc>
         <w:tc>
           <w:tcPr>
-            <w:tcW w:type="dxa" w:w="8467"/>
+            <w:tcW w:type="dxa" w:w="8462"/>
             <w:shd w:val="clear" w:color="auto" w:fill="F8F8FC"/>
           </w:tcPr>
           <w:p>
@@ -7859,7 +7984,7 @@
         </w:trPr>
         <w:tc>
           <w:tcPr>
-            <w:tcW w:type="dxa" w:w="1399"/>
+            <w:tcW w:type="dxa" w:w="1404"/>
           </w:tcPr>
           <w:p>
             <w:pPr>
@@ -7878,7 +8003,7 @@
         </w:tc>
         <w:tc>
           <w:tcPr>
-            <w:tcW w:type="dxa" w:w="8467"/>
+            <w:tcW w:type="dxa" w:w="8462"/>
           </w:tcPr>
           <w:p>
             <w:pPr>
@@ -7969,8 +8094,8 @@
         <w:tblLook w:firstColumn="1" w:firstRow="1" w:lastColumn="0" w:lastRow="0" w:noHBand="0" w:noVBand="1" w:val="04A0"/>
       </w:tblPr>
       <w:tblGrid>
-        <w:gridCol w:w="1399"/>
-        <w:gridCol w:w="8467"/>
+        <w:gridCol w:w="1404"/>
+        <w:gridCol w:w="8462"/>
       </w:tblGrid>
       <w:tr>
         <w:trPr>
@@ -7979,7 +8104,7 @@
         </w:trPr>
         <w:tc>
           <w:tcPr>
-            <w:tcW w:type="dxa" w:w="1399"/>
+            <w:tcW w:type="dxa" w:w="1404"/>
             <w:shd w:val="clear" w:color="auto" w:fill="E8E8F4"/>
           </w:tcPr>
           <w:p>
@@ -8001,7 +8126,7 @@
         </w:tc>
         <w:tc>
           <w:tcPr>
-            <w:tcW w:type="dxa" w:w="8467"/>
+            <w:tcW w:type="dxa" w:w="8462"/>
             <w:shd w:val="clear" w:color="auto" w:fill="E8E8F4"/>
           </w:tcPr>
           <w:p>
@@ -8028,7 +8153,7 @@
         </w:trPr>
         <w:tc>
           <w:tcPr>
-            <w:tcW w:type="dxa" w:w="1399"/>
+            <w:tcW w:type="dxa" w:w="1404"/>
           </w:tcPr>
           <w:p>
             <w:pPr>
@@ -8047,7 +8172,7 @@
         </w:tc>
         <w:tc>
           <w:tcPr>
-            <w:tcW w:type="dxa" w:w="8467"/>
+            <w:tcW w:type="dxa" w:w="8462"/>
           </w:tcPr>
           <w:p>
             <w:pPr>
@@ -8083,7 +8208,7 @@
         </w:trPr>
         <w:tc>
           <w:tcPr>
-            <w:tcW w:type="dxa" w:w="1399"/>
+            <w:tcW w:type="dxa" w:w="1404"/>
             <w:shd w:val="clear" w:color="auto" w:fill="F8F8FC"/>
           </w:tcPr>
           <w:p>
@@ -8103,7 +8228,7 @@
         </w:tc>
         <w:tc>
           <w:tcPr>
-            <w:tcW w:type="dxa" w:w="8467"/>
+            <w:tcW w:type="dxa" w:w="8462"/>
             <w:shd w:val="clear" w:color="auto" w:fill="F8F8FC"/>
           </w:tcPr>
           <w:p>
@@ -8140,7 +8265,7 @@
         </w:trPr>
         <w:tc>
           <w:tcPr>
-            <w:tcW w:type="dxa" w:w="1399"/>
+            <w:tcW w:type="dxa" w:w="1404"/>
           </w:tcPr>
           <w:p>
             <w:pPr>
@@ -8159,7 +8284,7 @@
         </w:tc>
         <w:tc>
           <w:tcPr>
-            <w:tcW w:type="dxa" w:w="8467"/>
+            <w:tcW w:type="dxa" w:w="8462"/>
           </w:tcPr>
           <w:p>
             <w:pPr>
@@ -8195,7 +8320,7 @@
         </w:trPr>
         <w:tc>
           <w:tcPr>
-            <w:tcW w:type="dxa" w:w="1399"/>
+            <w:tcW w:type="dxa" w:w="1404"/>
             <w:shd w:val="clear" w:color="auto" w:fill="F8F8FC"/>
           </w:tcPr>
           <w:p>
@@ -8215,7 +8340,7 @@
         </w:tc>
         <w:tc>
           <w:tcPr>
-            <w:tcW w:type="dxa" w:w="8467"/>
+            <w:tcW w:type="dxa" w:w="8462"/>
             <w:shd w:val="clear" w:color="auto" w:fill="F8F8FC"/>
           </w:tcPr>
           <w:p>
@@ -8252,7 +8377,7 @@
         </w:trPr>
         <w:tc>
           <w:tcPr>
-            <w:tcW w:type="dxa" w:w="1399"/>
+            <w:tcW w:type="dxa" w:w="1404"/>
           </w:tcPr>
           <w:p>
             <w:pPr>
@@ -8271,7 +8396,7 @@
         </w:tc>
         <w:tc>
           <w:tcPr>
-            <w:tcW w:type="dxa" w:w="8467"/>
+            <w:tcW w:type="dxa" w:w="8462"/>
           </w:tcPr>
           <w:p>
             <w:pPr>
@@ -8295,7 +8420,7 @@
         </w:trPr>
         <w:tc>
           <w:tcPr>
-            <w:tcW w:type="dxa" w:w="1399"/>
+            <w:tcW w:type="dxa" w:w="1404"/>
             <w:shd w:val="clear" w:color="auto" w:fill="F8F8FC"/>
           </w:tcPr>
           <w:p>
@@ -8315,7 +8440,7 @@
         </w:tc>
         <w:tc>
           <w:tcPr>
-            <w:tcW w:type="dxa" w:w="8467"/>
+            <w:tcW w:type="dxa" w:w="8462"/>
             <w:shd w:val="clear" w:color="auto" w:fill="F8F8FC"/>
           </w:tcPr>
           <w:p>
@@ -8340,7 +8465,7 @@
         </w:trPr>
         <w:tc>
           <w:tcPr>
-            <w:tcW w:type="dxa" w:w="1399"/>
+            <w:tcW w:type="dxa" w:w="1404"/>
           </w:tcPr>
           <w:p>
             <w:pPr>
@@ -8359,7 +8484,7 @@
         </w:tc>
         <w:tc>
           <w:tcPr>
-            <w:tcW w:type="dxa" w:w="8467"/>
+            <w:tcW w:type="dxa" w:w="8462"/>
           </w:tcPr>
           <w:p>
             <w:pPr>
@@ -8395,7 +8520,7 @@
         </w:trPr>
         <w:tc>
           <w:tcPr>
-            <w:tcW w:type="dxa" w:w="1399"/>
+            <w:tcW w:type="dxa" w:w="1404"/>
             <w:shd w:val="clear" w:color="auto" w:fill="F8F8FC"/>
           </w:tcPr>
           <w:p>
@@ -8415,7 +8540,7 @@
         </w:tc>
         <w:tc>
           <w:tcPr>
-            <w:tcW w:type="dxa" w:w="8467"/>
+            <w:tcW w:type="dxa" w:w="8462"/>
             <w:shd w:val="clear" w:color="auto" w:fill="F8F8FC"/>
           </w:tcPr>
           <w:p>
@@ -8452,7 +8577,7 @@
         </w:trPr>
         <w:tc>
           <w:tcPr>
-            <w:tcW w:type="dxa" w:w="1399"/>
+            <w:tcW w:type="dxa" w:w="1404"/>
           </w:tcPr>
           <w:p>
             <w:pPr>
@@ -8471,7 +8596,7 @@
         </w:tc>
         <w:tc>
           <w:tcPr>
-            <w:tcW w:type="dxa" w:w="8467"/>
+            <w:tcW w:type="dxa" w:w="8462"/>
           </w:tcPr>
           <w:p>
             <w:pPr>
@@ -8507,7 +8632,7 @@
         </w:trPr>
         <w:tc>
           <w:tcPr>
-            <w:tcW w:type="dxa" w:w="1399"/>
+            <w:tcW w:type="dxa" w:w="1404"/>
             <w:shd w:val="clear" w:color="auto" w:fill="F8F8FC"/>
           </w:tcPr>
           <w:p>
@@ -8527,7 +8652,7 @@
         </w:tc>
         <w:tc>
           <w:tcPr>
-            <w:tcW w:type="dxa" w:w="8467"/>
+            <w:tcW w:type="dxa" w:w="8462"/>
             <w:shd w:val="clear" w:color="auto" w:fill="F8F8FC"/>
           </w:tcPr>
           <w:p>
@@ -8564,7 +8689,7 @@
         </w:trPr>
         <w:tc>
           <w:tcPr>
-            <w:tcW w:type="dxa" w:w="1399"/>
+            <w:tcW w:type="dxa" w:w="1404"/>
           </w:tcPr>
           <w:p>
             <w:pPr>
@@ -8583,7 +8708,7 @@
         </w:tc>
         <w:tc>
           <w:tcPr>
-            <w:tcW w:type="dxa" w:w="8467"/>
+            <w:tcW w:type="dxa" w:w="8462"/>
           </w:tcPr>
           <w:p>
             <w:pPr>
@@ -8619,7 +8744,7 @@
         </w:trPr>
         <w:tc>
           <w:tcPr>
-            <w:tcW w:type="dxa" w:w="1399"/>
+            <w:tcW w:type="dxa" w:w="1404"/>
             <w:shd w:val="clear" w:color="auto" w:fill="F8F8FC"/>
           </w:tcPr>
           <w:p>
@@ -8639,7 +8764,7 @@
         </w:tc>
         <w:tc>
           <w:tcPr>
-            <w:tcW w:type="dxa" w:w="8467"/>
+            <w:tcW w:type="dxa" w:w="8462"/>
             <w:shd w:val="clear" w:color="auto" w:fill="F8F8FC"/>
           </w:tcPr>
           <w:p>
@@ -10399,8 +10524,8 @@
         <w:tblLook w:firstColumn="1" w:firstRow="1" w:lastColumn="0" w:lastRow="0" w:noHBand="0" w:noVBand="1" w:val="04A0"/>
       </w:tblPr>
       <w:tblGrid>
-        <w:gridCol w:w="1001"/>
-        <w:gridCol w:w="7349"/>
+        <w:gridCol w:w="930"/>
+        <w:gridCol w:w="7420"/>
         <w:gridCol w:w="1516"/>
       </w:tblGrid>
       <w:tr>
@@ -10410,7 +10535,7 @@
         </w:trPr>
         <w:tc>
           <w:tcPr>
-            <w:tcW w:type="dxa" w:w="1001"/>
+            <w:tcW w:type="dxa" w:w="930"/>
             <w:shd w:val="clear" w:color="auto" w:fill="E8E8F4"/>
           </w:tcPr>
           <w:p>
@@ -10432,7 +10557,7 @@
         </w:tc>
         <w:tc>
           <w:tcPr>
-            <w:tcW w:type="dxa" w:w="7349"/>
+            <w:tcW w:type="dxa" w:w="7420"/>
             <w:shd w:val="clear" w:color="auto" w:fill="E8E8F4"/>
           </w:tcPr>
           <w:p>
@@ -10481,7 +10606,7 @@
         </w:trPr>
         <w:tc>
           <w:tcPr>
-            <w:tcW w:type="dxa" w:w="1001"/>
+            <w:tcW w:type="dxa" w:w="930"/>
           </w:tcPr>
           <w:p>
             <w:pPr>
@@ -10500,7 +10625,7 @@
         </w:tc>
         <w:tc>
           <w:tcPr>
-            <w:tcW w:type="dxa" w:w="7349"/>
+            <w:tcW w:type="dxa" w:w="7420"/>
           </w:tcPr>
           <w:p>
             <w:pPr>
@@ -10543,7 +10668,7 @@
         </w:trPr>
         <w:tc>
           <w:tcPr>
-            <w:tcW w:type="dxa" w:w="1001"/>
+            <w:tcW w:type="dxa" w:w="930"/>
             <w:shd w:val="clear" w:color="auto" w:fill="F8F8FC"/>
           </w:tcPr>
           <w:p>
@@ -10563,7 +10688,7 @@
         </w:tc>
         <w:tc>
           <w:tcPr>
-            <w:tcW w:type="dxa" w:w="7349"/>
+            <w:tcW w:type="dxa" w:w="7420"/>
             <w:shd w:val="clear" w:color="auto" w:fill="F8F8FC"/>
           </w:tcPr>
           <w:p>
@@ -10577,7 +10702,7 @@
                 <w:sz w:val="17"/>
                 <w:szCs w:val="17"/>
               </w:rPr>
-              <w:t xml:space="preserve">90개국 167개 도시 · 11개 날씨 피드 합의값</w:t>
+              <w:t xml:space="preserve">90개국 167개 도시 · 매시간 11개 날씨 피드 합의값 · 케이웨더 공식 오라클 「날씨 데이터 마켓」(운영 웰비안랩스 · 공개 베타 · XRP 결제)</w:t>
             </w:r>
           </w:p>
         </w:tc>
@@ -10597,7 +10722,7 @@
                 <w:sz w:val="17"/>
                 <w:szCs w:val="17"/>
               </w:rPr>
-              <w:t xml:space="preserve">고정 문구</w:t>
+              <w:t xml:space="preserve">고정 문구 · 마켓 사이트(10/1)</w:t>
             </w:r>
           </w:p>
         </w:tc>
@@ -10608,7 +10733,7 @@
         </w:trPr>
         <w:tc>
           <w:tcPr>
-            <w:tcW w:type="dxa" w:w="1001"/>
+            <w:tcW w:type="dxa" w:w="930"/>
           </w:tcPr>
           <w:p>
             <w:pPr>
@@ -10627,7 +10752,7 @@
         </w:tc>
         <w:tc>
           <w:tcPr>
-            <w:tcW w:type="dxa" w:w="7349"/>
+            <w:tcW w:type="dxa" w:w="7420"/>
           </w:tcPr>
           <w:p>
             <w:pPr>
@@ -10670,7 +10795,7 @@
         </w:trPr>
         <w:tc>
           <w:tcPr>
-            <w:tcW w:type="dxa" w:w="1001"/>
+            <w:tcW w:type="dxa" w:w="930"/>
             <w:shd w:val="clear" w:color="auto" w:fill="F8F8FC"/>
           </w:tcPr>
           <w:p>
@@ -10690,7 +10815,7 @@
         </w:tc>
         <w:tc>
           <w:tcPr>
-            <w:tcW w:type="dxa" w:w="7349"/>
+            <w:tcW w:type="dxa" w:w="7420"/>
             <w:shd w:val="clear" w:color="auto" w:fill="F8F8FC"/>
           </w:tcPr>
           <w:p>
@@ -10735,7 +10860,7 @@
         </w:trPr>
         <w:tc>
           <w:tcPr>
-            <w:tcW w:type="dxa" w:w="1001"/>
+            <w:tcW w:type="dxa" w:w="930"/>
           </w:tcPr>
           <w:p>
             <w:pPr>
@@ -10754,7 +10879,7 @@
         </w:tc>
         <w:tc>
           <w:tcPr>
-            <w:tcW w:type="dxa" w:w="7349"/>
+            <w:tcW w:type="dxa" w:w="7420"/>
           </w:tcPr>
           <w:p>
             <w:pPr>
@@ -10797,7 +10922,7 @@
         </w:trPr>
         <w:tc>
           <w:tcPr>
-            <w:tcW w:type="dxa" w:w="1001"/>
+            <w:tcW w:type="dxa" w:w="930"/>
             <w:shd w:val="clear" w:color="auto" w:fill="F8F8FC"/>
           </w:tcPr>
           <w:p>
@@ -10817,7 +10942,7 @@
         </w:tc>
         <w:tc>
           <w:tcPr>
-            <w:tcW w:type="dxa" w:w="7349"/>
+            <w:tcW w:type="dxa" w:w="7420"/>
             <w:shd w:val="clear" w:color="auto" w:fill="F8F8FC"/>
           </w:tcPr>
           <w:p>
@@ -10862,7 +10987,7 @@
         </w:trPr>
         <w:tc>
           <w:tcPr>
-            <w:tcW w:type="dxa" w:w="1001"/>
+            <w:tcW w:type="dxa" w:w="930"/>
           </w:tcPr>
           <w:p>
             <w:pPr>
@@ -10881,7 +11006,7 @@
         </w:tc>
         <w:tc>
           <w:tcPr>
-            <w:tcW w:type="dxa" w:w="7349"/>
+            <w:tcW w:type="dxa" w:w="7420"/>
           </w:tcPr>
           <w:p>
             <w:pPr>
@@ -10924,7 +11049,7 @@
         </w:trPr>
         <w:tc>
           <w:tcPr>
-            <w:tcW w:type="dxa" w:w="1001"/>
+            <w:tcW w:type="dxa" w:w="930"/>
             <w:shd w:val="clear" w:color="auto" w:fill="F8F8FC"/>
           </w:tcPr>
           <w:p>
@@ -10944,7 +11069,7 @@
         </w:tc>
         <w:tc>
           <w:tcPr>
-            <w:tcW w:type="dxa" w:w="7349"/>
+            <w:tcW w:type="dxa" w:w="7420"/>
             <w:shd w:val="clear" w:color="auto" w:fill="F8F8FC"/>
           </w:tcPr>
           <w:p>
@@ -10989,7 +11114,7 @@
         </w:trPr>
         <w:tc>
           <w:tcPr>
-            <w:tcW w:type="dxa" w:w="1001"/>
+            <w:tcW w:type="dxa" w:w="930"/>
           </w:tcPr>
           <w:p>
             <w:pPr>
@@ -11008,7 +11133,7 @@
         </w:tc>
         <w:tc>
           <w:tcPr>
-            <w:tcW w:type="dxa" w:w="7349"/>
+            <w:tcW w:type="dxa" w:w="7420"/>
           </w:tcPr>
           <w:p>
             <w:pPr>
@@ -11051,7 +11176,7 @@
         </w:trPr>
         <w:tc>
           <w:tcPr>
-            <w:tcW w:type="dxa" w:w="1001"/>
+            <w:tcW w:type="dxa" w:w="930"/>
             <w:shd w:val="clear" w:color="auto" w:fill="F8F8FC"/>
           </w:tcPr>
           <w:p>
@@ -11071,7 +11196,7 @@
         </w:tc>
         <w:tc>
           <w:tcPr>
-            <w:tcW w:type="dxa" w:w="7349"/>
+            <w:tcW w:type="dxa" w:w="7420"/>
             <w:shd w:val="clear" w:color="auto" w:fill="F8F8FC"/>
           </w:tcPr>
           <w:p>
@@ -11116,7 +11241,7 @@
         </w:trPr>
         <w:tc>
           <w:tcPr>
-            <w:tcW w:type="dxa" w:w="1001"/>
+            <w:tcW w:type="dxa" w:w="930"/>
           </w:tcPr>
           <w:p>
             <w:pPr>
@@ -11135,7 +11260,7 @@
         </w:tc>
         <w:tc>
           <w:tcPr>
-            <w:tcW w:type="dxa" w:w="7349"/>
+            <w:tcW w:type="dxa" w:w="7420"/>
           </w:tcPr>
           <w:p>
             <w:pPr>
@@ -11178,7 +11303,7 @@
         </w:trPr>
         <w:tc>
           <w:tcPr>
-            <w:tcW w:type="dxa" w:w="1001"/>
+            <w:tcW w:type="dxa" w:w="930"/>
             <w:shd w:val="clear" w:color="auto" w:fill="F8F8FC"/>
           </w:tcPr>
           <w:p>
@@ -11198,7 +11323,7 @@
         </w:tc>
         <w:tc>
           <w:tcPr>
-            <w:tcW w:type="dxa" w:w="7349"/>
+            <w:tcW w:type="dxa" w:w="7420"/>
             <w:shd w:val="clear" w:color="auto" w:fill="F8F8FC"/>
           </w:tcPr>
           <w:p>
@@ -11243,7 +11368,7 @@
         </w:trPr>
         <w:tc>
           <w:tcPr>
-            <w:tcW w:type="dxa" w:w="1001"/>
+            <w:tcW w:type="dxa" w:w="930"/>
           </w:tcPr>
           <w:p>
             <w:pPr>
@@ -11262,7 +11387,7 @@
         </w:tc>
         <w:tc>
           <w:tcPr>
-            <w:tcW w:type="dxa" w:w="7349"/>
+            <w:tcW w:type="dxa" w:w="7420"/>
           </w:tcPr>
           <w:p>
             <w:pPr>
@@ -11305,7 +11430,7 @@
         </w:trPr>
         <w:tc>
           <w:tcPr>
-            <w:tcW w:type="dxa" w:w="1001"/>
+            <w:tcW w:type="dxa" w:w="930"/>
             <w:shd w:val="clear" w:color="auto" w:fill="F8F8FC"/>
           </w:tcPr>
           <w:p>
@@ -11325,7 +11450,7 @@
         </w:tc>
         <w:tc>
           <w:tcPr>
-            <w:tcW w:type="dxa" w:w="7349"/>
+            <w:tcW w:type="dxa" w:w="7420"/>
             <w:shd w:val="clear" w:color="auto" w:fill="F8F8FC"/>
           </w:tcPr>
           <w:p>
@@ -11370,7 +11495,7 @@
         </w:trPr>
         <w:tc>
           <w:tcPr>
-            <w:tcW w:type="dxa" w:w="1001"/>
+            <w:tcW w:type="dxa" w:w="930"/>
           </w:tcPr>
           <w:p>
             <w:pPr>
@@ -11389,7 +11514,7 @@
         </w:tc>
         <w:tc>
           <w:tcPr>
-            <w:tcW w:type="dxa" w:w="7349"/>
+            <w:tcW w:type="dxa" w:w="7420"/>
           </w:tcPr>
           <w:p>
             <w:pPr>

--- a/reports/XRP SEOUL 2026 부스 현장 Q&A 시나리오.docx
+++ b/reports/XRP SEOUL 2026 부스 현장 Q&A 시나리오.docx
@@ -751,7 +751,7 @@
           <w:sz w:val="20"/>
           <w:szCs w:val="20"/>
         </w:rPr>
-        <w:t xml:space="preserve">측정기가 아니라 날씨에서 시작한다. 케이웨더와 기술 협력하는 날씨 데이터 네트워크 → 167개 도시 합의값 → 탈중앙 세계 민간 기상청 → 첫 단계 측정기 → 실외 · 레이더 · 위성 → 웨더 데이터 이코노미 순서로, 백월 그림을 손으로 짚으며 말한다(10/1 서우 수정안).</w:t>
+        <w:t xml:space="preserve">측정기가 아니라 날씨에서 시작한다. 케이웨더와 기술 협력하는 날씨 데이터 네트워크 → 167개 도시 합의값 → 탈중앙 세계 민간 기상청 → 첫 단계 측정기 → 실외 · 레이더 · 위성 → AI 팩토리 → 웨더 데이터 이코노미 순서로, 백월 그림을 손으로 짚으며 말한다(10/1 서우 수정안).</w:t>
       </w:r>
     </w:p>
     <w:p>
@@ -777,7 +777,7 @@
           <w:sz w:val="20"/>
           <w:szCs w:val="20"/>
         </w:rPr>
-        <w:t xml:space="preserve"> — 웰비안은 30년 된 민간 기상기업 케이웨더와 기술 협력하는 날씨 데이터 네트워크입니다. 90개국 167개 도시의 날씨를 관측소 한 곳에 기대지 않고, 매시간 11개 날씨 피드를 맞춰 보고 튀는 값은 빼서 합의값으로 냅니다. 그 위에서, 누구나 참여할수록 촘촘해지는 탈중앙 세계 민간 기상청을 만들어 갑니다. 첫 단계는 실내 공기질 측정기이고, 실외 · 레이더 · 위성으로 넓혀 갑니다. 데이터 측정 → 검증 → 보상 → 데이터 유통, 이게 웨더 데이터 이코노미입니다.</w:t>
+        <w:t xml:space="preserve"> — 웰비안은 30년 된 민간 기상기업 케이웨더와 기술 협력하는 날씨 데이터 네트워크입니다. 90개국 167개 도시의 날씨를 관측소 한 곳에 기대지 않고, 매시간 11개 날씨 피드를 맞춰 보고 튀는 값은 빼서 합의값으로 냅니다. 그 위에서, 누구나 참여할수록 촘촘해지는 탈중앙 세계 민간 기상청을 만들어 갑니다. 첫 단계는 실내 공기질 측정기이고, 실외 · 레이더 · 위성으로 넓혀 갑니다. 이렇게 모인 데이터는 AI 팩토리에서 AI 예보 · 데이터셋 같은 날씨 AI 콘텐츠가 되고, AI 이용권으로 쓸 수 있습니다. 데이터 측정 → 검증 → 보상 → 데이터 유통, 이게 웨더 데이터 이코노미입니다.</w:t>
       </w:r>
     </w:p>
     <w:p>
@@ -803,7 +803,7 @@
           <w:sz w:val="20"/>
           <w:szCs w:val="20"/>
         </w:rPr>
-        <w:t xml:space="preserve"> — wellbian is a weather data network built with our technology partner KWeather, which has measured weather in Korea for thirty years. For 167 cities in 90 countries, we don't rely on a single station: every hour, eleven weather feeds are checked against each other, outliers are dropped, and the consensus is published. On top of that, we're building a decentralized weather service for the world, one that gets denser with everyone who joins. It starts with an indoor air-quality sensor and grows outdoors, then to radar and satellites. Measure, verify, reward, distribute: that's the Weather Data Economy.</w:t>
+        <w:t xml:space="preserve"> — wellbian is a weather data network built with our technology partner KWeather, which has measured weather in Korea for thirty years. For 167 cities in 90 countries, we don't rely on a single station: every hour, eleven weather feeds are checked against each other, outliers are dropped, and the consensus is published. On top of that, we're building a decentralized weather service for the world, one that gets denser with everyone who joins. It starts with an indoor air-quality sensor and grows outdoors, then to radar and satellites. All of this data feeds the AI Factory, where it becomes weather AI content such as AI forecasts and datasets, available with an AI Factory pass. Measure, verify, reward, distribute: that's the Weather Data Economy.</w:t>
       </w:r>
     </w:p>
     <w:p>
@@ -915,6 +915,21 @@
           <w:sz w:val="20"/>
           <w:szCs w:val="20"/>
         </w:rPr>
+        <w:t xml:space="preserve">주의: AI 팩토리는 결과물(영상)로 보여 준다 — 소유 · 운영 주체 · 위치 · 구축 일정은 말하지 않는다(내부 미정). 이용권은 콘텐츠 이용권이지 투자가 아니다 — 수익 · 가치 0.</w:t>
+      </w:r>
+    </w:p>
+    <w:p>
+      <w:pPr>
+        <w:pStyle w:val="ListBullet"/>
+        <w:spacing w:after="60"/>
+      </w:pPr>
+      <w:r>
+        <w:rPr>
+          <w:rFonts w:ascii="Malgun Gothic" w:hAnsi="Malgun Gothic" w:eastAsia="Malgun Gothic" w:cs="Malgun Gothic"/>
+          <w:color w:val="6B6B8C"/>
+          <w:sz w:val="20"/>
+          <w:szCs w:val="20"/>
+        </w:rPr>
         <w:t xml:space="preserve">주의: 「세계 민간 기상청」은 목표다 — 공공 기상청과 견주거나 "이미 그 수준"이라고 하지 않는다. "한국 최대 · 1위"는 쓰지 않는다(금지어 표).</w:t>
       </w:r>
     </w:p>
@@ -963,7 +978,7 @@
           <w:sz w:val="20"/>
           <w:szCs w:val="20"/>
         </w:rPr>
-        <w:t xml:space="preserve">1) 백월 앞에서 30초 소개 — 그림을 짚으며 케이웨더와 기술 협력 → 167개 도시 합의값 → 탈중앙 세계 민간 기상청 → 실내 → 실외 → 레이더 → 위성 → 측정 · 검증 · 보상 · 데이터 유통.</w:t>
+        <w:t xml:space="preserve">1) 백월 앞에서 30초 소개 — 그림을 짚으며 케이웨더와 기술 협력 → 167개 도시 합의값 → 탈중앙 세계 민간 기상청 → 실내 → 실외 → 레이더 → 위성 → AI 팩토리(결과물은 3) 영상으로) → 측정 · 검증 · 보상 · 데이터 유통.</w:t>
       </w:r>
     </w:p>
     <w:p>

--- a/reports/XRP SEOUL 2026 부스 현장 Q&A 시나리오.docx
+++ b/reports/XRP SEOUL 2026 부스 현장 Q&A 시나리오.docx
@@ -541,7 +541,7 @@
             <w:sz w:val="19"/>
             <w:szCs w:val="19"/>
           </w:rPr>
-          <w:t xml:space="preserve">이벤트 · 경품 · 발표</w:t>
+          <w:t xml:space="preserve">키노트(14:50) 뒤 나올 질문</w:t>
         </w:r>
       </w:hyperlink>
     </w:p>
@@ -573,7 +573,7 @@
             <w:sz w:val="19"/>
             <w:szCs w:val="19"/>
           </w:rPr>
-          <w:t xml:space="preserve">곤란한 질문</w:t>
+          <w:t xml:space="preserve">이벤트 · 경품 · 발표</w:t>
         </w:r>
       </w:hyperlink>
     </w:p>
@@ -605,7 +605,7 @@
             <w:sz w:val="19"/>
             <w:szCs w:val="19"/>
           </w:rPr>
-          <w:t xml:space="preserve">넘길 질문 · 연결 담당</w:t>
+          <w:t xml:space="preserve">곤란한 질문</w:t>
         </w:r>
       </w:hyperlink>
     </w:p>
@@ -637,13 +637,13 @@
             <w:sz w:val="19"/>
             <w:szCs w:val="19"/>
           </w:rPr>
-          <w:t xml:space="preserve">영어 응대 카드</w:t>
+          <w:t xml:space="preserve">넘길 질문 · 연결 담당</w:t>
         </w:r>
       </w:hyperlink>
     </w:p>
     <w:p>
       <w:pPr>
-        <w:keepNext w:val="0"/>
+        <w:keepNext/>
         <w:tabs>
           <w:tab w:pos="454" w:val="left"/>
         </w:tabs>
@@ -661,6 +661,38 @@
             <w:szCs w:val="19"/>
           </w:rPr>
           <w:t xml:space="preserve">14	</w:t>
+        </w:r>
+        <w:r>
+          <w:rPr>
+            <w:rFonts w:ascii="Malgun Gothic" w:hAnsi="Malgun Gothic" w:eastAsia="Malgun Gothic" w:cs="Malgun Gothic"/>
+            <w:color w:val="1B1B48"/>
+            <w:sz w:val="19"/>
+            <w:szCs w:val="19"/>
+          </w:rPr>
+          <w:t xml:space="preserve">영어 응대 카드</w:t>
+        </w:r>
+      </w:hyperlink>
+    </w:p>
+    <w:p>
+      <w:pPr>
+        <w:keepNext w:val="0"/>
+        <w:tabs>
+          <w:tab w:pos="454" w:val="left"/>
+        </w:tabs>
+        <w:spacing w:after="30" w:line="270" w:lineRule="exact"/>
+        <w:ind w:left="454" w:hanging="454"/>
+      </w:pPr>
+      <w:hyperlink w:anchor="s19" w:history="1">
+        <w:r>
+          <w:rPr>
+            <w:rFonts w:ascii="Malgun Gothic" w:hAnsi="Malgun Gothic" w:eastAsia="Malgun Gothic" w:cs="Malgun Gothic"/>
+            <w:b/>
+            <w:bCs/>
+            <w:color w:val="4D4DCE"/>
+            <w:sz w:val="19"/>
+            <w:szCs w:val="19"/>
+          </w:rPr>
+          <w:t xml:space="preserve">15	</w:t>
         </w:r>
         <w:r>
           <w:rPr>
@@ -2140,7 +2172,52 @@
           <w:sz w:val="20"/>
           <w:szCs w:val="20"/>
         </w:rPr>
-        <w:t xml:space="preserve">웨더 이코노미 설명 단계 — 4단계(측정 · 검증 · 보상 · 유통, 대표님)로 확정인지(9/30 회의 끝에 「측정 · 정제 · 유통 + 보상」 안이 나옴)</w:t>
+        <w:t xml:space="preserve">웨더 이코노미 설명 단계 — 키노트 원고는 세 층(수집 · 정제 · 가치, 보상은 수집 층 안), 부스 30초 소개는 네 단계(측정 · 검증 · 보상 · 유통). 하나로 맞출지(9/30 회의 끝 「측정 · 정제 · 유통 + 보상」 안이 키노트와 같은 모양)</w:t>
+      </w:r>
+    </w:p>
+    <w:p>
+      <w:pPr>
+        <w:tabs>
+          <w:tab w:pos="340" w:val="left"/>
+        </w:tabs>
+        <w:spacing w:after="60" w:line="310" w:lineRule="exact"/>
+        <w:ind w:left="340" w:hanging="340"/>
+      </w:pPr>
+      <w:r>
+        <w:rPr>
+          <w:rFonts w:ascii="Malgun Gothic" w:hAnsi="Malgun Gothic" w:eastAsia="Malgun Gothic" w:cs="Malgun Gothic"/>
+          <w:color w:val="4D4DCE"/>
+          <w:sz w:val="20"/>
+          <w:szCs w:val="20"/>
+        </w:rPr>
+        <w:t xml:space="preserve">□	</w:t>
+      </w:r>
+      <w:r>
+        <w:rPr>
+          <w:rFonts w:ascii="Malgun Gothic" w:hAnsi="Malgun Gothic" w:eastAsia="Malgun Gothic" w:cs="Malgun Gothic"/>
+          <w:color w:val="1B1B48"/>
+          <w:sz w:val="20"/>
+          <w:szCs w:val="20"/>
+        </w:rPr>
+        <w:t xml:space="preserve">키노트 최종 원고 — 예측시장 예시 도시 · 기밀 연산 · 지급 표현 · 오늘 발표 언급을 고쳤는지(</w:t>
+      </w:r>
+      <w:r>
+        <w:rPr>
+          <w:rFonts w:ascii="Malgun Gothic" w:hAnsi="Malgun Gothic" w:eastAsia="Malgun Gothic" w:cs="Malgun Gothic"/>
+          <w:color w:val="6B6B8C"/>
+          <w:sz w:val="20"/>
+          <w:szCs w:val="20"/>
+        </w:rPr>
+        <w:t xml:space="preserve">reports/XRP SEOUL 2026 키노트 국문 번역.md</w:t>
+      </w:r>
+      <w:r>
+        <w:rPr>
+          <w:rFonts w:ascii="Malgun Gothic" w:hAnsi="Malgun Gothic" w:eastAsia="Malgun Gothic" w:cs="Malgun Gothic"/>
+          <w:color w:val="1B1B48"/>
+          <w:sz w:val="20"/>
+          <w:szCs w:val="20"/>
+        </w:rPr>
+        <w:t xml:space="preserve"> 1절) → 「키노트 뒤 나올 질문」 답과 맞추기</w:t>
       </w:r>
     </w:p>
     <w:p>
@@ -3478,8 +3555,8 @@
         <w:tblLook w:firstColumn="1" w:firstRow="1" w:lastColumn="0" w:lastRow="0" w:noHBand="0" w:noVBand="1" w:val="04A0"/>
       </w:tblPr>
       <w:tblGrid>
-        <w:gridCol w:w="1404"/>
-        <w:gridCol w:w="8462"/>
+        <w:gridCol w:w="1444"/>
+        <w:gridCol w:w="8422"/>
       </w:tblGrid>
       <w:tr>
         <w:trPr>
@@ -3488,7 +3565,7 @@
         </w:trPr>
         <w:tc>
           <w:tcPr>
-            <w:tcW w:type="dxa" w:w="1404"/>
+            <w:tcW w:type="dxa" w:w="1444"/>
             <w:shd w:val="clear" w:color="auto" w:fill="E8E8F4"/>
           </w:tcPr>
           <w:p>
@@ -3510,7 +3587,7 @@
         </w:tc>
         <w:tc>
           <w:tcPr>
-            <w:tcW w:type="dxa" w:w="8462"/>
+            <w:tcW w:type="dxa" w:w="8422"/>
             <w:shd w:val="clear" w:color="auto" w:fill="E8E8F4"/>
           </w:tcPr>
           <w:p>
@@ -3537,7 +3614,7 @@
         </w:trPr>
         <w:tc>
           <w:tcPr>
-            <w:tcW w:type="dxa" w:w="1404"/>
+            <w:tcW w:type="dxa" w:w="1444"/>
           </w:tcPr>
           <w:p>
             <w:pPr>
@@ -3556,7 +3633,7 @@
         </w:tc>
         <w:tc>
           <w:tcPr>
-            <w:tcW w:type="dxa" w:w="8462"/>
+            <w:tcW w:type="dxa" w:w="8422"/>
           </w:tcPr>
           <w:p>
             <w:pPr>
@@ -3592,7 +3669,7 @@
         </w:trPr>
         <w:tc>
           <w:tcPr>
-            <w:tcW w:type="dxa" w:w="1404"/>
+            <w:tcW w:type="dxa" w:w="1444"/>
             <w:shd w:val="clear" w:color="auto" w:fill="F8F8FC"/>
           </w:tcPr>
           <w:p>
@@ -3612,7 +3689,7 @@
         </w:tc>
         <w:tc>
           <w:tcPr>
-            <w:tcW w:type="dxa" w:w="8462"/>
+            <w:tcW w:type="dxa" w:w="8422"/>
             <w:shd w:val="clear" w:color="auto" w:fill="F8F8FC"/>
           </w:tcPr>
           <w:p>
@@ -3649,7 +3726,7 @@
         </w:trPr>
         <w:tc>
           <w:tcPr>
-            <w:tcW w:type="dxa" w:w="1404"/>
+            <w:tcW w:type="dxa" w:w="1444"/>
           </w:tcPr>
           <w:p>
             <w:pPr>
@@ -3668,7 +3745,7 @@
         </w:tc>
         <w:tc>
           <w:tcPr>
-            <w:tcW w:type="dxa" w:w="8462"/>
+            <w:tcW w:type="dxa" w:w="8422"/>
           </w:tcPr>
           <w:p>
             <w:pPr>
@@ -3704,7 +3781,7 @@
         </w:trPr>
         <w:tc>
           <w:tcPr>
-            <w:tcW w:type="dxa" w:w="1404"/>
+            <w:tcW w:type="dxa" w:w="1444"/>
             <w:shd w:val="clear" w:color="auto" w:fill="F8F8FC"/>
           </w:tcPr>
           <w:p>
@@ -3724,7 +3801,7 @@
         </w:tc>
         <w:tc>
           <w:tcPr>
-            <w:tcW w:type="dxa" w:w="8462"/>
+            <w:tcW w:type="dxa" w:w="8422"/>
             <w:shd w:val="clear" w:color="auto" w:fill="F8F8FC"/>
           </w:tcPr>
           <w:p>
@@ -3761,7 +3838,7 @@
         </w:trPr>
         <w:tc>
           <w:tcPr>
-            <w:tcW w:type="dxa" w:w="1404"/>
+            <w:tcW w:type="dxa" w:w="1444"/>
           </w:tcPr>
           <w:p>
             <w:pPr>
@@ -3780,7 +3857,7 @@
         </w:tc>
         <w:tc>
           <w:tcPr>
-            <w:tcW w:type="dxa" w:w="8462"/>
+            <w:tcW w:type="dxa" w:w="8422"/>
           </w:tcPr>
           <w:p>
             <w:pPr>
@@ -3816,7 +3893,7 @@
         </w:trPr>
         <w:tc>
           <w:tcPr>
-            <w:tcW w:type="dxa" w:w="1404"/>
+            <w:tcW w:type="dxa" w:w="1444"/>
             <w:shd w:val="clear" w:color="auto" w:fill="F8F8FC"/>
           </w:tcPr>
           <w:p>
@@ -3836,7 +3913,7 @@
         </w:tc>
         <w:tc>
           <w:tcPr>
-            <w:tcW w:type="dxa" w:w="8462"/>
+            <w:tcW w:type="dxa" w:w="8422"/>
             <w:shd w:val="clear" w:color="auto" w:fill="F8F8FC"/>
           </w:tcPr>
           <w:p>
@@ -3861,7 +3938,7 @@
         </w:trPr>
         <w:tc>
           <w:tcPr>
-            <w:tcW w:type="dxa" w:w="1404"/>
+            <w:tcW w:type="dxa" w:w="1444"/>
           </w:tcPr>
           <w:p>
             <w:pPr>
@@ -3880,7 +3957,7 @@
         </w:tc>
         <w:tc>
           <w:tcPr>
-            <w:tcW w:type="dxa" w:w="8462"/>
+            <w:tcW w:type="dxa" w:w="8422"/>
           </w:tcPr>
           <w:p>
             <w:pPr>
@@ -3904,7 +3981,7 @@
         </w:trPr>
         <w:tc>
           <w:tcPr>
-            <w:tcW w:type="dxa" w:w="1404"/>
+            <w:tcW w:type="dxa" w:w="1444"/>
             <w:shd w:val="clear" w:color="auto" w:fill="F8F8FC"/>
           </w:tcPr>
           <w:p>
@@ -3924,7 +4001,7 @@
         </w:tc>
         <w:tc>
           <w:tcPr>
-            <w:tcW w:type="dxa" w:w="8462"/>
+            <w:tcW w:type="dxa" w:w="8422"/>
             <w:shd w:val="clear" w:color="auto" w:fill="F8F8FC"/>
           </w:tcPr>
           <w:p>
@@ -4016,8 +4093,8 @@
         <w:tblLook w:firstColumn="1" w:firstRow="1" w:lastColumn="0" w:lastRow="0" w:noHBand="0" w:noVBand="1" w:val="04A0"/>
       </w:tblPr>
       <w:tblGrid>
-        <w:gridCol w:w="1404"/>
-        <w:gridCol w:w="8462"/>
+        <w:gridCol w:w="1444"/>
+        <w:gridCol w:w="8422"/>
       </w:tblGrid>
       <w:tr>
         <w:trPr>
@@ -4026,7 +4103,7 @@
         </w:trPr>
         <w:tc>
           <w:tcPr>
-            <w:tcW w:type="dxa" w:w="1404"/>
+            <w:tcW w:type="dxa" w:w="1444"/>
             <w:shd w:val="clear" w:color="auto" w:fill="E8E8F4"/>
           </w:tcPr>
           <w:p>
@@ -4048,7 +4125,7 @@
         </w:tc>
         <w:tc>
           <w:tcPr>
-            <w:tcW w:type="dxa" w:w="8462"/>
+            <w:tcW w:type="dxa" w:w="8422"/>
             <w:shd w:val="clear" w:color="auto" w:fill="E8E8F4"/>
           </w:tcPr>
           <w:p>
@@ -4075,7 +4152,7 @@
         </w:trPr>
         <w:tc>
           <w:tcPr>
-            <w:tcW w:type="dxa" w:w="1404"/>
+            <w:tcW w:type="dxa" w:w="1444"/>
           </w:tcPr>
           <w:p>
             <w:pPr>
@@ -4094,7 +4171,7 @@
         </w:tc>
         <w:tc>
           <w:tcPr>
-            <w:tcW w:type="dxa" w:w="8462"/>
+            <w:tcW w:type="dxa" w:w="8422"/>
           </w:tcPr>
           <w:p>
             <w:pPr>
@@ -4130,7 +4207,7 @@
         </w:trPr>
         <w:tc>
           <w:tcPr>
-            <w:tcW w:type="dxa" w:w="1404"/>
+            <w:tcW w:type="dxa" w:w="1444"/>
             <w:shd w:val="clear" w:color="auto" w:fill="F8F8FC"/>
           </w:tcPr>
           <w:p>
@@ -4150,7 +4227,7 @@
         </w:tc>
         <w:tc>
           <w:tcPr>
-            <w:tcW w:type="dxa" w:w="8462"/>
+            <w:tcW w:type="dxa" w:w="8422"/>
             <w:shd w:val="clear" w:color="auto" w:fill="F8F8FC"/>
           </w:tcPr>
           <w:p>
@@ -4175,7 +4252,7 @@
         </w:trPr>
         <w:tc>
           <w:tcPr>
-            <w:tcW w:type="dxa" w:w="1404"/>
+            <w:tcW w:type="dxa" w:w="1444"/>
           </w:tcPr>
           <w:p>
             <w:pPr>
@@ -4194,7 +4271,7 @@
         </w:tc>
         <w:tc>
           <w:tcPr>
-            <w:tcW w:type="dxa" w:w="8462"/>
+            <w:tcW w:type="dxa" w:w="8422"/>
           </w:tcPr>
           <w:p>
             <w:pPr>
@@ -4218,7 +4295,7 @@
         </w:trPr>
         <w:tc>
           <w:tcPr>
-            <w:tcW w:type="dxa" w:w="1404"/>
+            <w:tcW w:type="dxa" w:w="1444"/>
             <w:shd w:val="clear" w:color="auto" w:fill="F8F8FC"/>
           </w:tcPr>
           <w:p>
@@ -4238,7 +4315,7 @@
         </w:tc>
         <w:tc>
           <w:tcPr>
-            <w:tcW w:type="dxa" w:w="8462"/>
+            <w:tcW w:type="dxa" w:w="8422"/>
             <w:shd w:val="clear" w:color="auto" w:fill="F8F8FC"/>
           </w:tcPr>
           <w:p>
@@ -4275,7 +4352,7 @@
         </w:trPr>
         <w:tc>
           <w:tcPr>
-            <w:tcW w:type="dxa" w:w="1404"/>
+            <w:tcW w:type="dxa" w:w="1444"/>
           </w:tcPr>
           <w:p>
             <w:pPr>
@@ -4294,7 +4371,7 @@
         </w:tc>
         <w:tc>
           <w:tcPr>
-            <w:tcW w:type="dxa" w:w="8462"/>
+            <w:tcW w:type="dxa" w:w="8422"/>
           </w:tcPr>
           <w:p>
             <w:pPr>
@@ -4330,7 +4407,7 @@
         </w:trPr>
         <w:tc>
           <w:tcPr>
-            <w:tcW w:type="dxa" w:w="1404"/>
+            <w:tcW w:type="dxa" w:w="1444"/>
             <w:shd w:val="clear" w:color="auto" w:fill="F8F8FC"/>
           </w:tcPr>
           <w:p>
@@ -4350,7 +4427,7 @@
         </w:tc>
         <w:tc>
           <w:tcPr>
-            <w:tcW w:type="dxa" w:w="8462"/>
+            <w:tcW w:type="dxa" w:w="8422"/>
             <w:shd w:val="clear" w:color="auto" w:fill="F8F8FC"/>
           </w:tcPr>
           <w:p>
@@ -4387,7 +4464,7 @@
         </w:trPr>
         <w:tc>
           <w:tcPr>
-            <w:tcW w:type="dxa" w:w="1404"/>
+            <w:tcW w:type="dxa" w:w="1444"/>
           </w:tcPr>
           <w:p>
             <w:pPr>
@@ -4406,7 +4483,7 @@
         </w:tc>
         <w:tc>
           <w:tcPr>
-            <w:tcW w:type="dxa" w:w="8462"/>
+            <w:tcW w:type="dxa" w:w="8422"/>
           </w:tcPr>
           <w:p>
             <w:pPr>
@@ -4442,7 +4519,7 @@
         </w:trPr>
         <w:tc>
           <w:tcPr>
-            <w:tcW w:type="dxa" w:w="1404"/>
+            <w:tcW w:type="dxa" w:w="1444"/>
             <w:shd w:val="clear" w:color="auto" w:fill="F8F8FC"/>
           </w:tcPr>
           <w:p>
@@ -4462,7 +4539,7 @@
         </w:tc>
         <w:tc>
           <w:tcPr>
-            <w:tcW w:type="dxa" w:w="8462"/>
+            <w:tcW w:type="dxa" w:w="8422"/>
             <w:shd w:val="clear" w:color="auto" w:fill="F8F8FC"/>
           </w:tcPr>
           <w:p>
@@ -4487,7 +4564,7 @@
         </w:trPr>
         <w:tc>
           <w:tcPr>
-            <w:tcW w:type="dxa" w:w="1404"/>
+            <w:tcW w:type="dxa" w:w="1444"/>
           </w:tcPr>
           <w:p>
             <w:pPr>
@@ -4506,7 +4583,7 @@
         </w:tc>
         <w:tc>
           <w:tcPr>
-            <w:tcW w:type="dxa" w:w="8462"/>
+            <w:tcW w:type="dxa" w:w="8422"/>
           </w:tcPr>
           <w:p>
             <w:pPr>
@@ -4530,7 +4607,7 @@
         </w:trPr>
         <w:tc>
           <w:tcPr>
-            <w:tcW w:type="dxa" w:w="1404"/>
+            <w:tcW w:type="dxa" w:w="1444"/>
             <w:shd w:val="clear" w:color="auto" w:fill="F8F8FC"/>
           </w:tcPr>
           <w:p>
@@ -4550,7 +4627,7 @@
         </w:tc>
         <w:tc>
           <w:tcPr>
-            <w:tcW w:type="dxa" w:w="8462"/>
+            <w:tcW w:type="dxa" w:w="8422"/>
             <w:shd w:val="clear" w:color="auto" w:fill="F8F8FC"/>
           </w:tcPr>
           <w:p>
@@ -4575,7 +4652,7 @@
         </w:trPr>
         <w:tc>
           <w:tcPr>
-            <w:tcW w:type="dxa" w:w="1404"/>
+            <w:tcW w:type="dxa" w:w="1444"/>
           </w:tcPr>
           <w:p>
             <w:pPr>
@@ -4594,7 +4671,7 @@
         </w:tc>
         <w:tc>
           <w:tcPr>
-            <w:tcW w:type="dxa" w:w="8462"/>
+            <w:tcW w:type="dxa" w:w="8422"/>
           </w:tcPr>
           <w:p>
             <w:pPr>
@@ -4630,7 +4707,7 @@
         </w:trPr>
         <w:tc>
           <w:tcPr>
-            <w:tcW w:type="dxa" w:w="1404"/>
+            <w:tcW w:type="dxa" w:w="1444"/>
             <w:shd w:val="clear" w:color="auto" w:fill="F8F8FC"/>
           </w:tcPr>
           <w:p>
@@ -4650,7 +4727,7 @@
         </w:tc>
         <w:tc>
           <w:tcPr>
-            <w:tcW w:type="dxa" w:w="8462"/>
+            <w:tcW w:type="dxa" w:w="8422"/>
             <w:shd w:val="clear" w:color="auto" w:fill="F8F8FC"/>
           </w:tcPr>
           <w:p>
@@ -4687,7 +4764,7 @@
         </w:trPr>
         <w:tc>
           <w:tcPr>
-            <w:tcW w:type="dxa" w:w="1404"/>
+            <w:tcW w:type="dxa" w:w="1444"/>
           </w:tcPr>
           <w:p>
             <w:pPr>
@@ -4706,7 +4783,7 @@
         </w:tc>
         <w:tc>
           <w:tcPr>
-            <w:tcW w:type="dxa" w:w="8462"/>
+            <w:tcW w:type="dxa" w:w="8422"/>
           </w:tcPr>
           <w:p>
             <w:pPr>
@@ -4730,7 +4807,7 @@
         </w:trPr>
         <w:tc>
           <w:tcPr>
-            <w:tcW w:type="dxa" w:w="1404"/>
+            <w:tcW w:type="dxa" w:w="1444"/>
             <w:shd w:val="clear" w:color="auto" w:fill="F8F8FC"/>
           </w:tcPr>
           <w:p>
@@ -4750,7 +4827,7 @@
         </w:tc>
         <w:tc>
           <w:tcPr>
-            <w:tcW w:type="dxa" w:w="8462"/>
+            <w:tcW w:type="dxa" w:w="8422"/>
             <w:shd w:val="clear" w:color="auto" w:fill="F8F8FC"/>
           </w:tcPr>
           <w:p>
@@ -4775,7 +4852,7 @@
         </w:trPr>
         <w:tc>
           <w:tcPr>
-            <w:tcW w:type="dxa" w:w="1404"/>
+            <w:tcW w:type="dxa" w:w="1444"/>
           </w:tcPr>
           <w:p>
             <w:pPr>
@@ -4794,7 +4871,7 @@
         </w:tc>
         <w:tc>
           <w:tcPr>
-            <w:tcW w:type="dxa" w:w="8462"/>
+            <w:tcW w:type="dxa" w:w="8422"/>
           </w:tcPr>
           <w:p>
             <w:pPr>
@@ -4830,7 +4907,7 @@
         </w:trPr>
         <w:tc>
           <w:tcPr>
-            <w:tcW w:type="dxa" w:w="1404"/>
+            <w:tcW w:type="dxa" w:w="1444"/>
             <w:shd w:val="clear" w:color="auto" w:fill="F8F8FC"/>
           </w:tcPr>
           <w:p>
@@ -4850,7 +4927,7 @@
         </w:tc>
         <w:tc>
           <w:tcPr>
-            <w:tcW w:type="dxa" w:w="8462"/>
+            <w:tcW w:type="dxa" w:w="8422"/>
             <w:shd w:val="clear" w:color="auto" w:fill="F8F8FC"/>
           </w:tcPr>
           <w:p>
@@ -4887,7 +4964,7 @@
         </w:trPr>
         <w:tc>
           <w:tcPr>
-            <w:tcW w:type="dxa" w:w="1404"/>
+            <w:tcW w:type="dxa" w:w="1444"/>
           </w:tcPr>
           <w:p>
             <w:pPr>
@@ -4906,7 +4983,7 @@
         </w:tc>
         <w:tc>
           <w:tcPr>
-            <w:tcW w:type="dxa" w:w="8462"/>
+            <w:tcW w:type="dxa" w:w="8422"/>
           </w:tcPr>
           <w:p>
             <w:pPr>
@@ -4985,8 +5062,8 @@
         <w:tblLook w:firstColumn="1" w:firstRow="1" w:lastColumn="0" w:lastRow="0" w:noHBand="0" w:noVBand="1" w:val="04A0"/>
       </w:tblPr>
       <w:tblGrid>
-        <w:gridCol w:w="1404"/>
-        <w:gridCol w:w="8462"/>
+        <w:gridCol w:w="1444"/>
+        <w:gridCol w:w="8422"/>
       </w:tblGrid>
       <w:tr>
         <w:trPr>
@@ -4995,7 +5072,7 @@
         </w:trPr>
         <w:tc>
           <w:tcPr>
-            <w:tcW w:type="dxa" w:w="1404"/>
+            <w:tcW w:type="dxa" w:w="1444"/>
             <w:shd w:val="clear" w:color="auto" w:fill="E8E8F4"/>
           </w:tcPr>
           <w:p>
@@ -5017,7 +5094,7 @@
         </w:tc>
         <w:tc>
           <w:tcPr>
-            <w:tcW w:type="dxa" w:w="8462"/>
+            <w:tcW w:type="dxa" w:w="8422"/>
             <w:shd w:val="clear" w:color="auto" w:fill="E8E8F4"/>
           </w:tcPr>
           <w:p>
@@ -5044,7 +5121,7 @@
         </w:trPr>
         <w:tc>
           <w:tcPr>
-            <w:tcW w:type="dxa" w:w="1404"/>
+            <w:tcW w:type="dxa" w:w="1444"/>
           </w:tcPr>
           <w:p>
             <w:pPr>
@@ -5063,7 +5140,7 @@
         </w:tc>
         <w:tc>
           <w:tcPr>
-            <w:tcW w:type="dxa" w:w="8462"/>
+            <w:tcW w:type="dxa" w:w="8422"/>
           </w:tcPr>
           <w:p>
             <w:pPr>
@@ -5099,7 +5176,7 @@
         </w:trPr>
         <w:tc>
           <w:tcPr>
-            <w:tcW w:type="dxa" w:w="1404"/>
+            <w:tcW w:type="dxa" w:w="1444"/>
             <w:shd w:val="clear" w:color="auto" w:fill="F8F8FC"/>
           </w:tcPr>
           <w:p>
@@ -5119,7 +5196,7 @@
         </w:tc>
         <w:tc>
           <w:tcPr>
-            <w:tcW w:type="dxa" w:w="8462"/>
+            <w:tcW w:type="dxa" w:w="8422"/>
             <w:shd w:val="clear" w:color="auto" w:fill="F8F8FC"/>
           </w:tcPr>
           <w:p>
@@ -5156,7 +5233,7 @@
         </w:trPr>
         <w:tc>
           <w:tcPr>
-            <w:tcW w:type="dxa" w:w="1404"/>
+            <w:tcW w:type="dxa" w:w="1444"/>
           </w:tcPr>
           <w:p>
             <w:pPr>
@@ -5175,7 +5252,7 @@
         </w:tc>
         <w:tc>
           <w:tcPr>
-            <w:tcW w:type="dxa" w:w="8462"/>
+            <w:tcW w:type="dxa" w:w="8422"/>
           </w:tcPr>
           <w:p>
             <w:pPr>
@@ -5199,7 +5276,7 @@
         </w:trPr>
         <w:tc>
           <w:tcPr>
-            <w:tcW w:type="dxa" w:w="1404"/>
+            <w:tcW w:type="dxa" w:w="1444"/>
             <w:shd w:val="clear" w:color="auto" w:fill="F8F8FC"/>
           </w:tcPr>
           <w:p>
@@ -5219,7 +5296,7 @@
         </w:tc>
         <w:tc>
           <w:tcPr>
-            <w:tcW w:type="dxa" w:w="8462"/>
+            <w:tcW w:type="dxa" w:w="8422"/>
             <w:shd w:val="clear" w:color="auto" w:fill="F8F8FC"/>
           </w:tcPr>
           <w:p>
@@ -5256,7 +5333,7 @@
         </w:trPr>
         <w:tc>
           <w:tcPr>
-            <w:tcW w:type="dxa" w:w="1404"/>
+            <w:tcW w:type="dxa" w:w="1444"/>
           </w:tcPr>
           <w:p>
             <w:pPr>
@@ -5275,7 +5352,7 @@
         </w:tc>
         <w:tc>
           <w:tcPr>
-            <w:tcW w:type="dxa" w:w="8462"/>
+            <w:tcW w:type="dxa" w:w="8422"/>
           </w:tcPr>
           <w:p>
             <w:pPr>
@@ -5311,7 +5388,7 @@
         </w:trPr>
         <w:tc>
           <w:tcPr>
-            <w:tcW w:type="dxa" w:w="1404"/>
+            <w:tcW w:type="dxa" w:w="1444"/>
             <w:shd w:val="clear" w:color="auto" w:fill="F8F8FC"/>
           </w:tcPr>
           <w:p>
@@ -5331,7 +5408,7 @@
         </w:tc>
         <w:tc>
           <w:tcPr>
-            <w:tcW w:type="dxa" w:w="8462"/>
+            <w:tcW w:type="dxa" w:w="8422"/>
             <w:shd w:val="clear" w:color="auto" w:fill="F8F8FC"/>
           </w:tcPr>
           <w:p>
@@ -5368,7 +5445,7 @@
         </w:trPr>
         <w:tc>
           <w:tcPr>
-            <w:tcW w:type="dxa" w:w="1404"/>
+            <w:tcW w:type="dxa" w:w="1444"/>
           </w:tcPr>
           <w:p>
             <w:pPr>
@@ -5387,7 +5464,7 @@
         </w:tc>
         <w:tc>
           <w:tcPr>
-            <w:tcW w:type="dxa" w:w="8462"/>
+            <w:tcW w:type="dxa" w:w="8422"/>
           </w:tcPr>
           <w:p>
             <w:pPr>
@@ -5423,7 +5500,7 @@
         </w:trPr>
         <w:tc>
           <w:tcPr>
-            <w:tcW w:type="dxa" w:w="1404"/>
+            <w:tcW w:type="dxa" w:w="1444"/>
             <w:shd w:val="clear" w:color="auto" w:fill="F8F8FC"/>
           </w:tcPr>
           <w:p>
@@ -5443,7 +5520,7 @@
         </w:tc>
         <w:tc>
           <w:tcPr>
-            <w:tcW w:type="dxa" w:w="8462"/>
+            <w:tcW w:type="dxa" w:w="8422"/>
             <w:shd w:val="clear" w:color="auto" w:fill="F8F8FC"/>
           </w:tcPr>
           <w:p>
@@ -5468,7 +5545,7 @@
         </w:trPr>
         <w:tc>
           <w:tcPr>
-            <w:tcW w:type="dxa" w:w="1404"/>
+            <w:tcW w:type="dxa" w:w="1444"/>
           </w:tcPr>
           <w:p>
             <w:pPr>
@@ -5487,7 +5564,7 @@
         </w:tc>
         <w:tc>
           <w:tcPr>
-            <w:tcW w:type="dxa" w:w="8462"/>
+            <w:tcW w:type="dxa" w:w="8422"/>
           </w:tcPr>
           <w:p>
             <w:pPr>
@@ -5523,7 +5600,7 @@
         </w:trPr>
         <w:tc>
           <w:tcPr>
-            <w:tcW w:type="dxa" w:w="1404"/>
+            <w:tcW w:type="dxa" w:w="1444"/>
             <w:shd w:val="clear" w:color="auto" w:fill="F8F8FC"/>
           </w:tcPr>
           <w:p>
@@ -5543,7 +5620,7 @@
         </w:tc>
         <w:tc>
           <w:tcPr>
-            <w:tcW w:type="dxa" w:w="8462"/>
+            <w:tcW w:type="dxa" w:w="8422"/>
             <w:shd w:val="clear" w:color="auto" w:fill="F8F8FC"/>
           </w:tcPr>
           <w:p>
@@ -5568,7 +5645,7 @@
         </w:trPr>
         <w:tc>
           <w:tcPr>
-            <w:tcW w:type="dxa" w:w="1404"/>
+            <w:tcW w:type="dxa" w:w="1444"/>
           </w:tcPr>
           <w:p>
             <w:pPr>
@@ -5587,7 +5664,7 @@
         </w:tc>
         <w:tc>
           <w:tcPr>
-            <w:tcW w:type="dxa" w:w="8462"/>
+            <w:tcW w:type="dxa" w:w="8422"/>
           </w:tcPr>
           <w:p>
             <w:pPr>
@@ -5623,7 +5700,7 @@
         </w:trPr>
         <w:tc>
           <w:tcPr>
-            <w:tcW w:type="dxa" w:w="1404"/>
+            <w:tcW w:type="dxa" w:w="1444"/>
             <w:shd w:val="clear" w:color="auto" w:fill="F8F8FC"/>
           </w:tcPr>
           <w:p>
@@ -5643,7 +5720,7 @@
         </w:tc>
         <w:tc>
           <w:tcPr>
-            <w:tcW w:type="dxa" w:w="8462"/>
+            <w:tcW w:type="dxa" w:w="8422"/>
             <w:shd w:val="clear" w:color="auto" w:fill="F8F8FC"/>
           </w:tcPr>
           <w:p>
@@ -5735,8 +5812,8 @@
         <w:tblLook w:firstColumn="1" w:firstRow="1" w:lastColumn="0" w:lastRow="0" w:noHBand="0" w:noVBand="1" w:val="04A0"/>
       </w:tblPr>
       <w:tblGrid>
-        <w:gridCol w:w="1404"/>
-        <w:gridCol w:w="8462"/>
+        <w:gridCol w:w="1444"/>
+        <w:gridCol w:w="8422"/>
       </w:tblGrid>
       <w:tr>
         <w:trPr>
@@ -5745,7 +5822,7 @@
         </w:trPr>
         <w:tc>
           <w:tcPr>
-            <w:tcW w:type="dxa" w:w="1404"/>
+            <w:tcW w:type="dxa" w:w="1444"/>
             <w:shd w:val="clear" w:color="auto" w:fill="E8E8F4"/>
           </w:tcPr>
           <w:p>
@@ -5767,7 +5844,7 @@
         </w:tc>
         <w:tc>
           <w:tcPr>
-            <w:tcW w:type="dxa" w:w="8462"/>
+            <w:tcW w:type="dxa" w:w="8422"/>
             <w:shd w:val="clear" w:color="auto" w:fill="E8E8F4"/>
           </w:tcPr>
           <w:p>
@@ -5794,7 +5871,7 @@
         </w:trPr>
         <w:tc>
           <w:tcPr>
-            <w:tcW w:type="dxa" w:w="1404"/>
+            <w:tcW w:type="dxa" w:w="1444"/>
           </w:tcPr>
           <w:p>
             <w:pPr>
@@ -5813,7 +5890,7 @@
         </w:tc>
         <w:tc>
           <w:tcPr>
-            <w:tcW w:type="dxa" w:w="8462"/>
+            <w:tcW w:type="dxa" w:w="8422"/>
           </w:tcPr>
           <w:p>
             <w:pPr>
@@ -5849,7 +5926,7 @@
         </w:trPr>
         <w:tc>
           <w:tcPr>
-            <w:tcW w:type="dxa" w:w="1404"/>
+            <w:tcW w:type="dxa" w:w="1444"/>
             <w:shd w:val="clear" w:color="auto" w:fill="F8F8FC"/>
           </w:tcPr>
           <w:p>
@@ -5869,7 +5946,7 @@
         </w:tc>
         <w:tc>
           <w:tcPr>
-            <w:tcW w:type="dxa" w:w="8462"/>
+            <w:tcW w:type="dxa" w:w="8422"/>
             <w:shd w:val="clear" w:color="auto" w:fill="F8F8FC"/>
           </w:tcPr>
           <w:p>
@@ -5906,7 +5983,7 @@
         </w:trPr>
         <w:tc>
           <w:tcPr>
-            <w:tcW w:type="dxa" w:w="1404"/>
+            <w:tcW w:type="dxa" w:w="1444"/>
           </w:tcPr>
           <w:p>
             <w:pPr>
@@ -5925,7 +6002,7 @@
         </w:tc>
         <w:tc>
           <w:tcPr>
-            <w:tcW w:type="dxa" w:w="8462"/>
+            <w:tcW w:type="dxa" w:w="8422"/>
           </w:tcPr>
           <w:p>
             <w:pPr>
@@ -5949,7 +6026,7 @@
         </w:trPr>
         <w:tc>
           <w:tcPr>
-            <w:tcW w:type="dxa" w:w="1404"/>
+            <w:tcW w:type="dxa" w:w="1444"/>
             <w:shd w:val="clear" w:color="auto" w:fill="F8F8FC"/>
           </w:tcPr>
           <w:p>
@@ -5969,7 +6046,7 @@
         </w:tc>
         <w:tc>
           <w:tcPr>
-            <w:tcW w:type="dxa" w:w="8462"/>
+            <w:tcW w:type="dxa" w:w="8422"/>
             <w:shd w:val="clear" w:color="auto" w:fill="F8F8FC"/>
           </w:tcPr>
           <w:p>
@@ -6006,7 +6083,7 @@
         </w:trPr>
         <w:tc>
           <w:tcPr>
-            <w:tcW w:type="dxa" w:w="1404"/>
+            <w:tcW w:type="dxa" w:w="1444"/>
           </w:tcPr>
           <w:p>
             <w:pPr>
@@ -6025,7 +6102,7 @@
         </w:tc>
         <w:tc>
           <w:tcPr>
-            <w:tcW w:type="dxa" w:w="8462"/>
+            <w:tcW w:type="dxa" w:w="8422"/>
           </w:tcPr>
           <w:p>
             <w:pPr>
@@ -6049,7 +6126,7 @@
         </w:trPr>
         <w:tc>
           <w:tcPr>
-            <w:tcW w:type="dxa" w:w="1404"/>
+            <w:tcW w:type="dxa" w:w="1444"/>
             <w:shd w:val="clear" w:color="auto" w:fill="F8F8FC"/>
           </w:tcPr>
           <w:p>
@@ -6069,7 +6146,7 @@
         </w:tc>
         <w:tc>
           <w:tcPr>
-            <w:tcW w:type="dxa" w:w="8462"/>
+            <w:tcW w:type="dxa" w:w="8422"/>
             <w:shd w:val="clear" w:color="auto" w:fill="F8F8FC"/>
           </w:tcPr>
           <w:p>
@@ -6094,7 +6171,7 @@
         </w:trPr>
         <w:tc>
           <w:tcPr>
-            <w:tcW w:type="dxa" w:w="1404"/>
+            <w:tcW w:type="dxa" w:w="1444"/>
           </w:tcPr>
           <w:p>
             <w:pPr>
@@ -6113,7 +6190,7 @@
         </w:tc>
         <w:tc>
           <w:tcPr>
-            <w:tcW w:type="dxa" w:w="8462"/>
+            <w:tcW w:type="dxa" w:w="8422"/>
           </w:tcPr>
           <w:p>
             <w:pPr>
@@ -6149,7 +6226,7 @@
         </w:trPr>
         <w:tc>
           <w:tcPr>
-            <w:tcW w:type="dxa" w:w="1404"/>
+            <w:tcW w:type="dxa" w:w="1444"/>
             <w:shd w:val="clear" w:color="auto" w:fill="F8F8FC"/>
           </w:tcPr>
           <w:p>
@@ -6169,7 +6246,7 @@
         </w:tc>
         <w:tc>
           <w:tcPr>
-            <w:tcW w:type="dxa" w:w="8462"/>
+            <w:tcW w:type="dxa" w:w="8422"/>
             <w:shd w:val="clear" w:color="auto" w:fill="F8F8FC"/>
           </w:tcPr>
           <w:p>
@@ -6194,7 +6271,7 @@
         </w:trPr>
         <w:tc>
           <w:tcPr>
-            <w:tcW w:type="dxa" w:w="1404"/>
+            <w:tcW w:type="dxa" w:w="1444"/>
           </w:tcPr>
           <w:p>
             <w:pPr>
@@ -6213,7 +6290,7 @@
         </w:tc>
         <w:tc>
           <w:tcPr>
-            <w:tcW w:type="dxa" w:w="8462"/>
+            <w:tcW w:type="dxa" w:w="8422"/>
           </w:tcPr>
           <w:p>
             <w:pPr>
@@ -6249,7 +6326,7 @@
         </w:trPr>
         <w:tc>
           <w:tcPr>
-            <w:tcW w:type="dxa" w:w="1404"/>
+            <w:tcW w:type="dxa" w:w="1444"/>
             <w:shd w:val="clear" w:color="auto" w:fill="F8F8FC"/>
           </w:tcPr>
           <w:p>
@@ -6269,7 +6346,7 @@
         </w:tc>
         <w:tc>
           <w:tcPr>
-            <w:tcW w:type="dxa" w:w="8462"/>
+            <w:tcW w:type="dxa" w:w="8422"/>
             <w:shd w:val="clear" w:color="auto" w:fill="F8F8FC"/>
           </w:tcPr>
           <w:p>
@@ -6306,7 +6383,7 @@
         </w:trPr>
         <w:tc>
           <w:tcPr>
-            <w:tcW w:type="dxa" w:w="1404"/>
+            <w:tcW w:type="dxa" w:w="1444"/>
           </w:tcPr>
           <w:p>
             <w:pPr>
@@ -6325,7 +6402,7 @@
         </w:tc>
         <w:tc>
           <w:tcPr>
-            <w:tcW w:type="dxa" w:w="8462"/>
+            <w:tcW w:type="dxa" w:w="8422"/>
           </w:tcPr>
           <w:p>
             <w:pPr>
@@ -6349,7 +6426,7 @@
         </w:trPr>
         <w:tc>
           <w:tcPr>
-            <w:tcW w:type="dxa" w:w="1404"/>
+            <w:tcW w:type="dxa" w:w="1444"/>
             <w:shd w:val="clear" w:color="auto" w:fill="F8F8FC"/>
           </w:tcPr>
           <w:p>
@@ -6369,7 +6446,7 @@
         </w:tc>
         <w:tc>
           <w:tcPr>
-            <w:tcW w:type="dxa" w:w="8462"/>
+            <w:tcW w:type="dxa" w:w="8422"/>
             <w:shd w:val="clear" w:color="auto" w:fill="F8F8FC"/>
           </w:tcPr>
           <w:p>
@@ -6406,7 +6483,7 @@
         </w:trPr>
         <w:tc>
           <w:tcPr>
-            <w:tcW w:type="dxa" w:w="1404"/>
+            <w:tcW w:type="dxa" w:w="1444"/>
           </w:tcPr>
           <w:p>
             <w:pPr>
@@ -6425,7 +6502,7 @@
         </w:tc>
         <w:tc>
           <w:tcPr>
-            <w:tcW w:type="dxa" w:w="8462"/>
+            <w:tcW w:type="dxa" w:w="8422"/>
           </w:tcPr>
           <w:p>
             <w:pPr>
@@ -6461,7 +6538,7 @@
         </w:trPr>
         <w:tc>
           <w:tcPr>
-            <w:tcW w:type="dxa" w:w="1404"/>
+            <w:tcW w:type="dxa" w:w="1444"/>
             <w:shd w:val="clear" w:color="auto" w:fill="F8F8FC"/>
           </w:tcPr>
           <w:p>
@@ -6481,7 +6558,7 @@
         </w:tc>
         <w:tc>
           <w:tcPr>
-            <w:tcW w:type="dxa" w:w="8462"/>
+            <w:tcW w:type="dxa" w:w="8422"/>
             <w:shd w:val="clear" w:color="auto" w:fill="F8F8FC"/>
           </w:tcPr>
           <w:p>
@@ -6518,7 +6595,7 @@
         </w:trPr>
         <w:tc>
           <w:tcPr>
-            <w:tcW w:type="dxa" w:w="1404"/>
+            <w:tcW w:type="dxa" w:w="1444"/>
           </w:tcPr>
           <w:p>
             <w:pPr>
@@ -6537,7 +6614,7 @@
         </w:tc>
         <w:tc>
           <w:tcPr>
-            <w:tcW w:type="dxa" w:w="8462"/>
+            <w:tcW w:type="dxa" w:w="8422"/>
           </w:tcPr>
           <w:p>
             <w:pPr>
@@ -6573,7 +6650,7 @@
         </w:trPr>
         <w:tc>
           <w:tcPr>
-            <w:tcW w:type="dxa" w:w="1404"/>
+            <w:tcW w:type="dxa" w:w="1444"/>
             <w:shd w:val="clear" w:color="auto" w:fill="F8F8FC"/>
           </w:tcPr>
           <w:p>
@@ -6593,7 +6670,7 @@
         </w:tc>
         <w:tc>
           <w:tcPr>
-            <w:tcW w:type="dxa" w:w="8462"/>
+            <w:tcW w:type="dxa" w:w="8422"/>
             <w:shd w:val="clear" w:color="auto" w:fill="F8F8FC"/>
           </w:tcPr>
           <w:p>
@@ -6630,7 +6707,7 @@
         </w:trPr>
         <w:tc>
           <w:tcPr>
-            <w:tcW w:type="dxa" w:w="1404"/>
+            <w:tcW w:type="dxa" w:w="1444"/>
           </w:tcPr>
           <w:p>
             <w:pPr>
@@ -6649,7 +6726,7 @@
         </w:tc>
         <w:tc>
           <w:tcPr>
-            <w:tcW w:type="dxa" w:w="8462"/>
+            <w:tcW w:type="dxa" w:w="8422"/>
           </w:tcPr>
           <w:p>
             <w:pPr>
@@ -6740,8 +6817,8 @@
         <w:tblLook w:firstColumn="1" w:firstRow="1" w:lastColumn="0" w:lastRow="0" w:noHBand="0" w:noVBand="1" w:val="04A0"/>
       </w:tblPr>
       <w:tblGrid>
-        <w:gridCol w:w="1404"/>
-        <w:gridCol w:w="8462"/>
+        <w:gridCol w:w="1444"/>
+        <w:gridCol w:w="8422"/>
       </w:tblGrid>
       <w:tr>
         <w:trPr>
@@ -6750,7 +6827,7 @@
         </w:trPr>
         <w:tc>
           <w:tcPr>
-            <w:tcW w:type="dxa" w:w="1404"/>
+            <w:tcW w:type="dxa" w:w="1444"/>
             <w:shd w:val="clear" w:color="auto" w:fill="E8E8F4"/>
           </w:tcPr>
           <w:p>
@@ -6772,7 +6849,7 @@
         </w:tc>
         <w:tc>
           <w:tcPr>
-            <w:tcW w:type="dxa" w:w="8462"/>
+            <w:tcW w:type="dxa" w:w="8422"/>
             <w:shd w:val="clear" w:color="auto" w:fill="E8E8F4"/>
           </w:tcPr>
           <w:p>
@@ -6799,7 +6876,7 @@
         </w:trPr>
         <w:tc>
           <w:tcPr>
-            <w:tcW w:type="dxa" w:w="1404"/>
+            <w:tcW w:type="dxa" w:w="1444"/>
           </w:tcPr>
           <w:p>
             <w:pPr>
@@ -6818,7 +6895,7 @@
         </w:tc>
         <w:tc>
           <w:tcPr>
-            <w:tcW w:type="dxa" w:w="8462"/>
+            <w:tcW w:type="dxa" w:w="8422"/>
           </w:tcPr>
           <w:p>
             <w:pPr>
@@ -6854,7 +6931,7 @@
         </w:trPr>
         <w:tc>
           <w:tcPr>
-            <w:tcW w:type="dxa" w:w="1404"/>
+            <w:tcW w:type="dxa" w:w="1444"/>
             <w:shd w:val="clear" w:color="auto" w:fill="F8F8FC"/>
           </w:tcPr>
           <w:p>
@@ -6874,7 +6951,7 @@
         </w:tc>
         <w:tc>
           <w:tcPr>
-            <w:tcW w:type="dxa" w:w="8462"/>
+            <w:tcW w:type="dxa" w:w="8422"/>
             <w:shd w:val="clear" w:color="auto" w:fill="F8F8FC"/>
           </w:tcPr>
           <w:p>
@@ -6911,7 +6988,7 @@
         </w:trPr>
         <w:tc>
           <w:tcPr>
-            <w:tcW w:type="dxa" w:w="1404"/>
+            <w:tcW w:type="dxa" w:w="1444"/>
           </w:tcPr>
           <w:p>
             <w:pPr>
@@ -6930,7 +7007,7 @@
         </w:tc>
         <w:tc>
           <w:tcPr>
-            <w:tcW w:type="dxa" w:w="8462"/>
+            <w:tcW w:type="dxa" w:w="8422"/>
           </w:tcPr>
           <w:p>
             <w:pPr>
@@ -6966,7 +7043,7 @@
         </w:trPr>
         <w:tc>
           <w:tcPr>
-            <w:tcW w:type="dxa" w:w="1404"/>
+            <w:tcW w:type="dxa" w:w="1444"/>
             <w:shd w:val="clear" w:color="auto" w:fill="F8F8FC"/>
           </w:tcPr>
           <w:p>
@@ -6986,7 +7063,7 @@
         </w:tc>
         <w:tc>
           <w:tcPr>
-            <w:tcW w:type="dxa" w:w="8462"/>
+            <w:tcW w:type="dxa" w:w="8422"/>
             <w:shd w:val="clear" w:color="auto" w:fill="F8F8FC"/>
           </w:tcPr>
           <w:p>
@@ -7023,7 +7100,7 @@
         </w:trPr>
         <w:tc>
           <w:tcPr>
-            <w:tcW w:type="dxa" w:w="1404"/>
+            <w:tcW w:type="dxa" w:w="1444"/>
           </w:tcPr>
           <w:p>
             <w:pPr>
@@ -7042,7 +7119,7 @@
         </w:tc>
         <w:tc>
           <w:tcPr>
-            <w:tcW w:type="dxa" w:w="8462"/>
+            <w:tcW w:type="dxa" w:w="8422"/>
           </w:tcPr>
           <w:p>
             <w:pPr>
@@ -7066,7 +7143,7 @@
         </w:trPr>
         <w:tc>
           <w:tcPr>
-            <w:tcW w:type="dxa" w:w="1404"/>
+            <w:tcW w:type="dxa" w:w="1444"/>
             <w:shd w:val="clear" w:color="auto" w:fill="F8F8FC"/>
           </w:tcPr>
           <w:p>
@@ -7086,7 +7163,7 @@
         </w:tc>
         <w:tc>
           <w:tcPr>
-            <w:tcW w:type="dxa" w:w="8462"/>
+            <w:tcW w:type="dxa" w:w="8422"/>
             <w:shd w:val="clear" w:color="auto" w:fill="F8F8FC"/>
           </w:tcPr>
           <w:p>
@@ -7166,8 +7243,8 @@
         <w:tblLook w:firstColumn="1" w:firstRow="1" w:lastColumn="0" w:lastRow="0" w:noHBand="0" w:noVBand="1" w:val="04A0"/>
       </w:tblPr>
       <w:tblGrid>
-        <w:gridCol w:w="1404"/>
-        <w:gridCol w:w="8462"/>
+        <w:gridCol w:w="1444"/>
+        <w:gridCol w:w="8422"/>
       </w:tblGrid>
       <w:tr>
         <w:trPr>
@@ -7176,7 +7253,7 @@
         </w:trPr>
         <w:tc>
           <w:tcPr>
-            <w:tcW w:type="dxa" w:w="1404"/>
+            <w:tcW w:type="dxa" w:w="1444"/>
             <w:shd w:val="clear" w:color="auto" w:fill="E8E8F4"/>
           </w:tcPr>
           <w:p>
@@ -7198,7 +7275,7 @@
         </w:tc>
         <w:tc>
           <w:tcPr>
-            <w:tcW w:type="dxa" w:w="8462"/>
+            <w:tcW w:type="dxa" w:w="8422"/>
             <w:shd w:val="clear" w:color="auto" w:fill="E8E8F4"/>
           </w:tcPr>
           <w:p>
@@ -7225,7 +7302,7 @@
         </w:trPr>
         <w:tc>
           <w:tcPr>
-            <w:tcW w:type="dxa" w:w="1404"/>
+            <w:tcW w:type="dxa" w:w="1444"/>
           </w:tcPr>
           <w:p>
             <w:pPr>
@@ -7244,7 +7321,7 @@
         </w:tc>
         <w:tc>
           <w:tcPr>
-            <w:tcW w:type="dxa" w:w="8462"/>
+            <w:tcW w:type="dxa" w:w="8422"/>
           </w:tcPr>
           <w:p>
             <w:pPr>
@@ -7280,7 +7357,7 @@
         </w:trPr>
         <w:tc>
           <w:tcPr>
-            <w:tcW w:type="dxa" w:w="1404"/>
+            <w:tcW w:type="dxa" w:w="1444"/>
             <w:shd w:val="clear" w:color="auto" w:fill="F8F8FC"/>
           </w:tcPr>
           <w:p>
@@ -7300,7 +7377,7 @@
         </w:tc>
         <w:tc>
           <w:tcPr>
-            <w:tcW w:type="dxa" w:w="8462"/>
+            <w:tcW w:type="dxa" w:w="8422"/>
             <w:shd w:val="clear" w:color="auto" w:fill="F8F8FC"/>
           </w:tcPr>
           <w:p>
@@ -7337,7 +7414,7 @@
         </w:trPr>
         <w:tc>
           <w:tcPr>
-            <w:tcW w:type="dxa" w:w="1404"/>
+            <w:tcW w:type="dxa" w:w="1444"/>
           </w:tcPr>
           <w:p>
             <w:pPr>
@@ -7356,7 +7433,7 @@
         </w:tc>
         <w:tc>
           <w:tcPr>
-            <w:tcW w:type="dxa" w:w="8462"/>
+            <w:tcW w:type="dxa" w:w="8422"/>
           </w:tcPr>
           <w:p>
             <w:pPr>
@@ -7380,7 +7457,7 @@
         </w:trPr>
         <w:tc>
           <w:tcPr>
-            <w:tcW w:type="dxa" w:w="1404"/>
+            <w:tcW w:type="dxa" w:w="1444"/>
             <w:shd w:val="clear" w:color="auto" w:fill="F8F8FC"/>
           </w:tcPr>
           <w:p>
@@ -7400,7 +7477,7 @@
         </w:tc>
         <w:tc>
           <w:tcPr>
-            <w:tcW w:type="dxa" w:w="8462"/>
+            <w:tcW w:type="dxa" w:w="8422"/>
             <w:shd w:val="clear" w:color="auto" w:fill="F8F8FC"/>
           </w:tcPr>
           <w:p>
@@ -7437,7 +7514,7 @@
         </w:trPr>
         <w:tc>
           <w:tcPr>
-            <w:tcW w:type="dxa" w:w="1404"/>
+            <w:tcW w:type="dxa" w:w="1444"/>
           </w:tcPr>
           <w:p>
             <w:pPr>
@@ -7456,7 +7533,7 @@
         </w:tc>
         <w:tc>
           <w:tcPr>
-            <w:tcW w:type="dxa" w:w="8462"/>
+            <w:tcW w:type="dxa" w:w="8422"/>
           </w:tcPr>
           <w:p>
             <w:pPr>
@@ -7492,7 +7569,7 @@
         </w:trPr>
         <w:tc>
           <w:tcPr>
-            <w:tcW w:type="dxa" w:w="1404"/>
+            <w:tcW w:type="dxa" w:w="1444"/>
             <w:shd w:val="clear" w:color="auto" w:fill="F8F8FC"/>
           </w:tcPr>
           <w:p>
@@ -7512,7 +7589,7 @@
         </w:tc>
         <w:tc>
           <w:tcPr>
-            <w:tcW w:type="dxa" w:w="8462"/>
+            <w:tcW w:type="dxa" w:w="8422"/>
             <w:shd w:val="clear" w:color="auto" w:fill="F8F8FC"/>
           </w:tcPr>
           <w:p>
@@ -7549,7 +7626,7 @@
         </w:trPr>
         <w:tc>
           <w:tcPr>
-            <w:tcW w:type="dxa" w:w="1404"/>
+            <w:tcW w:type="dxa" w:w="1444"/>
           </w:tcPr>
           <w:p>
             <w:pPr>
@@ -7568,7 +7645,7 @@
         </w:tc>
         <w:tc>
           <w:tcPr>
-            <w:tcW w:type="dxa" w:w="8462"/>
+            <w:tcW w:type="dxa" w:w="8422"/>
           </w:tcPr>
           <w:p>
             <w:pPr>
@@ -7604,7 +7681,7 @@
         </w:trPr>
         <w:tc>
           <w:tcPr>
-            <w:tcW w:type="dxa" w:w="1404"/>
+            <w:tcW w:type="dxa" w:w="1444"/>
             <w:shd w:val="clear" w:color="auto" w:fill="F8F8FC"/>
           </w:tcPr>
           <w:p>
@@ -7624,7 +7701,7 @@
         </w:tc>
         <w:tc>
           <w:tcPr>
-            <w:tcW w:type="dxa" w:w="8462"/>
+            <w:tcW w:type="dxa" w:w="8422"/>
             <w:shd w:val="clear" w:color="auto" w:fill="F8F8FC"/>
           </w:tcPr>
           <w:p>
@@ -7690,9 +7767,41 @@
           <w:sz w:val="30"/>
           <w:szCs w:val="30"/>
         </w:rPr>
-        <w:t xml:space="preserve">이벤트 · 경품 · 발표</w:t>
+        <w:t xml:space="preserve">키노트(14:50) 뒤 나올 질문</w:t>
       </w:r>
       <w:bookmarkEnd w:id="14"/>
+    </w:p>
+    <w:p>
+      <w:pPr>
+        <w:spacing w:after="140" w:line="320" w:lineRule="exact"/>
+      </w:pPr>
+      <w:r>
+        <w:rPr>
+          <w:rFonts w:ascii="Malgun Gothic" w:hAnsi="Malgun Gothic" w:eastAsia="Malgun Gothic" w:cs="Malgun Gothic"/>
+          <w:color w:val="1B1B48"/>
+          <w:sz w:val="20"/>
+          <w:szCs w:val="20"/>
+        </w:rPr>
+        <w:t xml:space="preserve">대표님 키노트는 웨더 데이터 이코노미를 세 층(DePIN 수집 → AI 인프라 정제 → 예측시장 · 파라메트릭 보험 · 의사결정 인텔리전스)으로 설명하고 XRP 레저 · 플레어를 고른 이유를 말한다. 15:05 뒤 부스로 오는 사람은 그 문장을 들고 온다. 번역 전문과 원고 수정 제안은 </w:t>
+      </w:r>
+      <w:r>
+        <w:rPr>
+          <w:rFonts w:ascii="Malgun Gothic" w:hAnsi="Malgun Gothic" w:eastAsia="Malgun Gothic" w:cs="Malgun Gothic"/>
+          <w:color w:val="6B6B8C"/>
+          <w:sz w:val="20"/>
+          <w:szCs w:val="20"/>
+        </w:rPr>
+        <w:t xml:space="preserve">reports/XRP SEOUL 2026 키노트 국문 번역.md</w:t>
+      </w:r>
+      <w:r>
+        <w:rPr>
+          <w:rFonts w:ascii="Malgun Gothic" w:hAnsi="Malgun Gothic" w:eastAsia="Malgun Gothic" w:cs="Malgun Gothic"/>
+          <w:color w:val="1B1B48"/>
+          <w:sz w:val="20"/>
+          <w:szCs w:val="20"/>
+        </w:rPr>
+        <w:t xml:space="preserve">.</w:t>
+      </w:r>
     </w:p>
     <w:tbl>
       <w:tblPr>
@@ -7716,8 +7825,8 @@
         <w:tblLook w:firstColumn="1" w:firstRow="1" w:lastColumn="0" w:lastRow="0" w:noHBand="0" w:noVBand="1" w:val="04A0"/>
       </w:tblPr>
       <w:tblGrid>
-        <w:gridCol w:w="1404"/>
-        <w:gridCol w:w="8462"/>
+        <w:gridCol w:w="1444"/>
+        <w:gridCol w:w="8422"/>
       </w:tblGrid>
       <w:tr>
         <w:trPr>
@@ -7726,7 +7835,7 @@
         </w:trPr>
         <w:tc>
           <w:tcPr>
-            <w:tcW w:type="dxa" w:w="1404"/>
+            <w:tcW w:type="dxa" w:w="1444"/>
             <w:shd w:val="clear" w:color="auto" w:fill="E8E8F4"/>
           </w:tcPr>
           <w:p>
@@ -7748,7 +7857,7 @@
         </w:tc>
         <w:tc>
           <w:tcPr>
-            <w:tcW w:type="dxa" w:w="8462"/>
+            <w:tcW w:type="dxa" w:w="8422"/>
             <w:shd w:val="clear" w:color="auto" w:fill="E8E8F4"/>
           </w:tcPr>
           <w:p>
@@ -7775,39 +7884,39 @@
         </w:trPr>
         <w:tc>
           <w:tcPr>
-            <w:tcW w:type="dxa" w:w="1404"/>
-          </w:tcPr>
-          <w:p>
-            <w:pPr>
-              <w:spacing w:after="0" w:line="240" w:lineRule="exact"/>
-            </w:pPr>
-            <w:r>
-              <w:rPr>
-                <w:rFonts w:ascii="Malgun Gothic" w:hAnsi="Malgun Gothic" w:eastAsia="Malgun Gothic" w:cs="Malgun Gothic"/>
-                <w:color w:val="1B1B48"/>
-                <w:sz w:val="17"/>
-                <w:szCs w:val="17"/>
-              </w:rPr>
-              <w:t xml:space="preserve">경품 뭐 있어요?</w:t>
-            </w:r>
-          </w:p>
-        </w:tc>
-        <w:tc>
-          <w:tcPr>
-            <w:tcW w:type="dxa" w:w="8462"/>
-          </w:tcPr>
-          <w:p>
-            <w:pPr>
-              <w:spacing w:after="0" w:line="240" w:lineRule="exact"/>
-            </w:pPr>
-            <w:r>
-              <w:rPr>
-                <w:rFonts w:ascii="Malgun Gothic" w:hAnsi="Malgun Gothic" w:eastAsia="Malgun Gothic" w:cs="Malgun Gothic"/>
-                <w:color w:val="1B1B48"/>
-                <w:sz w:val="17"/>
-                <w:szCs w:val="17"/>
-              </w:rPr>
-              <w:t xml:space="preserve">X(트위터) 공식 계정 팔로우와 지정 게시글 리포스트를 하시면 물티슈, 디스코드에 들어오시면 에코백(한정), 현장에서 측정기나 이용권을 사시면 우산을 드립니다.</w:t>
+            <w:tcW w:type="dxa" w:w="1444"/>
+          </w:tcPr>
+          <w:p>
+            <w:pPr>
+              <w:spacing w:after="0" w:line="240" w:lineRule="exact"/>
+            </w:pPr>
+            <w:r>
+              <w:rPr>
+                <w:rFonts w:ascii="Malgun Gothic" w:hAnsi="Malgun Gothic" w:eastAsia="Malgun Gothic" w:cs="Malgun Gothic"/>
+                <w:color w:val="1B1B48"/>
+                <w:sz w:val="17"/>
+                <w:szCs w:val="17"/>
+              </w:rPr>
+              <w:t xml:space="preserve">발표에서 예측시장 얘기하던데, 어디랑 해요? 한국에서도 돼요?</w:t>
+            </w:r>
+          </w:p>
+        </w:tc>
+        <w:tc>
+          <w:tcPr>
+            <w:tcW w:type="dxa" w:w="8422"/>
+          </w:tcPr>
+          <w:p>
+            <w:pPr>
+              <w:spacing w:after="0" w:line="240" w:lineRule="exact"/>
+            </w:pPr>
+            <w:r>
+              <w:rPr>
+                <w:rFonts w:ascii="Malgun Gothic" w:hAnsi="Malgun Gothic" w:eastAsia="Malgun Gothic" w:cs="Malgun Gothic"/>
+                <w:color w:val="1B1B48"/>
+                <w:sz w:val="17"/>
+                <w:szCs w:val="17"/>
+              </w:rPr>
+              <w:t xml:space="preserve">대표님 발표는 검증된 날씨 지수가 쓰일 수 있는 곳으로 예측시장 · 파라메트릭 보험 · 기업 의사결정을 소개한 것입니다. 저희가 예측시장을 운영하지는 않고, 특정 플랫폼 · 고객 · 계약 이야기는 드리지 않습니다.</w:t>
             </w:r>
             <w:r>
               <w:br/>
@@ -7819,7 +7928,7 @@
                 <w:sz w:val="17"/>
                 <w:szCs w:val="17"/>
               </w:rPr>
-              <w:t xml:space="preserve">주의: 수량 — 물티슈 2,000 · 에코백 1,000 · 우산 200</w:t>
+              <w:t xml:space="preserve">주의: 플랫폼 · 고객 이름 0 · 한국 이용 · 베팅 이야기 0 · 「정산」 단어 쓰지 않기</w:t>
             </w:r>
           </w:p>
         </w:tc>
@@ -7830,7 +7939,7 @@
         </w:trPr>
         <w:tc>
           <w:tcPr>
-            <w:tcW w:type="dxa" w:w="1404"/>
+            <w:tcW w:type="dxa" w:w="1444"/>
             <w:shd w:val="clear" w:color="auto" w:fill="F8F8FC"/>
           </w:tcPr>
           <w:p>
@@ -7844,13 +7953,13 @@
                 <w:sz w:val="17"/>
                 <w:szCs w:val="17"/>
               </w:rPr>
-              <w:t xml:space="preserve">래플 당첨됐어요</w:t>
-            </w:r>
-          </w:p>
-        </w:tc>
-        <w:tc>
-          <w:tcPr>
-            <w:tcW w:type="dxa" w:w="8462"/>
+              <w:t xml:space="preserve">비가 오면 보험금이 자동으로 나온다는 거예요? 지금 돼요?</w:t>
+            </w:r>
+          </w:p>
+        </w:tc>
+        <w:tc>
+          <w:tcPr>
+            <w:tcW w:type="dxa" w:w="8422"/>
             <w:shd w:val="clear" w:color="auto" w:fill="F8F8FC"/>
           </w:tcPr>
           <w:p>
@@ -7864,7 +7973,7 @@
                 <w:sz w:val="17"/>
                 <w:szCs w:val="17"/>
               </w:rPr>
-              <w:t xml:space="preserve">당첨 QR 을 보여 주시면 스캔해서 당첨 내역을 확인하고 경품을 드립니다.</w:t>
+              <w:t xml:space="preserve">파라메트릭 보험이 어떻게 움직이는지 설명드린 것이고, 저희는 그 기준이 되는 검증된 날씨 지수를 만드는 쪽입니다. 보험을 직접 팔거나 지급하지는 않습니다.</w:t>
             </w:r>
             <w:r>
               <w:br/>
@@ -7876,7 +7985,7 @@
                 <w:sz w:val="17"/>
                 <w:szCs w:val="17"/>
               </w:rPr>
-              <w:t xml:space="preserve">주의: 9/27 발표 당첨자 · QR 없으면 계정 확인</w:t>
+              <w:t xml:space="preserve">주의: 지급 기능은 아직 없다 — 「된다」 0 · 보험사 이름 0</w:t>
             </w:r>
           </w:p>
         </w:tc>
@@ -7887,39 +7996,39 @@
         </w:trPr>
         <w:tc>
           <w:tcPr>
-            <w:tcW w:type="dxa" w:w="1404"/>
-          </w:tcPr>
-          <w:p>
-            <w:pPr>
-              <w:spacing w:after="0" w:line="240" w:lineRule="exact"/>
-            </w:pPr>
-            <w:r>
-              <w:rPr>
-                <w:rFonts w:ascii="Malgun Gothic" w:hAnsi="Malgun Gothic" w:eastAsia="Malgun Gothic" w:cs="Malgun Gothic"/>
-                <w:color w:val="1B1B48"/>
-                <w:sz w:val="17"/>
-                <w:szCs w:val="17"/>
-              </w:rPr>
-              <w:t xml:space="preserve">경품이 다 떨어졌대요</w:t>
-            </w:r>
-          </w:p>
-        </w:tc>
-        <w:tc>
-          <w:tcPr>
-            <w:tcW w:type="dxa" w:w="8462"/>
-          </w:tcPr>
-          <w:p>
-            <w:pPr>
-              <w:spacing w:after="0" w:line="240" w:lineRule="exact"/>
-            </w:pPr>
-            <w:r>
-              <w:rPr>
-                <w:rFonts w:ascii="Malgun Gothic" w:hAnsi="Malgun Gothic" w:eastAsia="Malgun Gothic" w:cs="Malgun Gothic"/>
-                <w:color w:val="1B1B48"/>
-                <w:sz w:val="17"/>
-                <w:szCs w:val="17"/>
-              </w:rPr>
-              <w:t xml:space="preserve">준비한 수량이 끝났습니다. 공식 채널에서 다음 이벤트를 알려 드립니다.</w:t>
+            <w:tcW w:type="dxa" w:w="1444"/>
+          </w:tcPr>
+          <w:p>
+            <w:pPr>
+              <w:spacing w:after="0" w:line="240" w:lineRule="exact"/>
+            </w:pPr>
+            <w:r>
+              <w:rPr>
+                <w:rFonts w:ascii="Malgun Gothic" w:hAnsi="Malgun Gothic" w:eastAsia="Malgun Gothic" w:cs="Malgun Gothic"/>
+                <w:color w:val="1B1B48"/>
+                <w:sz w:val="17"/>
+                <w:szCs w:val="17"/>
+              </w:rPr>
+              <w:t xml:space="preserve">플레어 기밀 연산으로 처리한다는 건 지금 돌아가요?</w:t>
+            </w:r>
+          </w:p>
+        </w:tc>
+        <w:tc>
+          <w:tcPr>
+            <w:tcW w:type="dxa" w:w="8422"/>
+          </w:tcPr>
+          <w:p>
+            <w:pPr>
+              <w:spacing w:after="0" w:line="240" w:lineRule="exact"/>
+            </w:pPr>
+            <w:r>
+              <w:rPr>
+                <w:rFonts w:ascii="Malgun Gothic" w:hAnsi="Malgun Gothic" w:eastAsia="Malgun Gothic" w:cs="Malgun Gothic"/>
+                <w:color w:val="1B1B48"/>
+                <w:sz w:val="17"/>
+                <w:szCs w:val="17"/>
+              </w:rPr>
+              <w:t xml:space="preserve">기밀 연산은 설계하고 시험하는 단계입니다. 지금 가동 중인 것은 케이웨더 날씨 데이터 마켓의 매시간 기록이고, 오늘 아침 발표한 내용입니다.</w:t>
             </w:r>
             <w:r>
               <w:br/>
@@ -7931,7 +8040,7 @@
                 <w:sz w:val="17"/>
                 <w:szCs w:val="17"/>
               </w:rPr>
-              <w:t xml:space="preserve">주의: 약속 0</w:t>
+              <w:t xml:space="preserve">주의: 「FCC 로 가동 중」 0 · 메인넷 날짜 0 · 측정기 데이터가 플레어에 올라간다고 하지 않기</w:t>
             </w:r>
           </w:p>
         </w:tc>
@@ -7942,7 +8051,7 @@
         </w:trPr>
         <w:tc>
           <w:tcPr>
-            <w:tcW w:type="dxa" w:w="1404"/>
+            <w:tcW w:type="dxa" w:w="1444"/>
             <w:shd w:val="clear" w:color="auto" w:fill="F8F8FC"/>
           </w:tcPr>
           <w:p>
@@ -7956,13 +8065,13 @@
                 <w:sz w:val="17"/>
                 <w:szCs w:val="17"/>
               </w:rPr>
-              <w:t xml:space="preserve">발표는 언제예요?</w:t>
-            </w:r>
-          </w:p>
-        </w:tc>
-        <w:tc>
-          <w:tcPr>
-            <w:tcW w:type="dxa" w:w="8462"/>
+              <w:t xml:space="preserve">AI 데이터센터(AIDC)는 어디에, 몇 개 지어요?</w:t>
+            </w:r>
+          </w:p>
+        </w:tc>
+        <w:tc>
+          <w:tcPr>
+            <w:tcW w:type="dxa" w:w="8422"/>
             <w:shd w:val="clear" w:color="auto" w:fill="F8F8FC"/>
           </w:tcPr>
           <w:p>
@@ -7976,7 +8085,7 @@
                 <w:sz w:val="17"/>
                 <w:szCs w:val="17"/>
               </w:rPr>
-              <w:t xml:space="preserve">오늘 14:50~15:05, 그랜드볼룸 메인 홀에서 김성환 대표가 「Weather Data Economy」를 발표합니다.</w:t>
+              <w:t xml:space="preserve">위치 · 규모 · 일정은 정해지면 공지합니다. 지금은 AI 팩토리가 만든 결과물을 영상으로 보여 드릴게요.</w:t>
             </w:r>
             <w:r>
               <w:br/>
@@ -7988,7 +8097,7 @@
                 <w:sz w:val="17"/>
                 <w:szCs w:val="17"/>
               </w:rPr>
-              <w:t xml:space="preserve">주의: 시간 변동 가능</w:t>
+              <w:t xml:space="preserve">주의: 소유 · 운영 주체 · 위치 · 구축 일정 단정 0(내부 미정)</w:t>
             </w:r>
           </w:p>
         </w:tc>
@@ -7999,39 +8108,39 @@
         </w:trPr>
         <w:tc>
           <w:tcPr>
-            <w:tcW w:type="dxa" w:w="1404"/>
-          </w:tcPr>
-          <w:p>
-            <w:pPr>
-              <w:spacing w:after="0" w:line="240" w:lineRule="exact"/>
-            </w:pPr>
-            <w:r>
-              <w:rPr>
-                <w:rFonts w:ascii="Malgun Gothic" w:hAnsi="Malgun Gothic" w:eastAsia="Malgun Gothic" w:cs="Malgun Gothic"/>
-                <w:color w:val="1B1B48"/>
-                <w:sz w:val="17"/>
-                <w:szCs w:val="17"/>
-              </w:rPr>
-              <w:t xml:space="preserve">소식은 어디서 봐요?</w:t>
-            </w:r>
-          </w:p>
-        </w:tc>
-        <w:tc>
-          <w:tcPr>
-            <w:tcW w:type="dxa" w:w="8462"/>
-          </w:tcPr>
-          <w:p>
-            <w:pPr>
-              <w:spacing w:after="0" w:line="240" w:lineRule="exact"/>
-            </w:pPr>
-            <w:r>
-              <w:rPr>
-                <w:rFonts w:ascii="Malgun Gothic" w:hAnsi="Malgun Gothic" w:eastAsia="Malgun Gothic" w:cs="Malgun Gothic"/>
-                <w:color w:val="1B1B48"/>
-                <w:sz w:val="17"/>
-                <w:szCs w:val="17"/>
-              </w:rPr>
-              <w:t xml:space="preserve">공지는 텔레그램(t.me/wellbianlabs)과 X(@wellbianlabs)에서, 이벤트 참여는 디스코드 QR 로 합니다.</w:t>
+            <w:tcW w:type="dxa" w:w="1444"/>
+          </w:tcPr>
+          <w:p>
+            <w:pPr>
+              <w:spacing w:after="0" w:line="240" w:lineRule="exact"/>
+            </w:pPr>
+            <w:r>
+              <w:rPr>
+                <w:rFonts w:ascii="Malgun Gothic" w:hAnsi="Malgun Gothic" w:eastAsia="Malgun Gothic" w:cs="Malgun Gothic"/>
+                <w:color w:val="1B1B48"/>
+                <w:sz w:val="17"/>
+                <w:szCs w:val="17"/>
+              </w:rPr>
+              <w:t xml:space="preserve">데이터를 내면 수익을 나눠 준다는 거죠? 얼마예요?</w:t>
+            </w:r>
+          </w:p>
+        </w:tc>
+        <w:tc>
+          <w:tcPr>
+            <w:tcW w:type="dxa" w:w="8422"/>
+          </w:tcPr>
+          <w:p>
+            <w:pPr>
+              <w:spacing w:after="0" w:line="240" w:lineRule="exact"/>
+            </w:pPr>
+            <w:r>
+              <w:rPr>
+                <w:rFonts w:ascii="Malgun Gothic" w:hAnsi="Malgun Gothic" w:eastAsia="Malgun Gothic" w:cs="Malgun Gothic"/>
+                <w:color w:val="1B1B48"/>
+                <w:sz w:val="17"/>
+                <w:szCs w:val="17"/>
+              </w:rPr>
+              <w:t xml:space="preserve">기여한 데이터에 보상한다는 원칙을 말씀드린 겁니다. 보상은 테스트 중이고 지급량과 가치는 보장되지 않으며, 출금 개시 공지 전까지 포인트로 쌓입니다.</w:t>
             </w:r>
             <w:r>
               <w:br/>
@@ -8043,7 +8152,7 @@
                 <w:sz w:val="17"/>
                 <w:szCs w:val="17"/>
               </w:rPr>
-              <w:t xml:space="preserve">주의: 당일 아침 안내 통일</w:t>
+              <w:t xml:space="preserve">주의: 「수익 배분」 · 금액 · 계산 0</w:t>
             </w:r>
           </w:p>
         </w:tc>
@@ -8083,7 +8192,7 @@
           <w:sz w:val="30"/>
           <w:szCs w:val="30"/>
         </w:rPr>
-        <w:t xml:space="preserve">곤란한 질문</w:t>
+        <w:t xml:space="preserve">이벤트 · 경품 · 발표</w:t>
       </w:r>
       <w:bookmarkEnd w:id="15"/>
     </w:p>
@@ -8109,8 +8218,8 @@
         <w:tblLook w:firstColumn="1" w:firstRow="1" w:lastColumn="0" w:lastRow="0" w:noHBand="0" w:noVBand="1" w:val="04A0"/>
       </w:tblPr>
       <w:tblGrid>
-        <w:gridCol w:w="1404"/>
-        <w:gridCol w:w="8462"/>
+        <w:gridCol w:w="1444"/>
+        <w:gridCol w:w="8422"/>
       </w:tblGrid>
       <w:tr>
         <w:trPr>
@@ -8119,7 +8228,7 @@
         </w:trPr>
         <w:tc>
           <w:tcPr>
-            <w:tcW w:type="dxa" w:w="1404"/>
+            <w:tcW w:type="dxa" w:w="1444"/>
             <w:shd w:val="clear" w:color="auto" w:fill="E8E8F4"/>
           </w:tcPr>
           <w:p>
@@ -8141,7 +8250,7 @@
         </w:tc>
         <w:tc>
           <w:tcPr>
-            <w:tcW w:type="dxa" w:w="8462"/>
+            <w:tcW w:type="dxa" w:w="8422"/>
             <w:shd w:val="clear" w:color="auto" w:fill="E8E8F4"/>
           </w:tcPr>
           <w:p>
@@ -8168,39 +8277,39 @@
         </w:trPr>
         <w:tc>
           <w:tcPr>
-            <w:tcW w:type="dxa" w:w="1404"/>
-          </w:tcPr>
-          <w:p>
-            <w:pPr>
-              <w:spacing w:after="0" w:line="240" w:lineRule="exact"/>
-            </w:pPr>
-            <w:r>
-              <w:rPr>
-                <w:rFonts w:ascii="Malgun Gothic" w:hAnsi="Malgun Gothic" w:eastAsia="Malgun Gothic" w:cs="Malgun Gothic"/>
-                <w:color w:val="1B1B48"/>
-                <w:sz w:val="17"/>
-                <w:szCs w:val="17"/>
-              </w:rPr>
-              <w:t xml:space="preserve">폰지 아니에요? 다단계 아니에요?</w:t>
-            </w:r>
-          </w:p>
-        </w:tc>
-        <w:tc>
-          <w:tcPr>
-            <w:tcW w:type="dxa" w:w="8462"/>
-          </w:tcPr>
-          <w:p>
-            <w:pPr>
-              <w:spacing w:after="0" w:line="240" w:lineRule="exact"/>
-            </w:pPr>
-            <w:r>
-              <w:rPr>
-                <w:rFonts w:ascii="Malgun Gothic" w:hAnsi="Malgun Gothic" w:eastAsia="Malgun Gothic" w:cs="Malgun Gothic"/>
-                <w:color w:val="1B1B48"/>
-                <w:sz w:val="17"/>
-                <w:szCs w:val="17"/>
-              </w:rPr>
-              <w:t xml:space="preserve">수익을 약속하지 않습니다. 보상 산식 · 토큰 배분 · 지갑 주소가 백서와 온체인에 공개돼 있어 누구나 확인할 수 있고, 보상은 정해진 노드 보상 몫과 데이터 판매 대금에서 나옵니다.</w:t>
+            <w:tcW w:type="dxa" w:w="1444"/>
+          </w:tcPr>
+          <w:p>
+            <w:pPr>
+              <w:spacing w:after="0" w:line="240" w:lineRule="exact"/>
+            </w:pPr>
+            <w:r>
+              <w:rPr>
+                <w:rFonts w:ascii="Malgun Gothic" w:hAnsi="Malgun Gothic" w:eastAsia="Malgun Gothic" w:cs="Malgun Gothic"/>
+                <w:color w:val="1B1B48"/>
+                <w:sz w:val="17"/>
+                <w:szCs w:val="17"/>
+              </w:rPr>
+              <w:t xml:space="preserve">경품 뭐 있어요?</w:t>
+            </w:r>
+          </w:p>
+        </w:tc>
+        <w:tc>
+          <w:tcPr>
+            <w:tcW w:type="dxa" w:w="8422"/>
+          </w:tcPr>
+          <w:p>
+            <w:pPr>
+              <w:spacing w:after="0" w:line="240" w:lineRule="exact"/>
+            </w:pPr>
+            <w:r>
+              <w:rPr>
+                <w:rFonts w:ascii="Malgun Gothic" w:hAnsi="Malgun Gothic" w:eastAsia="Malgun Gothic" w:cs="Malgun Gothic"/>
+                <w:color w:val="1B1B48"/>
+                <w:sz w:val="17"/>
+                <w:szCs w:val="17"/>
+              </w:rPr>
+              <w:t xml:space="preserve">X(트위터) 공식 계정 팔로우와 지정 게시글 리포스트를 하시면 물티슈, 디스코드에 들어오시면 에코백(한정), 현장에서 측정기나 이용권을 사시면 우산을 드립니다.</w:t>
             </w:r>
             <w:r>
               <w:br/>
@@ -8212,7 +8321,7 @@
                 <w:sz w:val="17"/>
                 <w:szCs w:val="17"/>
               </w:rPr>
-              <w:t xml:space="preserve">주의: 흥분하지 말고 공개 자료로</w:t>
+              <w:t xml:space="preserve">주의: 수량 — 물티슈 2,000 · 에코백 1,000 · 우산 200</w:t>
             </w:r>
           </w:p>
         </w:tc>
@@ -8223,7 +8332,7 @@
         </w:trPr>
         <w:tc>
           <w:tcPr>
-            <w:tcW w:type="dxa" w:w="1404"/>
+            <w:tcW w:type="dxa" w:w="1444"/>
             <w:shd w:val="clear" w:color="auto" w:fill="F8F8FC"/>
           </w:tcPr>
           <w:p>
@@ -8237,13 +8346,13 @@
                 <w:sz w:val="17"/>
                 <w:szCs w:val="17"/>
               </w:rPr>
-              <w:t xml:space="preserve">상장사가 왜 코인을 해요?</w:t>
-            </w:r>
-          </w:p>
-        </w:tc>
-        <w:tc>
-          <w:tcPr>
-            <w:tcW w:type="dxa" w:w="8462"/>
+              <w:t xml:space="preserve">래플 당첨됐어요</w:t>
+            </w:r>
+          </w:p>
+        </w:tc>
+        <w:tc>
+          <w:tcPr>
+            <w:tcW w:type="dxa" w:w="8422"/>
             <w:shd w:val="clear" w:color="auto" w:fill="F8F8FC"/>
           </w:tcPr>
           <w:p>
@@ -8257,7 +8366,7 @@
                 <w:sz w:val="17"/>
                 <w:szCs w:val="17"/>
               </w:rPr>
-              <w:t xml:space="preserve">웰비안은 케이웨더가 30년 동안 재 온 날씨 위에 지은 네트워크입니다. 케이웨더는 기기 파트너로 측정기와 국내 유통 · A/S 를 맡고, 토큰은 싱가포르 법인 Wellbian Labs 가 발행하고 운영합니다.</w:t>
+              <w:t xml:space="preserve">당첨 QR 을 보여 주시면 스캔해서 당첨 내역을 확인하고 경품을 드립니다.</w:t>
             </w:r>
             <w:r>
               <w:br/>
@@ -8269,7 +8378,7 @@
                 <w:sz w:val="17"/>
                 <w:szCs w:val="17"/>
               </w:rPr>
-              <w:t xml:space="preserve">주의: "코인" 받아 쓰지 않기</w:t>
+              <w:t xml:space="preserve">주의: 9/27 발표 당첨자 · QR 없으면 계정 확인</w:t>
             </w:r>
           </w:p>
         </w:tc>
@@ -8280,39 +8389,39 @@
         </w:trPr>
         <w:tc>
           <w:tcPr>
-            <w:tcW w:type="dxa" w:w="1404"/>
-          </w:tcPr>
-          <w:p>
-            <w:pPr>
-              <w:spacing w:after="0" w:line="240" w:lineRule="exact"/>
-            </w:pPr>
-            <w:r>
-              <w:rPr>
-                <w:rFonts w:ascii="Malgun Gothic" w:hAnsi="Malgun Gothic" w:eastAsia="Malgun Gothic" w:cs="Malgun Gothic"/>
-                <w:color w:val="1B1B48"/>
-                <w:sz w:val="17"/>
-                <w:szCs w:val="17"/>
-              </w:rPr>
-              <w:t xml:space="preserve">한국에서 합법이에요? 규제는요?</w:t>
-            </w:r>
-          </w:p>
-        </w:tc>
-        <w:tc>
-          <w:tcPr>
-            <w:tcW w:type="dxa" w:w="8462"/>
-          </w:tcPr>
-          <w:p>
-            <w:pPr>
-              <w:spacing w:after="0" w:line="240" w:lineRule="exact"/>
-            </w:pPr>
-            <w:r>
-              <w:rPr>
-                <w:rFonts w:ascii="Malgun Gothic" w:hAnsi="Malgun Gothic" w:eastAsia="Malgun Gothic" w:cs="Malgun Gothic"/>
-                <w:color w:val="1B1B48"/>
-                <w:sz w:val="17"/>
-                <w:szCs w:val="17"/>
-              </w:rPr>
-              <w:t xml:space="preserve">운영 주체 · 약관(싱가포르 법) · 토큰의 성격은 사이트에 공개돼 있습니다. 법률 판단은 현장에서 드리지 않고, 공식 메일로 물어보시면 답드립니다.</w:t>
+            <w:tcW w:type="dxa" w:w="1444"/>
+          </w:tcPr>
+          <w:p>
+            <w:pPr>
+              <w:spacing w:after="0" w:line="240" w:lineRule="exact"/>
+            </w:pPr>
+            <w:r>
+              <w:rPr>
+                <w:rFonts w:ascii="Malgun Gothic" w:hAnsi="Malgun Gothic" w:eastAsia="Malgun Gothic" w:cs="Malgun Gothic"/>
+                <w:color w:val="1B1B48"/>
+                <w:sz w:val="17"/>
+                <w:szCs w:val="17"/>
+              </w:rPr>
+              <w:t xml:space="preserve">경품이 다 떨어졌대요</w:t>
+            </w:r>
+          </w:p>
+        </w:tc>
+        <w:tc>
+          <w:tcPr>
+            <w:tcW w:type="dxa" w:w="8422"/>
+          </w:tcPr>
+          <w:p>
+            <w:pPr>
+              <w:spacing w:after="0" w:line="240" w:lineRule="exact"/>
+            </w:pPr>
+            <w:r>
+              <w:rPr>
+                <w:rFonts w:ascii="Malgun Gothic" w:hAnsi="Malgun Gothic" w:eastAsia="Malgun Gothic" w:cs="Malgun Gothic"/>
+                <w:color w:val="1B1B48"/>
+                <w:sz w:val="17"/>
+                <w:szCs w:val="17"/>
+              </w:rPr>
+              <w:t xml:space="preserve">준비한 수량이 끝났습니다. 공식 채널에서 다음 이벤트를 알려 드립니다.</w:t>
             </w:r>
             <w:r>
               <w:br/>
@@ -8324,7 +8433,7 @@
                 <w:sz w:val="17"/>
                 <w:szCs w:val="17"/>
               </w:rPr>
-              <w:t xml:space="preserve">주의: "합법 인증" · "규제 문제없음" 0</w:t>
+              <w:t xml:space="preserve">주의: 약속 0</w:t>
             </w:r>
           </w:p>
         </w:tc>
@@ -8335,7 +8444,7 @@
         </w:trPr>
         <w:tc>
           <w:tcPr>
-            <w:tcW w:type="dxa" w:w="1404"/>
+            <w:tcW w:type="dxa" w:w="1444"/>
             <w:shd w:val="clear" w:color="auto" w:fill="F8F8FC"/>
           </w:tcPr>
           <w:p>
@@ -8349,13 +8458,13 @@
                 <w:sz w:val="17"/>
                 <w:szCs w:val="17"/>
               </w:rPr>
-              <w:t xml:space="preserve">토큰 가격 떨어지면 어떡해요?</w:t>
-            </w:r>
-          </w:p>
-        </w:tc>
-        <w:tc>
-          <w:tcPr>
-            <w:tcW w:type="dxa" w:w="8462"/>
+              <w:t xml:space="preserve">발표는 언제예요?</w:t>
+            </w:r>
+          </w:p>
+        </w:tc>
+        <w:tc>
+          <w:tcPr>
+            <w:tcW w:type="dxa" w:w="8422"/>
             <w:shd w:val="clear" w:color="auto" w:fill="F8F8FC"/>
           </w:tcPr>
           <w:p>
@@ -8369,7 +8478,7 @@
                 <w:sz w:val="17"/>
                 <w:szCs w:val="17"/>
               </w:rPr>
-              <w:t xml:space="preserve">가격은 보장하지 않습니다. 측정기가 필요하신지를 기준으로 판단해 주세요.</w:t>
+              <w:t xml:space="preserve">오늘 14:50~15:05, 그랜드볼룸 메인 홀에서 김성환 대표가 「Weather Data Economy」를 발표합니다.</w:t>
             </w:r>
             <w:r>
               <w:br/>
@@ -8381,7 +8490,7 @@
                 <w:sz w:val="17"/>
                 <w:szCs w:val="17"/>
               </w:rPr>
-              <w:t xml:space="preserve">주의: 위로 · 전망 0</w:t>
+              <w:t xml:space="preserve">주의: 시간 변동 가능</w:t>
             </w:r>
           </w:p>
         </w:tc>
@@ -8392,127 +8501,39 @@
         </w:trPr>
         <w:tc>
           <w:tcPr>
-            <w:tcW w:type="dxa" w:w="1404"/>
-          </w:tcPr>
-          <w:p>
-            <w:pPr>
-              <w:spacing w:after="0" w:line="240" w:lineRule="exact"/>
-            </w:pPr>
-            <w:r>
-              <w:rPr>
-                <w:rFonts w:ascii="Malgun Gothic" w:hAnsi="Malgun Gothic" w:eastAsia="Malgun Gothic" w:cs="Malgun Gothic"/>
-                <w:color w:val="1B1B48"/>
-                <w:sz w:val="17"/>
-                <w:szCs w:val="17"/>
-              </w:rPr>
-              <w:t xml:space="preserve">지인이 이거 사면 돈 된다던데요</w:t>
-            </w:r>
-          </w:p>
-        </w:tc>
-        <w:tc>
-          <w:tcPr>
-            <w:tcW w:type="dxa" w:w="8462"/>
-          </w:tcPr>
-          <w:p>
-            <w:pPr>
-              <w:spacing w:after="0" w:line="240" w:lineRule="exact"/>
-            </w:pPr>
-            <w:r>
-              <w:rPr>
-                <w:rFonts w:ascii="Malgun Gothic" w:hAnsi="Malgun Gothic" w:eastAsia="Malgun Gothic" w:cs="Malgun Gothic"/>
-                <w:color w:val="1B1B48"/>
-                <w:sz w:val="17"/>
-                <w:szCs w:val="17"/>
-              </w:rPr>
-              <w:t xml:space="preserve">돈이 된다고 말씀드리지 않습니다. 측정기는 측정기로, 보상은 테스트 중이고 보장되지 않는 혜택으로 봐 주세요.</w:t>
-            </w:r>
-          </w:p>
-        </w:tc>
-      </w:tr>
-      <w:tr>
-        <w:trPr>
-          <w:cantSplit/>
-        </w:trPr>
-        <w:tc>
-          <w:tcPr>
-            <w:tcW w:type="dxa" w:w="1404"/>
-            <w:shd w:val="clear" w:color="auto" w:fill="F8F8FC"/>
-          </w:tcPr>
-          <w:p>
-            <w:pPr>
-              <w:spacing w:after="0" w:line="240" w:lineRule="exact"/>
-            </w:pPr>
-            <w:r>
-              <w:rPr>
-                <w:rFonts w:ascii="Malgun Gothic" w:hAnsi="Malgun Gothic" w:eastAsia="Malgun Gothic" w:cs="Malgun Gothic"/>
-                <w:color w:val="1B1B48"/>
-                <w:sz w:val="17"/>
-                <w:szCs w:val="17"/>
-              </w:rPr>
-              <w:t xml:space="preserve">다른 데는 연 몇 % 준다던데요</w:t>
-            </w:r>
-          </w:p>
-        </w:tc>
-        <w:tc>
-          <w:tcPr>
-            <w:tcW w:type="dxa" w:w="8462"/>
-            <w:shd w:val="clear" w:color="auto" w:fill="F8F8FC"/>
-          </w:tcPr>
-          <w:p>
-            <w:pPr>
-              <w:spacing w:after="0" w:line="240" w:lineRule="exact"/>
-            </w:pPr>
-            <w:r>
-              <w:rPr>
-                <w:rFonts w:ascii="Malgun Gothic" w:hAnsi="Malgun Gothic" w:eastAsia="Malgun Gothic" w:cs="Malgun Gothic"/>
-                <w:color w:val="1B1B48"/>
-                <w:sz w:val="17"/>
-                <w:szCs w:val="17"/>
-              </w:rPr>
-              <w:t xml:space="preserve">저희는 수익률을 말하지 않습니다.</w:t>
-            </w:r>
-          </w:p>
-        </w:tc>
-      </w:tr>
-      <w:tr>
-        <w:trPr>
-          <w:cantSplit/>
-        </w:trPr>
-        <w:tc>
-          <w:tcPr>
-            <w:tcW w:type="dxa" w:w="1404"/>
-          </w:tcPr>
-          <w:p>
-            <w:pPr>
-              <w:spacing w:after="0" w:line="240" w:lineRule="exact"/>
-            </w:pPr>
-            <w:r>
-              <w:rPr>
-                <w:rFonts w:ascii="Malgun Gothic" w:hAnsi="Malgun Gothic" w:eastAsia="Malgun Gothic" w:cs="Malgun Gothic"/>
-                <w:color w:val="1B1B48"/>
-                <w:sz w:val="17"/>
-                <w:szCs w:val="17"/>
-              </w:rPr>
-              <w:t xml:space="preserve">데이터가 정말 팔려요? 증거 있어요?</w:t>
-            </w:r>
-          </w:p>
-        </w:tc>
-        <w:tc>
-          <w:tcPr>
-            <w:tcW w:type="dxa" w:w="8462"/>
-          </w:tcPr>
-          <w:p>
-            <w:pPr>
-              <w:spacing w:after="0" w:line="240" w:lineRule="exact"/>
-            </w:pPr>
-            <w:r>
-              <w:rPr>
-                <w:rFonts w:ascii="Malgun Gothic" w:hAnsi="Malgun Gothic" w:eastAsia="Malgun Gothic" w:cs="Malgun Gothic"/>
-                <w:color w:val="1B1B48"/>
-                <w:sz w:val="17"/>
-                <w:szCs w:val="17"/>
-              </w:rPr>
-              <w:t xml:space="preserve">케이웨더는 30년 동안 기업 고객 4,000곳 이상에 날씨 데이터를 공급해 왔고, 오늘 케이웨더의 날씨 데이터 마켓이 Flare 메인넷에서 가동 중이라고 발표했습니다. 웰비안 측정 데이터 단가는 사이트 데이터 마켓에 공개돼 있습니다.</w:t>
+            <w:tcW w:type="dxa" w:w="1444"/>
+          </w:tcPr>
+          <w:p>
+            <w:pPr>
+              <w:spacing w:after="0" w:line="240" w:lineRule="exact"/>
+            </w:pPr>
+            <w:r>
+              <w:rPr>
+                <w:rFonts w:ascii="Malgun Gothic" w:hAnsi="Malgun Gothic" w:eastAsia="Malgun Gothic" w:cs="Malgun Gothic"/>
+                <w:color w:val="1B1B48"/>
+                <w:sz w:val="17"/>
+                <w:szCs w:val="17"/>
+              </w:rPr>
+              <w:t xml:space="preserve">소식은 어디서 봐요?</w:t>
+            </w:r>
+          </w:p>
+        </w:tc>
+        <w:tc>
+          <w:tcPr>
+            <w:tcW w:type="dxa" w:w="8422"/>
+          </w:tcPr>
+          <w:p>
+            <w:pPr>
+              <w:spacing w:after="0" w:line="240" w:lineRule="exact"/>
+            </w:pPr>
+            <w:r>
+              <w:rPr>
+                <w:rFonts w:ascii="Malgun Gothic" w:hAnsi="Malgun Gothic" w:eastAsia="Malgun Gothic" w:cs="Malgun Gothic"/>
+                <w:color w:val="1B1B48"/>
+                <w:sz w:val="17"/>
+                <w:szCs w:val="17"/>
+              </w:rPr>
+              <w:t xml:space="preserve">공지는 텔레그램(t.me/wellbianlabs)과 X(@wellbianlabs)에서, 이벤트 참여는 디스코드 QR 로 합니다.</w:t>
             </w:r>
             <w:r>
               <w:br/>
@@ -8524,276 +8545,7 @@
                 <w:sz w:val="17"/>
                 <w:szCs w:val="17"/>
               </w:rPr>
-              <w:t xml:space="preserve">주의: 판매 실적 숫자 지어내지 않기</w:t>
-            </w:r>
-          </w:p>
-        </w:tc>
-      </w:tr>
-      <w:tr>
-        <w:trPr>
-          <w:cantSplit/>
-        </w:trPr>
-        <w:tc>
-          <w:tcPr>
-            <w:tcW w:type="dxa" w:w="1404"/>
-            <w:shd w:val="clear" w:color="auto" w:fill="F8F8FC"/>
-          </w:tcPr>
-          <w:p>
-            <w:pPr>
-              <w:spacing w:after="0" w:line="240" w:lineRule="exact"/>
-            </w:pPr>
-            <w:r>
-              <w:rPr>
-                <w:rFonts w:ascii="Malgun Gothic" w:hAnsi="Malgun Gothic" w:eastAsia="Malgun Gothic" w:cs="Malgun Gothic"/>
-                <w:color w:val="1B1B48"/>
-                <w:sz w:val="17"/>
-                <w:szCs w:val="17"/>
-              </w:rPr>
-              <w:t xml:space="preserve">케이웨더 주가 · 케이웨더 투자 소식은요?</w:t>
-            </w:r>
-          </w:p>
-        </w:tc>
-        <w:tc>
-          <w:tcPr>
-            <w:tcW w:type="dxa" w:w="8462"/>
-            <w:shd w:val="clear" w:color="auto" w:fill="F8F8FC"/>
-          </w:tcPr>
-          <w:p>
-            <w:pPr>
-              <w:spacing w:after="0" w:line="240" w:lineRule="exact"/>
-            </w:pPr>
-            <w:r>
-              <w:rPr>
-                <w:rFonts w:ascii="Malgun Gothic" w:hAnsi="Malgun Gothic" w:eastAsia="Malgun Gothic" w:cs="Malgun Gothic"/>
-                <w:color w:val="1B1B48"/>
-                <w:sz w:val="17"/>
-                <w:szCs w:val="17"/>
-              </w:rPr>
-              <w:t xml:space="preserve">케이웨더 회사 · 주식 · 투자 이야기는 현장에서 말씀드리지 않습니다.</w:t>
-            </w:r>
-            <w:r>
-              <w:br/>
-            </w:r>
-            <w:r>
-              <w:rPr>
-                <w:rFonts w:ascii="Malgun Gothic" w:hAnsi="Malgun Gothic" w:eastAsia="Malgun Gothic" w:cs="Malgun Gothic"/>
-                <w:color w:val="6B6B8C"/>
-                <w:sz w:val="17"/>
-                <w:szCs w:val="17"/>
-              </w:rPr>
-              <w:t xml:space="preserve">주의: 미공개 정보 — 들은 것도 말하지 않기</w:t>
-            </w:r>
-          </w:p>
-        </w:tc>
-      </w:tr>
-      <w:tr>
-        <w:trPr>
-          <w:cantSplit/>
-        </w:trPr>
-        <w:tc>
-          <w:tcPr>
-            <w:tcW w:type="dxa" w:w="1404"/>
-          </w:tcPr>
-          <w:p>
-            <w:pPr>
-              <w:spacing w:after="0" w:line="240" w:lineRule="exact"/>
-            </w:pPr>
-            <w:r>
-              <w:rPr>
-                <w:rFonts w:ascii="Malgun Gothic" w:hAnsi="Malgun Gothic" w:eastAsia="Malgun Gothic" w:cs="Malgun Gothic"/>
-                <w:color w:val="1B1B48"/>
-                <w:sz w:val="17"/>
-                <w:szCs w:val="17"/>
-              </w:rPr>
-              <w:t xml:space="preserve">예측시장(폴리마켓 · 칼시)에 데이터 줘요?</w:t>
-            </w:r>
-          </w:p>
-        </w:tc>
-        <w:tc>
-          <w:tcPr>
-            <w:tcW w:type="dxa" w:w="8462"/>
-          </w:tcPr>
-          <w:p>
-            <w:pPr>
-              <w:spacing w:after="0" w:line="240" w:lineRule="exact"/>
-            </w:pPr>
-            <w:r>
-              <w:rPr>
-                <w:rFonts w:ascii="Malgun Gothic" w:hAnsi="Malgun Gothic" w:eastAsia="Malgun Gothic" w:cs="Malgun Gothic"/>
-                <w:color w:val="1B1B48"/>
-                <w:sz w:val="17"/>
-                <w:szCs w:val="17"/>
-              </w:rPr>
-              <w:t xml:space="preserve">특정 고객이나 계약은 말씀드리지 않습니다.</w:t>
-            </w:r>
-            <w:r>
-              <w:br/>
-            </w:r>
-            <w:r>
-              <w:rPr>
-                <w:rFonts w:ascii="Malgun Gothic" w:hAnsi="Malgun Gothic" w:eastAsia="Malgun Gothic" w:cs="Malgun Gothic"/>
-                <w:color w:val="6B6B8C"/>
-                <w:sz w:val="17"/>
-                <w:szCs w:val="17"/>
-              </w:rPr>
-              <w:t xml:space="preserve">주의: "예측시장" 단어 받아 쓰지 않기</w:t>
-            </w:r>
-          </w:p>
-        </w:tc>
-      </w:tr>
-      <w:tr>
-        <w:trPr>
-          <w:cantSplit/>
-        </w:trPr>
-        <w:tc>
-          <w:tcPr>
-            <w:tcW w:type="dxa" w:w="1404"/>
-            <w:shd w:val="clear" w:color="auto" w:fill="F8F8FC"/>
-          </w:tcPr>
-          <w:p>
-            <w:pPr>
-              <w:spacing w:after="0" w:line="240" w:lineRule="exact"/>
-            </w:pPr>
-            <w:r>
-              <w:rPr>
-                <w:rFonts w:ascii="Malgun Gothic" w:hAnsi="Malgun Gothic" w:eastAsia="Malgun Gothic" w:cs="Malgun Gothic"/>
-                <w:color w:val="1B1B48"/>
-                <w:sz w:val="17"/>
-                <w:szCs w:val="17"/>
-              </w:rPr>
-              <w:t xml:space="preserve">투자 받아요? 지분이나 토큰 사고 싶어요</w:t>
-            </w:r>
-          </w:p>
-        </w:tc>
-        <w:tc>
-          <w:tcPr>
-            <w:tcW w:type="dxa" w:w="8462"/>
-            <w:shd w:val="clear" w:color="auto" w:fill="F8F8FC"/>
-          </w:tcPr>
-          <w:p>
-            <w:pPr>
-              <w:spacing w:after="0" w:line="240" w:lineRule="exact"/>
-            </w:pPr>
-            <w:r>
-              <w:rPr>
-                <w:rFonts w:ascii="Malgun Gothic" w:hAnsi="Malgun Gothic" w:eastAsia="Malgun Gothic" w:cs="Malgun Gothic"/>
-                <w:color w:val="1B1B48"/>
-                <w:sz w:val="17"/>
-                <w:szCs w:val="17"/>
-              </w:rPr>
-              <w:t xml:space="preserve">명함 주시면 담당자가 연락드리겠습니다.</w:t>
-            </w:r>
-            <w:r>
-              <w:br/>
-            </w:r>
-            <w:r>
-              <w:rPr>
-                <w:rFonts w:ascii="Malgun Gothic" w:hAnsi="Malgun Gothic" w:eastAsia="Malgun Gothic" w:cs="Malgun Gothic"/>
-                <w:color w:val="6B6B8C"/>
-                <w:sz w:val="17"/>
-                <w:szCs w:val="17"/>
-              </w:rPr>
-              <w:t xml:space="preserve">주의: 조건 · 일정 · 금액 0</w:t>
-            </w:r>
-          </w:p>
-        </w:tc>
-      </w:tr>
-      <w:tr>
-        <w:trPr>
-          <w:cantSplit/>
-        </w:trPr>
-        <w:tc>
-          <w:tcPr>
-            <w:tcW w:type="dxa" w:w="1404"/>
-          </w:tcPr>
-          <w:p>
-            <w:pPr>
-              <w:spacing w:after="0" w:line="240" w:lineRule="exact"/>
-            </w:pPr>
-            <w:r>
-              <w:rPr>
-                <w:rFonts w:ascii="Malgun Gothic" w:hAnsi="Malgun Gothic" w:eastAsia="Malgun Gothic" w:cs="Malgun Gothic"/>
-                <w:color w:val="1B1B48"/>
-                <w:sz w:val="17"/>
-                <w:szCs w:val="17"/>
-              </w:rPr>
-              <w:t xml:space="preserve">리플 부스 옆이던데, 리플이랑 같이 하는 거죠?</w:t>
-            </w:r>
-          </w:p>
-        </w:tc>
-        <w:tc>
-          <w:tcPr>
-            <w:tcW w:type="dxa" w:w="8462"/>
-          </w:tcPr>
-          <w:p>
-            <w:pPr>
-              <w:spacing w:after="0" w:line="240" w:lineRule="exact"/>
-            </w:pPr>
-            <w:r>
-              <w:rPr>
-                <w:rFonts w:ascii="Malgun Gothic" w:hAnsi="Malgun Gothic" w:eastAsia="Malgun Gothic" w:cs="Malgun Gothic"/>
-                <w:color w:val="1B1B48"/>
-                <w:sz w:val="17"/>
-                <w:szCs w:val="17"/>
-              </w:rPr>
-              <w:t xml:space="preserve">XRP SEOUL 2026 스폰서로 참여했고, XRPL 위에서 RLUSD 로 결제합니다.</w:t>
-            </w:r>
-            <w:r>
-              <w:br/>
-            </w:r>
-            <w:r>
-              <w:rPr>
-                <w:rFonts w:ascii="Malgun Gothic" w:hAnsi="Malgun Gothic" w:eastAsia="Malgun Gothic" w:cs="Malgun Gothic"/>
-                <w:color w:val="6B6B8C"/>
-                <w:sz w:val="17"/>
-                <w:szCs w:val="17"/>
-              </w:rPr>
-              <w:t xml:space="preserve">주의: 협력 표현 0</w:t>
-            </w:r>
-          </w:p>
-        </w:tc>
-      </w:tr>
-      <w:tr>
-        <w:trPr>
-          <w:cantSplit/>
-        </w:trPr>
-        <w:tc>
-          <w:tcPr>
-            <w:tcW w:type="dxa" w:w="1404"/>
-            <w:shd w:val="clear" w:color="auto" w:fill="F8F8FC"/>
-          </w:tcPr>
-          <w:p>
-            <w:pPr>
-              <w:spacing w:after="0" w:line="240" w:lineRule="exact"/>
-            </w:pPr>
-            <w:r>
-              <w:rPr>
-                <w:rFonts w:ascii="Malgun Gothic" w:hAnsi="Malgun Gothic" w:eastAsia="Malgun Gothic" w:cs="Malgun Gothic"/>
-                <w:color w:val="1B1B48"/>
-                <w:sz w:val="17"/>
-                <w:szCs w:val="17"/>
-              </w:rPr>
-              <w:t xml:space="preserve">영수증 · 세금계산서 돼요?</w:t>
-            </w:r>
-          </w:p>
-        </w:tc>
-        <w:tc>
-          <w:tcPr>
-            <w:tcW w:type="dxa" w:w="8462"/>
-            <w:shd w:val="clear" w:color="auto" w:fill="F8F8FC"/>
-          </w:tcPr>
-          <w:p>
-            <w:pPr>
-              <w:spacing w:after="0" w:line="240" w:lineRule="exact"/>
-            </w:pPr>
-            <w:r>
-              <w:rPr>
-                <w:rFonts w:ascii="Malgun Gothic" w:hAnsi="Malgun Gothic" w:eastAsia="Malgun Gothic" w:cs="Malgun Gothic"/>
-                <w:color w:val="1B1B48"/>
-                <w:sz w:val="17"/>
-                <w:szCs w:val="17"/>
-              </w:rPr>
-              <w:t xml:space="preserve">기업 구매는 공식 메일로 문의해 주시면 안내드립니다.</w:t>
+              <w:t xml:space="preserve">주의: 당일 아침 안내 통일</w:t>
             </w:r>
           </w:p>
         </w:tc>
@@ -8833,9 +8585,759 @@
           <w:sz w:val="30"/>
           <w:szCs w:val="30"/>
         </w:rPr>
+        <w:t xml:space="preserve">곤란한 질문</w:t>
+      </w:r>
+      <w:bookmarkEnd w:id="16"/>
+    </w:p>
+    <w:tbl>
+      <w:tblPr>
+        <w:tblW w:type="dxa" w:w="9866"/>
+        <w:jc w:val="center"/>
+        <w:tblBorders>
+          <w:top w:val="single" w:sz="4" w:space="0" w:color="C8C8DA"/>
+          <w:left w:val="single" w:sz="4" w:space="0" w:color="C8C8DA"/>
+          <w:bottom w:val="single" w:sz="4" w:space="0" w:color="C8C8DA"/>
+          <w:right w:val="single" w:sz="4" w:space="0" w:color="C8C8DA"/>
+          <w:insideH w:val="single" w:sz="4" w:space="0" w:color="C8C8DA"/>
+          <w:insideV w:val="single" w:sz="4" w:space="0" w:color="C8C8DA"/>
+        </w:tblBorders>
+        <w:tblLayout w:type="fixed"/>
+        <w:tblCellMar>
+          <w:top w:w="60" w:type="dxa"/>
+          <w:left w:w="90" w:type="dxa"/>
+          <w:bottom w:w="60" w:type="dxa"/>
+          <w:right w:w="90" w:type="dxa"/>
+        </w:tblCellMar>
+        <w:tblLook w:firstColumn="1" w:firstRow="1" w:lastColumn="0" w:lastRow="0" w:noHBand="0" w:noVBand="1" w:val="04A0"/>
+      </w:tblPr>
+      <w:tblGrid>
+        <w:gridCol w:w="1444"/>
+        <w:gridCol w:w="8422"/>
+      </w:tblGrid>
+      <w:tr>
+        <w:trPr>
+          <w:cantSplit/>
+          <w:tblHeader/>
+        </w:trPr>
+        <w:tc>
+          <w:tcPr>
+            <w:tcW w:type="dxa" w:w="1444"/>
+            <w:shd w:val="clear" w:color="auto" w:fill="E8E8F4"/>
+          </w:tcPr>
+          <w:p>
+            <w:pPr>
+              <w:spacing w:after="0" w:line="240" w:lineRule="exact"/>
+            </w:pPr>
+            <w:r>
+              <w:rPr>
+                <w:rFonts w:ascii="Malgun Gothic" w:hAnsi="Malgun Gothic" w:eastAsia="Malgun Gothic" w:cs="Malgun Gothic"/>
+                <w:b/>
+                <w:bCs/>
+                <w:color w:val="1B1B48"/>
+                <w:sz w:val="17"/>
+                <w:szCs w:val="17"/>
+              </w:rPr>
+              <w:t xml:space="preserve">질문</w:t>
+            </w:r>
+          </w:p>
+        </w:tc>
+        <w:tc>
+          <w:tcPr>
+            <w:tcW w:type="dxa" w:w="8422"/>
+            <w:shd w:val="clear" w:color="auto" w:fill="E8E8F4"/>
+          </w:tcPr>
+          <w:p>
+            <w:pPr>
+              <w:spacing w:after="0" w:line="240" w:lineRule="exact"/>
+            </w:pPr>
+            <w:r>
+              <w:rPr>
+                <w:rFonts w:ascii="Malgun Gothic" w:hAnsi="Malgun Gothic" w:eastAsia="Malgun Gothic" w:cs="Malgun Gothic"/>
+                <w:b/>
+                <w:bCs/>
+                <w:color w:val="1B1B48"/>
+                <w:sz w:val="17"/>
+                <w:szCs w:val="17"/>
+              </w:rPr>
+              <w:t xml:space="preserve">이렇게 답한다</w:t>
+            </w:r>
+          </w:p>
+        </w:tc>
+      </w:tr>
+      <w:tr>
+        <w:trPr>
+          <w:cantSplit/>
+        </w:trPr>
+        <w:tc>
+          <w:tcPr>
+            <w:tcW w:type="dxa" w:w="1444"/>
+          </w:tcPr>
+          <w:p>
+            <w:pPr>
+              <w:spacing w:after="0" w:line="240" w:lineRule="exact"/>
+            </w:pPr>
+            <w:r>
+              <w:rPr>
+                <w:rFonts w:ascii="Malgun Gothic" w:hAnsi="Malgun Gothic" w:eastAsia="Malgun Gothic" w:cs="Malgun Gothic"/>
+                <w:color w:val="1B1B48"/>
+                <w:sz w:val="17"/>
+                <w:szCs w:val="17"/>
+              </w:rPr>
+              <w:t xml:space="preserve">폰지 아니에요? 다단계 아니에요?</w:t>
+            </w:r>
+          </w:p>
+        </w:tc>
+        <w:tc>
+          <w:tcPr>
+            <w:tcW w:type="dxa" w:w="8422"/>
+          </w:tcPr>
+          <w:p>
+            <w:pPr>
+              <w:spacing w:after="0" w:line="240" w:lineRule="exact"/>
+            </w:pPr>
+            <w:r>
+              <w:rPr>
+                <w:rFonts w:ascii="Malgun Gothic" w:hAnsi="Malgun Gothic" w:eastAsia="Malgun Gothic" w:cs="Malgun Gothic"/>
+                <w:color w:val="1B1B48"/>
+                <w:sz w:val="17"/>
+                <w:szCs w:val="17"/>
+              </w:rPr>
+              <w:t xml:space="preserve">수익을 약속하지 않습니다. 보상 산식 · 토큰 배분 · 지갑 주소가 백서와 온체인에 공개돼 있어 누구나 확인할 수 있고, 보상은 정해진 노드 보상 몫과 데이터 판매 대금에서 나옵니다.</w:t>
+            </w:r>
+            <w:r>
+              <w:br/>
+            </w:r>
+            <w:r>
+              <w:rPr>
+                <w:rFonts w:ascii="Malgun Gothic" w:hAnsi="Malgun Gothic" w:eastAsia="Malgun Gothic" w:cs="Malgun Gothic"/>
+                <w:color w:val="6B6B8C"/>
+                <w:sz w:val="17"/>
+                <w:szCs w:val="17"/>
+              </w:rPr>
+              <w:t xml:space="preserve">주의: 흥분하지 말고 공개 자료로</w:t>
+            </w:r>
+          </w:p>
+        </w:tc>
+      </w:tr>
+      <w:tr>
+        <w:trPr>
+          <w:cantSplit/>
+        </w:trPr>
+        <w:tc>
+          <w:tcPr>
+            <w:tcW w:type="dxa" w:w="1444"/>
+            <w:shd w:val="clear" w:color="auto" w:fill="F8F8FC"/>
+          </w:tcPr>
+          <w:p>
+            <w:pPr>
+              <w:spacing w:after="0" w:line="240" w:lineRule="exact"/>
+            </w:pPr>
+            <w:r>
+              <w:rPr>
+                <w:rFonts w:ascii="Malgun Gothic" w:hAnsi="Malgun Gothic" w:eastAsia="Malgun Gothic" w:cs="Malgun Gothic"/>
+                <w:color w:val="1B1B48"/>
+                <w:sz w:val="17"/>
+                <w:szCs w:val="17"/>
+              </w:rPr>
+              <w:t xml:space="preserve">상장사가 왜 코인을 해요?</w:t>
+            </w:r>
+          </w:p>
+        </w:tc>
+        <w:tc>
+          <w:tcPr>
+            <w:tcW w:type="dxa" w:w="8422"/>
+            <w:shd w:val="clear" w:color="auto" w:fill="F8F8FC"/>
+          </w:tcPr>
+          <w:p>
+            <w:pPr>
+              <w:spacing w:after="0" w:line="240" w:lineRule="exact"/>
+            </w:pPr>
+            <w:r>
+              <w:rPr>
+                <w:rFonts w:ascii="Malgun Gothic" w:hAnsi="Malgun Gothic" w:eastAsia="Malgun Gothic" w:cs="Malgun Gothic"/>
+                <w:color w:val="1B1B48"/>
+                <w:sz w:val="17"/>
+                <w:szCs w:val="17"/>
+              </w:rPr>
+              <w:t xml:space="preserve">웰비안은 케이웨더가 30년 동안 재 온 날씨 위에 지은 네트워크입니다. 케이웨더는 기기 파트너로 측정기와 국내 유통 · A/S 를 맡고, 토큰은 싱가포르 법인 Wellbian Labs 가 발행하고 운영합니다.</w:t>
+            </w:r>
+            <w:r>
+              <w:br/>
+            </w:r>
+            <w:r>
+              <w:rPr>
+                <w:rFonts w:ascii="Malgun Gothic" w:hAnsi="Malgun Gothic" w:eastAsia="Malgun Gothic" w:cs="Malgun Gothic"/>
+                <w:color w:val="6B6B8C"/>
+                <w:sz w:val="17"/>
+                <w:szCs w:val="17"/>
+              </w:rPr>
+              <w:t xml:space="preserve">주의: "코인" 받아 쓰지 않기</w:t>
+            </w:r>
+          </w:p>
+        </w:tc>
+      </w:tr>
+      <w:tr>
+        <w:trPr>
+          <w:cantSplit/>
+        </w:trPr>
+        <w:tc>
+          <w:tcPr>
+            <w:tcW w:type="dxa" w:w="1444"/>
+          </w:tcPr>
+          <w:p>
+            <w:pPr>
+              <w:spacing w:after="0" w:line="240" w:lineRule="exact"/>
+            </w:pPr>
+            <w:r>
+              <w:rPr>
+                <w:rFonts w:ascii="Malgun Gothic" w:hAnsi="Malgun Gothic" w:eastAsia="Malgun Gothic" w:cs="Malgun Gothic"/>
+                <w:color w:val="1B1B48"/>
+                <w:sz w:val="17"/>
+                <w:szCs w:val="17"/>
+              </w:rPr>
+              <w:t xml:space="preserve">한국에서 합법이에요? 규제는요?</w:t>
+            </w:r>
+          </w:p>
+        </w:tc>
+        <w:tc>
+          <w:tcPr>
+            <w:tcW w:type="dxa" w:w="8422"/>
+          </w:tcPr>
+          <w:p>
+            <w:pPr>
+              <w:spacing w:after="0" w:line="240" w:lineRule="exact"/>
+            </w:pPr>
+            <w:r>
+              <w:rPr>
+                <w:rFonts w:ascii="Malgun Gothic" w:hAnsi="Malgun Gothic" w:eastAsia="Malgun Gothic" w:cs="Malgun Gothic"/>
+                <w:color w:val="1B1B48"/>
+                <w:sz w:val="17"/>
+                <w:szCs w:val="17"/>
+              </w:rPr>
+              <w:t xml:space="preserve">운영 주체 · 약관(싱가포르 법) · 토큰의 성격은 사이트에 공개돼 있습니다. 법률 판단은 현장에서 드리지 않고, 공식 메일로 물어보시면 답드립니다.</w:t>
+            </w:r>
+            <w:r>
+              <w:br/>
+            </w:r>
+            <w:r>
+              <w:rPr>
+                <w:rFonts w:ascii="Malgun Gothic" w:hAnsi="Malgun Gothic" w:eastAsia="Malgun Gothic" w:cs="Malgun Gothic"/>
+                <w:color w:val="6B6B8C"/>
+                <w:sz w:val="17"/>
+                <w:szCs w:val="17"/>
+              </w:rPr>
+              <w:t xml:space="preserve">주의: "합법 인증" · "규제 문제없음" 0</w:t>
+            </w:r>
+          </w:p>
+        </w:tc>
+      </w:tr>
+      <w:tr>
+        <w:trPr>
+          <w:cantSplit/>
+        </w:trPr>
+        <w:tc>
+          <w:tcPr>
+            <w:tcW w:type="dxa" w:w="1444"/>
+            <w:shd w:val="clear" w:color="auto" w:fill="F8F8FC"/>
+          </w:tcPr>
+          <w:p>
+            <w:pPr>
+              <w:spacing w:after="0" w:line="240" w:lineRule="exact"/>
+            </w:pPr>
+            <w:r>
+              <w:rPr>
+                <w:rFonts w:ascii="Malgun Gothic" w:hAnsi="Malgun Gothic" w:eastAsia="Malgun Gothic" w:cs="Malgun Gothic"/>
+                <w:color w:val="1B1B48"/>
+                <w:sz w:val="17"/>
+                <w:szCs w:val="17"/>
+              </w:rPr>
+              <w:t xml:space="preserve">토큰 가격 떨어지면 어떡해요?</w:t>
+            </w:r>
+          </w:p>
+        </w:tc>
+        <w:tc>
+          <w:tcPr>
+            <w:tcW w:type="dxa" w:w="8422"/>
+            <w:shd w:val="clear" w:color="auto" w:fill="F8F8FC"/>
+          </w:tcPr>
+          <w:p>
+            <w:pPr>
+              <w:spacing w:after="0" w:line="240" w:lineRule="exact"/>
+            </w:pPr>
+            <w:r>
+              <w:rPr>
+                <w:rFonts w:ascii="Malgun Gothic" w:hAnsi="Malgun Gothic" w:eastAsia="Malgun Gothic" w:cs="Malgun Gothic"/>
+                <w:color w:val="1B1B48"/>
+                <w:sz w:val="17"/>
+                <w:szCs w:val="17"/>
+              </w:rPr>
+              <w:t xml:space="preserve">가격은 보장하지 않습니다. 측정기가 필요하신지를 기준으로 판단해 주세요.</w:t>
+            </w:r>
+            <w:r>
+              <w:br/>
+            </w:r>
+            <w:r>
+              <w:rPr>
+                <w:rFonts w:ascii="Malgun Gothic" w:hAnsi="Malgun Gothic" w:eastAsia="Malgun Gothic" w:cs="Malgun Gothic"/>
+                <w:color w:val="6B6B8C"/>
+                <w:sz w:val="17"/>
+                <w:szCs w:val="17"/>
+              </w:rPr>
+              <w:t xml:space="preserve">주의: 위로 · 전망 0</w:t>
+            </w:r>
+          </w:p>
+        </w:tc>
+      </w:tr>
+      <w:tr>
+        <w:trPr>
+          <w:cantSplit/>
+        </w:trPr>
+        <w:tc>
+          <w:tcPr>
+            <w:tcW w:type="dxa" w:w="1444"/>
+          </w:tcPr>
+          <w:p>
+            <w:pPr>
+              <w:spacing w:after="0" w:line="240" w:lineRule="exact"/>
+            </w:pPr>
+            <w:r>
+              <w:rPr>
+                <w:rFonts w:ascii="Malgun Gothic" w:hAnsi="Malgun Gothic" w:eastAsia="Malgun Gothic" w:cs="Malgun Gothic"/>
+                <w:color w:val="1B1B48"/>
+                <w:sz w:val="17"/>
+                <w:szCs w:val="17"/>
+              </w:rPr>
+              <w:t xml:space="preserve">지인이 이거 사면 돈 된다던데요</w:t>
+            </w:r>
+          </w:p>
+        </w:tc>
+        <w:tc>
+          <w:tcPr>
+            <w:tcW w:type="dxa" w:w="8422"/>
+          </w:tcPr>
+          <w:p>
+            <w:pPr>
+              <w:spacing w:after="0" w:line="240" w:lineRule="exact"/>
+            </w:pPr>
+            <w:r>
+              <w:rPr>
+                <w:rFonts w:ascii="Malgun Gothic" w:hAnsi="Malgun Gothic" w:eastAsia="Malgun Gothic" w:cs="Malgun Gothic"/>
+                <w:color w:val="1B1B48"/>
+                <w:sz w:val="17"/>
+                <w:szCs w:val="17"/>
+              </w:rPr>
+              <w:t xml:space="preserve">돈이 된다고 말씀드리지 않습니다. 측정기는 측정기로, 보상은 테스트 중이고 보장되지 않는 혜택으로 봐 주세요.</w:t>
+            </w:r>
+          </w:p>
+        </w:tc>
+      </w:tr>
+      <w:tr>
+        <w:trPr>
+          <w:cantSplit/>
+        </w:trPr>
+        <w:tc>
+          <w:tcPr>
+            <w:tcW w:type="dxa" w:w="1444"/>
+            <w:shd w:val="clear" w:color="auto" w:fill="F8F8FC"/>
+          </w:tcPr>
+          <w:p>
+            <w:pPr>
+              <w:spacing w:after="0" w:line="240" w:lineRule="exact"/>
+            </w:pPr>
+            <w:r>
+              <w:rPr>
+                <w:rFonts w:ascii="Malgun Gothic" w:hAnsi="Malgun Gothic" w:eastAsia="Malgun Gothic" w:cs="Malgun Gothic"/>
+                <w:color w:val="1B1B48"/>
+                <w:sz w:val="17"/>
+                <w:szCs w:val="17"/>
+              </w:rPr>
+              <w:t xml:space="preserve">다른 데는 연 몇 % 준다던데요</w:t>
+            </w:r>
+          </w:p>
+        </w:tc>
+        <w:tc>
+          <w:tcPr>
+            <w:tcW w:type="dxa" w:w="8422"/>
+            <w:shd w:val="clear" w:color="auto" w:fill="F8F8FC"/>
+          </w:tcPr>
+          <w:p>
+            <w:pPr>
+              <w:spacing w:after="0" w:line="240" w:lineRule="exact"/>
+            </w:pPr>
+            <w:r>
+              <w:rPr>
+                <w:rFonts w:ascii="Malgun Gothic" w:hAnsi="Malgun Gothic" w:eastAsia="Malgun Gothic" w:cs="Malgun Gothic"/>
+                <w:color w:val="1B1B48"/>
+                <w:sz w:val="17"/>
+                <w:szCs w:val="17"/>
+              </w:rPr>
+              <w:t xml:space="preserve">저희는 수익률을 말하지 않습니다.</w:t>
+            </w:r>
+          </w:p>
+        </w:tc>
+      </w:tr>
+      <w:tr>
+        <w:trPr>
+          <w:cantSplit/>
+        </w:trPr>
+        <w:tc>
+          <w:tcPr>
+            <w:tcW w:type="dxa" w:w="1444"/>
+          </w:tcPr>
+          <w:p>
+            <w:pPr>
+              <w:spacing w:after="0" w:line="240" w:lineRule="exact"/>
+            </w:pPr>
+            <w:r>
+              <w:rPr>
+                <w:rFonts w:ascii="Malgun Gothic" w:hAnsi="Malgun Gothic" w:eastAsia="Malgun Gothic" w:cs="Malgun Gothic"/>
+                <w:color w:val="1B1B48"/>
+                <w:sz w:val="17"/>
+                <w:szCs w:val="17"/>
+              </w:rPr>
+              <w:t xml:space="preserve">데이터가 정말 팔려요? 증거 있어요?</w:t>
+            </w:r>
+          </w:p>
+        </w:tc>
+        <w:tc>
+          <w:tcPr>
+            <w:tcW w:type="dxa" w:w="8422"/>
+          </w:tcPr>
+          <w:p>
+            <w:pPr>
+              <w:spacing w:after="0" w:line="240" w:lineRule="exact"/>
+            </w:pPr>
+            <w:r>
+              <w:rPr>
+                <w:rFonts w:ascii="Malgun Gothic" w:hAnsi="Malgun Gothic" w:eastAsia="Malgun Gothic" w:cs="Malgun Gothic"/>
+                <w:color w:val="1B1B48"/>
+                <w:sz w:val="17"/>
+                <w:szCs w:val="17"/>
+              </w:rPr>
+              <w:t xml:space="preserve">케이웨더는 30년 동안 기업 고객 4,000곳 이상에 날씨 데이터를 공급해 왔고, 오늘 케이웨더의 날씨 데이터 마켓이 Flare 메인넷에서 가동 중이라고 발표했습니다. 웰비안 측정 데이터 단가는 사이트 데이터 마켓에 공개돼 있습니다.</w:t>
+            </w:r>
+            <w:r>
+              <w:br/>
+            </w:r>
+            <w:r>
+              <w:rPr>
+                <w:rFonts w:ascii="Malgun Gothic" w:hAnsi="Malgun Gothic" w:eastAsia="Malgun Gothic" w:cs="Malgun Gothic"/>
+                <w:color w:val="6B6B8C"/>
+                <w:sz w:val="17"/>
+                <w:szCs w:val="17"/>
+              </w:rPr>
+              <w:t xml:space="preserve">주의: 판매 실적 숫자 지어내지 않기</w:t>
+            </w:r>
+          </w:p>
+        </w:tc>
+      </w:tr>
+      <w:tr>
+        <w:trPr>
+          <w:cantSplit/>
+        </w:trPr>
+        <w:tc>
+          <w:tcPr>
+            <w:tcW w:type="dxa" w:w="1444"/>
+            <w:shd w:val="clear" w:color="auto" w:fill="F8F8FC"/>
+          </w:tcPr>
+          <w:p>
+            <w:pPr>
+              <w:spacing w:after="0" w:line="240" w:lineRule="exact"/>
+            </w:pPr>
+            <w:r>
+              <w:rPr>
+                <w:rFonts w:ascii="Malgun Gothic" w:hAnsi="Malgun Gothic" w:eastAsia="Malgun Gothic" w:cs="Malgun Gothic"/>
+                <w:color w:val="1B1B48"/>
+                <w:sz w:val="17"/>
+                <w:szCs w:val="17"/>
+              </w:rPr>
+              <w:t xml:space="preserve">케이웨더 주가 · 케이웨더 투자 소식은요?</w:t>
+            </w:r>
+          </w:p>
+        </w:tc>
+        <w:tc>
+          <w:tcPr>
+            <w:tcW w:type="dxa" w:w="8422"/>
+            <w:shd w:val="clear" w:color="auto" w:fill="F8F8FC"/>
+          </w:tcPr>
+          <w:p>
+            <w:pPr>
+              <w:spacing w:after="0" w:line="240" w:lineRule="exact"/>
+            </w:pPr>
+            <w:r>
+              <w:rPr>
+                <w:rFonts w:ascii="Malgun Gothic" w:hAnsi="Malgun Gothic" w:eastAsia="Malgun Gothic" w:cs="Malgun Gothic"/>
+                <w:color w:val="1B1B48"/>
+                <w:sz w:val="17"/>
+                <w:szCs w:val="17"/>
+              </w:rPr>
+              <w:t xml:space="preserve">케이웨더 회사 · 주식 · 투자 이야기는 현장에서 말씀드리지 않습니다.</w:t>
+            </w:r>
+            <w:r>
+              <w:br/>
+            </w:r>
+            <w:r>
+              <w:rPr>
+                <w:rFonts w:ascii="Malgun Gothic" w:hAnsi="Malgun Gothic" w:eastAsia="Malgun Gothic" w:cs="Malgun Gothic"/>
+                <w:color w:val="6B6B8C"/>
+                <w:sz w:val="17"/>
+                <w:szCs w:val="17"/>
+              </w:rPr>
+              <w:t xml:space="preserve">주의: 미공개 정보 — 들은 것도 말하지 않기</w:t>
+            </w:r>
+          </w:p>
+        </w:tc>
+      </w:tr>
+      <w:tr>
+        <w:trPr>
+          <w:cantSplit/>
+        </w:trPr>
+        <w:tc>
+          <w:tcPr>
+            <w:tcW w:type="dxa" w:w="1444"/>
+          </w:tcPr>
+          <w:p>
+            <w:pPr>
+              <w:spacing w:after="0" w:line="240" w:lineRule="exact"/>
+            </w:pPr>
+            <w:r>
+              <w:rPr>
+                <w:rFonts w:ascii="Malgun Gothic" w:hAnsi="Malgun Gothic" w:eastAsia="Malgun Gothic" w:cs="Malgun Gothic"/>
+                <w:color w:val="1B1B48"/>
+                <w:sz w:val="17"/>
+                <w:szCs w:val="17"/>
+              </w:rPr>
+              <w:t xml:space="preserve">예측시장(폴리마켓 · 칼시)에 데이터 줘요?</w:t>
+            </w:r>
+          </w:p>
+        </w:tc>
+        <w:tc>
+          <w:tcPr>
+            <w:tcW w:type="dxa" w:w="8422"/>
+          </w:tcPr>
+          <w:p>
+            <w:pPr>
+              <w:spacing w:after="0" w:line="240" w:lineRule="exact"/>
+            </w:pPr>
+            <w:r>
+              <w:rPr>
+                <w:rFonts w:ascii="Malgun Gothic" w:hAnsi="Malgun Gothic" w:eastAsia="Malgun Gothic" w:cs="Malgun Gothic"/>
+                <w:color w:val="1B1B48"/>
+                <w:sz w:val="17"/>
+                <w:szCs w:val="17"/>
+              </w:rPr>
+              <w:t xml:space="preserve">특정 고객이나 계약은 말씀드리지 않습니다.</w:t>
+            </w:r>
+            <w:r>
+              <w:br/>
+            </w:r>
+            <w:r>
+              <w:rPr>
+                <w:rFonts w:ascii="Malgun Gothic" w:hAnsi="Malgun Gothic" w:eastAsia="Malgun Gothic" w:cs="Malgun Gothic"/>
+                <w:color w:val="6B6B8C"/>
+                <w:sz w:val="17"/>
+                <w:szCs w:val="17"/>
+              </w:rPr>
+              <w:t xml:space="preserve">주의: "예측시장" 단어 받아 쓰지 않기</w:t>
+            </w:r>
+          </w:p>
+        </w:tc>
+      </w:tr>
+      <w:tr>
+        <w:trPr>
+          <w:cantSplit/>
+        </w:trPr>
+        <w:tc>
+          <w:tcPr>
+            <w:tcW w:type="dxa" w:w="1444"/>
+            <w:shd w:val="clear" w:color="auto" w:fill="F8F8FC"/>
+          </w:tcPr>
+          <w:p>
+            <w:pPr>
+              <w:spacing w:after="0" w:line="240" w:lineRule="exact"/>
+            </w:pPr>
+            <w:r>
+              <w:rPr>
+                <w:rFonts w:ascii="Malgun Gothic" w:hAnsi="Malgun Gothic" w:eastAsia="Malgun Gothic" w:cs="Malgun Gothic"/>
+                <w:color w:val="1B1B48"/>
+                <w:sz w:val="17"/>
+                <w:szCs w:val="17"/>
+              </w:rPr>
+              <w:t xml:space="preserve">투자 받아요? 지분이나 토큰 사고 싶어요</w:t>
+            </w:r>
+          </w:p>
+        </w:tc>
+        <w:tc>
+          <w:tcPr>
+            <w:tcW w:type="dxa" w:w="8422"/>
+            <w:shd w:val="clear" w:color="auto" w:fill="F8F8FC"/>
+          </w:tcPr>
+          <w:p>
+            <w:pPr>
+              <w:spacing w:after="0" w:line="240" w:lineRule="exact"/>
+            </w:pPr>
+            <w:r>
+              <w:rPr>
+                <w:rFonts w:ascii="Malgun Gothic" w:hAnsi="Malgun Gothic" w:eastAsia="Malgun Gothic" w:cs="Malgun Gothic"/>
+                <w:color w:val="1B1B48"/>
+                <w:sz w:val="17"/>
+                <w:szCs w:val="17"/>
+              </w:rPr>
+              <w:t xml:space="preserve">명함 주시면 담당자가 연락드리겠습니다.</w:t>
+            </w:r>
+            <w:r>
+              <w:br/>
+            </w:r>
+            <w:r>
+              <w:rPr>
+                <w:rFonts w:ascii="Malgun Gothic" w:hAnsi="Malgun Gothic" w:eastAsia="Malgun Gothic" w:cs="Malgun Gothic"/>
+                <w:color w:val="6B6B8C"/>
+                <w:sz w:val="17"/>
+                <w:szCs w:val="17"/>
+              </w:rPr>
+              <w:t xml:space="preserve">주의: 조건 · 일정 · 금액 0</w:t>
+            </w:r>
+          </w:p>
+        </w:tc>
+      </w:tr>
+      <w:tr>
+        <w:trPr>
+          <w:cantSplit/>
+        </w:trPr>
+        <w:tc>
+          <w:tcPr>
+            <w:tcW w:type="dxa" w:w="1444"/>
+          </w:tcPr>
+          <w:p>
+            <w:pPr>
+              <w:spacing w:after="0" w:line="240" w:lineRule="exact"/>
+            </w:pPr>
+            <w:r>
+              <w:rPr>
+                <w:rFonts w:ascii="Malgun Gothic" w:hAnsi="Malgun Gothic" w:eastAsia="Malgun Gothic" w:cs="Malgun Gothic"/>
+                <w:color w:val="1B1B48"/>
+                <w:sz w:val="17"/>
+                <w:szCs w:val="17"/>
+              </w:rPr>
+              <w:t xml:space="preserve">리플 부스 옆이던데, 리플이랑 같이 하는 거죠?</w:t>
+            </w:r>
+          </w:p>
+        </w:tc>
+        <w:tc>
+          <w:tcPr>
+            <w:tcW w:type="dxa" w:w="8422"/>
+          </w:tcPr>
+          <w:p>
+            <w:pPr>
+              <w:spacing w:after="0" w:line="240" w:lineRule="exact"/>
+            </w:pPr>
+            <w:r>
+              <w:rPr>
+                <w:rFonts w:ascii="Malgun Gothic" w:hAnsi="Malgun Gothic" w:eastAsia="Malgun Gothic" w:cs="Malgun Gothic"/>
+                <w:color w:val="1B1B48"/>
+                <w:sz w:val="17"/>
+                <w:szCs w:val="17"/>
+              </w:rPr>
+              <w:t xml:space="preserve">XRP SEOUL 2026 스폰서로 참여했고, XRPL 위에서 RLUSD 로 결제합니다.</w:t>
+            </w:r>
+            <w:r>
+              <w:br/>
+            </w:r>
+            <w:r>
+              <w:rPr>
+                <w:rFonts w:ascii="Malgun Gothic" w:hAnsi="Malgun Gothic" w:eastAsia="Malgun Gothic" w:cs="Malgun Gothic"/>
+                <w:color w:val="6B6B8C"/>
+                <w:sz w:val="17"/>
+                <w:szCs w:val="17"/>
+              </w:rPr>
+              <w:t xml:space="preserve">주의: 협력 표현 0</w:t>
+            </w:r>
+          </w:p>
+        </w:tc>
+      </w:tr>
+      <w:tr>
+        <w:trPr>
+          <w:cantSplit/>
+        </w:trPr>
+        <w:tc>
+          <w:tcPr>
+            <w:tcW w:type="dxa" w:w="1444"/>
+            <w:shd w:val="clear" w:color="auto" w:fill="F8F8FC"/>
+          </w:tcPr>
+          <w:p>
+            <w:pPr>
+              <w:spacing w:after="0" w:line="240" w:lineRule="exact"/>
+            </w:pPr>
+            <w:r>
+              <w:rPr>
+                <w:rFonts w:ascii="Malgun Gothic" w:hAnsi="Malgun Gothic" w:eastAsia="Malgun Gothic" w:cs="Malgun Gothic"/>
+                <w:color w:val="1B1B48"/>
+                <w:sz w:val="17"/>
+                <w:szCs w:val="17"/>
+              </w:rPr>
+              <w:t xml:space="preserve">영수증 · 세금계산서 돼요?</w:t>
+            </w:r>
+          </w:p>
+        </w:tc>
+        <w:tc>
+          <w:tcPr>
+            <w:tcW w:type="dxa" w:w="8422"/>
+            <w:shd w:val="clear" w:color="auto" w:fill="F8F8FC"/>
+          </w:tcPr>
+          <w:p>
+            <w:pPr>
+              <w:spacing w:after="0" w:line="240" w:lineRule="exact"/>
+            </w:pPr>
+            <w:r>
+              <w:rPr>
+                <w:rFonts w:ascii="Malgun Gothic" w:hAnsi="Malgun Gothic" w:eastAsia="Malgun Gothic" w:cs="Malgun Gothic"/>
+                <w:color w:val="1B1B48"/>
+                <w:sz w:val="17"/>
+                <w:szCs w:val="17"/>
+              </w:rPr>
+              <w:t xml:space="preserve">기업 구매는 공식 메일로 문의해 주시면 안내드립니다.</w:t>
+            </w:r>
+          </w:p>
+        </w:tc>
+      </w:tr>
+    </w:tbl>
+    <w:p>
+      <w:pPr>
+        <w:spacing w:after="120"/>
+      </w:pPr>
+    </w:p>
+    <w:p>
+      <w:pPr>
+        <w:pStyle w:val="Heading2"/>
+        <w:tabs>
+          <w:tab w:pos="567" w:val="left"/>
+        </w:tabs>
+        <w:ind w:left="567" w:hanging="567"/>
+      </w:pPr>
+      <w:bookmarkStart w:id="17" w:name="s17"/>
+      <w:r>
+        <w:rPr>
+          <w:rFonts w:ascii="Malgun Gothic" w:hAnsi="Malgun Gothic" w:eastAsia="Malgun Gothic" w:cs="Malgun Gothic"/>
+          <w:b/>
+          <w:bCs/>
+          <w:color w:val="4D4DCE"/>
+          <w:sz w:val="30"/>
+          <w:szCs w:val="30"/>
+        </w:rPr>
+        <w:t xml:space="preserve">13	</w:t>
+      </w:r>
+      <w:r>
+        <w:rPr>
+          <w:rFonts w:ascii="Malgun Gothic" w:hAnsi="Malgun Gothic" w:eastAsia="Malgun Gothic" w:cs="Malgun Gothic"/>
+          <w:b/>
+          <w:bCs/>
+          <w:color w:val="1B1B48"/>
+          <w:sz w:val="30"/>
+          <w:szCs w:val="30"/>
+        </w:rPr>
         <w:t xml:space="preserve">넘길 질문 · 연결 담당</w:t>
       </w:r>
-      <w:bookmarkEnd w:id="16"/>
+      <w:bookmarkEnd w:id="17"/>
     </w:p>
     <w:p>
       <w:pPr>
@@ -9660,7 +10162,7 @@
         </w:tabs>
         <w:ind w:left="567" w:hanging="567"/>
       </w:pPr>
-      <w:bookmarkStart w:id="17" w:name="s17"/>
+      <w:bookmarkStart w:id="18" w:name="s18"/>
       <w:r>
         <w:rPr>
           <w:rFonts w:ascii="Malgun Gothic" w:hAnsi="Malgun Gothic" w:eastAsia="Malgun Gothic" w:cs="Malgun Gothic"/>
@@ -9670,7 +10172,7 @@
           <w:sz w:val="30"/>
           <w:szCs w:val="30"/>
         </w:rPr>
-        <w:t xml:space="preserve">13	</w:t>
+        <w:t xml:space="preserve">14	</w:t>
       </w:r>
       <w:r>
         <w:rPr>
@@ -9683,7 +10185,7 @@
         </w:rPr>
         <w:t xml:space="preserve">영어 응대 카드</w:t>
       </w:r>
-      <w:bookmarkEnd w:id="17"/>
+      <w:bookmarkEnd w:id="18"/>
     </w:p>
     <w:p>
       <w:pPr>
@@ -9721,8 +10223,8 @@
         <w:tblLook w:firstColumn="1" w:firstRow="1" w:lastColumn="0" w:lastRow="0" w:noHBand="0" w:noVBand="1" w:val="04A0"/>
       </w:tblPr>
       <w:tblGrid>
-        <w:gridCol w:w="1422"/>
-        <w:gridCol w:w="8444"/>
+        <w:gridCol w:w="1524"/>
+        <w:gridCol w:w="8342"/>
       </w:tblGrid>
       <w:tr>
         <w:trPr>
@@ -9731,7 +10233,7 @@
         </w:trPr>
         <w:tc>
           <w:tcPr>
-            <w:tcW w:type="dxa" w:w="1422"/>
+            <w:tcW w:type="dxa" w:w="1524"/>
             <w:shd w:val="clear" w:color="auto" w:fill="E8E8F4"/>
           </w:tcPr>
           <w:p>
@@ -9753,7 +10255,7 @@
         </w:tc>
         <w:tc>
           <w:tcPr>
-            <w:tcW w:type="dxa" w:w="8444"/>
+            <w:tcW w:type="dxa" w:w="8342"/>
             <w:shd w:val="clear" w:color="auto" w:fill="E8E8F4"/>
           </w:tcPr>
           <w:p>
@@ -9780,7 +10282,7 @@
         </w:trPr>
         <w:tc>
           <w:tcPr>
-            <w:tcW w:type="dxa" w:w="1422"/>
+            <w:tcW w:type="dxa" w:w="1524"/>
           </w:tcPr>
           <w:p>
             <w:pPr>
@@ -9799,7 +10301,7 @@
         </w:tc>
         <w:tc>
           <w:tcPr>
-            <w:tcW w:type="dxa" w:w="8444"/>
+            <w:tcW w:type="dxa" w:w="8342"/>
           </w:tcPr>
           <w:p>
             <w:pPr>
@@ -9823,7 +10325,7 @@
         </w:trPr>
         <w:tc>
           <w:tcPr>
-            <w:tcW w:type="dxa" w:w="1422"/>
+            <w:tcW w:type="dxa" w:w="1524"/>
             <w:shd w:val="clear" w:color="auto" w:fill="F8F8FC"/>
           </w:tcPr>
           <w:p>
@@ -9843,7 +10345,7 @@
         </w:tc>
         <w:tc>
           <w:tcPr>
-            <w:tcW w:type="dxa" w:w="8444"/>
+            <w:tcW w:type="dxa" w:w="8342"/>
             <w:shd w:val="clear" w:color="auto" w:fill="F8F8FC"/>
           </w:tcPr>
           <w:p>
@@ -9868,7 +10370,7 @@
         </w:trPr>
         <w:tc>
           <w:tcPr>
-            <w:tcW w:type="dxa" w:w="1422"/>
+            <w:tcW w:type="dxa" w:w="1524"/>
           </w:tcPr>
           <w:p>
             <w:pPr>
@@ -9887,7 +10389,7 @@
         </w:tc>
         <w:tc>
           <w:tcPr>
-            <w:tcW w:type="dxa" w:w="8444"/>
+            <w:tcW w:type="dxa" w:w="8342"/>
           </w:tcPr>
           <w:p>
             <w:pPr>
@@ -9911,7 +10413,7 @@
         </w:trPr>
         <w:tc>
           <w:tcPr>
-            <w:tcW w:type="dxa" w:w="1422"/>
+            <w:tcW w:type="dxa" w:w="1524"/>
             <w:shd w:val="clear" w:color="auto" w:fill="F8F8FC"/>
           </w:tcPr>
           <w:p>
@@ -9931,7 +10433,7 @@
         </w:tc>
         <w:tc>
           <w:tcPr>
-            <w:tcW w:type="dxa" w:w="8444"/>
+            <w:tcW w:type="dxa" w:w="8342"/>
             <w:shd w:val="clear" w:color="auto" w:fill="F8F8FC"/>
           </w:tcPr>
           <w:p>
@@ -9956,7 +10458,7 @@
         </w:trPr>
         <w:tc>
           <w:tcPr>
-            <w:tcW w:type="dxa" w:w="1422"/>
+            <w:tcW w:type="dxa" w:w="1524"/>
           </w:tcPr>
           <w:p>
             <w:pPr>
@@ -9975,7 +10477,7 @@
         </w:tc>
         <w:tc>
           <w:tcPr>
-            <w:tcW w:type="dxa" w:w="8444"/>
+            <w:tcW w:type="dxa" w:w="8342"/>
           </w:tcPr>
           <w:p>
             <w:pPr>
@@ -9999,7 +10501,7 @@
         </w:trPr>
         <w:tc>
           <w:tcPr>
-            <w:tcW w:type="dxa" w:w="1422"/>
+            <w:tcW w:type="dxa" w:w="1524"/>
             <w:shd w:val="clear" w:color="auto" w:fill="F8F8FC"/>
           </w:tcPr>
           <w:p>
@@ -10019,7 +10521,7 @@
         </w:tc>
         <w:tc>
           <w:tcPr>
-            <w:tcW w:type="dxa" w:w="8444"/>
+            <w:tcW w:type="dxa" w:w="8342"/>
             <w:shd w:val="clear" w:color="auto" w:fill="F8F8FC"/>
           </w:tcPr>
           <w:p>
@@ -10044,7 +10546,7 @@
         </w:trPr>
         <w:tc>
           <w:tcPr>
-            <w:tcW w:type="dxa" w:w="1422"/>
+            <w:tcW w:type="dxa" w:w="1524"/>
           </w:tcPr>
           <w:p>
             <w:pPr>
@@ -10063,7 +10565,7 @@
         </w:tc>
         <w:tc>
           <w:tcPr>
-            <w:tcW w:type="dxa" w:w="8444"/>
+            <w:tcW w:type="dxa" w:w="8342"/>
           </w:tcPr>
           <w:p>
             <w:pPr>
@@ -10087,7 +10589,7 @@
         </w:trPr>
         <w:tc>
           <w:tcPr>
-            <w:tcW w:type="dxa" w:w="1422"/>
+            <w:tcW w:type="dxa" w:w="1524"/>
             <w:shd w:val="clear" w:color="auto" w:fill="F8F8FC"/>
           </w:tcPr>
           <w:p>
@@ -10107,7 +10609,7 @@
         </w:tc>
         <w:tc>
           <w:tcPr>
-            <w:tcW w:type="dxa" w:w="8444"/>
+            <w:tcW w:type="dxa" w:w="8342"/>
             <w:shd w:val="clear" w:color="auto" w:fill="F8F8FC"/>
           </w:tcPr>
           <w:p>
@@ -10132,7 +10634,7 @@
         </w:trPr>
         <w:tc>
           <w:tcPr>
-            <w:tcW w:type="dxa" w:w="1422"/>
+            <w:tcW w:type="dxa" w:w="1524"/>
           </w:tcPr>
           <w:p>
             <w:pPr>
@@ -10151,7 +10653,7 @@
         </w:tc>
         <w:tc>
           <w:tcPr>
-            <w:tcW w:type="dxa" w:w="8444"/>
+            <w:tcW w:type="dxa" w:w="8342"/>
           </w:tcPr>
           <w:p>
             <w:pPr>
@@ -10175,7 +10677,7 @@
         </w:trPr>
         <w:tc>
           <w:tcPr>
-            <w:tcW w:type="dxa" w:w="1422"/>
+            <w:tcW w:type="dxa" w:w="1524"/>
             <w:shd w:val="clear" w:color="auto" w:fill="F8F8FC"/>
           </w:tcPr>
           <w:p>
@@ -10195,7 +10697,7 @@
         </w:tc>
         <w:tc>
           <w:tcPr>
-            <w:tcW w:type="dxa" w:w="8444"/>
+            <w:tcW w:type="dxa" w:w="8342"/>
             <w:shd w:val="clear" w:color="auto" w:fill="F8F8FC"/>
           </w:tcPr>
           <w:p>
@@ -10220,7 +10722,7 @@
         </w:trPr>
         <w:tc>
           <w:tcPr>
-            <w:tcW w:type="dxa" w:w="1422"/>
+            <w:tcW w:type="dxa" w:w="1524"/>
           </w:tcPr>
           <w:p>
             <w:pPr>
@@ -10239,7 +10741,7 @@
         </w:tc>
         <w:tc>
           <w:tcPr>
-            <w:tcW w:type="dxa" w:w="8444"/>
+            <w:tcW w:type="dxa" w:w="8342"/>
           </w:tcPr>
           <w:p>
             <w:pPr>
@@ -10263,7 +10765,7 @@
         </w:trPr>
         <w:tc>
           <w:tcPr>
-            <w:tcW w:type="dxa" w:w="1422"/>
+            <w:tcW w:type="dxa" w:w="1524"/>
             <w:shd w:val="clear" w:color="auto" w:fill="F8F8FC"/>
           </w:tcPr>
           <w:p>
@@ -10283,7 +10785,7 @@
         </w:tc>
         <w:tc>
           <w:tcPr>
-            <w:tcW w:type="dxa" w:w="8444"/>
+            <w:tcW w:type="dxa" w:w="8342"/>
             <w:shd w:val="clear" w:color="auto" w:fill="F8F8FC"/>
           </w:tcPr>
           <w:p>
@@ -10308,7 +10810,7 @@
         </w:trPr>
         <w:tc>
           <w:tcPr>
-            <w:tcW w:type="dxa" w:w="1422"/>
+            <w:tcW w:type="dxa" w:w="1524"/>
           </w:tcPr>
           <w:p>
             <w:pPr>
@@ -10327,7 +10829,7 @@
         </w:tc>
         <w:tc>
           <w:tcPr>
-            <w:tcW w:type="dxa" w:w="8444"/>
+            <w:tcW w:type="dxa" w:w="8342"/>
           </w:tcPr>
           <w:p>
             <w:pPr>
@@ -10351,7 +10853,7 @@
         </w:trPr>
         <w:tc>
           <w:tcPr>
-            <w:tcW w:type="dxa" w:w="1422"/>
+            <w:tcW w:type="dxa" w:w="1524"/>
             <w:shd w:val="clear" w:color="auto" w:fill="F8F8FC"/>
           </w:tcPr>
           <w:p>
@@ -10371,7 +10873,7 @@
         </w:tc>
         <w:tc>
           <w:tcPr>
-            <w:tcW w:type="dxa" w:w="8444"/>
+            <w:tcW w:type="dxa" w:w="8342"/>
             <w:shd w:val="clear" w:color="auto" w:fill="F8F8FC"/>
           </w:tcPr>
           <w:p>
@@ -10396,7 +10898,7 @@
         </w:trPr>
         <w:tc>
           <w:tcPr>
-            <w:tcW w:type="dxa" w:w="1422"/>
+            <w:tcW w:type="dxa" w:w="1524"/>
           </w:tcPr>
           <w:p>
             <w:pPr>
@@ -10415,7 +10917,7 @@
         </w:tc>
         <w:tc>
           <w:tcPr>
-            <w:tcW w:type="dxa" w:w="8444"/>
+            <w:tcW w:type="dxa" w:w="8342"/>
           </w:tcPr>
           <w:p>
             <w:pPr>
@@ -10439,7 +10941,7 @@
         </w:trPr>
         <w:tc>
           <w:tcPr>
-            <w:tcW w:type="dxa" w:w="1422"/>
+            <w:tcW w:type="dxa" w:w="1524"/>
             <w:shd w:val="clear" w:color="auto" w:fill="F8F8FC"/>
           </w:tcPr>
           <w:p>
@@ -10453,13 +10955,101 @@
                 <w:sz w:val="17"/>
                 <w:szCs w:val="17"/>
               </w:rPr>
+              <w:t xml:space="preserve">Do you run prediction markets? (after the keynote)</w:t>
+            </w:r>
+          </w:p>
+        </w:tc>
+        <w:tc>
+          <w:tcPr>
+            <w:tcW w:type="dxa" w:w="8342"/>
+            <w:shd w:val="clear" w:color="auto" w:fill="F8F8FC"/>
+          </w:tcPr>
+          <w:p>
+            <w:pPr>
+              <w:spacing w:after="0" w:line="240" w:lineRule="exact"/>
+            </w:pPr>
+            <w:r>
+              <w:rPr>
+                <w:rFonts w:ascii="Malgun Gothic" w:hAnsi="Malgun Gothic" w:eastAsia="Malgun Gothic" w:cs="Malgun Gothic"/>
+                <w:color w:val="1B1B48"/>
+                <w:sz w:val="17"/>
+                <w:szCs w:val="17"/>
+              </w:rPr>
+              <w:t xml:space="preserve">No. The keynote described where verified weather indices can be used: prediction markets, parametric insurance and business decisions. We don't name platforms, customers or contracts.</w:t>
+            </w:r>
+          </w:p>
+        </w:tc>
+      </w:tr>
+      <w:tr>
+        <w:trPr>
+          <w:cantSplit/>
+        </w:trPr>
+        <w:tc>
+          <w:tcPr>
+            <w:tcW w:type="dxa" w:w="1524"/>
+          </w:tcPr>
+          <w:p>
+            <w:pPr>
+              <w:spacing w:after="0" w:line="240" w:lineRule="exact"/>
+            </w:pPr>
+            <w:r>
+              <w:rPr>
+                <w:rFonts w:ascii="Malgun Gothic" w:hAnsi="Malgun Gothic" w:eastAsia="Malgun Gothic" w:cs="Malgun Gothic"/>
+                <w:color w:val="1B1B48"/>
+                <w:sz w:val="17"/>
+                <w:szCs w:val="17"/>
+              </w:rPr>
+              <w:t xml:space="preserve">Is the confidential settlement live? (after the keynote)</w:t>
+            </w:r>
+          </w:p>
+        </w:tc>
+        <w:tc>
+          <w:tcPr>
+            <w:tcW w:type="dxa" w:w="8342"/>
+          </w:tcPr>
+          <w:p>
+            <w:pPr>
+              <w:spacing w:after="0" w:line="240" w:lineRule="exact"/>
+            </w:pPr>
+            <w:r>
+              <w:rPr>
+                <w:rFonts w:ascii="Malgun Gothic" w:hAnsi="Malgun Gothic" w:eastAsia="Malgun Gothic" w:cs="Malgun Gothic"/>
+                <w:color w:val="1B1B48"/>
+                <w:sz w:val="17"/>
+                <w:szCs w:val="17"/>
+              </w:rPr>
+              <w:t xml:space="preserve">It's designed and in testing. What's live today is KWeather's Weather Data Market, recording every hourly run on-chain, which we announced this morning.</w:t>
+            </w:r>
+          </w:p>
+        </w:tc>
+      </w:tr>
+      <w:tr>
+        <w:trPr>
+          <w:cantSplit/>
+        </w:trPr>
+        <w:tc>
+          <w:tcPr>
+            <w:tcW w:type="dxa" w:w="1524"/>
+            <w:shd w:val="clear" w:color="auto" w:fill="F8F8FC"/>
+          </w:tcPr>
+          <w:p>
+            <w:pPr>
+              <w:spacing w:after="0" w:line="240" w:lineRule="exact"/>
+            </w:pPr>
+            <w:r>
+              <w:rPr>
+                <w:rFonts w:ascii="Malgun Gothic" w:hAnsi="Malgun Gothic" w:eastAsia="Malgun Gothic" w:cs="Malgun Gothic"/>
+                <w:color w:val="1B1B48"/>
+                <w:sz w:val="17"/>
+                <w:szCs w:val="17"/>
+              </w:rPr>
               <w:t xml:space="preserve">Can we talk business or investment?</w:t>
             </w:r>
           </w:p>
         </w:tc>
         <w:tc>
           <w:tcPr>
-            <w:tcW w:type="dxa" w:w="8444"/>
+            <w:tcW w:type="dxa" w:w="8342"/>
             <w:shd w:val="clear" w:color="auto" w:fill="F8F8FC"/>
           </w:tcPr>
           <w:p>
@@ -10492,7 +11082,7 @@
         </w:tabs>
         <w:ind w:left="567" w:hanging="567"/>
       </w:pPr>
-      <w:bookmarkStart w:id="18" w:name="s18"/>
+      <w:bookmarkStart w:id="19" w:name="s19"/>
       <w:r>
         <w:rPr>
           <w:rFonts w:ascii="Malgun Gothic" w:hAnsi="Malgun Gothic" w:eastAsia="Malgun Gothic" w:cs="Malgun Gothic"/>
@@ -10502,7 +11092,7 @@
           <w:sz w:val="30"/>
           <w:szCs w:val="30"/>
         </w:rPr>
-        <w:t xml:space="preserve">14	</w:t>
+        <w:t xml:space="preserve">15	</w:t>
       </w:r>
       <w:r>
         <w:rPr>
@@ -10515,7 +11105,7 @@
         </w:rPr>
         <w:t xml:space="preserve">숫자 카드</w:t>
       </w:r>
-      <w:bookmarkEnd w:id="18"/>
+      <w:bookmarkEnd w:id="19"/>
     </w:p>
     <w:tbl>
       <w:tblPr>

--- a/reports/XRP SEOUL 2026 부스 현장 Q&A 시나리오.docx
+++ b/reports/XRP SEOUL 2026 부스 현장 Q&A 시나리오.docx
@@ -24,7 +24,7 @@
           <w:sz w:val="18"/>
           <w:szCs w:val="18"/>
         </w:rPr>
-        <w:t xml:space="preserve">   wellbian 내부 · 2026-10-01</w:t>
+        <w:t xml:space="preserve">   wellbian 내부 · 2026-10-02</w:t>
       </w:r>
     </w:p>
     <w:p>
@@ -2145,7 +2145,27 @@
           <w:sz w:val="20"/>
           <w:szCs w:val="20"/>
         </w:rPr>
-        <w:t xml:space="preserve">DeFi(DEX) · 리더보드 · 데이터 바운티 · 데이터 마켓 메뉴가 열렸는지(9/30 회의 — DEX 10/2 오픈 → 10/3 09:00 사이트 연결)와 출금 개시 공지 여부 → 6절 「출금 · 지금 어디서 사요?」 답을 A · B 중 하나로</w:t>
+        <w:t xml:space="preserve">XRPL DEX 의 WLBN/RLUSD AMM 풀은 </w:t>
+      </w:r>
+      <w:r>
+        <w:rPr>
+          <w:rFonts w:ascii="Malgun Gothic" w:hAnsi="Malgun Gothic" w:eastAsia="Malgun Gothic" w:cs="Malgun Gothic"/>
+          <w:b/>
+          <w:bCs/>
+          <w:color w:val="1B1B48"/>
+          <w:sz w:val="20"/>
+          <w:szCs w:val="20"/>
+        </w:rPr>
+        <w:t xml:space="preserve">10/2 저녁 가동 확인</w:t>
+      </w:r>
+      <w:r>
+        <w:rPr>
+          <w:rFonts w:ascii="Malgun Gothic" w:hAnsi="Malgun Gothic" w:eastAsia="Malgun Gothic" w:cs="Malgun Gothic"/>
+          <w:color w:val="1B1B48"/>
+          <w:sz w:val="20"/>
+          <w:szCs w:val="20"/>
+        </w:rPr>
+        <w:t xml:space="preserve">(서우 스왑 화면). 남은 확인: 사이트 DeFi · 리더보드 · 데이터 바운티 · 데이터 마켓 메뉴 연결(10/3 09:00)과 출금 개시 공지 여부 → 6절 「출금 돼요?」 답을 A · B 중 하나로</w:t>
       </w:r>
     </w:p>
     <w:p>
@@ -3555,8 +3575,8 @@
         <w:tblLook w:firstColumn="1" w:firstRow="1" w:lastColumn="0" w:lastRow="0" w:noHBand="0" w:noVBand="1" w:val="04A0"/>
       </w:tblPr>
       <w:tblGrid>
-        <w:gridCol w:w="1444"/>
-        <w:gridCol w:w="8422"/>
+        <w:gridCol w:w="1411"/>
+        <w:gridCol w:w="8455"/>
       </w:tblGrid>
       <w:tr>
         <w:trPr>
@@ -3565,7 +3585,7 @@
         </w:trPr>
         <w:tc>
           <w:tcPr>
-            <w:tcW w:type="dxa" w:w="1444"/>
+            <w:tcW w:type="dxa" w:w="1411"/>
             <w:shd w:val="clear" w:color="auto" w:fill="E8E8F4"/>
           </w:tcPr>
           <w:p>
@@ -3587,7 +3607,7 @@
         </w:tc>
         <w:tc>
           <w:tcPr>
-            <w:tcW w:type="dxa" w:w="8422"/>
+            <w:tcW w:type="dxa" w:w="8455"/>
             <w:shd w:val="clear" w:color="auto" w:fill="E8E8F4"/>
           </w:tcPr>
           <w:p>
@@ -3614,7 +3634,7 @@
         </w:trPr>
         <w:tc>
           <w:tcPr>
-            <w:tcW w:type="dxa" w:w="1444"/>
+            <w:tcW w:type="dxa" w:w="1411"/>
           </w:tcPr>
           <w:p>
             <w:pPr>
@@ -3633,7 +3653,7 @@
         </w:tc>
         <w:tc>
           <w:tcPr>
-            <w:tcW w:type="dxa" w:w="8422"/>
+            <w:tcW w:type="dxa" w:w="8455"/>
           </w:tcPr>
           <w:p>
             <w:pPr>
@@ -3669,7 +3689,7 @@
         </w:trPr>
         <w:tc>
           <w:tcPr>
-            <w:tcW w:type="dxa" w:w="1444"/>
+            <w:tcW w:type="dxa" w:w="1411"/>
             <w:shd w:val="clear" w:color="auto" w:fill="F8F8FC"/>
           </w:tcPr>
           <w:p>
@@ -3689,7 +3709,7 @@
         </w:tc>
         <w:tc>
           <w:tcPr>
-            <w:tcW w:type="dxa" w:w="8422"/>
+            <w:tcW w:type="dxa" w:w="8455"/>
             <w:shd w:val="clear" w:color="auto" w:fill="F8F8FC"/>
           </w:tcPr>
           <w:p>
@@ -3726,7 +3746,7 @@
         </w:trPr>
         <w:tc>
           <w:tcPr>
-            <w:tcW w:type="dxa" w:w="1444"/>
+            <w:tcW w:type="dxa" w:w="1411"/>
           </w:tcPr>
           <w:p>
             <w:pPr>
@@ -3745,7 +3765,7 @@
         </w:tc>
         <w:tc>
           <w:tcPr>
-            <w:tcW w:type="dxa" w:w="8422"/>
+            <w:tcW w:type="dxa" w:w="8455"/>
           </w:tcPr>
           <w:p>
             <w:pPr>
@@ -3781,7 +3801,7 @@
         </w:trPr>
         <w:tc>
           <w:tcPr>
-            <w:tcW w:type="dxa" w:w="1444"/>
+            <w:tcW w:type="dxa" w:w="1411"/>
             <w:shd w:val="clear" w:color="auto" w:fill="F8F8FC"/>
           </w:tcPr>
           <w:p>
@@ -3801,7 +3821,7 @@
         </w:tc>
         <w:tc>
           <w:tcPr>
-            <w:tcW w:type="dxa" w:w="8422"/>
+            <w:tcW w:type="dxa" w:w="8455"/>
             <w:shd w:val="clear" w:color="auto" w:fill="F8F8FC"/>
           </w:tcPr>
           <w:p>
@@ -3838,7 +3858,7 @@
         </w:trPr>
         <w:tc>
           <w:tcPr>
-            <w:tcW w:type="dxa" w:w="1444"/>
+            <w:tcW w:type="dxa" w:w="1411"/>
           </w:tcPr>
           <w:p>
             <w:pPr>
@@ -3857,7 +3877,7 @@
         </w:tc>
         <w:tc>
           <w:tcPr>
-            <w:tcW w:type="dxa" w:w="8422"/>
+            <w:tcW w:type="dxa" w:w="8455"/>
           </w:tcPr>
           <w:p>
             <w:pPr>
@@ -3893,7 +3913,7 @@
         </w:trPr>
         <w:tc>
           <w:tcPr>
-            <w:tcW w:type="dxa" w:w="1444"/>
+            <w:tcW w:type="dxa" w:w="1411"/>
             <w:shd w:val="clear" w:color="auto" w:fill="F8F8FC"/>
           </w:tcPr>
           <w:p>
@@ -3913,7 +3933,7 @@
         </w:tc>
         <w:tc>
           <w:tcPr>
-            <w:tcW w:type="dxa" w:w="8422"/>
+            <w:tcW w:type="dxa" w:w="8455"/>
             <w:shd w:val="clear" w:color="auto" w:fill="F8F8FC"/>
           </w:tcPr>
           <w:p>
@@ -3938,7 +3958,7 @@
         </w:trPr>
         <w:tc>
           <w:tcPr>
-            <w:tcW w:type="dxa" w:w="1444"/>
+            <w:tcW w:type="dxa" w:w="1411"/>
           </w:tcPr>
           <w:p>
             <w:pPr>
@@ -3957,7 +3977,7 @@
         </w:tc>
         <w:tc>
           <w:tcPr>
-            <w:tcW w:type="dxa" w:w="8422"/>
+            <w:tcW w:type="dxa" w:w="8455"/>
           </w:tcPr>
           <w:p>
             <w:pPr>
@@ -3981,7 +4001,7 @@
         </w:trPr>
         <w:tc>
           <w:tcPr>
-            <w:tcW w:type="dxa" w:w="1444"/>
+            <w:tcW w:type="dxa" w:w="1411"/>
             <w:shd w:val="clear" w:color="auto" w:fill="F8F8FC"/>
           </w:tcPr>
           <w:p>
@@ -4001,7 +4021,7 @@
         </w:tc>
         <w:tc>
           <w:tcPr>
-            <w:tcW w:type="dxa" w:w="8422"/>
+            <w:tcW w:type="dxa" w:w="8455"/>
             <w:shd w:val="clear" w:color="auto" w:fill="F8F8FC"/>
           </w:tcPr>
           <w:p>
@@ -4093,8 +4113,8 @@
         <w:tblLook w:firstColumn="1" w:firstRow="1" w:lastColumn="0" w:lastRow="0" w:noHBand="0" w:noVBand="1" w:val="04A0"/>
       </w:tblPr>
       <w:tblGrid>
-        <w:gridCol w:w="1444"/>
-        <w:gridCol w:w="8422"/>
+        <w:gridCol w:w="1411"/>
+        <w:gridCol w:w="8455"/>
       </w:tblGrid>
       <w:tr>
         <w:trPr>
@@ -4103,7 +4123,7 @@
         </w:trPr>
         <w:tc>
           <w:tcPr>
-            <w:tcW w:type="dxa" w:w="1444"/>
+            <w:tcW w:type="dxa" w:w="1411"/>
             <w:shd w:val="clear" w:color="auto" w:fill="E8E8F4"/>
           </w:tcPr>
           <w:p>
@@ -4125,7 +4145,7 @@
         </w:tc>
         <w:tc>
           <w:tcPr>
-            <w:tcW w:type="dxa" w:w="8422"/>
+            <w:tcW w:type="dxa" w:w="8455"/>
             <w:shd w:val="clear" w:color="auto" w:fill="E8E8F4"/>
           </w:tcPr>
           <w:p>
@@ -4152,7 +4172,7 @@
         </w:trPr>
         <w:tc>
           <w:tcPr>
-            <w:tcW w:type="dxa" w:w="1444"/>
+            <w:tcW w:type="dxa" w:w="1411"/>
           </w:tcPr>
           <w:p>
             <w:pPr>
@@ -4171,7 +4191,7 @@
         </w:tc>
         <w:tc>
           <w:tcPr>
-            <w:tcW w:type="dxa" w:w="8422"/>
+            <w:tcW w:type="dxa" w:w="8455"/>
           </w:tcPr>
           <w:p>
             <w:pPr>
@@ -4207,7 +4227,7 @@
         </w:trPr>
         <w:tc>
           <w:tcPr>
-            <w:tcW w:type="dxa" w:w="1444"/>
+            <w:tcW w:type="dxa" w:w="1411"/>
             <w:shd w:val="clear" w:color="auto" w:fill="F8F8FC"/>
           </w:tcPr>
           <w:p>
@@ -4227,7 +4247,7 @@
         </w:tc>
         <w:tc>
           <w:tcPr>
-            <w:tcW w:type="dxa" w:w="8422"/>
+            <w:tcW w:type="dxa" w:w="8455"/>
             <w:shd w:val="clear" w:color="auto" w:fill="F8F8FC"/>
           </w:tcPr>
           <w:p>
@@ -4252,7 +4272,7 @@
         </w:trPr>
         <w:tc>
           <w:tcPr>
-            <w:tcW w:type="dxa" w:w="1444"/>
+            <w:tcW w:type="dxa" w:w="1411"/>
           </w:tcPr>
           <w:p>
             <w:pPr>
@@ -4271,7 +4291,7 @@
         </w:tc>
         <w:tc>
           <w:tcPr>
-            <w:tcW w:type="dxa" w:w="8422"/>
+            <w:tcW w:type="dxa" w:w="8455"/>
           </w:tcPr>
           <w:p>
             <w:pPr>
@@ -4295,7 +4315,7 @@
         </w:trPr>
         <w:tc>
           <w:tcPr>
-            <w:tcW w:type="dxa" w:w="1444"/>
+            <w:tcW w:type="dxa" w:w="1411"/>
             <w:shd w:val="clear" w:color="auto" w:fill="F8F8FC"/>
           </w:tcPr>
           <w:p>
@@ -4315,7 +4335,7 @@
         </w:tc>
         <w:tc>
           <w:tcPr>
-            <w:tcW w:type="dxa" w:w="8422"/>
+            <w:tcW w:type="dxa" w:w="8455"/>
             <w:shd w:val="clear" w:color="auto" w:fill="F8F8FC"/>
           </w:tcPr>
           <w:p>
@@ -4352,7 +4372,7 @@
         </w:trPr>
         <w:tc>
           <w:tcPr>
-            <w:tcW w:type="dxa" w:w="1444"/>
+            <w:tcW w:type="dxa" w:w="1411"/>
           </w:tcPr>
           <w:p>
             <w:pPr>
@@ -4371,7 +4391,7 @@
         </w:tc>
         <w:tc>
           <w:tcPr>
-            <w:tcW w:type="dxa" w:w="8422"/>
+            <w:tcW w:type="dxa" w:w="8455"/>
           </w:tcPr>
           <w:p>
             <w:pPr>
@@ -4407,7 +4427,7 @@
         </w:trPr>
         <w:tc>
           <w:tcPr>
-            <w:tcW w:type="dxa" w:w="1444"/>
+            <w:tcW w:type="dxa" w:w="1411"/>
             <w:shd w:val="clear" w:color="auto" w:fill="F8F8FC"/>
           </w:tcPr>
           <w:p>
@@ -4427,7 +4447,7 @@
         </w:tc>
         <w:tc>
           <w:tcPr>
-            <w:tcW w:type="dxa" w:w="8422"/>
+            <w:tcW w:type="dxa" w:w="8455"/>
             <w:shd w:val="clear" w:color="auto" w:fill="F8F8FC"/>
           </w:tcPr>
           <w:p>
@@ -4464,7 +4484,7 @@
         </w:trPr>
         <w:tc>
           <w:tcPr>
-            <w:tcW w:type="dxa" w:w="1444"/>
+            <w:tcW w:type="dxa" w:w="1411"/>
           </w:tcPr>
           <w:p>
             <w:pPr>
@@ -4483,7 +4503,7 @@
         </w:tc>
         <w:tc>
           <w:tcPr>
-            <w:tcW w:type="dxa" w:w="8422"/>
+            <w:tcW w:type="dxa" w:w="8455"/>
           </w:tcPr>
           <w:p>
             <w:pPr>
@@ -4519,7 +4539,7 @@
         </w:trPr>
         <w:tc>
           <w:tcPr>
-            <w:tcW w:type="dxa" w:w="1444"/>
+            <w:tcW w:type="dxa" w:w="1411"/>
             <w:shd w:val="clear" w:color="auto" w:fill="F8F8FC"/>
           </w:tcPr>
           <w:p>
@@ -4539,7 +4559,7 @@
         </w:tc>
         <w:tc>
           <w:tcPr>
-            <w:tcW w:type="dxa" w:w="8422"/>
+            <w:tcW w:type="dxa" w:w="8455"/>
             <w:shd w:val="clear" w:color="auto" w:fill="F8F8FC"/>
           </w:tcPr>
           <w:p>
@@ -4564,7 +4584,7 @@
         </w:trPr>
         <w:tc>
           <w:tcPr>
-            <w:tcW w:type="dxa" w:w="1444"/>
+            <w:tcW w:type="dxa" w:w="1411"/>
           </w:tcPr>
           <w:p>
             <w:pPr>
@@ -4583,7 +4603,7 @@
         </w:tc>
         <w:tc>
           <w:tcPr>
-            <w:tcW w:type="dxa" w:w="8422"/>
+            <w:tcW w:type="dxa" w:w="8455"/>
           </w:tcPr>
           <w:p>
             <w:pPr>
@@ -4607,7 +4627,7 @@
         </w:trPr>
         <w:tc>
           <w:tcPr>
-            <w:tcW w:type="dxa" w:w="1444"/>
+            <w:tcW w:type="dxa" w:w="1411"/>
             <w:shd w:val="clear" w:color="auto" w:fill="F8F8FC"/>
           </w:tcPr>
           <w:p>
@@ -4627,7 +4647,7 @@
         </w:tc>
         <w:tc>
           <w:tcPr>
-            <w:tcW w:type="dxa" w:w="8422"/>
+            <w:tcW w:type="dxa" w:w="8455"/>
             <w:shd w:val="clear" w:color="auto" w:fill="F8F8FC"/>
           </w:tcPr>
           <w:p>
@@ -4652,7 +4672,7 @@
         </w:trPr>
         <w:tc>
           <w:tcPr>
-            <w:tcW w:type="dxa" w:w="1444"/>
+            <w:tcW w:type="dxa" w:w="1411"/>
           </w:tcPr>
           <w:p>
             <w:pPr>
@@ -4671,7 +4691,7 @@
         </w:tc>
         <w:tc>
           <w:tcPr>
-            <w:tcW w:type="dxa" w:w="8422"/>
+            <w:tcW w:type="dxa" w:w="8455"/>
           </w:tcPr>
           <w:p>
             <w:pPr>
@@ -4707,7 +4727,7 @@
         </w:trPr>
         <w:tc>
           <w:tcPr>
-            <w:tcW w:type="dxa" w:w="1444"/>
+            <w:tcW w:type="dxa" w:w="1411"/>
             <w:shd w:val="clear" w:color="auto" w:fill="F8F8FC"/>
           </w:tcPr>
           <w:p>
@@ -4727,7 +4747,7 @@
         </w:tc>
         <w:tc>
           <w:tcPr>
-            <w:tcW w:type="dxa" w:w="8422"/>
+            <w:tcW w:type="dxa" w:w="8455"/>
             <w:shd w:val="clear" w:color="auto" w:fill="F8F8FC"/>
           </w:tcPr>
           <w:p>
@@ -4764,7 +4784,7 @@
         </w:trPr>
         <w:tc>
           <w:tcPr>
-            <w:tcW w:type="dxa" w:w="1444"/>
+            <w:tcW w:type="dxa" w:w="1411"/>
           </w:tcPr>
           <w:p>
             <w:pPr>
@@ -4783,7 +4803,7 @@
         </w:tc>
         <w:tc>
           <w:tcPr>
-            <w:tcW w:type="dxa" w:w="8422"/>
+            <w:tcW w:type="dxa" w:w="8455"/>
           </w:tcPr>
           <w:p>
             <w:pPr>
@@ -4807,7 +4827,7 @@
         </w:trPr>
         <w:tc>
           <w:tcPr>
-            <w:tcW w:type="dxa" w:w="1444"/>
+            <w:tcW w:type="dxa" w:w="1411"/>
             <w:shd w:val="clear" w:color="auto" w:fill="F8F8FC"/>
           </w:tcPr>
           <w:p>
@@ -4827,7 +4847,7 @@
         </w:tc>
         <w:tc>
           <w:tcPr>
-            <w:tcW w:type="dxa" w:w="8422"/>
+            <w:tcW w:type="dxa" w:w="8455"/>
             <w:shd w:val="clear" w:color="auto" w:fill="F8F8FC"/>
           </w:tcPr>
           <w:p>
@@ -4852,7 +4872,7 @@
         </w:trPr>
         <w:tc>
           <w:tcPr>
-            <w:tcW w:type="dxa" w:w="1444"/>
+            <w:tcW w:type="dxa" w:w="1411"/>
           </w:tcPr>
           <w:p>
             <w:pPr>
@@ -4871,7 +4891,7 @@
         </w:tc>
         <w:tc>
           <w:tcPr>
-            <w:tcW w:type="dxa" w:w="8422"/>
+            <w:tcW w:type="dxa" w:w="8455"/>
           </w:tcPr>
           <w:p>
             <w:pPr>
@@ -4907,7 +4927,7 @@
         </w:trPr>
         <w:tc>
           <w:tcPr>
-            <w:tcW w:type="dxa" w:w="1444"/>
+            <w:tcW w:type="dxa" w:w="1411"/>
             <w:shd w:val="clear" w:color="auto" w:fill="F8F8FC"/>
           </w:tcPr>
           <w:p>
@@ -4927,7 +4947,7 @@
         </w:tc>
         <w:tc>
           <w:tcPr>
-            <w:tcW w:type="dxa" w:w="8422"/>
+            <w:tcW w:type="dxa" w:w="8455"/>
             <w:shd w:val="clear" w:color="auto" w:fill="F8F8FC"/>
           </w:tcPr>
           <w:p>
@@ -4964,7 +4984,7 @@
         </w:trPr>
         <w:tc>
           <w:tcPr>
-            <w:tcW w:type="dxa" w:w="1444"/>
+            <w:tcW w:type="dxa" w:w="1411"/>
           </w:tcPr>
           <w:p>
             <w:pPr>
@@ -4983,7 +5003,7 @@
         </w:tc>
         <w:tc>
           <w:tcPr>
-            <w:tcW w:type="dxa" w:w="8422"/>
+            <w:tcW w:type="dxa" w:w="8455"/>
           </w:tcPr>
           <w:p>
             <w:pPr>
@@ -5062,8 +5082,8 @@
         <w:tblLook w:firstColumn="1" w:firstRow="1" w:lastColumn="0" w:lastRow="0" w:noHBand="0" w:noVBand="1" w:val="04A0"/>
       </w:tblPr>
       <w:tblGrid>
-        <w:gridCol w:w="1444"/>
-        <w:gridCol w:w="8422"/>
+        <w:gridCol w:w="1411"/>
+        <w:gridCol w:w="8455"/>
       </w:tblGrid>
       <w:tr>
         <w:trPr>
@@ -5072,7 +5092,7 @@
         </w:trPr>
         <w:tc>
           <w:tcPr>
-            <w:tcW w:type="dxa" w:w="1444"/>
+            <w:tcW w:type="dxa" w:w="1411"/>
             <w:shd w:val="clear" w:color="auto" w:fill="E8E8F4"/>
           </w:tcPr>
           <w:p>
@@ -5094,7 +5114,7 @@
         </w:tc>
         <w:tc>
           <w:tcPr>
-            <w:tcW w:type="dxa" w:w="8422"/>
+            <w:tcW w:type="dxa" w:w="8455"/>
             <w:shd w:val="clear" w:color="auto" w:fill="E8E8F4"/>
           </w:tcPr>
           <w:p>
@@ -5121,7 +5141,7 @@
         </w:trPr>
         <w:tc>
           <w:tcPr>
-            <w:tcW w:type="dxa" w:w="1444"/>
+            <w:tcW w:type="dxa" w:w="1411"/>
           </w:tcPr>
           <w:p>
             <w:pPr>
@@ -5140,7 +5160,7 @@
         </w:tc>
         <w:tc>
           <w:tcPr>
-            <w:tcW w:type="dxa" w:w="8422"/>
+            <w:tcW w:type="dxa" w:w="8455"/>
           </w:tcPr>
           <w:p>
             <w:pPr>
@@ -5176,7 +5196,7 @@
         </w:trPr>
         <w:tc>
           <w:tcPr>
-            <w:tcW w:type="dxa" w:w="1444"/>
+            <w:tcW w:type="dxa" w:w="1411"/>
             <w:shd w:val="clear" w:color="auto" w:fill="F8F8FC"/>
           </w:tcPr>
           <w:p>
@@ -5196,7 +5216,7 @@
         </w:tc>
         <w:tc>
           <w:tcPr>
-            <w:tcW w:type="dxa" w:w="8422"/>
+            <w:tcW w:type="dxa" w:w="8455"/>
             <w:shd w:val="clear" w:color="auto" w:fill="F8F8FC"/>
           </w:tcPr>
           <w:p>
@@ -5233,7 +5253,7 @@
         </w:trPr>
         <w:tc>
           <w:tcPr>
-            <w:tcW w:type="dxa" w:w="1444"/>
+            <w:tcW w:type="dxa" w:w="1411"/>
           </w:tcPr>
           <w:p>
             <w:pPr>
@@ -5252,7 +5272,7 @@
         </w:tc>
         <w:tc>
           <w:tcPr>
-            <w:tcW w:type="dxa" w:w="8422"/>
+            <w:tcW w:type="dxa" w:w="8455"/>
           </w:tcPr>
           <w:p>
             <w:pPr>
@@ -5276,7 +5296,7 @@
         </w:trPr>
         <w:tc>
           <w:tcPr>
-            <w:tcW w:type="dxa" w:w="1444"/>
+            <w:tcW w:type="dxa" w:w="1411"/>
             <w:shd w:val="clear" w:color="auto" w:fill="F8F8FC"/>
           </w:tcPr>
           <w:p>
@@ -5296,7 +5316,7 @@
         </w:tc>
         <w:tc>
           <w:tcPr>
-            <w:tcW w:type="dxa" w:w="8422"/>
+            <w:tcW w:type="dxa" w:w="8455"/>
             <w:shd w:val="clear" w:color="auto" w:fill="F8F8FC"/>
           </w:tcPr>
           <w:p>
@@ -5333,7 +5353,7 @@
         </w:trPr>
         <w:tc>
           <w:tcPr>
-            <w:tcW w:type="dxa" w:w="1444"/>
+            <w:tcW w:type="dxa" w:w="1411"/>
           </w:tcPr>
           <w:p>
             <w:pPr>
@@ -5352,7 +5372,7 @@
         </w:tc>
         <w:tc>
           <w:tcPr>
-            <w:tcW w:type="dxa" w:w="8422"/>
+            <w:tcW w:type="dxa" w:w="8455"/>
           </w:tcPr>
           <w:p>
             <w:pPr>
@@ -5388,7 +5408,7 @@
         </w:trPr>
         <w:tc>
           <w:tcPr>
-            <w:tcW w:type="dxa" w:w="1444"/>
+            <w:tcW w:type="dxa" w:w="1411"/>
             <w:shd w:val="clear" w:color="auto" w:fill="F8F8FC"/>
           </w:tcPr>
           <w:p>
@@ -5408,7 +5428,7 @@
         </w:tc>
         <w:tc>
           <w:tcPr>
-            <w:tcW w:type="dxa" w:w="8422"/>
+            <w:tcW w:type="dxa" w:w="8455"/>
             <w:shd w:val="clear" w:color="auto" w:fill="F8F8FC"/>
           </w:tcPr>
           <w:p>
@@ -5422,7 +5442,7 @@
                 <w:sz w:val="17"/>
                 <w:szCs w:val="17"/>
               </w:rPr>
-              <w:t xml:space="preserve">사이트 DeFi 메뉴에 공지된 범위로 안내해 드립니다. 가격은 시장에서 정해지고, 저희가 가격을 말씀드리거나 보장하지 않습니다.</w:t>
+              <w:t xml:space="preserve">XRP 레저 안의 탈중앙 거래소(AMM)에 WLBN/RLUSD 풀이 열려 있어, 지원하는 지갑에서 RLUSD 와 교환할 수 있습니다. 진짜 WLBN 은 발행 계정 rDJz8WJhsKgydqJzSZXMpsJot3eRmSkR5 로 확인하세요. 가격은 시장에서 정해지고, 저희가 말씀드리거나 보장하지 않습니다.</w:t>
             </w:r>
             <w:r>
               <w:br/>
@@ -5434,7 +5454,7 @@
                 <w:sz w:val="17"/>
                 <w:szCs w:val="17"/>
               </w:rPr>
-              <w:t xml:space="preserve">주의: 가격 숫자 0 · 당일 확인</w:t>
+              <w:t xml:space="preserve">주의: 사라고 권하지 않는다 · 가격 숫자 · 스왑 · 시세 화면 보여 주기 0 · 「상장했다」 0</w:t>
             </w:r>
           </w:p>
         </w:tc>
@@ -5445,7 +5465,7 @@
         </w:trPr>
         <w:tc>
           <w:tcPr>
-            <w:tcW w:type="dxa" w:w="1444"/>
+            <w:tcW w:type="dxa" w:w="1411"/>
           </w:tcPr>
           <w:p>
             <w:pPr>
@@ -5464,20 +5484,20 @@
         </w:tc>
         <w:tc>
           <w:tcPr>
-            <w:tcW w:type="dxa" w:w="8422"/>
-          </w:tcPr>
-          <w:p>
-            <w:pPr>
-              <w:spacing w:after="0" w:line="240" w:lineRule="exact"/>
-            </w:pPr>
-            <w:r>
-              <w:rPr>
-                <w:rFonts w:ascii="Malgun Gothic" w:hAnsi="Malgun Gothic" w:eastAsia="Malgun Gothic" w:cs="Malgun Gothic"/>
-                <w:color w:val="1B1B48"/>
-                <w:sz w:val="17"/>
-                <w:szCs w:val="17"/>
-              </w:rPr>
-              <w:t xml:space="preserve">정해진 날짜는 없습니다. 백서에 공개된 단계별 기준을 따르고, 상장 시점이나 가격은 약속하지 않습니다.</w:t>
+            <w:tcW w:type="dxa" w:w="8455"/>
+          </w:tcPr>
+          <w:p>
+            <w:pPr>
+              <w:spacing w:after="0" w:line="240" w:lineRule="exact"/>
+            </w:pPr>
+            <w:r>
+              <w:rPr>
+                <w:rFonts w:ascii="Malgun Gothic" w:hAnsi="Malgun Gothic" w:eastAsia="Malgun Gothic" w:cs="Malgun Gothic"/>
+                <w:color w:val="1B1B48"/>
+                <w:sz w:val="17"/>
+                <w:szCs w:val="17"/>
+              </w:rPr>
+              <w:t xml:space="preserve">거래소 상장은 정해진 날짜가 없습니다. 지금 열린 것은 XRP 레저 안의 탈중앙 거래소(AMM) 풀이고, 백서에 공개된 단계별 기준을 따릅니다. 상장 시점이나 가격은 약속하지 않습니다.</w:t>
             </w:r>
             <w:r>
               <w:br/>
@@ -5489,7 +5509,7 @@
                 <w:sz w:val="17"/>
                 <w:szCs w:val="17"/>
               </w:rPr>
-              <w:t xml:space="preserve">주의: "곧" · "준비 중" 0</w:t>
+              <w:t xml:space="preserve">주의: "곧" · "준비 중" 0 · AMM 풀을 「상장」이라 부르지 않기</w:t>
             </w:r>
           </w:p>
         </w:tc>
@@ -5500,7 +5520,7 @@
         </w:trPr>
         <w:tc>
           <w:tcPr>
-            <w:tcW w:type="dxa" w:w="1444"/>
+            <w:tcW w:type="dxa" w:w="1411"/>
             <w:shd w:val="clear" w:color="auto" w:fill="F8F8FC"/>
           </w:tcPr>
           <w:p>
@@ -5520,7 +5540,7 @@
         </w:tc>
         <w:tc>
           <w:tcPr>
-            <w:tcW w:type="dxa" w:w="8422"/>
+            <w:tcW w:type="dxa" w:w="8455"/>
             <w:shd w:val="clear" w:color="auto" w:fill="F8F8FC"/>
           </w:tcPr>
           <w:p>
@@ -5545,7 +5565,7 @@
         </w:trPr>
         <w:tc>
           <w:tcPr>
-            <w:tcW w:type="dxa" w:w="1444"/>
+            <w:tcW w:type="dxa" w:w="1411"/>
           </w:tcPr>
           <w:p>
             <w:pPr>
@@ -5564,7 +5584,7 @@
         </w:tc>
         <w:tc>
           <w:tcPr>
-            <w:tcW w:type="dxa" w:w="8422"/>
+            <w:tcW w:type="dxa" w:w="8455"/>
           </w:tcPr>
           <w:p>
             <w:pPr>
@@ -5600,7 +5620,7 @@
         </w:trPr>
         <w:tc>
           <w:tcPr>
-            <w:tcW w:type="dxa" w:w="1444"/>
+            <w:tcW w:type="dxa" w:w="1411"/>
             <w:shd w:val="clear" w:color="auto" w:fill="F8F8FC"/>
           </w:tcPr>
           <w:p>
@@ -5620,7 +5640,7 @@
         </w:tc>
         <w:tc>
           <w:tcPr>
-            <w:tcW w:type="dxa" w:w="8422"/>
+            <w:tcW w:type="dxa" w:w="8455"/>
             <w:shd w:val="clear" w:color="auto" w:fill="F8F8FC"/>
           </w:tcPr>
           <w:p>
@@ -5645,7 +5665,7 @@
         </w:trPr>
         <w:tc>
           <w:tcPr>
-            <w:tcW w:type="dxa" w:w="1444"/>
+            <w:tcW w:type="dxa" w:w="1411"/>
           </w:tcPr>
           <w:p>
             <w:pPr>
@@ -5664,20 +5684,20 @@
         </w:tc>
         <w:tc>
           <w:tcPr>
-            <w:tcW w:type="dxa" w:w="8422"/>
-          </w:tcPr>
-          <w:p>
-            <w:pPr>
-              <w:spacing w:after="0" w:line="240" w:lineRule="exact"/>
-            </w:pPr>
-            <w:r>
-              <w:rPr>
-                <w:rFonts w:ascii="Malgun Gothic" w:hAnsi="Malgun Gothic" w:eastAsia="Malgun Gothic" w:cs="Malgun Gothic"/>
-                <w:color w:val="1B1B48"/>
-                <w:sz w:val="17"/>
-                <w:szCs w:val="17"/>
-              </w:rPr>
-              <w:t xml:space="preserve">XRPL 발행 계정 rDJz8WJhsKgydqJzSZXMpsJot3eRmSkR5 에서 나온 WLBN 만 진짜입니다. 트러스트라인을 열기 전에 익스플로러에서 발행 계정을 확인하세요.</w:t>
+            <w:tcW w:type="dxa" w:w="8455"/>
+          </w:tcPr>
+          <w:p>
+            <w:pPr>
+              <w:spacing w:after="0" w:line="240" w:lineRule="exact"/>
+            </w:pPr>
+            <w:r>
+              <w:rPr>
+                <w:rFonts w:ascii="Malgun Gothic" w:hAnsi="Malgun Gothic" w:eastAsia="Malgun Gothic" w:cs="Malgun Gothic"/>
+                <w:color w:val="1B1B48"/>
+                <w:sz w:val="17"/>
+                <w:szCs w:val="17"/>
+              </w:rPr>
+              <w:t xml:space="preserve">XRPL 발행 계정 rDJz8WJhsKgydqJzSZXMpsJot3eRmSkR5 에서 나온 WLBN 만 진짜입니다. 트러스트라인을 열거나 교환하기 전에 익스플로러 · 지갑 화면에서 발행 계정을 확인하세요.</w:t>
             </w:r>
             <w:r>
               <w:br/>
@@ -5689,7 +5709,7 @@
                 <w:sz w:val="17"/>
                 <w:szCs w:val="17"/>
               </w:rPr>
-              <w:t xml:space="preserve">주의: 가짜 토큰 주의</w:t>
+              <w:t xml:space="preserve">주의: DEX 가 열린 직후에는 같은 이름의 가짜 토큰이 흔하다 — 발행 계정 앞자리(rDJz8)부터 보여 주기</w:t>
             </w:r>
           </w:p>
         </w:tc>
@@ -5700,7 +5720,7 @@
         </w:trPr>
         <w:tc>
           <w:tcPr>
-            <w:tcW w:type="dxa" w:w="1444"/>
+            <w:tcW w:type="dxa" w:w="1411"/>
             <w:shd w:val="clear" w:color="auto" w:fill="F8F8FC"/>
           </w:tcPr>
           <w:p>
@@ -5720,7 +5740,7 @@
         </w:tc>
         <w:tc>
           <w:tcPr>
-            <w:tcW w:type="dxa" w:w="8422"/>
+            <w:tcW w:type="dxa" w:w="8455"/>
             <w:shd w:val="clear" w:color="auto" w:fill="F8F8FC"/>
           </w:tcPr>
           <w:p>
@@ -5812,8 +5832,8 @@
         <w:tblLook w:firstColumn="1" w:firstRow="1" w:lastColumn="0" w:lastRow="0" w:noHBand="0" w:noVBand="1" w:val="04A0"/>
       </w:tblPr>
       <w:tblGrid>
-        <w:gridCol w:w="1444"/>
-        <w:gridCol w:w="8422"/>
+        <w:gridCol w:w="1411"/>
+        <w:gridCol w:w="8455"/>
       </w:tblGrid>
       <w:tr>
         <w:trPr>
@@ -5822,7 +5842,7 @@
         </w:trPr>
         <w:tc>
           <w:tcPr>
-            <w:tcW w:type="dxa" w:w="1444"/>
+            <w:tcW w:type="dxa" w:w="1411"/>
             <w:shd w:val="clear" w:color="auto" w:fill="E8E8F4"/>
           </w:tcPr>
           <w:p>
@@ -5844,7 +5864,7 @@
         </w:tc>
         <w:tc>
           <w:tcPr>
-            <w:tcW w:type="dxa" w:w="8422"/>
+            <w:tcW w:type="dxa" w:w="8455"/>
             <w:shd w:val="clear" w:color="auto" w:fill="E8E8F4"/>
           </w:tcPr>
           <w:p>
@@ -5871,7 +5891,7 @@
         </w:trPr>
         <w:tc>
           <w:tcPr>
-            <w:tcW w:type="dxa" w:w="1444"/>
+            <w:tcW w:type="dxa" w:w="1411"/>
           </w:tcPr>
           <w:p>
             <w:pPr>
@@ -5890,7 +5910,7 @@
         </w:tc>
         <w:tc>
           <w:tcPr>
-            <w:tcW w:type="dxa" w:w="8422"/>
+            <w:tcW w:type="dxa" w:w="8455"/>
           </w:tcPr>
           <w:p>
             <w:pPr>
@@ -5926,7 +5946,7 @@
         </w:trPr>
         <w:tc>
           <w:tcPr>
-            <w:tcW w:type="dxa" w:w="1444"/>
+            <w:tcW w:type="dxa" w:w="1411"/>
             <w:shd w:val="clear" w:color="auto" w:fill="F8F8FC"/>
           </w:tcPr>
           <w:p>
@@ -5946,7 +5966,7 @@
         </w:tc>
         <w:tc>
           <w:tcPr>
-            <w:tcW w:type="dxa" w:w="8422"/>
+            <w:tcW w:type="dxa" w:w="8455"/>
             <w:shd w:val="clear" w:color="auto" w:fill="F8F8FC"/>
           </w:tcPr>
           <w:p>
@@ -5983,7 +6003,7 @@
         </w:trPr>
         <w:tc>
           <w:tcPr>
-            <w:tcW w:type="dxa" w:w="1444"/>
+            <w:tcW w:type="dxa" w:w="1411"/>
           </w:tcPr>
           <w:p>
             <w:pPr>
@@ -6002,7 +6022,7 @@
         </w:tc>
         <w:tc>
           <w:tcPr>
-            <w:tcW w:type="dxa" w:w="8422"/>
+            <w:tcW w:type="dxa" w:w="8455"/>
           </w:tcPr>
           <w:p>
             <w:pPr>
@@ -6026,7 +6046,7 @@
         </w:trPr>
         <w:tc>
           <w:tcPr>
-            <w:tcW w:type="dxa" w:w="1444"/>
+            <w:tcW w:type="dxa" w:w="1411"/>
             <w:shd w:val="clear" w:color="auto" w:fill="F8F8FC"/>
           </w:tcPr>
           <w:p>
@@ -6046,7 +6066,7 @@
         </w:tc>
         <w:tc>
           <w:tcPr>
-            <w:tcW w:type="dxa" w:w="8422"/>
+            <w:tcW w:type="dxa" w:w="8455"/>
             <w:shd w:val="clear" w:color="auto" w:fill="F8F8FC"/>
           </w:tcPr>
           <w:p>
@@ -6083,7 +6103,7 @@
         </w:trPr>
         <w:tc>
           <w:tcPr>
-            <w:tcW w:type="dxa" w:w="1444"/>
+            <w:tcW w:type="dxa" w:w="1411"/>
           </w:tcPr>
           <w:p>
             <w:pPr>
@@ -6102,7 +6122,7 @@
         </w:tc>
         <w:tc>
           <w:tcPr>
-            <w:tcW w:type="dxa" w:w="8422"/>
+            <w:tcW w:type="dxa" w:w="8455"/>
           </w:tcPr>
           <w:p>
             <w:pPr>
@@ -6126,7 +6146,7 @@
         </w:trPr>
         <w:tc>
           <w:tcPr>
-            <w:tcW w:type="dxa" w:w="1444"/>
+            <w:tcW w:type="dxa" w:w="1411"/>
             <w:shd w:val="clear" w:color="auto" w:fill="F8F8FC"/>
           </w:tcPr>
           <w:p>
@@ -6146,7 +6166,7 @@
         </w:tc>
         <w:tc>
           <w:tcPr>
-            <w:tcW w:type="dxa" w:w="8422"/>
+            <w:tcW w:type="dxa" w:w="8455"/>
             <w:shd w:val="clear" w:color="auto" w:fill="F8F8FC"/>
           </w:tcPr>
           <w:p>
@@ -6171,7 +6191,7 @@
         </w:trPr>
         <w:tc>
           <w:tcPr>
-            <w:tcW w:type="dxa" w:w="1444"/>
+            <w:tcW w:type="dxa" w:w="1411"/>
           </w:tcPr>
           <w:p>
             <w:pPr>
@@ -6190,7 +6210,7 @@
         </w:tc>
         <w:tc>
           <w:tcPr>
-            <w:tcW w:type="dxa" w:w="8422"/>
+            <w:tcW w:type="dxa" w:w="8455"/>
           </w:tcPr>
           <w:p>
             <w:pPr>
@@ -6226,7 +6246,7 @@
         </w:trPr>
         <w:tc>
           <w:tcPr>
-            <w:tcW w:type="dxa" w:w="1444"/>
+            <w:tcW w:type="dxa" w:w="1411"/>
             <w:shd w:val="clear" w:color="auto" w:fill="F8F8FC"/>
           </w:tcPr>
           <w:p>
@@ -6246,7 +6266,7 @@
         </w:tc>
         <w:tc>
           <w:tcPr>
-            <w:tcW w:type="dxa" w:w="8422"/>
+            <w:tcW w:type="dxa" w:w="8455"/>
             <w:shd w:val="clear" w:color="auto" w:fill="F8F8FC"/>
           </w:tcPr>
           <w:p>
@@ -6271,7 +6291,7 @@
         </w:trPr>
         <w:tc>
           <w:tcPr>
-            <w:tcW w:type="dxa" w:w="1444"/>
+            <w:tcW w:type="dxa" w:w="1411"/>
           </w:tcPr>
           <w:p>
             <w:pPr>
@@ -6290,7 +6310,7 @@
         </w:tc>
         <w:tc>
           <w:tcPr>
-            <w:tcW w:type="dxa" w:w="8422"/>
+            <w:tcW w:type="dxa" w:w="8455"/>
           </w:tcPr>
           <w:p>
             <w:pPr>
@@ -6326,7 +6346,7 @@
         </w:trPr>
         <w:tc>
           <w:tcPr>
-            <w:tcW w:type="dxa" w:w="1444"/>
+            <w:tcW w:type="dxa" w:w="1411"/>
             <w:shd w:val="clear" w:color="auto" w:fill="F8F8FC"/>
           </w:tcPr>
           <w:p>
@@ -6346,7 +6366,7 @@
         </w:tc>
         <w:tc>
           <w:tcPr>
-            <w:tcW w:type="dxa" w:w="8422"/>
+            <w:tcW w:type="dxa" w:w="8455"/>
             <w:shd w:val="clear" w:color="auto" w:fill="F8F8FC"/>
           </w:tcPr>
           <w:p>
@@ -6383,7 +6403,7 @@
         </w:trPr>
         <w:tc>
           <w:tcPr>
-            <w:tcW w:type="dxa" w:w="1444"/>
+            <w:tcW w:type="dxa" w:w="1411"/>
           </w:tcPr>
           <w:p>
             <w:pPr>
@@ -6402,7 +6422,7 @@
         </w:tc>
         <w:tc>
           <w:tcPr>
-            <w:tcW w:type="dxa" w:w="8422"/>
+            <w:tcW w:type="dxa" w:w="8455"/>
           </w:tcPr>
           <w:p>
             <w:pPr>
@@ -6426,7 +6446,7 @@
         </w:trPr>
         <w:tc>
           <w:tcPr>
-            <w:tcW w:type="dxa" w:w="1444"/>
+            <w:tcW w:type="dxa" w:w="1411"/>
             <w:shd w:val="clear" w:color="auto" w:fill="F8F8FC"/>
           </w:tcPr>
           <w:p>
@@ -6446,7 +6466,7 @@
         </w:tc>
         <w:tc>
           <w:tcPr>
-            <w:tcW w:type="dxa" w:w="8422"/>
+            <w:tcW w:type="dxa" w:w="8455"/>
             <w:shd w:val="clear" w:color="auto" w:fill="F8F8FC"/>
           </w:tcPr>
           <w:p>
@@ -6483,7 +6503,7 @@
         </w:trPr>
         <w:tc>
           <w:tcPr>
-            <w:tcW w:type="dxa" w:w="1444"/>
+            <w:tcW w:type="dxa" w:w="1411"/>
           </w:tcPr>
           <w:p>
             <w:pPr>
@@ -6502,7 +6522,7 @@
         </w:tc>
         <w:tc>
           <w:tcPr>
-            <w:tcW w:type="dxa" w:w="8422"/>
+            <w:tcW w:type="dxa" w:w="8455"/>
           </w:tcPr>
           <w:p>
             <w:pPr>
@@ -6538,7 +6558,7 @@
         </w:trPr>
         <w:tc>
           <w:tcPr>
-            <w:tcW w:type="dxa" w:w="1444"/>
+            <w:tcW w:type="dxa" w:w="1411"/>
             <w:shd w:val="clear" w:color="auto" w:fill="F8F8FC"/>
           </w:tcPr>
           <w:p>
@@ -6558,7 +6578,7 @@
         </w:tc>
         <w:tc>
           <w:tcPr>
-            <w:tcW w:type="dxa" w:w="8422"/>
+            <w:tcW w:type="dxa" w:w="8455"/>
             <w:shd w:val="clear" w:color="auto" w:fill="F8F8FC"/>
           </w:tcPr>
           <w:p>
@@ -6595,7 +6615,7 @@
         </w:trPr>
         <w:tc>
           <w:tcPr>
-            <w:tcW w:type="dxa" w:w="1444"/>
+            <w:tcW w:type="dxa" w:w="1411"/>
           </w:tcPr>
           <w:p>
             <w:pPr>
@@ -6614,7 +6634,7 @@
         </w:tc>
         <w:tc>
           <w:tcPr>
-            <w:tcW w:type="dxa" w:w="8422"/>
+            <w:tcW w:type="dxa" w:w="8455"/>
           </w:tcPr>
           <w:p>
             <w:pPr>
@@ -6650,7 +6670,7 @@
         </w:trPr>
         <w:tc>
           <w:tcPr>
-            <w:tcW w:type="dxa" w:w="1444"/>
+            <w:tcW w:type="dxa" w:w="1411"/>
             <w:shd w:val="clear" w:color="auto" w:fill="F8F8FC"/>
           </w:tcPr>
           <w:p>
@@ -6670,7 +6690,7 @@
         </w:tc>
         <w:tc>
           <w:tcPr>
-            <w:tcW w:type="dxa" w:w="8422"/>
+            <w:tcW w:type="dxa" w:w="8455"/>
             <w:shd w:val="clear" w:color="auto" w:fill="F8F8FC"/>
           </w:tcPr>
           <w:p>
@@ -6707,7 +6727,7 @@
         </w:trPr>
         <w:tc>
           <w:tcPr>
-            <w:tcW w:type="dxa" w:w="1444"/>
+            <w:tcW w:type="dxa" w:w="1411"/>
           </w:tcPr>
           <w:p>
             <w:pPr>
@@ -6726,7 +6746,7 @@
         </w:tc>
         <w:tc>
           <w:tcPr>
-            <w:tcW w:type="dxa" w:w="8422"/>
+            <w:tcW w:type="dxa" w:w="8455"/>
           </w:tcPr>
           <w:p>
             <w:pPr>
@@ -6817,8 +6837,8 @@
         <w:tblLook w:firstColumn="1" w:firstRow="1" w:lastColumn="0" w:lastRow="0" w:noHBand="0" w:noVBand="1" w:val="04A0"/>
       </w:tblPr>
       <w:tblGrid>
-        <w:gridCol w:w="1444"/>
-        <w:gridCol w:w="8422"/>
+        <w:gridCol w:w="1411"/>
+        <w:gridCol w:w="8455"/>
       </w:tblGrid>
       <w:tr>
         <w:trPr>
@@ -6827,7 +6847,7 @@
         </w:trPr>
         <w:tc>
           <w:tcPr>
-            <w:tcW w:type="dxa" w:w="1444"/>
+            <w:tcW w:type="dxa" w:w="1411"/>
             <w:shd w:val="clear" w:color="auto" w:fill="E8E8F4"/>
           </w:tcPr>
           <w:p>
@@ -6849,7 +6869,7 @@
         </w:tc>
         <w:tc>
           <w:tcPr>
-            <w:tcW w:type="dxa" w:w="8422"/>
+            <w:tcW w:type="dxa" w:w="8455"/>
             <w:shd w:val="clear" w:color="auto" w:fill="E8E8F4"/>
           </w:tcPr>
           <w:p>
@@ -6876,7 +6896,7 @@
         </w:trPr>
         <w:tc>
           <w:tcPr>
-            <w:tcW w:type="dxa" w:w="1444"/>
+            <w:tcW w:type="dxa" w:w="1411"/>
           </w:tcPr>
           <w:p>
             <w:pPr>
@@ -6895,7 +6915,7 @@
         </w:tc>
         <w:tc>
           <w:tcPr>
-            <w:tcW w:type="dxa" w:w="8422"/>
+            <w:tcW w:type="dxa" w:w="8455"/>
           </w:tcPr>
           <w:p>
             <w:pPr>
@@ -6931,7 +6951,7 @@
         </w:trPr>
         <w:tc>
           <w:tcPr>
-            <w:tcW w:type="dxa" w:w="1444"/>
+            <w:tcW w:type="dxa" w:w="1411"/>
             <w:shd w:val="clear" w:color="auto" w:fill="F8F8FC"/>
           </w:tcPr>
           <w:p>
@@ -6951,7 +6971,7 @@
         </w:tc>
         <w:tc>
           <w:tcPr>
-            <w:tcW w:type="dxa" w:w="8422"/>
+            <w:tcW w:type="dxa" w:w="8455"/>
             <w:shd w:val="clear" w:color="auto" w:fill="F8F8FC"/>
           </w:tcPr>
           <w:p>
@@ -6988,7 +7008,7 @@
         </w:trPr>
         <w:tc>
           <w:tcPr>
-            <w:tcW w:type="dxa" w:w="1444"/>
+            <w:tcW w:type="dxa" w:w="1411"/>
           </w:tcPr>
           <w:p>
             <w:pPr>
@@ -7007,7 +7027,7 @@
         </w:tc>
         <w:tc>
           <w:tcPr>
-            <w:tcW w:type="dxa" w:w="8422"/>
+            <w:tcW w:type="dxa" w:w="8455"/>
           </w:tcPr>
           <w:p>
             <w:pPr>
@@ -7043,7 +7063,7 @@
         </w:trPr>
         <w:tc>
           <w:tcPr>
-            <w:tcW w:type="dxa" w:w="1444"/>
+            <w:tcW w:type="dxa" w:w="1411"/>
             <w:shd w:val="clear" w:color="auto" w:fill="F8F8FC"/>
           </w:tcPr>
           <w:p>
@@ -7063,7 +7083,7 @@
         </w:tc>
         <w:tc>
           <w:tcPr>
-            <w:tcW w:type="dxa" w:w="8422"/>
+            <w:tcW w:type="dxa" w:w="8455"/>
             <w:shd w:val="clear" w:color="auto" w:fill="F8F8FC"/>
           </w:tcPr>
           <w:p>
@@ -7100,7 +7120,7 @@
         </w:trPr>
         <w:tc>
           <w:tcPr>
-            <w:tcW w:type="dxa" w:w="1444"/>
+            <w:tcW w:type="dxa" w:w="1411"/>
           </w:tcPr>
           <w:p>
             <w:pPr>
@@ -7119,7 +7139,7 @@
         </w:tc>
         <w:tc>
           <w:tcPr>
-            <w:tcW w:type="dxa" w:w="8422"/>
+            <w:tcW w:type="dxa" w:w="8455"/>
           </w:tcPr>
           <w:p>
             <w:pPr>
@@ -7143,7 +7163,7 @@
         </w:trPr>
         <w:tc>
           <w:tcPr>
-            <w:tcW w:type="dxa" w:w="1444"/>
+            <w:tcW w:type="dxa" w:w="1411"/>
             <w:shd w:val="clear" w:color="auto" w:fill="F8F8FC"/>
           </w:tcPr>
           <w:p>
@@ -7163,7 +7183,7 @@
         </w:tc>
         <w:tc>
           <w:tcPr>
-            <w:tcW w:type="dxa" w:w="8422"/>
+            <w:tcW w:type="dxa" w:w="8455"/>
             <w:shd w:val="clear" w:color="auto" w:fill="F8F8FC"/>
           </w:tcPr>
           <w:p>
@@ -7243,8 +7263,8 @@
         <w:tblLook w:firstColumn="1" w:firstRow="1" w:lastColumn="0" w:lastRow="0" w:noHBand="0" w:noVBand="1" w:val="04A0"/>
       </w:tblPr>
       <w:tblGrid>
-        <w:gridCol w:w="1444"/>
-        <w:gridCol w:w="8422"/>
+        <w:gridCol w:w="1411"/>
+        <w:gridCol w:w="8455"/>
       </w:tblGrid>
       <w:tr>
         <w:trPr>
@@ -7253,7 +7273,7 @@
         </w:trPr>
         <w:tc>
           <w:tcPr>
-            <w:tcW w:type="dxa" w:w="1444"/>
+            <w:tcW w:type="dxa" w:w="1411"/>
             <w:shd w:val="clear" w:color="auto" w:fill="E8E8F4"/>
           </w:tcPr>
           <w:p>
@@ -7275,7 +7295,7 @@
         </w:tc>
         <w:tc>
           <w:tcPr>
-            <w:tcW w:type="dxa" w:w="8422"/>
+            <w:tcW w:type="dxa" w:w="8455"/>
             <w:shd w:val="clear" w:color="auto" w:fill="E8E8F4"/>
           </w:tcPr>
           <w:p>
@@ -7302,7 +7322,7 @@
         </w:trPr>
         <w:tc>
           <w:tcPr>
-            <w:tcW w:type="dxa" w:w="1444"/>
+            <w:tcW w:type="dxa" w:w="1411"/>
           </w:tcPr>
           <w:p>
             <w:pPr>
@@ -7321,7 +7341,7 @@
         </w:tc>
         <w:tc>
           <w:tcPr>
-            <w:tcW w:type="dxa" w:w="8422"/>
+            <w:tcW w:type="dxa" w:w="8455"/>
           </w:tcPr>
           <w:p>
             <w:pPr>
@@ -7357,7 +7377,7 @@
         </w:trPr>
         <w:tc>
           <w:tcPr>
-            <w:tcW w:type="dxa" w:w="1444"/>
+            <w:tcW w:type="dxa" w:w="1411"/>
             <w:shd w:val="clear" w:color="auto" w:fill="F8F8FC"/>
           </w:tcPr>
           <w:p>
@@ -7377,7 +7397,7 @@
         </w:tc>
         <w:tc>
           <w:tcPr>
-            <w:tcW w:type="dxa" w:w="8422"/>
+            <w:tcW w:type="dxa" w:w="8455"/>
             <w:shd w:val="clear" w:color="auto" w:fill="F8F8FC"/>
           </w:tcPr>
           <w:p>
@@ -7414,7 +7434,7 @@
         </w:trPr>
         <w:tc>
           <w:tcPr>
-            <w:tcW w:type="dxa" w:w="1444"/>
+            <w:tcW w:type="dxa" w:w="1411"/>
           </w:tcPr>
           <w:p>
             <w:pPr>
@@ -7433,7 +7453,7 @@
         </w:tc>
         <w:tc>
           <w:tcPr>
-            <w:tcW w:type="dxa" w:w="8422"/>
+            <w:tcW w:type="dxa" w:w="8455"/>
           </w:tcPr>
           <w:p>
             <w:pPr>
@@ -7457,7 +7477,7 @@
         </w:trPr>
         <w:tc>
           <w:tcPr>
-            <w:tcW w:type="dxa" w:w="1444"/>
+            <w:tcW w:type="dxa" w:w="1411"/>
             <w:shd w:val="clear" w:color="auto" w:fill="F8F8FC"/>
           </w:tcPr>
           <w:p>
@@ -7477,7 +7497,7 @@
         </w:tc>
         <w:tc>
           <w:tcPr>
-            <w:tcW w:type="dxa" w:w="8422"/>
+            <w:tcW w:type="dxa" w:w="8455"/>
             <w:shd w:val="clear" w:color="auto" w:fill="F8F8FC"/>
           </w:tcPr>
           <w:p>
@@ -7514,7 +7534,7 @@
         </w:trPr>
         <w:tc>
           <w:tcPr>
-            <w:tcW w:type="dxa" w:w="1444"/>
+            <w:tcW w:type="dxa" w:w="1411"/>
           </w:tcPr>
           <w:p>
             <w:pPr>
@@ -7533,7 +7553,7 @@
         </w:tc>
         <w:tc>
           <w:tcPr>
-            <w:tcW w:type="dxa" w:w="8422"/>
+            <w:tcW w:type="dxa" w:w="8455"/>
           </w:tcPr>
           <w:p>
             <w:pPr>
@@ -7569,7 +7589,7 @@
         </w:trPr>
         <w:tc>
           <w:tcPr>
-            <w:tcW w:type="dxa" w:w="1444"/>
+            <w:tcW w:type="dxa" w:w="1411"/>
             <w:shd w:val="clear" w:color="auto" w:fill="F8F8FC"/>
           </w:tcPr>
           <w:p>
@@ -7589,7 +7609,7 @@
         </w:tc>
         <w:tc>
           <w:tcPr>
-            <w:tcW w:type="dxa" w:w="8422"/>
+            <w:tcW w:type="dxa" w:w="8455"/>
             <w:shd w:val="clear" w:color="auto" w:fill="F8F8FC"/>
           </w:tcPr>
           <w:p>
@@ -7626,7 +7646,7 @@
         </w:trPr>
         <w:tc>
           <w:tcPr>
-            <w:tcW w:type="dxa" w:w="1444"/>
+            <w:tcW w:type="dxa" w:w="1411"/>
           </w:tcPr>
           <w:p>
             <w:pPr>
@@ -7645,7 +7665,7 @@
         </w:tc>
         <w:tc>
           <w:tcPr>
-            <w:tcW w:type="dxa" w:w="8422"/>
+            <w:tcW w:type="dxa" w:w="8455"/>
           </w:tcPr>
           <w:p>
             <w:pPr>
@@ -7681,7 +7701,7 @@
         </w:trPr>
         <w:tc>
           <w:tcPr>
-            <w:tcW w:type="dxa" w:w="1444"/>
+            <w:tcW w:type="dxa" w:w="1411"/>
             <w:shd w:val="clear" w:color="auto" w:fill="F8F8FC"/>
           </w:tcPr>
           <w:p>
@@ -7701,7 +7721,7 @@
         </w:tc>
         <w:tc>
           <w:tcPr>
-            <w:tcW w:type="dxa" w:w="8422"/>
+            <w:tcW w:type="dxa" w:w="8455"/>
             <w:shd w:val="clear" w:color="auto" w:fill="F8F8FC"/>
           </w:tcPr>
           <w:p>
@@ -7825,8 +7845,8 @@
         <w:tblLook w:firstColumn="1" w:firstRow="1" w:lastColumn="0" w:lastRow="0" w:noHBand="0" w:noVBand="1" w:val="04A0"/>
       </w:tblPr>
       <w:tblGrid>
-        <w:gridCol w:w="1444"/>
-        <w:gridCol w:w="8422"/>
+        <w:gridCol w:w="1411"/>
+        <w:gridCol w:w="8455"/>
       </w:tblGrid>
       <w:tr>
         <w:trPr>
@@ -7835,7 +7855,7 @@
         </w:trPr>
         <w:tc>
           <w:tcPr>
-            <w:tcW w:type="dxa" w:w="1444"/>
+            <w:tcW w:type="dxa" w:w="1411"/>
             <w:shd w:val="clear" w:color="auto" w:fill="E8E8F4"/>
           </w:tcPr>
           <w:p>
@@ -7857,7 +7877,7 @@
         </w:tc>
         <w:tc>
           <w:tcPr>
-            <w:tcW w:type="dxa" w:w="8422"/>
+            <w:tcW w:type="dxa" w:w="8455"/>
             <w:shd w:val="clear" w:color="auto" w:fill="E8E8F4"/>
           </w:tcPr>
           <w:p>
@@ -7884,7 +7904,7 @@
         </w:trPr>
         <w:tc>
           <w:tcPr>
-            <w:tcW w:type="dxa" w:w="1444"/>
+            <w:tcW w:type="dxa" w:w="1411"/>
           </w:tcPr>
           <w:p>
             <w:pPr>
@@ -7903,7 +7923,7 @@
         </w:tc>
         <w:tc>
           <w:tcPr>
-            <w:tcW w:type="dxa" w:w="8422"/>
+            <w:tcW w:type="dxa" w:w="8455"/>
           </w:tcPr>
           <w:p>
             <w:pPr>
@@ -7939,7 +7959,7 @@
         </w:trPr>
         <w:tc>
           <w:tcPr>
-            <w:tcW w:type="dxa" w:w="1444"/>
+            <w:tcW w:type="dxa" w:w="1411"/>
             <w:shd w:val="clear" w:color="auto" w:fill="F8F8FC"/>
           </w:tcPr>
           <w:p>
@@ -7959,7 +7979,7 @@
         </w:tc>
         <w:tc>
           <w:tcPr>
-            <w:tcW w:type="dxa" w:w="8422"/>
+            <w:tcW w:type="dxa" w:w="8455"/>
             <w:shd w:val="clear" w:color="auto" w:fill="F8F8FC"/>
           </w:tcPr>
           <w:p>
@@ -7996,7 +8016,7 @@
         </w:trPr>
         <w:tc>
           <w:tcPr>
-            <w:tcW w:type="dxa" w:w="1444"/>
+            <w:tcW w:type="dxa" w:w="1411"/>
           </w:tcPr>
           <w:p>
             <w:pPr>
@@ -8015,7 +8035,7 @@
         </w:tc>
         <w:tc>
           <w:tcPr>
-            <w:tcW w:type="dxa" w:w="8422"/>
+            <w:tcW w:type="dxa" w:w="8455"/>
           </w:tcPr>
           <w:p>
             <w:pPr>
@@ -8051,7 +8071,7 @@
         </w:trPr>
         <w:tc>
           <w:tcPr>
-            <w:tcW w:type="dxa" w:w="1444"/>
+            <w:tcW w:type="dxa" w:w="1411"/>
             <w:shd w:val="clear" w:color="auto" w:fill="F8F8FC"/>
           </w:tcPr>
           <w:p>
@@ -8071,7 +8091,7 @@
         </w:tc>
         <w:tc>
           <w:tcPr>
-            <w:tcW w:type="dxa" w:w="8422"/>
+            <w:tcW w:type="dxa" w:w="8455"/>
             <w:shd w:val="clear" w:color="auto" w:fill="F8F8FC"/>
           </w:tcPr>
           <w:p>
@@ -8108,7 +8128,7 @@
         </w:trPr>
         <w:tc>
           <w:tcPr>
-            <w:tcW w:type="dxa" w:w="1444"/>
+            <w:tcW w:type="dxa" w:w="1411"/>
           </w:tcPr>
           <w:p>
             <w:pPr>
@@ -8127,7 +8147,7 @@
         </w:tc>
         <w:tc>
           <w:tcPr>
-            <w:tcW w:type="dxa" w:w="8422"/>
+            <w:tcW w:type="dxa" w:w="8455"/>
           </w:tcPr>
           <w:p>
             <w:pPr>
@@ -8218,8 +8238,8 @@
         <w:tblLook w:firstColumn="1" w:firstRow="1" w:lastColumn="0" w:lastRow="0" w:noHBand="0" w:noVBand="1" w:val="04A0"/>
       </w:tblPr>
       <w:tblGrid>
-        <w:gridCol w:w="1444"/>
-        <w:gridCol w:w="8422"/>
+        <w:gridCol w:w="1411"/>
+        <w:gridCol w:w="8455"/>
       </w:tblGrid>
       <w:tr>
         <w:trPr>
@@ -8228,7 +8248,7 @@
         </w:trPr>
         <w:tc>
           <w:tcPr>
-            <w:tcW w:type="dxa" w:w="1444"/>
+            <w:tcW w:type="dxa" w:w="1411"/>
             <w:shd w:val="clear" w:color="auto" w:fill="E8E8F4"/>
           </w:tcPr>
           <w:p>
@@ -8250,7 +8270,7 @@
         </w:tc>
         <w:tc>
           <w:tcPr>
-            <w:tcW w:type="dxa" w:w="8422"/>
+            <w:tcW w:type="dxa" w:w="8455"/>
             <w:shd w:val="clear" w:color="auto" w:fill="E8E8F4"/>
           </w:tcPr>
           <w:p>
@@ -8277,7 +8297,7 @@
         </w:trPr>
         <w:tc>
           <w:tcPr>
-            <w:tcW w:type="dxa" w:w="1444"/>
+            <w:tcW w:type="dxa" w:w="1411"/>
           </w:tcPr>
           <w:p>
             <w:pPr>
@@ -8296,7 +8316,7 @@
         </w:tc>
         <w:tc>
           <w:tcPr>
-            <w:tcW w:type="dxa" w:w="8422"/>
+            <w:tcW w:type="dxa" w:w="8455"/>
           </w:tcPr>
           <w:p>
             <w:pPr>
@@ -8332,7 +8352,7 @@
         </w:trPr>
         <w:tc>
           <w:tcPr>
-            <w:tcW w:type="dxa" w:w="1444"/>
+            <w:tcW w:type="dxa" w:w="1411"/>
             <w:shd w:val="clear" w:color="auto" w:fill="F8F8FC"/>
           </w:tcPr>
           <w:p>
@@ -8352,7 +8372,7 @@
         </w:tc>
         <w:tc>
           <w:tcPr>
-            <w:tcW w:type="dxa" w:w="8422"/>
+            <w:tcW w:type="dxa" w:w="8455"/>
             <w:shd w:val="clear" w:color="auto" w:fill="F8F8FC"/>
           </w:tcPr>
           <w:p>
@@ -8389,7 +8409,7 @@
         </w:trPr>
         <w:tc>
           <w:tcPr>
-            <w:tcW w:type="dxa" w:w="1444"/>
+            <w:tcW w:type="dxa" w:w="1411"/>
           </w:tcPr>
           <w:p>
             <w:pPr>
@@ -8408,7 +8428,7 @@
         </w:tc>
         <w:tc>
           <w:tcPr>
-            <w:tcW w:type="dxa" w:w="8422"/>
+            <w:tcW w:type="dxa" w:w="8455"/>
           </w:tcPr>
           <w:p>
             <w:pPr>
@@ -8444,7 +8464,7 @@
         </w:trPr>
         <w:tc>
           <w:tcPr>
-            <w:tcW w:type="dxa" w:w="1444"/>
+            <w:tcW w:type="dxa" w:w="1411"/>
             <w:shd w:val="clear" w:color="auto" w:fill="F8F8FC"/>
           </w:tcPr>
           <w:p>
@@ -8464,7 +8484,7 @@
         </w:tc>
         <w:tc>
           <w:tcPr>
-            <w:tcW w:type="dxa" w:w="8422"/>
+            <w:tcW w:type="dxa" w:w="8455"/>
             <w:shd w:val="clear" w:color="auto" w:fill="F8F8FC"/>
           </w:tcPr>
           <w:p>
@@ -8501,7 +8521,7 @@
         </w:trPr>
         <w:tc>
           <w:tcPr>
-            <w:tcW w:type="dxa" w:w="1444"/>
+            <w:tcW w:type="dxa" w:w="1411"/>
           </w:tcPr>
           <w:p>
             <w:pPr>
@@ -8520,7 +8540,7 @@
         </w:tc>
         <w:tc>
           <w:tcPr>
-            <w:tcW w:type="dxa" w:w="8422"/>
+            <w:tcW w:type="dxa" w:w="8455"/>
           </w:tcPr>
           <w:p>
             <w:pPr>
@@ -8611,8 +8631,8 @@
         <w:tblLook w:firstColumn="1" w:firstRow="1" w:lastColumn="0" w:lastRow="0" w:noHBand="0" w:noVBand="1" w:val="04A0"/>
       </w:tblPr>
       <w:tblGrid>
-        <w:gridCol w:w="1444"/>
-        <w:gridCol w:w="8422"/>
+        <w:gridCol w:w="1411"/>
+        <w:gridCol w:w="8455"/>
       </w:tblGrid>
       <w:tr>
         <w:trPr>
@@ -8621,7 +8641,7 @@
         </w:trPr>
         <w:tc>
           <w:tcPr>
-            <w:tcW w:type="dxa" w:w="1444"/>
+            <w:tcW w:type="dxa" w:w="1411"/>
             <w:shd w:val="clear" w:color="auto" w:fill="E8E8F4"/>
           </w:tcPr>
           <w:p>
@@ -8643,7 +8663,7 @@
         </w:tc>
         <w:tc>
           <w:tcPr>
-            <w:tcW w:type="dxa" w:w="8422"/>
+            <w:tcW w:type="dxa" w:w="8455"/>
             <w:shd w:val="clear" w:color="auto" w:fill="E8E8F4"/>
           </w:tcPr>
           <w:p>
@@ -8670,7 +8690,7 @@
         </w:trPr>
         <w:tc>
           <w:tcPr>
-            <w:tcW w:type="dxa" w:w="1444"/>
+            <w:tcW w:type="dxa" w:w="1411"/>
           </w:tcPr>
           <w:p>
             <w:pPr>
@@ -8689,7 +8709,7 @@
         </w:tc>
         <w:tc>
           <w:tcPr>
-            <w:tcW w:type="dxa" w:w="8422"/>
+            <w:tcW w:type="dxa" w:w="8455"/>
           </w:tcPr>
           <w:p>
             <w:pPr>
@@ -8725,7 +8745,7 @@
         </w:trPr>
         <w:tc>
           <w:tcPr>
-            <w:tcW w:type="dxa" w:w="1444"/>
+            <w:tcW w:type="dxa" w:w="1411"/>
             <w:shd w:val="clear" w:color="auto" w:fill="F8F8FC"/>
           </w:tcPr>
           <w:p>
@@ -8745,7 +8765,7 @@
         </w:tc>
         <w:tc>
           <w:tcPr>
-            <w:tcW w:type="dxa" w:w="8422"/>
+            <w:tcW w:type="dxa" w:w="8455"/>
             <w:shd w:val="clear" w:color="auto" w:fill="F8F8FC"/>
           </w:tcPr>
           <w:p>
@@ -8782,7 +8802,7 @@
         </w:trPr>
         <w:tc>
           <w:tcPr>
-            <w:tcW w:type="dxa" w:w="1444"/>
+            <w:tcW w:type="dxa" w:w="1411"/>
           </w:tcPr>
           <w:p>
             <w:pPr>
@@ -8801,7 +8821,7 @@
         </w:tc>
         <w:tc>
           <w:tcPr>
-            <w:tcW w:type="dxa" w:w="8422"/>
+            <w:tcW w:type="dxa" w:w="8455"/>
           </w:tcPr>
           <w:p>
             <w:pPr>
@@ -8837,7 +8857,7 @@
         </w:trPr>
         <w:tc>
           <w:tcPr>
-            <w:tcW w:type="dxa" w:w="1444"/>
+            <w:tcW w:type="dxa" w:w="1411"/>
             <w:shd w:val="clear" w:color="auto" w:fill="F8F8FC"/>
           </w:tcPr>
           <w:p>
@@ -8857,7 +8877,7 @@
         </w:tc>
         <w:tc>
           <w:tcPr>
-            <w:tcW w:type="dxa" w:w="8422"/>
+            <w:tcW w:type="dxa" w:w="8455"/>
             <w:shd w:val="clear" w:color="auto" w:fill="F8F8FC"/>
           </w:tcPr>
           <w:p>
@@ -8894,7 +8914,7 @@
         </w:trPr>
         <w:tc>
           <w:tcPr>
-            <w:tcW w:type="dxa" w:w="1444"/>
+            <w:tcW w:type="dxa" w:w="1411"/>
           </w:tcPr>
           <w:p>
             <w:pPr>
@@ -8913,7 +8933,7 @@
         </w:tc>
         <w:tc>
           <w:tcPr>
-            <w:tcW w:type="dxa" w:w="8422"/>
+            <w:tcW w:type="dxa" w:w="8455"/>
           </w:tcPr>
           <w:p>
             <w:pPr>
@@ -8937,7 +8957,7 @@
         </w:trPr>
         <w:tc>
           <w:tcPr>
-            <w:tcW w:type="dxa" w:w="1444"/>
+            <w:tcW w:type="dxa" w:w="1411"/>
             <w:shd w:val="clear" w:color="auto" w:fill="F8F8FC"/>
           </w:tcPr>
           <w:p>
@@ -8957,7 +8977,7 @@
         </w:tc>
         <w:tc>
           <w:tcPr>
-            <w:tcW w:type="dxa" w:w="8422"/>
+            <w:tcW w:type="dxa" w:w="8455"/>
             <w:shd w:val="clear" w:color="auto" w:fill="F8F8FC"/>
           </w:tcPr>
           <w:p>
@@ -8982,7 +9002,7 @@
         </w:trPr>
         <w:tc>
           <w:tcPr>
-            <w:tcW w:type="dxa" w:w="1444"/>
+            <w:tcW w:type="dxa" w:w="1411"/>
           </w:tcPr>
           <w:p>
             <w:pPr>
@@ -9001,7 +9021,7 @@
         </w:tc>
         <w:tc>
           <w:tcPr>
-            <w:tcW w:type="dxa" w:w="8422"/>
+            <w:tcW w:type="dxa" w:w="8455"/>
           </w:tcPr>
           <w:p>
             <w:pPr>
@@ -9037,7 +9057,7 @@
         </w:trPr>
         <w:tc>
           <w:tcPr>
-            <w:tcW w:type="dxa" w:w="1444"/>
+            <w:tcW w:type="dxa" w:w="1411"/>
             <w:shd w:val="clear" w:color="auto" w:fill="F8F8FC"/>
           </w:tcPr>
           <w:p>
@@ -9057,7 +9077,7 @@
         </w:tc>
         <w:tc>
           <w:tcPr>
-            <w:tcW w:type="dxa" w:w="8422"/>
+            <w:tcW w:type="dxa" w:w="8455"/>
             <w:shd w:val="clear" w:color="auto" w:fill="F8F8FC"/>
           </w:tcPr>
           <w:p>
@@ -9094,7 +9114,7 @@
         </w:trPr>
         <w:tc>
           <w:tcPr>
-            <w:tcW w:type="dxa" w:w="1444"/>
+            <w:tcW w:type="dxa" w:w="1411"/>
           </w:tcPr>
           <w:p>
             <w:pPr>
@@ -9113,7 +9133,7 @@
         </w:tc>
         <w:tc>
           <w:tcPr>
-            <w:tcW w:type="dxa" w:w="8422"/>
+            <w:tcW w:type="dxa" w:w="8455"/>
           </w:tcPr>
           <w:p>
             <w:pPr>
@@ -9149,7 +9169,7 @@
         </w:trPr>
         <w:tc>
           <w:tcPr>
-            <w:tcW w:type="dxa" w:w="1444"/>
+            <w:tcW w:type="dxa" w:w="1411"/>
             <w:shd w:val="clear" w:color="auto" w:fill="F8F8FC"/>
           </w:tcPr>
           <w:p>
@@ -9169,7 +9189,7 @@
         </w:tc>
         <w:tc>
           <w:tcPr>
-            <w:tcW w:type="dxa" w:w="8422"/>
+            <w:tcW w:type="dxa" w:w="8455"/>
             <w:shd w:val="clear" w:color="auto" w:fill="F8F8FC"/>
           </w:tcPr>
           <w:p>
@@ -9206,7 +9226,7 @@
         </w:trPr>
         <w:tc>
           <w:tcPr>
-            <w:tcW w:type="dxa" w:w="1444"/>
+            <w:tcW w:type="dxa" w:w="1411"/>
           </w:tcPr>
           <w:p>
             <w:pPr>
@@ -9225,7 +9245,7 @@
         </w:tc>
         <w:tc>
           <w:tcPr>
-            <w:tcW w:type="dxa" w:w="8422"/>
+            <w:tcW w:type="dxa" w:w="8455"/>
           </w:tcPr>
           <w:p>
             <w:pPr>
@@ -9261,7 +9281,7 @@
         </w:trPr>
         <w:tc>
           <w:tcPr>
-            <w:tcW w:type="dxa" w:w="1444"/>
+            <w:tcW w:type="dxa" w:w="1411"/>
             <w:shd w:val="clear" w:color="auto" w:fill="F8F8FC"/>
           </w:tcPr>
           <w:p>
@@ -9281,7 +9301,7 @@
         </w:tc>
         <w:tc>
           <w:tcPr>
-            <w:tcW w:type="dxa" w:w="8422"/>
+            <w:tcW w:type="dxa" w:w="8455"/>
             <w:shd w:val="clear" w:color="auto" w:fill="F8F8FC"/>
           </w:tcPr>
           <w:p>
@@ -10578,7 +10598,7 @@
                 <w:sz w:val="17"/>
                 <w:szCs w:val="17"/>
               </w:rPr>
-              <w:t xml:space="preserve">(A) Rewards build up as points until the withdrawal opening date, which we'll announce. (B) After the notice, you claim them to your wallet as described there. (당일 확인 — 하나만)</w:t>
+              <w:t xml:space="preserve">Rewards: (A) they build up as points until the withdrawal opening date, which we'll announce, or (B) after the notice, you claim them to your wallet as described there (당일 확인 — 하나만). WLBN itself can be swapped with RLUSD in an AMM pool on the XRP Ledger's built-in DEX; we don't comment on price.</w:t>
             </w:r>
           </w:p>
         </w:tc>
@@ -10623,7 +10643,7 @@
                 <w:sz w:val="17"/>
                 <w:szCs w:val="17"/>
               </w:rPr>
-              <w:t xml:space="preserve">There is no date. We follow the milestone gates in the whitepaper and make no promise on timing or price.</w:t>
+              <w:t xml:space="preserve">There is no date for exchange listings. What's open now is a WLBN/RLUSD AMM pool on the XRP Ledger's built-in DEX. We follow the milestone gates in the whitepaper and make no promise on timing or price. Genuine WLBN comes from the issuer rDJz8WJhsKgydqJzSZXMpsJot3eRmSkR5.</w:t>
             </w:r>
           </w:p>
         </w:tc>
@@ -12313,7 +12333,7 @@
         <w:sz w:val="15"/>
         <w:szCs w:val="15"/>
       </w:rPr>
-      <w:t xml:space="preserve">wellbian 내부 · XRP SEOUL 2026 부스 현장 Q&amp;A 시나리오 · 2026-10-01 · 내부 응대용 · 밖으로 돌리지 않는다</w:t>
+      <w:t xml:space="preserve">wellbian 내부 · XRP SEOUL 2026 부스 현장 Q&amp;A 시나리오 · 2026-10-02 · 내부 응대용 · 밖으로 돌리지 않는다</w:t>
     </w:r>
   </w:p>
 </w:hdr>
